--- a/Диплом.docx
+++ b/Диплом.docx
@@ -162,8 +162,6 @@
       <w:sdtPr>
         <w:rPr>
           <w:rFonts w:asciiTheme="majorHAnsi" w:eastAsiaTheme="majorEastAsia" w:hAnsiTheme="majorHAnsi" w:cstheme="majorBidi"/>
-          <w:b w:val="0"/>
-          <w:bCs w:val="0"/>
           <w:noProof w:val="0"/>
           <w:color w:val="000000" w:themeColor="text1"/>
           <w:kern w:val="0"/>
@@ -178,15 +176,22 @@
           <w:docPartUnique/>
         </w:docPartObj>
       </w:sdtPr>
+      <w:sdtEndPr>
+        <w:rPr>
+          <w:b w:val="0"/>
+          <w:bCs w:val="0"/>
+        </w:rPr>
+      </w:sdtEndPr>
       <w:sdtContent>
         <w:p>
           <w:pPr>
             <w:pStyle w:val="11"/>
-            <w:spacing w:after="0" w:line="360" w:lineRule="auto"/>
             <w:rPr>
-              <w:rFonts w:eastAsiaTheme="minorEastAsia"/>
+              <w:rFonts w:asciiTheme="minorHAnsi" w:eastAsiaTheme="minorEastAsia" w:hAnsiTheme="minorHAnsi" w:cstheme="minorBidi"/>
               <w:b w:val="0"/>
               <w:bCs w:val="0"/>
+              <w:sz w:val="24"/>
+              <w:szCs w:val="24"/>
               <w:lang w:eastAsia="ru-RU"/>
             </w:rPr>
           </w:pPr>
@@ -210,64 +215,50 @@
             </w:rPr>
             <w:fldChar w:fldCharType="separate"/>
           </w:r>
-          <w:hyperlink w:anchor="_Toc221806532" w:history="1">
+          <w:hyperlink w:anchor="_Toc223382063" w:history="1">
             <w:r>
               <w:rPr>
-                <w:rStyle w:val="af2"/>
+                <w:rStyle w:val="af4"/>
               </w:rPr>
-              <w:t>ВВЕДЕНИЕ</w:t>
+              <w:t>СПИСОК ТЕРМИНОВ И СОКРАЩЕНИЙ</w:t>
             </w:r>
             <w:r>
               <w:rPr>
-                <w:b w:val="0"/>
-                <w:bCs w:val="0"/>
                 <w:webHidden/>
               </w:rPr>
               <w:tab/>
             </w:r>
             <w:r>
               <w:rPr>
-                <w:b w:val="0"/>
-                <w:bCs w:val="0"/>
                 <w:webHidden/>
               </w:rPr>
               <w:fldChar w:fldCharType="begin"/>
             </w:r>
             <w:r>
               <w:rPr>
-                <w:b w:val="0"/>
-                <w:bCs w:val="0"/>
                 <w:webHidden/>
               </w:rPr>
-              <w:instrText xml:space="preserve"> PAGEREF _Toc221806532 \h </w:instrText>
+              <w:instrText xml:space="preserve"> PAGEREF _Toc223382063 \h </w:instrText>
             </w:r>
             <w:r>
               <w:rPr>
-                <w:b w:val="0"/>
-                <w:bCs w:val="0"/>
                 <w:webHidden/>
               </w:rPr>
             </w:r>
             <w:r>
               <w:rPr>
-                <w:b w:val="0"/>
-                <w:bCs w:val="0"/>
                 <w:webHidden/>
               </w:rPr>
               <w:fldChar w:fldCharType="separate"/>
             </w:r>
             <w:r>
               <w:rPr>
-                <w:b w:val="0"/>
-                <w:bCs w:val="0"/>
                 <w:webHidden/>
               </w:rPr>
               <w:t>3</w:t>
             </w:r>
             <w:r>
               <w:rPr>
-                <w:b w:val="0"/>
-                <w:bCs w:val="0"/>
                 <w:webHidden/>
               </w:rPr>
               <w:fldChar w:fldCharType="end"/>
@@ -277,82 +268,59 @@
         <w:p>
           <w:pPr>
             <w:pStyle w:val="11"/>
-            <w:spacing w:after="0" w:line="360" w:lineRule="auto"/>
             <w:rPr>
-              <w:rFonts w:eastAsiaTheme="minorEastAsia"/>
+              <w:rFonts w:asciiTheme="minorHAnsi" w:eastAsiaTheme="minorEastAsia" w:hAnsiTheme="minorHAnsi" w:cstheme="minorBidi"/>
+              <w:b w:val="0"/>
+              <w:bCs w:val="0"/>
+              <w:sz w:val="24"/>
+              <w:szCs w:val="24"/>
               <w:lang w:eastAsia="ru-RU"/>
             </w:rPr>
           </w:pPr>
-          <w:hyperlink w:anchor="_Toc221806533" w:history="1">
+          <w:hyperlink w:anchor="_Toc223382064" w:history="1">
             <w:r>
               <w:rPr>
-                <w:rStyle w:val="af2"/>
+                <w:rStyle w:val="af4"/>
               </w:rPr>
-              <w:t xml:space="preserve">1. </w:t>
+              <w:t>ВВЕДЕНИЕ</w:t>
             </w:r>
             <w:r>
               <w:rPr>
-                <w:rStyle w:val="af2"/>
-              </w:rPr>
-              <w:t xml:space="preserve">    </w:t>
-            </w:r>
-            <w:r>
-              <w:rPr>
-                <w:rStyle w:val="af2"/>
-              </w:rPr>
-              <w:t>ТЕХНОЛОГИИ СОЗДАНИЯ ИНТЕРНЕТ-МАГАЗИНА</w:t>
-            </w:r>
-            <w:r>
-              <w:rPr>
-                <w:b w:val="0"/>
-                <w:bCs w:val="0"/>
                 <w:webHidden/>
               </w:rPr>
               <w:tab/>
             </w:r>
             <w:r>
               <w:rPr>
-                <w:b w:val="0"/>
-                <w:bCs w:val="0"/>
                 <w:webHidden/>
               </w:rPr>
               <w:fldChar w:fldCharType="begin"/>
             </w:r>
             <w:r>
               <w:rPr>
-                <w:b w:val="0"/>
-                <w:bCs w:val="0"/>
                 <w:webHidden/>
               </w:rPr>
-              <w:instrText xml:space="preserve"> PAGEREF _Toc221806533 \h </w:instrText>
+              <w:instrText xml:space="preserve"> PAGEREF _Toc223382064 \h </w:instrText>
             </w:r>
             <w:r>
               <w:rPr>
-                <w:b w:val="0"/>
-                <w:bCs w:val="0"/>
                 <w:webHidden/>
               </w:rPr>
             </w:r>
             <w:r>
               <w:rPr>
-                <w:b w:val="0"/>
-                <w:bCs w:val="0"/>
                 <w:webHidden/>
               </w:rPr>
               <w:fldChar w:fldCharType="separate"/>
             </w:r>
             <w:r>
               <w:rPr>
-                <w:b w:val="0"/>
-                <w:bCs w:val="0"/>
                 <w:webHidden/>
               </w:rPr>
-              <w:t>5</w:t>
+              <w:t>4</w:t>
             </w:r>
             <w:r>
               <w:rPr>
-                <w:b w:val="0"/>
-                <w:bCs w:val="0"/>
                 <w:webHidden/>
               </w:rPr>
               <w:fldChar w:fldCharType="end"/>
@@ -362,98 +330,59 @@
         <w:p>
           <w:pPr>
             <w:pStyle w:val="11"/>
-            <w:spacing w:after="0" w:line="360" w:lineRule="auto"/>
             <w:rPr>
-              <w:rFonts w:eastAsiaTheme="minorEastAsia"/>
+              <w:rFonts w:asciiTheme="minorHAnsi" w:eastAsiaTheme="minorEastAsia" w:hAnsiTheme="minorHAnsi" w:cstheme="minorBidi"/>
               <w:b w:val="0"/>
               <w:bCs w:val="0"/>
+              <w:sz w:val="24"/>
+              <w:szCs w:val="24"/>
               <w:lang w:eastAsia="ru-RU"/>
             </w:rPr>
           </w:pPr>
-          <w:hyperlink w:anchor="_Toc221806534" w:history="1">
+          <w:hyperlink w:anchor="_Toc223382065" w:history="1">
             <w:r>
               <w:rPr>
-                <w:rStyle w:val="af2"/>
-                <w:b w:val="0"/>
-                <w:bCs w:val="0"/>
+                <w:rStyle w:val="af4"/>
               </w:rPr>
-              <w:t xml:space="preserve">   1.1</w:t>
+              <w:t>1. ТЕХНОЛОГИИ СОЗДАНИЯ ИНТЕРНЕТ-МАГАЗИНА</w:t>
             </w:r>
             <w:r>
               <w:rPr>
-                <w:rStyle w:val="af2"/>
-                <w:b w:val="0"/>
-                <w:bCs w:val="0"/>
-              </w:rPr>
-              <w:t xml:space="preserve"> </w:t>
-            </w:r>
-            <w:r>
-              <w:rPr>
-                <w:rStyle w:val="af2"/>
-                <w:b w:val="0"/>
-                <w:bCs w:val="0"/>
-              </w:rPr>
-              <w:t xml:space="preserve">    </w:t>
-            </w:r>
-            <w:r>
-              <w:rPr>
-                <w:rStyle w:val="af2"/>
-                <w:b w:val="0"/>
-                <w:bCs w:val="0"/>
-              </w:rPr>
-              <w:t>Клиентская часть</w:t>
-            </w:r>
-            <w:r>
-              <w:rPr>
-                <w:b w:val="0"/>
-                <w:bCs w:val="0"/>
                 <w:webHidden/>
               </w:rPr>
               <w:tab/>
             </w:r>
             <w:r>
               <w:rPr>
-                <w:b w:val="0"/>
-                <w:bCs w:val="0"/>
                 <w:webHidden/>
               </w:rPr>
               <w:fldChar w:fldCharType="begin"/>
             </w:r>
             <w:r>
               <w:rPr>
-                <w:b w:val="0"/>
-                <w:bCs w:val="0"/>
                 <w:webHidden/>
               </w:rPr>
-              <w:instrText xml:space="preserve"> PAGEREF _Toc221806534 \h </w:instrText>
+              <w:instrText xml:space="preserve"> PAGEREF _Toc223382065 \h </w:instrText>
             </w:r>
             <w:r>
               <w:rPr>
-                <w:b w:val="0"/>
-                <w:bCs w:val="0"/>
                 <w:webHidden/>
               </w:rPr>
             </w:r>
             <w:r>
               <w:rPr>
-                <w:b w:val="0"/>
-                <w:bCs w:val="0"/>
                 <w:webHidden/>
               </w:rPr>
               <w:fldChar w:fldCharType="separate"/>
             </w:r>
             <w:r>
               <w:rPr>
-                <w:b w:val="0"/>
-                <w:bCs w:val="0"/>
                 <w:webHidden/>
               </w:rPr>
               <w:t>6</w:t>
             </w:r>
             <w:r>
               <w:rPr>
-                <w:b w:val="0"/>
-                <w:bCs w:val="0"/>
                 <w:webHidden/>
               </w:rPr>
               <w:fldChar w:fldCharType="end"/>
@@ -463,98 +392,59 @@
         <w:p>
           <w:pPr>
             <w:pStyle w:val="11"/>
-            <w:spacing w:after="0" w:line="360" w:lineRule="auto"/>
             <w:rPr>
-              <w:rFonts w:eastAsiaTheme="minorEastAsia"/>
+              <w:rFonts w:asciiTheme="minorHAnsi" w:eastAsiaTheme="minorEastAsia" w:hAnsiTheme="minorHAnsi" w:cstheme="minorBidi"/>
               <w:b w:val="0"/>
               <w:bCs w:val="0"/>
+              <w:sz w:val="24"/>
+              <w:szCs w:val="24"/>
               <w:lang w:eastAsia="ru-RU"/>
             </w:rPr>
           </w:pPr>
-          <w:hyperlink w:anchor="_Toc221806535" w:history="1">
+          <w:hyperlink w:anchor="_Toc223382066" w:history="1">
             <w:r>
               <w:rPr>
-                <w:rStyle w:val="af2"/>
-                <w:b w:val="0"/>
-                <w:bCs w:val="0"/>
+                <w:rStyle w:val="af4"/>
               </w:rPr>
-              <w:t xml:space="preserve">   1</w:t>
+              <w:t>1.1 Клиентская часть</w:t>
             </w:r>
             <w:r>
               <w:rPr>
-                <w:rStyle w:val="af2"/>
-                <w:b w:val="0"/>
-                <w:bCs w:val="0"/>
-              </w:rPr>
-              <w:t>.2</w:t>
-            </w:r>
-            <w:r>
-              <w:rPr>
-                <w:rStyle w:val="af2"/>
-                <w:b w:val="0"/>
-                <w:bCs w:val="0"/>
-              </w:rPr>
-              <w:t xml:space="preserve">    </w:t>
-            </w:r>
-            <w:r>
-              <w:rPr>
-                <w:rStyle w:val="af2"/>
-                <w:b w:val="0"/>
-                <w:bCs w:val="0"/>
-              </w:rPr>
-              <w:t xml:space="preserve"> Серверная часть</w:t>
-            </w:r>
-            <w:r>
-              <w:rPr>
-                <w:b w:val="0"/>
-                <w:bCs w:val="0"/>
                 <w:webHidden/>
               </w:rPr>
               <w:tab/>
             </w:r>
             <w:r>
               <w:rPr>
-                <w:b w:val="0"/>
-                <w:bCs w:val="0"/>
                 <w:webHidden/>
               </w:rPr>
               <w:fldChar w:fldCharType="begin"/>
             </w:r>
             <w:r>
               <w:rPr>
-                <w:b w:val="0"/>
-                <w:bCs w:val="0"/>
                 <w:webHidden/>
               </w:rPr>
-              <w:instrText xml:space="preserve"> PAGEREF _Toc221806535 \h </w:instrText>
+              <w:instrText xml:space="preserve"> PAGEREF _Toc223382066 \h </w:instrText>
             </w:r>
             <w:r>
               <w:rPr>
-                <w:b w:val="0"/>
-                <w:bCs w:val="0"/>
                 <w:webHidden/>
               </w:rPr>
             </w:r>
             <w:r>
               <w:rPr>
-                <w:b w:val="0"/>
-                <w:bCs w:val="0"/>
                 <w:webHidden/>
               </w:rPr>
               <w:fldChar w:fldCharType="separate"/>
             </w:r>
             <w:r>
               <w:rPr>
-                <w:b w:val="0"/>
-                <w:bCs w:val="0"/>
                 <w:webHidden/>
               </w:rPr>
-              <w:t>10</w:t>
+              <w:t>7</w:t>
             </w:r>
             <w:r>
               <w:rPr>
-                <w:b w:val="0"/>
-                <w:bCs w:val="0"/>
                 <w:webHidden/>
               </w:rPr>
               <w:fldChar w:fldCharType="end"/>
@@ -564,98 +454,59 @@
         <w:p>
           <w:pPr>
             <w:pStyle w:val="11"/>
-            <w:spacing w:after="0" w:line="360" w:lineRule="auto"/>
             <w:rPr>
-              <w:rFonts w:eastAsiaTheme="minorEastAsia"/>
+              <w:rFonts w:asciiTheme="minorHAnsi" w:eastAsiaTheme="minorEastAsia" w:hAnsiTheme="minorHAnsi" w:cstheme="minorBidi"/>
               <w:b w:val="0"/>
               <w:bCs w:val="0"/>
+              <w:sz w:val="24"/>
+              <w:szCs w:val="24"/>
               <w:lang w:eastAsia="ru-RU"/>
             </w:rPr>
           </w:pPr>
-          <w:hyperlink w:anchor="_Toc221806536" w:history="1">
+          <w:hyperlink w:anchor="_Toc223382067" w:history="1">
             <w:r>
               <w:rPr>
-                <w:rStyle w:val="af2"/>
-                <w:b w:val="0"/>
-                <w:bCs w:val="0"/>
+                <w:rStyle w:val="af4"/>
               </w:rPr>
-              <w:t xml:space="preserve">   1</w:t>
+              <w:t>1.2 Серверная часть</w:t>
             </w:r>
             <w:r>
               <w:rPr>
-                <w:rStyle w:val="af2"/>
-                <w:b w:val="0"/>
-                <w:bCs w:val="0"/>
-              </w:rPr>
-              <w:t>.3</w:t>
-            </w:r>
-            <w:r>
-              <w:rPr>
-                <w:rStyle w:val="af2"/>
-                <w:b w:val="0"/>
-                <w:bCs w:val="0"/>
-              </w:rPr>
-              <w:t xml:space="preserve">    </w:t>
-            </w:r>
-            <w:r>
-              <w:rPr>
-                <w:rStyle w:val="af2"/>
-                <w:b w:val="0"/>
-                <w:bCs w:val="0"/>
-              </w:rPr>
-              <w:t xml:space="preserve"> База данных</w:t>
-            </w:r>
-            <w:r>
-              <w:rPr>
-                <w:b w:val="0"/>
-                <w:bCs w:val="0"/>
                 <w:webHidden/>
               </w:rPr>
               <w:tab/>
             </w:r>
             <w:r>
               <w:rPr>
-                <w:b w:val="0"/>
-                <w:bCs w:val="0"/>
                 <w:webHidden/>
               </w:rPr>
               <w:fldChar w:fldCharType="begin"/>
             </w:r>
             <w:r>
               <w:rPr>
-                <w:b w:val="0"/>
-                <w:bCs w:val="0"/>
                 <w:webHidden/>
               </w:rPr>
-              <w:instrText xml:space="preserve"> PAGEREF _Toc221806536 \h </w:instrText>
+              <w:instrText xml:space="preserve"> PAGEREF _Toc223382067 \h </w:instrText>
             </w:r>
             <w:r>
               <w:rPr>
-                <w:b w:val="0"/>
-                <w:bCs w:val="0"/>
                 <w:webHidden/>
               </w:rPr>
             </w:r>
             <w:r>
               <w:rPr>
-                <w:b w:val="0"/>
-                <w:bCs w:val="0"/>
                 <w:webHidden/>
               </w:rPr>
               <w:fldChar w:fldCharType="separate"/>
             </w:r>
             <w:r>
               <w:rPr>
-                <w:b w:val="0"/>
-                <w:bCs w:val="0"/>
                 <w:webHidden/>
               </w:rPr>
-              <w:t>14</w:t>
+              <w:t>11</w:t>
             </w:r>
             <w:r>
               <w:rPr>
-                <w:b w:val="0"/>
-                <w:bCs w:val="0"/>
                 <w:webHidden/>
               </w:rPr>
               <w:fldChar w:fldCharType="end"/>
@@ -665,96 +516,59 @@
         <w:p>
           <w:pPr>
             <w:pStyle w:val="11"/>
-            <w:spacing w:after="0" w:line="360" w:lineRule="auto"/>
             <w:rPr>
-              <w:rFonts w:eastAsiaTheme="minorEastAsia"/>
+              <w:rFonts w:asciiTheme="minorHAnsi" w:eastAsiaTheme="minorEastAsia" w:hAnsiTheme="minorHAnsi" w:cstheme="minorBidi"/>
+              <w:b w:val="0"/>
+              <w:bCs w:val="0"/>
+              <w:sz w:val="24"/>
+              <w:szCs w:val="24"/>
               <w:lang w:eastAsia="ru-RU"/>
             </w:rPr>
           </w:pPr>
-          <w:hyperlink w:anchor="_Toc221806537" w:history="1">
+          <w:hyperlink w:anchor="_Toc223382068" w:history="1">
             <w:r>
               <w:rPr>
-                <w:rStyle w:val="af2"/>
-                <w:b w:val="0"/>
-                <w:bCs w:val="0"/>
+                <w:rStyle w:val="af4"/>
               </w:rPr>
-              <w:t xml:space="preserve">   1.</w:t>
+              <w:t>1.3 База данных</w:t>
             </w:r>
             <w:r>
               <w:rPr>
-                <w:rStyle w:val="af2"/>
-                <w:b w:val="0"/>
-                <w:bCs w:val="0"/>
-              </w:rPr>
-              <w:t>4</w:t>
-            </w:r>
-            <w:r>
-              <w:rPr>
-                <w:rStyle w:val="af2"/>
-                <w:b w:val="0"/>
-                <w:bCs w:val="0"/>
-              </w:rPr>
-              <w:t xml:space="preserve">    </w:t>
-            </w:r>
-            <w:r>
-              <w:rPr>
-                <w:rStyle w:val="af2"/>
-                <w:b w:val="0"/>
-                <w:bCs w:val="0"/>
-              </w:rPr>
-              <w:t xml:space="preserve"> Программные средства для разработки</w:t>
-            </w:r>
-            <w:r>
-              <w:rPr>
-                <w:b w:val="0"/>
-                <w:bCs w:val="0"/>
                 <w:webHidden/>
               </w:rPr>
               <w:tab/>
             </w:r>
             <w:r>
               <w:rPr>
-                <w:b w:val="0"/>
-                <w:bCs w:val="0"/>
                 <w:webHidden/>
               </w:rPr>
               <w:fldChar w:fldCharType="begin"/>
             </w:r>
             <w:r>
               <w:rPr>
-                <w:b w:val="0"/>
-                <w:bCs w:val="0"/>
                 <w:webHidden/>
               </w:rPr>
-              <w:instrText xml:space="preserve"> PAGEREF _Toc221806537 \h </w:instrText>
+              <w:instrText xml:space="preserve"> PAGEREF _Toc223382068 \h </w:instrText>
             </w:r>
             <w:r>
               <w:rPr>
-                <w:b w:val="0"/>
-                <w:bCs w:val="0"/>
                 <w:webHidden/>
               </w:rPr>
             </w:r>
             <w:r>
               <w:rPr>
-                <w:b w:val="0"/>
-                <w:bCs w:val="0"/>
                 <w:webHidden/>
               </w:rPr>
               <w:fldChar w:fldCharType="separate"/>
             </w:r>
             <w:r>
               <w:rPr>
-                <w:b w:val="0"/>
-                <w:bCs w:val="0"/>
                 <w:webHidden/>
               </w:rPr>
-              <w:t>18</w:t>
+              <w:t>15</w:t>
             </w:r>
             <w:r>
               <w:rPr>
-                <w:b w:val="0"/>
-                <w:bCs w:val="0"/>
                 <w:webHidden/>
               </w:rPr>
               <w:fldChar w:fldCharType="end"/>
@@ -764,82 +578,59 @@
         <w:p>
           <w:pPr>
             <w:pStyle w:val="11"/>
-            <w:spacing w:after="0" w:line="360" w:lineRule="auto"/>
             <w:rPr>
-              <w:rFonts w:eastAsiaTheme="minorEastAsia"/>
+              <w:rFonts w:asciiTheme="minorHAnsi" w:eastAsiaTheme="minorEastAsia" w:hAnsiTheme="minorHAnsi" w:cstheme="minorBidi"/>
+              <w:b w:val="0"/>
+              <w:bCs w:val="0"/>
+              <w:sz w:val="24"/>
+              <w:szCs w:val="24"/>
               <w:lang w:eastAsia="ru-RU"/>
             </w:rPr>
           </w:pPr>
-          <w:hyperlink w:anchor="_Toc221806538" w:history="1">
+          <w:hyperlink w:anchor="_Toc223382069" w:history="1">
             <w:r>
               <w:rPr>
-                <w:rStyle w:val="af2"/>
+                <w:rStyle w:val="af4"/>
               </w:rPr>
-              <w:t>2.</w:t>
+              <w:t>1.4 Программные средства для разработки</w:t>
             </w:r>
             <w:r>
               <w:rPr>
-                <w:rStyle w:val="af2"/>
-              </w:rPr>
-              <w:t xml:space="preserve">    </w:t>
-            </w:r>
-            <w:r>
-              <w:rPr>
-                <w:rStyle w:val="af2"/>
-              </w:rPr>
-              <w:t xml:space="preserve"> РАЗРАБОТКА ИНТЕРНЕТ-МАГАЗИНА</w:t>
-            </w:r>
-            <w:r>
-              <w:rPr>
-                <w:b w:val="0"/>
-                <w:bCs w:val="0"/>
                 <w:webHidden/>
               </w:rPr>
               <w:tab/>
             </w:r>
             <w:r>
               <w:rPr>
-                <w:b w:val="0"/>
-                <w:bCs w:val="0"/>
                 <w:webHidden/>
               </w:rPr>
               <w:fldChar w:fldCharType="begin"/>
             </w:r>
             <w:r>
               <w:rPr>
-                <w:b w:val="0"/>
-                <w:bCs w:val="0"/>
                 <w:webHidden/>
               </w:rPr>
-              <w:instrText xml:space="preserve"> PAGEREF _Toc221806538 \h </w:instrText>
+              <w:instrText xml:space="preserve"> PAGEREF _Toc223382069 \h </w:instrText>
             </w:r>
             <w:r>
               <w:rPr>
-                <w:b w:val="0"/>
-                <w:bCs w:val="0"/>
                 <w:webHidden/>
               </w:rPr>
             </w:r>
             <w:r>
               <w:rPr>
-                <w:b w:val="0"/>
-                <w:bCs w:val="0"/>
                 <w:webHidden/>
               </w:rPr>
               <w:fldChar w:fldCharType="separate"/>
             </w:r>
             <w:r>
               <w:rPr>
-                <w:b w:val="0"/>
-                <w:bCs w:val="0"/>
                 <w:webHidden/>
               </w:rPr>
-              <w:t>23</w:t>
+              <w:t>19</w:t>
             </w:r>
             <w:r>
               <w:rPr>
-                <w:b w:val="0"/>
-                <w:bCs w:val="0"/>
                 <w:webHidden/>
               </w:rPr>
               <w:fldChar w:fldCharType="end"/>
@@ -849,76 +640,59 @@
         <w:p>
           <w:pPr>
             <w:pStyle w:val="11"/>
-            <w:spacing w:after="0" w:line="360" w:lineRule="auto"/>
             <w:rPr>
-              <w:rFonts w:eastAsiaTheme="minorEastAsia"/>
+              <w:rFonts w:asciiTheme="minorHAnsi" w:eastAsiaTheme="minorEastAsia" w:hAnsiTheme="minorHAnsi" w:cstheme="minorBidi"/>
+              <w:b w:val="0"/>
+              <w:bCs w:val="0"/>
+              <w:sz w:val="24"/>
+              <w:szCs w:val="24"/>
               <w:lang w:eastAsia="ru-RU"/>
             </w:rPr>
           </w:pPr>
-          <w:hyperlink w:anchor="_Toc221806539" w:history="1">
+          <w:hyperlink w:anchor="_Toc223382070" w:history="1">
             <w:r>
               <w:rPr>
-                <w:rStyle w:val="af2"/>
+                <w:rStyle w:val="af4"/>
               </w:rPr>
-              <w:t xml:space="preserve">   З</w:t>
+              <w:t>2. РАЗРАБОТКА ИНТЕРНЕТ-МАГАЗИНА</w:t>
             </w:r>
             <w:r>
               <w:rPr>
-                <w:rStyle w:val="af2"/>
-              </w:rPr>
-              <w:t>АКЛЮЧЕНИЕ</w:t>
-            </w:r>
-            <w:r>
-              <w:rPr>
-                <w:b w:val="0"/>
-                <w:bCs w:val="0"/>
                 <w:webHidden/>
               </w:rPr>
               <w:tab/>
             </w:r>
             <w:r>
               <w:rPr>
-                <w:b w:val="0"/>
-                <w:bCs w:val="0"/>
                 <w:webHidden/>
               </w:rPr>
               <w:fldChar w:fldCharType="begin"/>
             </w:r>
             <w:r>
               <w:rPr>
-                <w:b w:val="0"/>
-                <w:bCs w:val="0"/>
                 <w:webHidden/>
               </w:rPr>
-              <w:instrText xml:space="preserve"> PAGEREF _Toc221806539 \h </w:instrText>
+              <w:instrText xml:space="preserve"> PAGEREF _Toc223382070 \h </w:instrText>
             </w:r>
             <w:r>
               <w:rPr>
-                <w:b w:val="0"/>
-                <w:bCs w:val="0"/>
                 <w:webHidden/>
               </w:rPr>
             </w:r>
             <w:r>
               <w:rPr>
-                <w:b w:val="0"/>
-                <w:bCs w:val="0"/>
                 <w:webHidden/>
               </w:rPr>
               <w:fldChar w:fldCharType="separate"/>
             </w:r>
             <w:r>
               <w:rPr>
-                <w:b w:val="0"/>
-                <w:bCs w:val="0"/>
                 <w:webHidden/>
               </w:rPr>
               <w:t>24</w:t>
             </w:r>
             <w:r>
               <w:rPr>
-                <w:b w:val="0"/>
-                <w:bCs w:val="0"/>
                 <w:webHidden/>
               </w:rPr>
               <w:fldChar w:fldCharType="end"/>
@@ -928,70 +702,59 @@
         <w:p>
           <w:pPr>
             <w:pStyle w:val="11"/>
-            <w:spacing w:after="0" w:line="360" w:lineRule="auto"/>
             <w:rPr>
-              <w:rFonts w:eastAsiaTheme="minorEastAsia"/>
+              <w:rFonts w:asciiTheme="minorHAnsi" w:eastAsiaTheme="minorEastAsia" w:hAnsiTheme="minorHAnsi" w:cstheme="minorBidi"/>
+              <w:b w:val="0"/>
+              <w:bCs w:val="0"/>
+              <w:sz w:val="24"/>
+              <w:szCs w:val="24"/>
               <w:lang w:eastAsia="ru-RU"/>
             </w:rPr>
           </w:pPr>
-          <w:hyperlink w:anchor="_Toc221806540" w:history="1">
+          <w:hyperlink w:anchor="_Toc223382071" w:history="1">
             <w:r>
               <w:rPr>
-                <w:rStyle w:val="af2"/>
+                <w:rStyle w:val="af4"/>
               </w:rPr>
-              <w:t>СПИСОК ИСПОЛЬЗУЕМЫХ ИСТОЧНИКОВ</w:t>
+              <w:t>ЗАКЛЮЧЕНИЕ</w:t>
             </w:r>
             <w:r>
               <w:rPr>
-                <w:b w:val="0"/>
-                <w:bCs w:val="0"/>
                 <w:webHidden/>
               </w:rPr>
               <w:tab/>
             </w:r>
             <w:r>
               <w:rPr>
-                <w:b w:val="0"/>
-                <w:bCs w:val="0"/>
                 <w:webHidden/>
               </w:rPr>
               <w:fldChar w:fldCharType="begin"/>
             </w:r>
             <w:r>
               <w:rPr>
-                <w:b w:val="0"/>
-                <w:bCs w:val="0"/>
                 <w:webHidden/>
               </w:rPr>
-              <w:instrText xml:space="preserve"> PAGEREF _Toc221806540 \h </w:instrText>
+              <w:instrText xml:space="preserve"> PAGEREF _Toc223382071 \h </w:instrText>
             </w:r>
             <w:r>
               <w:rPr>
-                <w:b w:val="0"/>
-                <w:bCs w:val="0"/>
                 <w:webHidden/>
               </w:rPr>
             </w:r>
             <w:r>
               <w:rPr>
-                <w:b w:val="0"/>
-                <w:bCs w:val="0"/>
                 <w:webHidden/>
               </w:rPr>
               <w:fldChar w:fldCharType="separate"/>
             </w:r>
             <w:r>
               <w:rPr>
-                <w:b w:val="0"/>
-                <w:bCs w:val="0"/>
                 <w:webHidden/>
               </w:rPr>
               <w:t>25</w:t>
             </w:r>
             <w:r>
               <w:rPr>
-                <w:b w:val="0"/>
-                <w:bCs w:val="0"/>
                 <w:webHidden/>
               </w:rPr>
               <w:fldChar w:fldCharType="end"/>
@@ -1000,7 +763,69 @@
         </w:p>
         <w:p>
           <w:pPr>
-            <w:pStyle w:val="ad"/>
+            <w:pStyle w:val="11"/>
+            <w:rPr>
+              <w:rFonts w:asciiTheme="minorHAnsi" w:eastAsiaTheme="minorEastAsia" w:hAnsiTheme="minorHAnsi" w:cstheme="minorBidi"/>
+              <w:b w:val="0"/>
+              <w:bCs w:val="0"/>
+              <w:sz w:val="24"/>
+              <w:szCs w:val="24"/>
+              <w:lang w:eastAsia="ru-RU"/>
+            </w:rPr>
+          </w:pPr>
+          <w:hyperlink w:anchor="_Toc223382072" w:history="1">
+            <w:r>
+              <w:rPr>
+                <w:rStyle w:val="af4"/>
+              </w:rPr>
+              <w:t>СПИСОК ИСПОЛЬЗУЕМЫХ ИСТОЧНИКОВ</w:t>
+            </w:r>
+            <w:r>
+              <w:rPr>
+                <w:webHidden/>
+              </w:rPr>
+              <w:tab/>
+            </w:r>
+            <w:r>
+              <w:rPr>
+                <w:webHidden/>
+              </w:rPr>
+              <w:fldChar w:fldCharType="begin"/>
+            </w:r>
+            <w:r>
+              <w:rPr>
+                <w:webHidden/>
+              </w:rPr>
+              <w:instrText xml:space="preserve"> PAGEREF _Toc223382072 \h </w:instrText>
+            </w:r>
+            <w:r>
+              <w:rPr>
+                <w:webHidden/>
+              </w:rPr>
+            </w:r>
+            <w:r>
+              <w:rPr>
+                <w:webHidden/>
+              </w:rPr>
+              <w:fldChar w:fldCharType="separate"/>
+            </w:r>
+            <w:r>
+              <w:rPr>
+                <w:webHidden/>
+              </w:rPr>
+              <w:t>26</w:t>
+            </w:r>
+            <w:r>
+              <w:rPr>
+                <w:webHidden/>
+              </w:rPr>
+              <w:fldChar w:fldCharType="end"/>
+            </w:r>
+          </w:hyperlink>
+        </w:p>
+        <w:p>
+          <w:pPr>
+            <w:pStyle w:val="af"/>
             <w:tabs>
               <w:tab w:val="right" w:leader="dot" w:pos="9345"/>
             </w:tabs>
@@ -1051,7 +876,7 @@
       <w:pPr>
         <w:pStyle w:val="1"/>
         <w:spacing w:before="0" w:after="0" w:line="360" w:lineRule="auto"/>
-        <w:ind w:left="-567" w:firstLine="709"/>
+        <w:ind w:firstLine="709"/>
         <w:rPr>
           <w:rFonts w:ascii="Times New Roman" w:hAnsi="Times New Roman" w:cs="Times New Roman"/>
           <w:b/>
@@ -1061,7 +886,7 @@
           <w:szCs w:val="28"/>
         </w:rPr>
       </w:pPr>
-      <w:bookmarkStart w:id="0" w:name="_Toc221806532"/>
+      <w:bookmarkStart w:id="0" w:name="_Toc223382063"/>
       <w:r>
         <w:rPr>
           <w:rFonts w:ascii="Times New Roman" w:hAnsi="Times New Roman" w:cs="Times New Roman"/>
@@ -1072,9 +897,568 @@
           <w:szCs w:val="28"/>
         </w:rPr>
         <w:lastRenderedPageBreak/>
+        <w:t xml:space="preserve">СПИСОК </w:t>
+      </w:r>
+      <w:r>
+        <w:rPr>
+          <w:rFonts w:ascii="Times New Roman" w:hAnsi="Times New Roman" w:cs="Times New Roman"/>
+          <w:b/>
+          <w:bCs/>
+          <w:color w:val="000000" w:themeColor="text1"/>
+          <w:sz w:val="28"/>
+          <w:szCs w:val="28"/>
+        </w:rPr>
+        <w:t xml:space="preserve">ТЕРМИНОВ И </w:t>
+      </w:r>
+      <w:r>
+        <w:rPr>
+          <w:rFonts w:ascii="Times New Roman" w:hAnsi="Times New Roman" w:cs="Times New Roman"/>
+          <w:b/>
+          <w:bCs/>
+          <w:color w:val="000000" w:themeColor="text1"/>
+          <w:sz w:val="28"/>
+          <w:szCs w:val="28"/>
+        </w:rPr>
+        <w:t>СОКРАЩЕНИЙ</w:t>
+      </w:r>
+      <w:bookmarkEnd w:id="0"/>
+    </w:p>
+    <w:p>
+      <w:pPr>
+        <w:spacing w:after="0" w:line="360" w:lineRule="auto"/>
+        <w:ind w:firstLine="709"/>
+        <w:rPr>
+          <w:rFonts w:ascii="Times New Roman" w:hAnsi="Times New Roman" w:cs="Times New Roman"/>
+          <w:sz w:val="28"/>
+          <w:szCs w:val="28"/>
+        </w:rPr>
+      </w:pPr>
+      <w:r>
+        <w:rPr>
+          <w:rFonts w:ascii="Times New Roman" w:hAnsi="Times New Roman" w:cs="Times New Roman"/>
+          <w:sz w:val="28"/>
+          <w:szCs w:val="28"/>
+        </w:rPr>
+        <w:t>JavaScript — язык программирования для создания интерактивных элементов на веб-страницах.</w:t>
+      </w:r>
+    </w:p>
+    <w:p>
+      <w:pPr>
+        <w:spacing w:after="0" w:line="360" w:lineRule="auto"/>
+        <w:ind w:firstLine="709"/>
+        <w:rPr>
+          <w:rFonts w:ascii="Times New Roman" w:hAnsi="Times New Roman" w:cs="Times New Roman"/>
+          <w:sz w:val="28"/>
+          <w:szCs w:val="28"/>
+        </w:rPr>
+      </w:pPr>
+      <w:r>
+        <w:rPr>
+          <w:rFonts w:ascii="Times New Roman" w:hAnsi="Times New Roman" w:cs="Times New Roman"/>
+          <w:sz w:val="28"/>
+          <w:szCs w:val="28"/>
+        </w:rPr>
+        <w:t>AJAX — технология для обмена данными с сервером без перезагрузки страницы.</w:t>
+      </w:r>
+    </w:p>
+    <w:p>
+      <w:pPr>
+        <w:spacing w:after="0" w:line="360" w:lineRule="auto"/>
+        <w:ind w:firstLine="709"/>
+        <w:rPr>
+          <w:rFonts w:ascii="Times New Roman" w:hAnsi="Times New Roman" w:cs="Times New Roman"/>
+          <w:sz w:val="28"/>
+          <w:szCs w:val="28"/>
+        </w:rPr>
+      </w:pPr>
+      <w:r>
+        <w:rPr>
+          <w:rFonts w:ascii="Times New Roman" w:hAnsi="Times New Roman" w:cs="Times New Roman"/>
+          <w:sz w:val="28"/>
+          <w:szCs w:val="28"/>
+        </w:rPr>
+        <w:t>PHP — серверный язык программирования для разработки динамических веб-приложений.</w:t>
+      </w:r>
+    </w:p>
+    <w:p>
+      <w:pPr>
+        <w:spacing w:after="0" w:line="360" w:lineRule="auto"/>
+        <w:ind w:firstLine="709"/>
+        <w:rPr>
+          <w:rFonts w:ascii="Times New Roman" w:hAnsi="Times New Roman" w:cs="Times New Roman"/>
+          <w:sz w:val="28"/>
+          <w:szCs w:val="28"/>
+        </w:rPr>
+      </w:pPr>
+      <w:r>
+        <w:rPr>
+          <w:rFonts w:ascii="Times New Roman" w:hAnsi="Times New Roman" w:cs="Times New Roman"/>
+          <w:sz w:val="28"/>
+          <w:szCs w:val="28"/>
+        </w:rPr>
+        <w:t>SQL — язык запросов для управления базами данных.</w:t>
+      </w:r>
+    </w:p>
+    <w:p>
+      <w:pPr>
+        <w:spacing w:after="0" w:line="360" w:lineRule="auto"/>
+        <w:ind w:firstLine="709"/>
+        <w:rPr>
+          <w:rFonts w:ascii="Times New Roman" w:hAnsi="Times New Roman" w:cs="Times New Roman"/>
+          <w:sz w:val="28"/>
+          <w:szCs w:val="28"/>
+        </w:rPr>
+      </w:pPr>
+      <w:r>
+        <w:rPr>
+          <w:rFonts w:ascii="Times New Roman" w:hAnsi="Times New Roman" w:cs="Times New Roman"/>
+          <w:sz w:val="28"/>
+          <w:szCs w:val="28"/>
+        </w:rPr>
+        <w:t>MySQL — популярная система управления базами данных на базе SQL.</w:t>
+      </w:r>
+    </w:p>
+    <w:p>
+      <w:pPr>
+        <w:spacing w:after="0" w:line="360" w:lineRule="auto"/>
+        <w:ind w:firstLine="709"/>
+        <w:rPr>
+          <w:rFonts w:ascii="Times New Roman" w:hAnsi="Times New Roman" w:cs="Times New Roman"/>
+          <w:sz w:val="28"/>
+          <w:szCs w:val="28"/>
+        </w:rPr>
+      </w:pPr>
+      <w:r>
+        <w:rPr>
+          <w:rFonts w:ascii="Times New Roman" w:hAnsi="Times New Roman" w:cs="Times New Roman"/>
+          <w:sz w:val="28"/>
+          <w:szCs w:val="28"/>
+        </w:rPr>
+        <w:t>PDO — интерфейс PHP для безопасного взаимодействия с базами данных, предотвращающий SQL-инъекции.</w:t>
+      </w:r>
+    </w:p>
+    <w:p>
+      <w:pPr>
+        <w:spacing w:after="0" w:line="360" w:lineRule="auto"/>
+        <w:ind w:firstLine="709"/>
+        <w:rPr>
+          <w:rFonts w:ascii="Times New Roman" w:hAnsi="Times New Roman" w:cs="Times New Roman"/>
+          <w:sz w:val="28"/>
+          <w:szCs w:val="28"/>
+        </w:rPr>
+      </w:pPr>
+      <w:r>
+        <w:rPr>
+          <w:rFonts w:ascii="Times New Roman" w:hAnsi="Times New Roman" w:cs="Times New Roman"/>
+          <w:sz w:val="28"/>
+          <w:szCs w:val="28"/>
+        </w:rPr>
+        <w:t>SQL-инъекции — атаки, при которых злоумышленник внедряет вредоносный SQL-код в запросы.</w:t>
+      </w:r>
+    </w:p>
+    <w:p>
+      <w:pPr>
+        <w:spacing w:after="0" w:line="360" w:lineRule="auto"/>
+        <w:ind w:firstLine="709"/>
+        <w:rPr>
+          <w:rFonts w:ascii="Times New Roman" w:hAnsi="Times New Roman" w:cs="Times New Roman"/>
+          <w:sz w:val="28"/>
+          <w:szCs w:val="28"/>
+        </w:rPr>
+      </w:pPr>
+      <w:r>
+        <w:rPr>
+          <w:rFonts w:ascii="Times New Roman" w:hAnsi="Times New Roman" w:cs="Times New Roman"/>
+          <w:sz w:val="28"/>
+          <w:szCs w:val="28"/>
+        </w:rPr>
+        <w:t>XSS-атаки — атаки, при которых злоумышленники вставляют вредоносный скрипт в веб-страницы.</w:t>
+      </w:r>
+    </w:p>
+    <w:p>
+      <w:pPr>
+        <w:spacing w:after="0" w:line="360" w:lineRule="auto"/>
+        <w:ind w:firstLine="709"/>
+        <w:rPr>
+          <w:rFonts w:ascii="Times New Roman" w:hAnsi="Times New Roman" w:cs="Times New Roman"/>
+          <w:sz w:val="28"/>
+          <w:szCs w:val="28"/>
+        </w:rPr>
+      </w:pPr>
+      <w:r>
+        <w:rPr>
+          <w:rFonts w:ascii="Times New Roman" w:hAnsi="Times New Roman" w:cs="Times New Roman"/>
+          <w:sz w:val="28"/>
+          <w:szCs w:val="28"/>
+        </w:rPr>
+        <w:t>CSRF-атаки — атаки, когда злоумышленник заставляет пользователя выполнить нежелательные действия на сайте.</w:t>
+      </w:r>
+    </w:p>
+    <w:p>
+      <w:pPr>
+        <w:spacing w:after="0" w:line="360" w:lineRule="auto"/>
+        <w:ind w:firstLine="709"/>
+        <w:rPr>
+          <w:rFonts w:ascii="Times New Roman" w:hAnsi="Times New Roman" w:cs="Times New Roman"/>
+          <w:sz w:val="28"/>
+          <w:szCs w:val="28"/>
+        </w:rPr>
+      </w:pPr>
+      <w:proofErr w:type="spellStart"/>
+      <w:r>
+        <w:rPr>
+          <w:rFonts w:ascii="Times New Roman" w:hAnsi="Times New Roman" w:cs="Times New Roman"/>
+          <w:sz w:val="28"/>
+          <w:szCs w:val="28"/>
+        </w:rPr>
+        <w:t>phpMyAdmin</w:t>
+      </w:r>
+      <w:proofErr w:type="spellEnd"/>
+      <w:r>
+        <w:rPr>
+          <w:rFonts w:ascii="Times New Roman" w:hAnsi="Times New Roman" w:cs="Times New Roman"/>
+          <w:sz w:val="28"/>
+          <w:szCs w:val="28"/>
+        </w:rPr>
+        <w:t xml:space="preserve"> — веб-инструмент для управления базами данных MySQL через браузер.</w:t>
+      </w:r>
+    </w:p>
+    <w:p>
+      <w:pPr>
+        <w:spacing w:after="0" w:line="360" w:lineRule="auto"/>
+        <w:ind w:firstLine="709"/>
+        <w:rPr>
+          <w:rFonts w:ascii="Times New Roman" w:hAnsi="Times New Roman" w:cs="Times New Roman"/>
+          <w:sz w:val="28"/>
+          <w:szCs w:val="28"/>
+        </w:rPr>
+      </w:pPr>
+      <w:r>
+        <w:rPr>
+          <w:rFonts w:ascii="Times New Roman" w:hAnsi="Times New Roman" w:cs="Times New Roman"/>
+          <w:sz w:val="28"/>
+          <w:szCs w:val="28"/>
+        </w:rPr>
+        <w:t xml:space="preserve">Open Server </w:t>
+      </w:r>
+      <w:proofErr w:type="spellStart"/>
+      <w:r>
+        <w:rPr>
+          <w:rFonts w:ascii="Times New Roman" w:hAnsi="Times New Roman" w:cs="Times New Roman"/>
+          <w:sz w:val="28"/>
+          <w:szCs w:val="28"/>
+        </w:rPr>
+        <w:t>Panel</w:t>
+      </w:r>
+      <w:proofErr w:type="spellEnd"/>
+      <w:r>
+        <w:rPr>
+          <w:rFonts w:ascii="Times New Roman" w:hAnsi="Times New Roman" w:cs="Times New Roman"/>
+          <w:sz w:val="28"/>
+          <w:szCs w:val="28"/>
+        </w:rPr>
+        <w:t xml:space="preserve"> — локальный сервер для разработки веб-приложений.</w:t>
+      </w:r>
+    </w:p>
+    <w:p>
+      <w:pPr>
+        <w:spacing w:after="0" w:line="360" w:lineRule="auto"/>
+        <w:ind w:firstLine="709"/>
+        <w:rPr>
+          <w:rFonts w:ascii="Times New Roman" w:hAnsi="Times New Roman" w:cs="Times New Roman"/>
+          <w:sz w:val="28"/>
+          <w:szCs w:val="28"/>
+        </w:rPr>
+      </w:pPr>
+      <w:proofErr w:type="spellStart"/>
+      <w:r>
+        <w:rPr>
+          <w:rFonts w:ascii="Times New Roman" w:hAnsi="Times New Roman" w:cs="Times New Roman"/>
+          <w:sz w:val="28"/>
+          <w:szCs w:val="28"/>
+        </w:rPr>
+        <w:t>Git</w:t>
+      </w:r>
+      <w:proofErr w:type="spellEnd"/>
+      <w:r>
+        <w:rPr>
+          <w:rFonts w:ascii="Times New Roman" w:hAnsi="Times New Roman" w:cs="Times New Roman"/>
+          <w:sz w:val="28"/>
+          <w:szCs w:val="28"/>
+        </w:rPr>
+        <w:t xml:space="preserve"> — система контроля версий для отслеживания изменений в коде.</w:t>
+      </w:r>
+    </w:p>
+    <w:p>
+      <w:pPr>
+        <w:spacing w:after="0" w:line="360" w:lineRule="auto"/>
+        <w:ind w:firstLine="709"/>
+        <w:rPr>
+          <w:rFonts w:ascii="Times New Roman" w:eastAsiaTheme="majorEastAsia" w:hAnsi="Times New Roman" w:cs="Times New Roman"/>
+          <w:b/>
+          <w:bCs/>
+          <w:color w:val="000000" w:themeColor="text1"/>
+          <w:sz w:val="28"/>
+          <w:szCs w:val="28"/>
+        </w:rPr>
+      </w:pPr>
+      <w:r>
+        <w:rPr>
+          <w:rFonts w:ascii="Times New Roman" w:hAnsi="Times New Roman" w:cs="Times New Roman"/>
+          <w:b/>
+          <w:bCs/>
+          <w:color w:val="000000" w:themeColor="text1"/>
+          <w:sz w:val="28"/>
+          <w:szCs w:val="28"/>
+        </w:rPr>
+        <w:br w:type="page"/>
+      </w:r>
+    </w:p>
+    <w:p>
+      <w:pPr>
+        <w:pStyle w:val="1"/>
+        <w:spacing w:before="0" w:after="0" w:line="360" w:lineRule="auto"/>
+        <w:ind w:firstLine="709"/>
+        <w:rPr>
+          <w:rFonts w:ascii="Times New Roman" w:hAnsi="Times New Roman" w:cs="Times New Roman"/>
+          <w:b/>
+          <w:bCs/>
+          <w:color w:val="000000" w:themeColor="text1"/>
+          <w:sz w:val="28"/>
+          <w:szCs w:val="28"/>
+        </w:rPr>
+      </w:pPr>
+      <w:bookmarkStart w:id="1" w:name="_Toc223382064"/>
+      <w:r>
+        <w:rPr>
+          <w:rFonts w:ascii="Times New Roman" w:hAnsi="Times New Roman" w:cs="Times New Roman"/>
+          <w:b/>
+          <w:bCs/>
+          <w:color w:val="000000" w:themeColor="text1"/>
+          <w:sz w:val="28"/>
+          <w:szCs w:val="28"/>
+        </w:rPr>
+        <w:lastRenderedPageBreak/>
         <w:t>ВВЕДЕНИЕ</w:t>
       </w:r>
-      <w:bookmarkEnd w:id="0"/>
+      <w:bookmarkEnd w:id="1"/>
+    </w:p>
+    <w:p>
+      <w:pPr>
+        <w:spacing w:after="0" w:line="360" w:lineRule="auto"/>
+        <w:ind w:firstLine="709"/>
+        <w:rPr>
+          <w:rFonts w:ascii="Times New Roman" w:hAnsi="Times New Roman" w:cs="Times New Roman"/>
+          <w:color w:val="000000" w:themeColor="text1"/>
+          <w:sz w:val="28"/>
+          <w:szCs w:val="28"/>
+        </w:rPr>
+      </w:pPr>
+    </w:p>
+    <w:p>
+      <w:pPr>
+        <w:spacing w:after="0" w:line="360" w:lineRule="auto"/>
+        <w:ind w:firstLine="709"/>
+        <w:jc w:val="both"/>
+        <w:rPr>
+          <w:rFonts w:ascii="Times New Roman" w:hAnsi="Times New Roman" w:cs="Times New Roman"/>
+          <w:color w:val="000000" w:themeColor="text1"/>
+          <w:sz w:val="28"/>
+          <w:szCs w:val="28"/>
+        </w:rPr>
+      </w:pPr>
+      <w:r>
+        <w:rPr>
+          <w:rFonts w:ascii="Times New Roman" w:hAnsi="Times New Roman" w:cs="Times New Roman"/>
+          <w:color w:val="000000" w:themeColor="text1"/>
+          <w:sz w:val="28"/>
+          <w:szCs w:val="28"/>
+        </w:rPr>
+        <w:t>В последние десятилетия электронная коммерция стала одной из наиболее динамично развивающихся отраслей экономики. Развитие технологий, широкое распространение интернета и мобильных устройств открыло новые возможности для бизнеса — создание и развитие интернет-магазинов. В условиях современного рынка наличие собственного онлайн-</w:t>
+      </w:r>
+      <w:r>
+        <w:rPr>
+          <w:rFonts w:ascii="Times New Roman" w:hAnsi="Times New Roman" w:cs="Times New Roman"/>
+          <w:color w:val="000000" w:themeColor="text1"/>
+          <w:sz w:val="28"/>
+          <w:szCs w:val="28"/>
+        </w:rPr>
+        <w:t>приложения</w:t>
+      </w:r>
+      <w:r>
+        <w:rPr>
+          <w:rFonts w:ascii="Times New Roman" w:hAnsi="Times New Roman" w:cs="Times New Roman"/>
+          <w:color w:val="000000" w:themeColor="text1"/>
+          <w:sz w:val="28"/>
+          <w:szCs w:val="28"/>
+        </w:rPr>
+        <w:t xml:space="preserve"> продаж стало не просто конкурентным преимуществом, а необходимостью для успешного ведения бизнеса, особенно в условиях высокой конкуренции и потребности клиентов в быстром и удобном обслуживании.</w:t>
+      </w:r>
+    </w:p>
+    <w:p>
+      <w:pPr>
+        <w:spacing w:after="0" w:line="360" w:lineRule="auto"/>
+        <w:ind w:firstLine="709"/>
+        <w:jc w:val="both"/>
+        <w:rPr>
+          <w:rFonts w:ascii="Times New Roman" w:hAnsi="Times New Roman" w:cs="Times New Roman"/>
+          <w:color w:val="000000" w:themeColor="text1"/>
+          <w:sz w:val="28"/>
+          <w:szCs w:val="28"/>
+        </w:rPr>
+      </w:pPr>
+      <w:r>
+        <w:rPr>
+          <w:rFonts w:ascii="Times New Roman" w:hAnsi="Times New Roman" w:cs="Times New Roman"/>
+          <w:color w:val="000000" w:themeColor="text1"/>
+          <w:sz w:val="28"/>
+          <w:szCs w:val="28"/>
+        </w:rPr>
+        <w:t>Создание интернет-магазина — это сложный и многогранный процесс, включающий</w:t>
+      </w:r>
+      <w:r>
+        <w:rPr>
+          <w:rFonts w:ascii="Times New Roman" w:hAnsi="Times New Roman" w:cs="Times New Roman"/>
+          <w:color w:val="000000" w:themeColor="text1"/>
+          <w:sz w:val="28"/>
+          <w:szCs w:val="28"/>
+        </w:rPr>
+        <w:t>,</w:t>
+      </w:r>
+      <w:r>
+        <w:rPr>
+          <w:rFonts w:ascii="Times New Roman" w:hAnsi="Times New Roman" w:cs="Times New Roman"/>
+          <w:color w:val="000000" w:themeColor="text1"/>
+          <w:sz w:val="28"/>
+          <w:szCs w:val="28"/>
+        </w:rPr>
+        <w:t xml:space="preserve"> как техническую, так и организационную подготовку. На начальных этапах важно определить концепцию и целевую аудиторию, выбрать подходящую платформу, а также организовать надежную инфраструктуру для безопасных операций и взаимодействия с клиентами. Разработка интернет-магазина предполагает интеграцию различных компонентов: системы для обработки заказов, платежных систем, системы учета, а также дизайн, который обеспечивает удобство навигации и приятное пользовательское взаимодействие.</w:t>
+      </w:r>
+    </w:p>
+    <w:p>
+      <w:pPr>
+        <w:spacing w:after="0" w:line="360" w:lineRule="auto"/>
+        <w:ind w:firstLine="709"/>
+        <w:jc w:val="both"/>
+        <w:rPr>
+          <w:rFonts w:ascii="Times New Roman" w:hAnsi="Times New Roman" w:cs="Times New Roman"/>
+          <w:color w:val="000000" w:themeColor="text1"/>
+          <w:sz w:val="28"/>
+          <w:szCs w:val="28"/>
+        </w:rPr>
+      </w:pPr>
+      <w:r>
+        <w:rPr>
+          <w:rFonts w:ascii="Times New Roman" w:hAnsi="Times New Roman" w:cs="Times New Roman"/>
+          <w:color w:val="000000" w:themeColor="text1"/>
+          <w:sz w:val="28"/>
+          <w:szCs w:val="28"/>
+        </w:rPr>
+        <w:t>Актуальность разработки интернет-магазина существенно возросла, ведь в условиях современного рынка наличие собственного онлайн-приложения для продаж становится не только конкурентным преимуществом, но и критически важным элементом выживания и успешного развития бизнеса. В эпоху высокой конкуренции и глобализации, быстрое развитие технологий и активное внедрение цифровых решений создали новую реальность — большинство компаний стремится инвестировать в создание и совершенствование своих интернет-магазинов, чтобы обслуживать клиентов в онлайн-пространстве.</w:t>
+      </w:r>
+    </w:p>
+    <w:p>
+      <w:pPr>
+        <w:spacing w:after="0" w:line="360" w:lineRule="auto"/>
+        <w:ind w:firstLine="709"/>
+        <w:jc w:val="both"/>
+        <w:rPr>
+          <w:rFonts w:ascii="Times New Roman" w:hAnsi="Times New Roman" w:cs="Times New Roman"/>
+          <w:color w:val="000000" w:themeColor="text1"/>
+          <w:sz w:val="28"/>
+          <w:szCs w:val="28"/>
+        </w:rPr>
+      </w:pPr>
+      <w:r>
+        <w:rPr>
+          <w:rFonts w:ascii="Times New Roman" w:hAnsi="Times New Roman" w:cs="Times New Roman"/>
+          <w:color w:val="000000" w:themeColor="text1"/>
+          <w:sz w:val="28"/>
+          <w:szCs w:val="28"/>
+        </w:rPr>
+        <w:lastRenderedPageBreak/>
+        <w:t>В современную эпоху онлайн-торговля демонстрирует впечатляющие показатели роста</w:t>
+      </w:r>
+      <w:r>
+        <w:rPr>
+          <w:rFonts w:ascii="Times New Roman" w:hAnsi="Times New Roman" w:cs="Times New Roman"/>
+          <w:color w:val="000000" w:themeColor="text1"/>
+          <w:sz w:val="28"/>
+          <w:szCs w:val="28"/>
+        </w:rPr>
+        <w:t xml:space="preserve">, </w:t>
+      </w:r>
+      <w:r>
+        <w:rPr>
+          <w:rFonts w:ascii="Times New Roman" w:hAnsi="Times New Roman" w:cs="Times New Roman"/>
+          <w:color w:val="000000" w:themeColor="text1"/>
+          <w:sz w:val="28"/>
+          <w:szCs w:val="28"/>
+        </w:rPr>
+        <w:t>вс</w:t>
+      </w:r>
+      <w:r>
+        <w:rPr>
+          <w:rFonts w:ascii="Times New Roman" w:hAnsi="Times New Roman" w:cs="Times New Roman"/>
+          <w:color w:val="000000" w:themeColor="text1"/>
+          <w:sz w:val="28"/>
+          <w:szCs w:val="28"/>
+        </w:rPr>
+        <w:t>ё</w:t>
+      </w:r>
+      <w:r>
+        <w:rPr>
+          <w:rFonts w:ascii="Times New Roman" w:hAnsi="Times New Roman" w:cs="Times New Roman"/>
+          <w:color w:val="000000" w:themeColor="text1"/>
+          <w:sz w:val="28"/>
+          <w:szCs w:val="28"/>
+        </w:rPr>
+        <w:t xml:space="preserve"> больше людей предпочитают приобретать товары и услуги через интернет, что обусловлено возможностью сравнить цены, выбрать наиболее подходящий товар и оформить заказ в удобное время. Это создает огромные возможности для предпринимателей, но в то же время требует особых знаний и навыков для эффективной реализации проекта — начиная с анализа рынка, заканчивая маркетинговыми стратегиями и технической реализацией.</w:t>
+      </w:r>
+    </w:p>
+    <w:p>
+      <w:pPr>
+        <w:spacing w:after="0" w:line="360" w:lineRule="auto"/>
+        <w:ind w:firstLine="709"/>
+        <w:jc w:val="both"/>
+        <w:rPr>
+          <w:rFonts w:ascii="Times New Roman" w:hAnsi="Times New Roman" w:cs="Times New Roman"/>
+          <w:color w:val="000000" w:themeColor="text1"/>
+          <w:sz w:val="28"/>
+          <w:szCs w:val="28"/>
+        </w:rPr>
+      </w:pPr>
+      <w:r>
+        <w:rPr>
+          <w:rFonts w:ascii="Times New Roman" w:hAnsi="Times New Roman" w:cs="Times New Roman"/>
+          <w:color w:val="000000" w:themeColor="text1"/>
+          <w:sz w:val="28"/>
+          <w:szCs w:val="28"/>
+        </w:rPr>
+        <w:t>Цель данной работы — раскрыть основные этапы и особенности процесса создания интернет-магазина, рассмотреть его структуру, выбрать оптимальные инструменты и технологии. В рамках исследования особое внимание уделяется техническим аспектам — выбору платформ, оптимизации сайта, обеспечению безопасности и удобству пользователей, а также организационным моментам, связанным с управлением и продвижением онлайн-магазина.</w:t>
+      </w:r>
+    </w:p>
+    <w:p>
+      <w:pPr>
+        <w:spacing w:after="0" w:line="360" w:lineRule="auto"/>
+        <w:ind w:firstLine="709"/>
+        <w:jc w:val="both"/>
+        <w:rPr>
+          <w:rFonts w:ascii="Times New Roman" w:hAnsi="Times New Roman" w:cs="Times New Roman"/>
+          <w:color w:val="000000" w:themeColor="text1"/>
+          <w:sz w:val="28"/>
+          <w:szCs w:val="28"/>
+        </w:rPr>
+      </w:pPr>
+      <w:r>
+        <w:rPr>
+          <w:rFonts w:ascii="Times New Roman" w:hAnsi="Times New Roman" w:cs="Times New Roman"/>
+          <w:color w:val="000000" w:themeColor="text1"/>
+          <w:sz w:val="28"/>
+          <w:szCs w:val="28"/>
+        </w:rPr>
+        <w:t>В условиях острой конкуренции рынку нужны инновационные решения, индивидуальный подход к клиентам и способность быстро адаптироваться к изменениям. В результате, создание и развитие интернет-магазина становится важным и актуальным направлением в сфере бизнеса, требующим системного подхода, творческого мышления и современных технологий.</w:t>
+      </w:r>
     </w:p>
     <w:p>
       <w:pPr>
@@ -1087,232 +1471,6 @@
           <w:szCs w:val="28"/>
         </w:rPr>
       </w:pPr>
-    </w:p>
-    <w:p>
-      <w:pPr>
-        <w:spacing w:after="0" w:line="360" w:lineRule="auto"/>
-        <w:ind w:left="-567" w:firstLine="709"/>
-        <w:jc w:val="both"/>
-        <w:rPr>
-          <w:rFonts w:ascii="Times New Roman" w:hAnsi="Times New Roman" w:cs="Times New Roman"/>
-          <w:color w:val="000000" w:themeColor="text1"/>
-          <w:sz w:val="28"/>
-          <w:szCs w:val="28"/>
-        </w:rPr>
-      </w:pPr>
-      <w:r>
-        <w:rPr>
-          <w:rFonts w:ascii="Times New Roman" w:hAnsi="Times New Roman" w:cs="Times New Roman"/>
-          <w:color w:val="000000" w:themeColor="text1"/>
-          <w:sz w:val="28"/>
-          <w:szCs w:val="28"/>
-        </w:rPr>
-        <w:t>В последние десятилетия электронная коммерция стала одной из наиболее динамично развивающихся отраслей экономики. Развитие технологий, широкое распространение интернета и мобильных устройств открыло новые возможности для бизнеса — создание и развитие интернет-магазинов. В условиях современного рынка наличие собственного онлайн-</w:t>
-      </w:r>
-      <w:r>
-        <w:rPr>
-          <w:rFonts w:ascii="Times New Roman" w:hAnsi="Times New Roman" w:cs="Times New Roman"/>
-          <w:color w:val="000000" w:themeColor="text1"/>
-          <w:sz w:val="28"/>
-          <w:szCs w:val="28"/>
-        </w:rPr>
-        <w:t>приложения</w:t>
-      </w:r>
-      <w:r>
-        <w:rPr>
-          <w:rFonts w:ascii="Times New Roman" w:hAnsi="Times New Roman" w:cs="Times New Roman"/>
-          <w:color w:val="000000" w:themeColor="text1"/>
-          <w:sz w:val="28"/>
-          <w:szCs w:val="28"/>
-        </w:rPr>
-        <w:t xml:space="preserve"> продаж стало не просто конкурентным преимуществом, а необходимостью для успешного ведения бизнеса, особенно в условиях высокой конкуренции и потребности клиентов в быстром и удобном обслуживании.</w:t>
-      </w:r>
-    </w:p>
-    <w:p>
-      <w:pPr>
-        <w:spacing w:after="0" w:line="360" w:lineRule="auto"/>
-        <w:ind w:left="-567" w:firstLine="709"/>
-        <w:jc w:val="both"/>
-        <w:rPr>
-          <w:rFonts w:ascii="Times New Roman" w:hAnsi="Times New Roman" w:cs="Times New Roman"/>
-          <w:color w:val="000000" w:themeColor="text1"/>
-          <w:sz w:val="28"/>
-          <w:szCs w:val="28"/>
-        </w:rPr>
-      </w:pPr>
-      <w:r>
-        <w:rPr>
-          <w:rFonts w:ascii="Times New Roman" w:hAnsi="Times New Roman" w:cs="Times New Roman"/>
-          <w:color w:val="000000" w:themeColor="text1"/>
-          <w:sz w:val="28"/>
-          <w:szCs w:val="28"/>
-        </w:rPr>
-        <w:t>Создание интернет-магазина — это сложный и многогранный процесс, включающий</w:t>
-      </w:r>
-      <w:r>
-        <w:rPr>
-          <w:rFonts w:ascii="Times New Roman" w:hAnsi="Times New Roman" w:cs="Times New Roman"/>
-          <w:color w:val="000000" w:themeColor="text1"/>
-          <w:sz w:val="28"/>
-          <w:szCs w:val="28"/>
-        </w:rPr>
-        <w:t>,</w:t>
-      </w:r>
-      <w:r>
-        <w:rPr>
-          <w:rFonts w:ascii="Times New Roman" w:hAnsi="Times New Roman" w:cs="Times New Roman"/>
-          <w:color w:val="000000" w:themeColor="text1"/>
-          <w:sz w:val="28"/>
-          <w:szCs w:val="28"/>
-        </w:rPr>
-        <w:t xml:space="preserve"> как техническую, так и организационную подготовку. На начальных этапах важно определить концепцию и целевую аудиторию, выбрать подходящую платформу, а также организовать надежную инфраструктуру для безопасных операций и взаимодействия с клиентами. Разработка интернет-магазина предполагает интеграцию различных компонентов: системы для обработки заказов, платежных систем, системы учета, а также дизайн, который обеспечивает удобство навигации и приятное пользовательское взаимодействие.</w:t>
-      </w:r>
-    </w:p>
-    <w:p>
-      <w:pPr>
-        <w:spacing w:after="0" w:line="360" w:lineRule="auto"/>
-        <w:ind w:left="-567" w:firstLine="709"/>
-        <w:jc w:val="both"/>
-        <w:rPr>
-          <w:rFonts w:ascii="Times New Roman" w:hAnsi="Times New Roman" w:cs="Times New Roman"/>
-          <w:color w:val="000000" w:themeColor="text1"/>
-          <w:sz w:val="28"/>
-          <w:szCs w:val="28"/>
-        </w:rPr>
-      </w:pPr>
-      <w:r>
-        <w:rPr>
-          <w:rFonts w:ascii="Times New Roman" w:hAnsi="Times New Roman" w:cs="Times New Roman"/>
-          <w:color w:val="000000" w:themeColor="text1"/>
-          <w:sz w:val="28"/>
-          <w:szCs w:val="28"/>
-        </w:rPr>
-        <w:t>Актуальность разработки интернет-магазина существенно возросла, ведь в условиях современного рынка наличие собственного онлайн-приложения для продаж становится не только конкурентным преимуществом, но и критически важным элементом выживания и успешного развития бизнеса. В эпоху высокой конкуренции и глобализации, быстрое развитие технологий и активное внедрение цифровых решений создали новую реальность — большинство компаний стремится инвестировать в создание и совершенствование своих интернет-магазинов, чтобы обслуживать клиентов в онлайн-пространстве.</w:t>
-      </w:r>
-    </w:p>
-    <w:p>
-      <w:pPr>
-        <w:spacing w:after="0" w:line="360" w:lineRule="auto"/>
-        <w:ind w:left="-567" w:firstLine="709"/>
-        <w:jc w:val="both"/>
-        <w:rPr>
-          <w:rFonts w:ascii="Times New Roman" w:hAnsi="Times New Roman" w:cs="Times New Roman"/>
-          <w:color w:val="000000" w:themeColor="text1"/>
-          <w:sz w:val="28"/>
-          <w:szCs w:val="28"/>
-        </w:rPr>
-      </w:pPr>
-      <w:r>
-        <w:rPr>
-          <w:rFonts w:ascii="Times New Roman" w:hAnsi="Times New Roman" w:cs="Times New Roman"/>
-          <w:color w:val="000000" w:themeColor="text1"/>
-          <w:sz w:val="28"/>
-          <w:szCs w:val="28"/>
-        </w:rPr>
-        <w:t>В современную эпоху онлайн-торговля демонстрирует впечатляющие показатели роста</w:t>
-      </w:r>
-      <w:r>
-        <w:rPr>
-          <w:rFonts w:ascii="Times New Roman" w:hAnsi="Times New Roman" w:cs="Times New Roman"/>
-          <w:color w:val="000000" w:themeColor="text1"/>
-          <w:sz w:val="28"/>
-          <w:szCs w:val="28"/>
-        </w:rPr>
-        <w:t xml:space="preserve">, </w:t>
-      </w:r>
-      <w:r>
-        <w:rPr>
-          <w:rFonts w:ascii="Times New Roman" w:hAnsi="Times New Roman" w:cs="Times New Roman"/>
-          <w:color w:val="000000" w:themeColor="text1"/>
-          <w:sz w:val="28"/>
-          <w:szCs w:val="28"/>
-        </w:rPr>
-        <w:t>вс</w:t>
-      </w:r>
-      <w:r>
-        <w:rPr>
-          <w:rFonts w:ascii="Times New Roman" w:hAnsi="Times New Roman" w:cs="Times New Roman"/>
-          <w:color w:val="000000" w:themeColor="text1"/>
-          <w:sz w:val="28"/>
-          <w:szCs w:val="28"/>
-        </w:rPr>
-        <w:t>ё</w:t>
-      </w:r>
-      <w:r>
-        <w:rPr>
-          <w:rFonts w:ascii="Times New Roman" w:hAnsi="Times New Roman" w:cs="Times New Roman"/>
-          <w:color w:val="000000" w:themeColor="text1"/>
-          <w:sz w:val="28"/>
-          <w:szCs w:val="28"/>
-        </w:rPr>
-        <w:t xml:space="preserve"> больше людей предпочитают приобретать товары и услуги через интернет, что обусловлено возможностью сравнить цены, выбрать наиболее подходящий товар и оформить заказ в удобное время. Это создает огромные </w:t>
-      </w:r>
-      <w:r>
-        <w:rPr>
-          <w:rFonts w:ascii="Times New Roman" w:hAnsi="Times New Roman" w:cs="Times New Roman"/>
-          <w:color w:val="000000" w:themeColor="text1"/>
-          <w:sz w:val="28"/>
-          <w:szCs w:val="28"/>
-        </w:rPr>
-        <w:lastRenderedPageBreak/>
-        <w:t>возможности для предпринимателей, но в то же время требует особых знаний и навыков для эффективной реализации проекта — начиная с анализа рынка, заканчивая маркетинговыми стратегиями и технической реализацией.</w:t>
-      </w:r>
-    </w:p>
-    <w:p>
-      <w:pPr>
-        <w:spacing w:after="0" w:line="360" w:lineRule="auto"/>
-        <w:ind w:left="-567" w:firstLine="709"/>
-        <w:jc w:val="both"/>
-        <w:rPr>
-          <w:rFonts w:ascii="Times New Roman" w:hAnsi="Times New Roman" w:cs="Times New Roman"/>
-          <w:color w:val="000000" w:themeColor="text1"/>
-          <w:sz w:val="28"/>
-          <w:szCs w:val="28"/>
-        </w:rPr>
-      </w:pPr>
-      <w:r>
-        <w:rPr>
-          <w:rFonts w:ascii="Times New Roman" w:hAnsi="Times New Roman" w:cs="Times New Roman"/>
-          <w:color w:val="000000" w:themeColor="text1"/>
-          <w:sz w:val="28"/>
-          <w:szCs w:val="28"/>
-        </w:rPr>
-        <w:t>Цель данной работы — раскрыть основные этапы и особенности процесса создания интернет-магазина, рассмотреть его структуру, выбрать оптимальные инструменты и технологии. В рамках исследования особое внимание уделяется техническим аспектам — выбору платформ, оптимизации сайта, обеспечению безопасности и удобству пользователей, а также организационным моментам, связанным с управлением и продвижением онлайн-магазина.</w:t>
-      </w:r>
-    </w:p>
-    <w:p>
-      <w:pPr>
-        <w:spacing w:after="0" w:line="360" w:lineRule="auto"/>
-        <w:ind w:left="-567" w:firstLine="709"/>
-        <w:jc w:val="both"/>
-        <w:rPr>
-          <w:rFonts w:ascii="Times New Roman" w:hAnsi="Times New Roman" w:cs="Times New Roman"/>
-          <w:color w:val="000000" w:themeColor="text1"/>
-          <w:sz w:val="28"/>
-          <w:szCs w:val="28"/>
-        </w:rPr>
-      </w:pPr>
-      <w:r>
-        <w:rPr>
-          <w:rFonts w:ascii="Times New Roman" w:hAnsi="Times New Roman" w:cs="Times New Roman"/>
-          <w:color w:val="000000" w:themeColor="text1"/>
-          <w:sz w:val="28"/>
-          <w:szCs w:val="28"/>
-        </w:rPr>
-        <w:t>В условиях острой конкуренции рынку нужны инновационные решения, индивидуальный подход к клиентам и способность быстро адаптироваться к изменениям. В результате, создание и развитие интернет-магазина становится важным и актуальным направлением в сфере бизнеса, требующим системного подхода, творческого мышления и современных технологий.</w:t>
-      </w:r>
-    </w:p>
-    <w:p>
-      <w:pPr>
-        <w:spacing w:after="0" w:line="360" w:lineRule="auto"/>
-        <w:ind w:left="-567" w:firstLine="709"/>
-        <w:rPr>
-          <w:rFonts w:ascii="Times New Roman" w:hAnsi="Times New Roman" w:cs="Times New Roman"/>
-          <w:color w:val="000000" w:themeColor="text1"/>
-          <w:sz w:val="28"/>
-          <w:szCs w:val="28"/>
-        </w:rPr>
-      </w:pPr>
       <w:r>
         <w:rPr>
           <w:rFonts w:ascii="Times New Roman" w:hAnsi="Times New Roman" w:cs="Times New Roman"/>
@@ -1327,7 +1485,7 @@
       <w:pPr>
         <w:pStyle w:val="1"/>
         <w:spacing w:before="0" w:after="0" w:line="360" w:lineRule="auto"/>
-        <w:ind w:left="-567" w:firstLine="709"/>
+        <w:ind w:firstLine="709"/>
         <w:rPr>
           <w:rFonts w:ascii="Times New Roman" w:hAnsi="Times New Roman" w:cs="Times New Roman"/>
           <w:b/>
@@ -1337,7 +1495,7 @@
           <w:szCs w:val="28"/>
         </w:rPr>
       </w:pPr>
-      <w:bookmarkStart w:id="1" w:name="_Toc221806533"/>
+      <w:bookmarkStart w:id="2" w:name="_Toc223382065"/>
       <w:r>
         <w:rPr>
           <w:rFonts w:ascii="Times New Roman" w:hAnsi="Times New Roman" w:cs="Times New Roman"/>
@@ -1372,12 +1530,12 @@
         </w:rPr>
         <w:t>А</w:t>
       </w:r>
-      <w:bookmarkEnd w:id="1"/>
+      <w:bookmarkEnd w:id="2"/>
     </w:p>
     <w:p>
       <w:pPr>
         <w:spacing w:after="0" w:line="360" w:lineRule="auto"/>
-        <w:ind w:left="-567" w:firstLine="709"/>
+        <w:ind w:firstLine="709"/>
         <w:jc w:val="both"/>
         <w:rPr>
           <w:rFonts w:ascii="Times New Roman" w:hAnsi="Times New Roman" w:cs="Times New Roman"/>
@@ -1389,7 +1547,7 @@
     <w:p>
       <w:pPr>
         <w:spacing w:after="0" w:line="360" w:lineRule="auto"/>
-        <w:ind w:left="-567" w:firstLine="709"/>
+        <w:ind w:firstLine="709"/>
         <w:jc w:val="both"/>
         <w:rPr>
           <w:rFonts w:ascii="Times New Roman" w:hAnsi="Times New Roman" w:cs="Times New Roman"/>
@@ -1411,7 +1569,7 @@
     <w:p>
       <w:pPr>
         <w:spacing w:after="0" w:line="360" w:lineRule="auto"/>
-        <w:ind w:left="-567" w:firstLine="709"/>
+        <w:ind w:firstLine="709"/>
         <w:jc w:val="both"/>
         <w:rPr>
           <w:rFonts w:ascii="Times New Roman" w:hAnsi="Times New Roman" w:cs="Times New Roman"/>
@@ -1433,7 +1591,7 @@
     <w:p>
       <w:pPr>
         <w:spacing w:after="0" w:line="360" w:lineRule="auto"/>
-        <w:ind w:left="-567" w:firstLine="709"/>
+        <w:ind w:firstLine="709"/>
         <w:jc w:val="both"/>
         <w:rPr>
           <w:rFonts w:ascii="Times New Roman" w:hAnsi="Times New Roman" w:cs="Times New Roman"/>
@@ -1455,7 +1613,7 @@
     <w:p>
       <w:pPr>
         <w:spacing w:after="0" w:line="360" w:lineRule="auto"/>
-        <w:ind w:left="-567" w:firstLine="709"/>
+        <w:ind w:firstLine="709"/>
         <w:jc w:val="both"/>
         <w:rPr>
           <w:rFonts w:ascii="Times New Roman" w:hAnsi="Times New Roman" w:cs="Times New Roman"/>
@@ -1471,7 +1629,17 @@
           <w:sz w:val="28"/>
           <w:szCs w:val="28"/>
         </w:rPr>
-        <w:t>Также в такой системе особое значение уделяется вопросам безопасности. В связи с обработкой персональных данных, платёжной информации и конфиденциальных данных клиентов, разработка интернет-магазина требует внедрения надежных мер защиты. Не менее важно защищать систему от разнообразных атак, таких как SQL-инъекции и XSS-атаки, которые могут привести к потере данных пользователей или к утрате конфиденциальности данных, связанных с информационными системами. Кроме того, внедрение методов шифрования</w:t>
+        <w:t xml:space="preserve">Также в такой системе особое значение уделяется вопросам безопасности. В связи с обработкой персональных данных, платёжной информации и конфиденциальных данных клиентов, разработка интернет-магазина требует внедрения надежных мер защиты. Не менее важно защищать систему от разнообразных атак, таких как SQL-инъекции и XSS-атаки, которые могут привести к потере данных пользователей или к утрате </w:t>
+      </w:r>
+      <w:r>
+        <w:rPr>
+          <w:rFonts w:ascii="Times New Roman" w:hAnsi="Times New Roman" w:cs="Times New Roman"/>
+          <w:color w:val="000000" w:themeColor="text1"/>
+          <w:sz w:val="28"/>
+          <w:szCs w:val="28"/>
+        </w:rPr>
+        <w:lastRenderedPageBreak/>
+        <w:t>конфиденциальности данных, связанных с информационными системами. Кроме того, внедрение методов шифрования</w:t>
       </w:r>
       <w:r>
         <w:rPr>
@@ -1489,17 +1657,7 @@
           <w:sz w:val="28"/>
           <w:szCs w:val="28"/>
         </w:rPr>
-        <w:t xml:space="preserve">и строгие процедуры аутентификации помогают обеспечить </w:t>
-      </w:r>
-      <w:r>
-        <w:rPr>
-          <w:rFonts w:ascii="Times New Roman" w:hAnsi="Times New Roman" w:cs="Times New Roman"/>
-          <w:color w:val="000000" w:themeColor="text1"/>
-          <w:sz w:val="28"/>
-          <w:szCs w:val="28"/>
-        </w:rPr>
-        <w:lastRenderedPageBreak/>
-        <w:t>дополнительную защиту и доверие клиентов.</w:t>
+        <w:t>и строгие процедуры аутентификации помогают обеспечить дополнительную защиту и доверие клиентов.</w:t>
       </w:r>
       <w:r>
         <w:rPr>
@@ -1522,13 +1680,13 @@
     </w:p>
     <w:p>
       <w:pPr>
-        <w:pStyle w:val="a8"/>
+        <w:pStyle w:val="aa"/>
         <w:numPr>
           <w:ilvl w:val="0"/>
           <w:numId w:val="40"/>
         </w:numPr>
         <w:spacing w:after="0" w:line="360" w:lineRule="auto"/>
-        <w:ind w:left="-567" w:firstLine="709"/>
+        <w:ind w:left="0" w:firstLine="709"/>
         <w:contextualSpacing w:val="0"/>
         <w:jc w:val="both"/>
         <w:rPr>
@@ -1560,13 +1718,13 @@
     </w:p>
     <w:p>
       <w:pPr>
-        <w:pStyle w:val="a8"/>
+        <w:pStyle w:val="aa"/>
         <w:numPr>
           <w:ilvl w:val="0"/>
           <w:numId w:val="40"/>
         </w:numPr>
         <w:spacing w:after="0" w:line="360" w:lineRule="auto"/>
-        <w:ind w:left="-567" w:firstLine="709"/>
+        <w:ind w:left="0" w:firstLine="709"/>
         <w:contextualSpacing w:val="0"/>
         <w:jc w:val="both"/>
         <w:rPr>
@@ -1597,13 +1755,13 @@
     </w:p>
     <w:p>
       <w:pPr>
-        <w:pStyle w:val="a8"/>
+        <w:pStyle w:val="aa"/>
         <w:numPr>
           <w:ilvl w:val="0"/>
           <w:numId w:val="40"/>
         </w:numPr>
         <w:spacing w:after="0" w:line="360" w:lineRule="auto"/>
-        <w:ind w:left="-567" w:firstLine="709"/>
+        <w:ind w:left="0" w:firstLine="709"/>
         <w:contextualSpacing w:val="0"/>
         <w:jc w:val="both"/>
         <w:rPr>
@@ -1635,13 +1793,13 @@
     </w:p>
     <w:p>
       <w:pPr>
-        <w:pStyle w:val="a8"/>
+        <w:pStyle w:val="aa"/>
         <w:numPr>
           <w:ilvl w:val="0"/>
           <w:numId w:val="40"/>
         </w:numPr>
         <w:spacing w:after="0" w:line="360" w:lineRule="auto"/>
-        <w:ind w:left="-567" w:firstLine="709"/>
+        <w:ind w:left="0" w:firstLine="709"/>
         <w:contextualSpacing w:val="0"/>
         <w:jc w:val="both"/>
         <w:rPr>
@@ -1664,7 +1822,7 @@
     <w:p>
       <w:pPr>
         <w:spacing w:after="0" w:line="360" w:lineRule="auto"/>
-        <w:ind w:left="-567" w:firstLine="709"/>
+        <w:ind w:firstLine="709"/>
         <w:jc w:val="both"/>
         <w:rPr>
           <w:rFonts w:ascii="Times New Roman" w:hAnsi="Times New Roman" w:cs="Times New Roman"/>
@@ -1749,7 +1907,7 @@
     <w:p>
       <w:pPr>
         <w:spacing w:after="0" w:line="360" w:lineRule="auto"/>
-        <w:ind w:left="-567" w:firstLine="709"/>
+        <w:ind w:firstLine="709"/>
         <w:jc w:val="both"/>
         <w:rPr>
           <w:rFonts w:ascii="Times New Roman" w:hAnsi="Times New Roman" w:cs="Times New Roman"/>
@@ -1763,7 +1921,7 @@
       <w:pPr>
         <w:pStyle w:val="1"/>
         <w:spacing w:before="0" w:after="0" w:line="360" w:lineRule="auto"/>
-        <w:ind w:left="-567" w:firstLine="709"/>
+        <w:ind w:firstLine="709"/>
         <w:rPr>
           <w:rFonts w:ascii="Times New Roman" w:hAnsi="Times New Roman" w:cs="Times New Roman"/>
           <w:b/>
@@ -1773,7 +1931,7 @@
           <w:szCs w:val="28"/>
         </w:rPr>
       </w:pPr>
-      <w:bookmarkStart w:id="2" w:name="_Toc221806534"/>
+      <w:bookmarkStart w:id="3" w:name="_Toc223382066"/>
       <w:r>
         <w:rPr>
           <w:rFonts w:ascii="Times New Roman" w:hAnsi="Times New Roman" w:cs="Times New Roman"/>
@@ -1807,12 +1965,12 @@
         </w:rPr>
         <w:t xml:space="preserve"> Клиентская часть</w:t>
       </w:r>
-      <w:bookmarkEnd w:id="2"/>
+      <w:bookmarkEnd w:id="3"/>
     </w:p>
     <w:p>
       <w:pPr>
         <w:spacing w:after="0" w:line="360" w:lineRule="auto"/>
-        <w:ind w:left="-567" w:firstLine="709"/>
+        <w:ind w:firstLine="709"/>
         <w:jc w:val="both"/>
         <w:rPr>
           <w:rFonts w:ascii="Times New Roman" w:hAnsi="Times New Roman" w:cs="Times New Roman"/>
@@ -1996,13 +2154,13 @@
     </w:p>
     <w:p>
       <w:pPr>
-        <w:pStyle w:val="a8"/>
+        <w:pStyle w:val="aa"/>
         <w:numPr>
           <w:ilvl w:val="0"/>
           <w:numId w:val="33"/>
         </w:numPr>
         <w:spacing w:after="0" w:line="360" w:lineRule="auto"/>
-        <w:ind w:left="-567" w:firstLine="709"/>
+        <w:ind w:left="0" w:firstLine="709"/>
         <w:contextualSpacing w:val="0"/>
         <w:jc w:val="both"/>
         <w:rPr>
@@ -2019,18 +2177,18 @@
           <w:sz w:val="28"/>
           <w:szCs w:val="28"/>
         </w:rPr>
-        <w:t>клики по кнопкам и меню;</w:t>
-      </w:r>
-    </w:p>
-    <w:p>
-      <w:pPr>
-        <w:pStyle w:val="a8"/>
+        <w:t>заполнение и отправка форм;</w:t>
+      </w:r>
+    </w:p>
+    <w:p>
+      <w:pPr>
+        <w:pStyle w:val="aa"/>
         <w:numPr>
           <w:ilvl w:val="0"/>
           <w:numId w:val="33"/>
         </w:numPr>
         <w:spacing w:after="0" w:line="360" w:lineRule="auto"/>
-        <w:ind w:left="-567" w:firstLine="709"/>
+        <w:ind w:left="0" w:firstLine="709"/>
         <w:contextualSpacing w:val="0"/>
         <w:jc w:val="both"/>
         <w:rPr>
@@ -2047,18 +2205,18 @@
           <w:sz w:val="28"/>
           <w:szCs w:val="28"/>
         </w:rPr>
-        <w:t>заполнение и отправка форм;</w:t>
-      </w:r>
-    </w:p>
-    <w:p>
-      <w:pPr>
-        <w:pStyle w:val="a8"/>
+        <w:t>выбор фильтров и сортировка данных;</w:t>
+      </w:r>
+    </w:p>
+    <w:p>
+      <w:pPr>
+        <w:pStyle w:val="aa"/>
         <w:numPr>
           <w:ilvl w:val="0"/>
           <w:numId w:val="33"/>
         </w:numPr>
         <w:spacing w:after="0" w:line="360" w:lineRule="auto"/>
-        <w:ind w:left="-567" w:firstLine="709"/>
+        <w:ind w:left="0" w:firstLine="709"/>
         <w:contextualSpacing w:val="0"/>
         <w:jc w:val="both"/>
         <w:rPr>
@@ -2075,18 +2233,27 @@
           <w:sz w:val="28"/>
           <w:szCs w:val="28"/>
         </w:rPr>
-        <w:t>выбор фильтров и сортировка данных;</w:t>
-      </w:r>
-    </w:p>
-    <w:p>
-      <w:pPr>
-        <w:pStyle w:val="a8"/>
+        <w:t>обеспечение плавных анимаций и эффектов</w:t>
+      </w:r>
+      <w:r>
+        <w:rPr>
+          <w:rFonts w:ascii="Times New Roman" w:hAnsi="Times New Roman" w:cs="Times New Roman"/>
+          <w:color w:val="000000" w:themeColor="text1"/>
+          <w:sz w:val="28"/>
+          <w:szCs w:val="28"/>
+        </w:rPr>
+        <w:t>;</w:t>
+      </w:r>
+    </w:p>
+    <w:p>
+      <w:pPr>
+        <w:pStyle w:val="aa"/>
         <w:numPr>
           <w:ilvl w:val="0"/>
           <w:numId w:val="33"/>
         </w:numPr>
         <w:spacing w:after="0" w:line="360" w:lineRule="auto"/>
-        <w:ind w:left="-567" w:firstLine="709"/>
+        <w:ind w:left="0" w:firstLine="709"/>
         <w:contextualSpacing w:val="0"/>
         <w:jc w:val="both"/>
         <w:rPr>
@@ -2103,28 +2270,22 @@
           <w:sz w:val="28"/>
           <w:szCs w:val="28"/>
         </w:rPr>
-        <w:t>обеспечение плавных анимаций и эффектов</w:t>
-      </w:r>
-      <w:r>
-        <w:rPr>
-          <w:rFonts w:ascii="Times New Roman" w:hAnsi="Times New Roman" w:cs="Times New Roman"/>
-          <w:color w:val="000000" w:themeColor="text1"/>
-          <w:sz w:val="28"/>
-          <w:szCs w:val="28"/>
-        </w:rPr>
-        <w:t>;</w:t>
-      </w:r>
-    </w:p>
-    <w:p>
-      <w:pPr>
-        <w:pStyle w:val="a8"/>
-        <w:numPr>
-          <w:ilvl w:val="0"/>
-          <w:numId w:val="33"/>
-        </w:numPr>
+        <w:t>динамическое обновление контента без перезагрузки</w:t>
+      </w:r>
+      <w:r>
+        <w:rPr>
+          <w:rFonts w:ascii="Times New Roman" w:hAnsi="Times New Roman" w:cs="Times New Roman"/>
+          <w:color w:val="000000" w:themeColor="text1"/>
+          <w:sz w:val="28"/>
+          <w:szCs w:val="28"/>
+        </w:rPr>
+        <w:t>.</w:t>
+      </w:r>
+    </w:p>
+    <w:p>
+      <w:pPr>
         <w:spacing w:after="0" w:line="360" w:lineRule="auto"/>
-        <w:ind w:left="-567" w:firstLine="709"/>
-        <w:contextualSpacing w:val="0"/>
+        <w:ind w:firstLine="709"/>
         <w:jc w:val="both"/>
         <w:rPr>
           <w:rFonts w:ascii="Times New Roman" w:hAnsi="Times New Roman" w:cs="Times New Roman"/>
@@ -2140,19 +2301,131 @@
           <w:sz w:val="28"/>
           <w:szCs w:val="28"/>
         </w:rPr>
-        <w:t>прокрутка страницы и навигация по сайту;</w:t>
-      </w:r>
-    </w:p>
-    <w:p>
-      <w:pPr>
-        <w:pStyle w:val="a8"/>
-        <w:numPr>
-          <w:ilvl w:val="0"/>
-          <w:numId w:val="33"/>
-        </w:numPr>
+        <w:t xml:space="preserve">Это создает эффект отзывчивого сайта, где реакции происходят без долгой перезагрузки страницы, что значительно ускоряет взаимодействие и </w:t>
+      </w:r>
+      <w:r>
+        <w:rPr>
+          <w:rFonts w:ascii="Times New Roman" w:hAnsi="Times New Roman" w:cs="Times New Roman"/>
+          <w:color w:val="000000" w:themeColor="text1"/>
+          <w:sz w:val="28"/>
+          <w:szCs w:val="28"/>
+        </w:rPr>
+        <w:lastRenderedPageBreak/>
+        <w:t xml:space="preserve">повышает удобство использования. Также благодаря ему можно реализовать разнообразные элементы интерфейса, делая работу с сайтом проще и приятнее. В результате пользователь получает более плавное и интуитивное взаимодействие, а </w:t>
+      </w:r>
+      <w:r>
+        <w:rPr>
+          <w:rFonts w:ascii="Times New Roman" w:hAnsi="Times New Roman" w:cs="Times New Roman"/>
+          <w:color w:val="000000" w:themeColor="text1"/>
+          <w:sz w:val="28"/>
+          <w:szCs w:val="28"/>
+        </w:rPr>
+        <w:t xml:space="preserve">у </w:t>
+      </w:r>
+      <w:r>
+        <w:rPr>
+          <w:rFonts w:ascii="Times New Roman" w:hAnsi="Times New Roman" w:cs="Times New Roman"/>
+          <w:color w:val="000000" w:themeColor="text1"/>
+          <w:sz w:val="28"/>
+          <w:szCs w:val="28"/>
+        </w:rPr>
+        <w:t>разработчик</w:t>
+      </w:r>
+      <w:r>
+        <w:rPr>
+          <w:rFonts w:ascii="Times New Roman" w:hAnsi="Times New Roman" w:cs="Times New Roman"/>
+          <w:color w:val="000000" w:themeColor="text1"/>
+          <w:sz w:val="28"/>
+          <w:szCs w:val="28"/>
+        </w:rPr>
+        <w:t>а</w:t>
+      </w:r>
+      <w:r>
+        <w:rPr>
+          <w:rFonts w:ascii="Times New Roman" w:hAnsi="Times New Roman" w:cs="Times New Roman"/>
+          <w:color w:val="000000" w:themeColor="text1"/>
+          <w:sz w:val="28"/>
+          <w:szCs w:val="28"/>
+        </w:rPr>
+        <w:t xml:space="preserve"> </w:t>
+      </w:r>
+      <w:r>
+        <w:rPr>
+          <w:rFonts w:ascii="Times New Roman" w:hAnsi="Times New Roman" w:cs="Times New Roman"/>
+          <w:color w:val="000000" w:themeColor="text1"/>
+          <w:sz w:val="28"/>
+          <w:szCs w:val="28"/>
+        </w:rPr>
+        <w:t>появляется</w:t>
+      </w:r>
+      <w:r>
+        <w:rPr>
+          <w:rFonts w:ascii="Times New Roman" w:hAnsi="Times New Roman" w:cs="Times New Roman"/>
+          <w:color w:val="000000" w:themeColor="text1"/>
+          <w:sz w:val="28"/>
+          <w:szCs w:val="28"/>
+        </w:rPr>
+        <w:t xml:space="preserve"> возможность создавать более сложны</w:t>
+      </w:r>
+      <w:r>
+        <w:rPr>
+          <w:rFonts w:ascii="Times New Roman" w:hAnsi="Times New Roman" w:cs="Times New Roman"/>
+          <w:color w:val="000000" w:themeColor="text1"/>
+          <w:sz w:val="28"/>
+          <w:szCs w:val="28"/>
+        </w:rPr>
+        <w:t>й</w:t>
+      </w:r>
+      <w:r>
+        <w:rPr>
+          <w:rFonts w:ascii="Times New Roman" w:hAnsi="Times New Roman" w:cs="Times New Roman"/>
+          <w:color w:val="000000" w:themeColor="text1"/>
+          <w:sz w:val="28"/>
+          <w:szCs w:val="28"/>
+        </w:rPr>
+        <w:t xml:space="preserve"> и привлекательны</w:t>
+      </w:r>
+      <w:r>
+        <w:rPr>
+          <w:rFonts w:ascii="Times New Roman" w:hAnsi="Times New Roman" w:cs="Times New Roman"/>
+          <w:color w:val="000000" w:themeColor="text1"/>
+          <w:sz w:val="28"/>
+          <w:szCs w:val="28"/>
+        </w:rPr>
+        <w:t>й</w:t>
+      </w:r>
+      <w:r>
+        <w:rPr>
+          <w:rFonts w:ascii="Times New Roman" w:hAnsi="Times New Roman" w:cs="Times New Roman"/>
+          <w:color w:val="000000" w:themeColor="text1"/>
+          <w:sz w:val="28"/>
+          <w:szCs w:val="28"/>
+        </w:rPr>
+        <w:t xml:space="preserve"> </w:t>
+      </w:r>
+      <w:r>
+        <w:rPr>
+          <w:rFonts w:ascii="Times New Roman" w:hAnsi="Times New Roman" w:cs="Times New Roman"/>
+          <w:color w:val="000000" w:themeColor="text1"/>
+          <w:sz w:val="28"/>
+          <w:szCs w:val="28"/>
+        </w:rPr>
+        <w:t>интерфейс</w:t>
+      </w:r>
+      <w:r>
+        <w:rPr>
+          <w:rFonts w:ascii="Times New Roman" w:hAnsi="Times New Roman" w:cs="Times New Roman"/>
+          <w:color w:val="000000" w:themeColor="text1"/>
+          <w:sz w:val="28"/>
+          <w:szCs w:val="28"/>
+        </w:rPr>
+        <w:t>.</w:t>
+      </w:r>
+    </w:p>
+    <w:p>
+      <w:pPr>
         <w:spacing w:after="0" w:line="360" w:lineRule="auto"/>
-        <w:ind w:left="-567" w:firstLine="709"/>
-        <w:contextualSpacing w:val="0"/>
+        <w:ind w:firstLine="709"/>
         <w:jc w:val="both"/>
         <w:rPr>
           <w:rFonts w:ascii="Times New Roman" w:hAnsi="Times New Roman" w:cs="Times New Roman"/>
@@ -2168,35 +2441,34 @@
           <w:sz w:val="28"/>
           <w:szCs w:val="28"/>
         </w:rPr>
-        <w:t>отображение всплывающих окон и диалогов;</w:t>
-      </w:r>
-    </w:p>
-    <w:p>
-      <w:pPr>
-        <w:pStyle w:val="a8"/>
-        <w:numPr>
-          <w:ilvl w:val="0"/>
-          <w:numId w:val="33"/>
-        </w:numPr>
-        <w:spacing w:after="0" w:line="360" w:lineRule="auto"/>
-        <w:ind w:left="-567" w:firstLine="709"/>
-        <w:contextualSpacing w:val="0"/>
-        <w:jc w:val="both"/>
-        <w:rPr>
-          <w:rFonts w:ascii="Times New Roman" w:hAnsi="Times New Roman" w:cs="Times New Roman"/>
-          <w:color w:val="000000" w:themeColor="text1"/>
-          <w:sz w:val="28"/>
-          <w:szCs w:val="28"/>
-        </w:rPr>
-      </w:pPr>
-      <w:r>
-        <w:rPr>
-          <w:rFonts w:ascii="Times New Roman" w:hAnsi="Times New Roman" w:cs="Times New Roman"/>
-          <w:color w:val="000000" w:themeColor="text1"/>
-          <w:sz w:val="28"/>
-          <w:szCs w:val="28"/>
-        </w:rPr>
-        <w:t>динамическое обновление контента без перезагрузки</w:t>
+        <w:t>Также, и</w:t>
+      </w:r>
+      <w:r>
+        <w:rPr>
+          <w:rFonts w:ascii="Times New Roman" w:hAnsi="Times New Roman" w:cs="Times New Roman"/>
+          <w:color w:val="000000" w:themeColor="text1"/>
+          <w:sz w:val="28"/>
+          <w:szCs w:val="28"/>
+        </w:rPr>
+        <w:t xml:space="preserve">спользуя JavaScript, можно реализовать обмен данными с сервером в фоновом режиме, без необходимости перезагружать всю страницу целиком. Этот метод взаимодействия называется AJAX, и он позволяет браузеру отправлять запросы к серверу и получать ответы асинхронно, то есть независимо от работы основного интерфейса страницы. Благодаря этому подходу можно создавать более динамичные и отзывчивые </w:t>
+      </w:r>
+      <w:r>
+        <w:rPr>
+          <w:rFonts w:ascii="Times New Roman" w:hAnsi="Times New Roman" w:cs="Times New Roman"/>
+          <w:color w:val="000000" w:themeColor="text1"/>
+          <w:sz w:val="28"/>
+          <w:szCs w:val="28"/>
+        </w:rPr>
+        <w:t>страницы</w:t>
+      </w:r>
+      <w:r>
+        <w:rPr>
+          <w:rFonts w:ascii="Times New Roman" w:hAnsi="Times New Roman" w:cs="Times New Roman"/>
+          <w:color w:val="000000" w:themeColor="text1"/>
+          <w:sz w:val="28"/>
+          <w:szCs w:val="28"/>
+        </w:rPr>
+        <w:t>, поскольку содержимое сайта обновляется автоматически, без лишних задержек и перерывов. В результате, пользователи могут получать новые данные, отправлять информацию или взаимодействовать с сайтом более комфортно, ощущая плавность и непрерывность работы интерфейса, что значительно улучшает общее впечатление и удобство использования</w:t>
       </w:r>
       <w:r>
         <w:rPr>
@@ -2207,64 +2479,14 @@
         </w:rPr>
         <w:t>.</w:t>
       </w:r>
-    </w:p>
-    <w:p>
-      <w:pPr>
-        <w:spacing w:after="0" w:line="360" w:lineRule="auto"/>
-        <w:ind w:left="-567" w:firstLine="709"/>
-        <w:jc w:val="both"/>
-        <w:rPr>
-          <w:rFonts w:ascii="Times New Roman" w:hAnsi="Times New Roman" w:cs="Times New Roman"/>
-          <w:color w:val="000000" w:themeColor="text1"/>
-          <w:sz w:val="28"/>
-          <w:szCs w:val="28"/>
-        </w:rPr>
-      </w:pPr>
-      <w:r>
-        <w:rPr>
-          <w:rFonts w:ascii="Times New Roman" w:hAnsi="Times New Roman" w:cs="Times New Roman"/>
-          <w:color w:val="000000" w:themeColor="text1"/>
-          <w:sz w:val="28"/>
-          <w:szCs w:val="28"/>
-        </w:rPr>
-        <w:t xml:space="preserve">Это создает эффект отзывчивого сайта, где реакции происходят без долгой перезагрузки страницы, что значительно ускоряет взаимодействие и повышает удобство использования. Также благодаря ему можно реализовать разнообразные </w:t>
-      </w:r>
-      <w:r>
-        <w:rPr>
-          <w:rFonts w:ascii="Times New Roman" w:hAnsi="Times New Roman" w:cs="Times New Roman"/>
-          <w:color w:val="000000" w:themeColor="text1"/>
-          <w:sz w:val="28"/>
-          <w:szCs w:val="28"/>
-        </w:rPr>
-        <w:lastRenderedPageBreak/>
-        <w:t xml:space="preserve">элементы интерфейса, делая работу с сайтом проще и приятнее. В результате пользователь получает более плавное и интуитивное взаимодействие, а </w:t>
-      </w:r>
-      <w:r>
-        <w:rPr>
-          <w:rFonts w:ascii="Times New Roman" w:hAnsi="Times New Roman" w:cs="Times New Roman"/>
-          <w:color w:val="000000" w:themeColor="text1"/>
-          <w:sz w:val="28"/>
-          <w:szCs w:val="28"/>
-        </w:rPr>
-        <w:t xml:space="preserve">у </w:t>
-      </w:r>
-      <w:r>
-        <w:rPr>
-          <w:rFonts w:ascii="Times New Roman" w:hAnsi="Times New Roman" w:cs="Times New Roman"/>
-          <w:color w:val="000000" w:themeColor="text1"/>
-          <w:sz w:val="28"/>
-          <w:szCs w:val="28"/>
-        </w:rPr>
-        <w:t>разработчик</w:t>
-      </w:r>
-      <w:r>
-        <w:rPr>
-          <w:rFonts w:ascii="Times New Roman" w:hAnsi="Times New Roman" w:cs="Times New Roman"/>
-          <w:color w:val="000000" w:themeColor="text1"/>
-          <w:sz w:val="28"/>
-          <w:szCs w:val="28"/>
-        </w:rPr>
-        <w:t>а</w:t>
+      <w:r>
+        <w:rPr>
+          <w:rFonts w:ascii="Times New Roman" w:hAnsi="Times New Roman" w:cs="Times New Roman"/>
+          <w:color w:val="000000" w:themeColor="text1"/>
+          <w:sz w:val="28"/>
+          <w:szCs w:val="28"/>
+        </w:rPr>
+        <w:t xml:space="preserve"> Яркими</w:t>
       </w:r>
       <w:r>
         <w:rPr>
@@ -2282,154 +2504,6 @@
           <w:sz w:val="28"/>
           <w:szCs w:val="28"/>
         </w:rPr>
-        <w:t>появляется</w:t>
-      </w:r>
-      <w:r>
-        <w:rPr>
-          <w:rFonts w:ascii="Times New Roman" w:hAnsi="Times New Roman" w:cs="Times New Roman"/>
-          <w:color w:val="000000" w:themeColor="text1"/>
-          <w:sz w:val="28"/>
-          <w:szCs w:val="28"/>
-        </w:rPr>
-        <w:t xml:space="preserve"> возможность создавать более сложны</w:t>
-      </w:r>
-      <w:r>
-        <w:rPr>
-          <w:rFonts w:ascii="Times New Roman" w:hAnsi="Times New Roman" w:cs="Times New Roman"/>
-          <w:color w:val="000000" w:themeColor="text1"/>
-          <w:sz w:val="28"/>
-          <w:szCs w:val="28"/>
-        </w:rPr>
-        <w:t>й</w:t>
-      </w:r>
-      <w:r>
-        <w:rPr>
-          <w:rFonts w:ascii="Times New Roman" w:hAnsi="Times New Roman" w:cs="Times New Roman"/>
-          <w:color w:val="000000" w:themeColor="text1"/>
-          <w:sz w:val="28"/>
-          <w:szCs w:val="28"/>
-        </w:rPr>
-        <w:t xml:space="preserve"> и привлекательны</w:t>
-      </w:r>
-      <w:r>
-        <w:rPr>
-          <w:rFonts w:ascii="Times New Roman" w:hAnsi="Times New Roman" w:cs="Times New Roman"/>
-          <w:color w:val="000000" w:themeColor="text1"/>
-          <w:sz w:val="28"/>
-          <w:szCs w:val="28"/>
-        </w:rPr>
-        <w:t>й</w:t>
-      </w:r>
-      <w:r>
-        <w:rPr>
-          <w:rFonts w:ascii="Times New Roman" w:hAnsi="Times New Roman" w:cs="Times New Roman"/>
-          <w:color w:val="000000" w:themeColor="text1"/>
-          <w:sz w:val="28"/>
-          <w:szCs w:val="28"/>
-        </w:rPr>
-        <w:t xml:space="preserve"> </w:t>
-      </w:r>
-      <w:r>
-        <w:rPr>
-          <w:rFonts w:ascii="Times New Roman" w:hAnsi="Times New Roman" w:cs="Times New Roman"/>
-          <w:color w:val="000000" w:themeColor="text1"/>
-          <w:sz w:val="28"/>
-          <w:szCs w:val="28"/>
-        </w:rPr>
-        <w:t>интерфейс</w:t>
-      </w:r>
-      <w:r>
-        <w:rPr>
-          <w:rFonts w:ascii="Times New Roman" w:hAnsi="Times New Roman" w:cs="Times New Roman"/>
-          <w:color w:val="000000" w:themeColor="text1"/>
-          <w:sz w:val="28"/>
-          <w:szCs w:val="28"/>
-        </w:rPr>
-        <w:t>.</w:t>
-      </w:r>
-    </w:p>
-    <w:p>
-      <w:pPr>
-        <w:spacing w:after="0" w:line="360" w:lineRule="auto"/>
-        <w:ind w:left="-567" w:firstLine="709"/>
-        <w:jc w:val="both"/>
-        <w:rPr>
-          <w:rFonts w:ascii="Times New Roman" w:hAnsi="Times New Roman" w:cs="Times New Roman"/>
-          <w:color w:val="000000" w:themeColor="text1"/>
-          <w:sz w:val="28"/>
-          <w:szCs w:val="28"/>
-        </w:rPr>
-      </w:pPr>
-      <w:r>
-        <w:rPr>
-          <w:rFonts w:ascii="Times New Roman" w:hAnsi="Times New Roman" w:cs="Times New Roman"/>
-          <w:color w:val="000000" w:themeColor="text1"/>
-          <w:sz w:val="28"/>
-          <w:szCs w:val="28"/>
-        </w:rPr>
-        <w:t>Также, и</w:t>
-      </w:r>
-      <w:r>
-        <w:rPr>
-          <w:rFonts w:ascii="Times New Roman" w:hAnsi="Times New Roman" w:cs="Times New Roman"/>
-          <w:color w:val="000000" w:themeColor="text1"/>
-          <w:sz w:val="28"/>
-          <w:szCs w:val="28"/>
-        </w:rPr>
-        <w:t xml:space="preserve">спользуя JavaScript, можно реализовать обмен данными с сервером в фоновом режиме, без необходимости перезагружать всю страницу целиком. Этот метод взаимодействия называется AJAX, и он позволяет браузеру отправлять запросы к серверу и получать ответы асинхронно, то есть независимо от работы основного интерфейса страницы. Благодаря этому подходу можно создавать более динамичные и отзывчивые </w:t>
-      </w:r>
-      <w:r>
-        <w:rPr>
-          <w:rFonts w:ascii="Times New Roman" w:hAnsi="Times New Roman" w:cs="Times New Roman"/>
-          <w:color w:val="000000" w:themeColor="text1"/>
-          <w:sz w:val="28"/>
-          <w:szCs w:val="28"/>
-        </w:rPr>
-        <w:t>страницы</w:t>
-      </w:r>
-      <w:r>
-        <w:rPr>
-          <w:rFonts w:ascii="Times New Roman" w:hAnsi="Times New Roman" w:cs="Times New Roman"/>
-          <w:color w:val="000000" w:themeColor="text1"/>
-          <w:sz w:val="28"/>
-          <w:szCs w:val="28"/>
-        </w:rPr>
-        <w:t>, поскольку содержимое сайта обновляется автоматически, без лишних задержек и перерывов. В результате, пользователи могут получать новые данные, отправлять информацию или взаимодействовать с сайтом более комфортно, ощущая плавность и непрерывность работы интерфейса, что значительно улучшает общее впечатление и удобство использования</w:t>
-      </w:r>
-      <w:r>
-        <w:rPr>
-          <w:rFonts w:ascii="Times New Roman" w:hAnsi="Times New Roman" w:cs="Times New Roman"/>
-          <w:color w:val="000000" w:themeColor="text1"/>
-          <w:sz w:val="28"/>
-          <w:szCs w:val="28"/>
-        </w:rPr>
-        <w:t>.</w:t>
-      </w:r>
-      <w:r>
-        <w:rPr>
-          <w:rFonts w:ascii="Times New Roman" w:hAnsi="Times New Roman" w:cs="Times New Roman"/>
-          <w:color w:val="000000" w:themeColor="text1"/>
-          <w:sz w:val="28"/>
-          <w:szCs w:val="28"/>
-        </w:rPr>
-        <w:t xml:space="preserve"> Яркими</w:t>
-      </w:r>
-      <w:r>
-        <w:rPr>
-          <w:rFonts w:ascii="Times New Roman" w:hAnsi="Times New Roman" w:cs="Times New Roman"/>
-          <w:color w:val="000000" w:themeColor="text1"/>
-          <w:sz w:val="28"/>
-          <w:szCs w:val="28"/>
-        </w:rPr>
-        <w:t xml:space="preserve"> </w:t>
-      </w:r>
-      <w:r>
-        <w:rPr>
-          <w:rFonts w:ascii="Times New Roman" w:hAnsi="Times New Roman" w:cs="Times New Roman"/>
-          <w:color w:val="000000" w:themeColor="text1"/>
-          <w:sz w:val="28"/>
-          <w:szCs w:val="28"/>
-        </w:rPr>
         <w:t>п</w:t>
       </w:r>
       <w:r>
@@ -2471,13 +2545,13 @@
     </w:p>
     <w:p>
       <w:pPr>
-        <w:pStyle w:val="a8"/>
+        <w:pStyle w:val="aa"/>
         <w:numPr>
           <w:ilvl w:val="0"/>
           <w:numId w:val="26"/>
         </w:numPr>
         <w:spacing w:after="0" w:line="360" w:lineRule="auto"/>
-        <w:ind w:left="-567" w:firstLine="709"/>
+        <w:ind w:left="0" w:firstLine="709"/>
         <w:contextualSpacing w:val="0"/>
         <w:jc w:val="both"/>
         <w:rPr>
@@ -2544,13 +2618,13 @@
     </w:p>
     <w:p>
       <w:pPr>
-        <w:pStyle w:val="a8"/>
+        <w:pStyle w:val="aa"/>
         <w:numPr>
           <w:ilvl w:val="0"/>
           <w:numId w:val="26"/>
         </w:numPr>
         <w:spacing w:after="0" w:line="360" w:lineRule="auto"/>
-        <w:ind w:left="-567" w:firstLine="709"/>
+        <w:ind w:left="0" w:firstLine="709"/>
         <w:contextualSpacing w:val="0"/>
         <w:jc w:val="both"/>
         <w:rPr>
@@ -2635,13 +2709,13 @@
     </w:p>
     <w:p>
       <w:pPr>
-        <w:pStyle w:val="a8"/>
+        <w:pStyle w:val="aa"/>
         <w:numPr>
           <w:ilvl w:val="0"/>
           <w:numId w:val="26"/>
         </w:numPr>
         <w:spacing w:after="0" w:line="360" w:lineRule="auto"/>
-        <w:ind w:left="-567" w:firstLine="709"/>
+        <w:ind w:left="0" w:firstLine="709"/>
         <w:contextualSpacing w:val="0"/>
         <w:jc w:val="both"/>
         <w:rPr>
@@ -2718,7 +2792,7 @@
     <w:p>
       <w:pPr>
         <w:spacing w:after="0" w:line="360" w:lineRule="auto"/>
-        <w:ind w:left="-567" w:firstLine="709"/>
+        <w:ind w:firstLine="709"/>
         <w:jc w:val="both"/>
         <w:rPr>
           <w:rFonts w:ascii="Times New Roman" w:hAnsi="Times New Roman" w:cs="Times New Roman"/>
@@ -2776,7 +2850,7 @@
     <w:p>
       <w:pPr>
         <w:spacing w:after="0" w:line="360" w:lineRule="auto"/>
-        <w:ind w:left="-567" w:firstLine="709"/>
+        <w:ind w:firstLine="709"/>
         <w:jc w:val="both"/>
         <w:rPr>
           <w:rFonts w:ascii="Times New Roman" w:hAnsi="Times New Roman" w:cs="Times New Roman"/>
@@ -2792,6 +2866,7 @@
           <w:sz w:val="28"/>
           <w:szCs w:val="28"/>
         </w:rPr>
+        <w:lastRenderedPageBreak/>
         <w:t xml:space="preserve">А также </w:t>
       </w:r>
       <w:r>
@@ -2801,17 +2876,7 @@
           <w:sz w:val="28"/>
           <w:szCs w:val="28"/>
         </w:rPr>
-        <w:t xml:space="preserve">JavaScript широко используется для реализации различных визуальных эффектов, которые делают сайт более привлекательным и </w:t>
-      </w:r>
-      <w:r>
-        <w:rPr>
-          <w:rFonts w:ascii="Times New Roman" w:hAnsi="Times New Roman" w:cs="Times New Roman"/>
-          <w:color w:val="000000" w:themeColor="text1"/>
-          <w:sz w:val="28"/>
-          <w:szCs w:val="28"/>
-        </w:rPr>
-        <w:lastRenderedPageBreak/>
-        <w:t xml:space="preserve">современным. Благодаря этому язык </w:t>
+        <w:t xml:space="preserve">JavaScript широко используется для реализации различных визуальных эффектов, которые делают сайт более привлекательным и современным. Благодаря этому язык </w:t>
       </w:r>
       <w:r>
         <w:rPr>
@@ -2933,13 +2998,13 @@
     </w:p>
     <w:p>
       <w:pPr>
-        <w:pStyle w:val="a8"/>
+        <w:pStyle w:val="aa"/>
         <w:numPr>
           <w:ilvl w:val="0"/>
           <w:numId w:val="27"/>
         </w:numPr>
         <w:spacing w:after="0" w:line="360" w:lineRule="auto"/>
-        <w:ind w:left="-567" w:firstLine="709"/>
+        <w:ind w:left="0" w:firstLine="709"/>
         <w:contextualSpacing w:val="0"/>
         <w:jc w:val="both"/>
         <w:rPr>
@@ -2979,13 +3044,13 @@
     </w:p>
     <w:p>
       <w:pPr>
-        <w:pStyle w:val="a8"/>
+        <w:pStyle w:val="aa"/>
         <w:numPr>
           <w:ilvl w:val="0"/>
           <w:numId w:val="27"/>
         </w:numPr>
         <w:spacing w:after="0" w:line="360" w:lineRule="auto"/>
-        <w:ind w:left="-567" w:firstLine="709"/>
+        <w:ind w:left="0" w:firstLine="709"/>
         <w:contextualSpacing w:val="0"/>
         <w:jc w:val="both"/>
         <w:rPr>
@@ -3043,13 +3108,13 @@
     </w:p>
     <w:p>
       <w:pPr>
-        <w:pStyle w:val="a8"/>
+        <w:pStyle w:val="aa"/>
         <w:numPr>
           <w:ilvl w:val="0"/>
           <w:numId w:val="27"/>
         </w:numPr>
         <w:spacing w:after="0" w:line="360" w:lineRule="auto"/>
-        <w:ind w:left="-567" w:firstLine="709"/>
+        <w:ind w:left="0" w:firstLine="709"/>
         <w:contextualSpacing w:val="0"/>
         <w:jc w:val="both"/>
         <w:rPr>
@@ -3126,7 +3191,7 @@
     <w:p>
       <w:pPr>
         <w:spacing w:after="0" w:line="360" w:lineRule="auto"/>
-        <w:ind w:left="-567" w:firstLine="709"/>
+        <w:ind w:firstLine="709"/>
         <w:jc w:val="both"/>
         <w:rPr>
           <w:rFonts w:ascii="Times New Roman" w:hAnsi="Times New Roman" w:cs="Times New Roman"/>
@@ -3193,7 +3258,7 @@
     <w:p>
       <w:pPr>
         <w:spacing w:after="0" w:line="360" w:lineRule="auto"/>
-        <w:ind w:left="-567" w:firstLine="709"/>
+        <w:ind w:firstLine="709"/>
         <w:jc w:val="both"/>
         <w:rPr>
           <w:rFonts w:ascii="Times New Roman" w:hAnsi="Times New Roman" w:cs="Times New Roman"/>
@@ -3242,7 +3307,7 @@
     <w:p>
       <w:pPr>
         <w:spacing w:after="0" w:line="360" w:lineRule="auto"/>
-        <w:ind w:left="-567" w:firstLine="709"/>
+        <w:ind w:firstLine="709"/>
         <w:jc w:val="both"/>
         <w:rPr>
           <w:rFonts w:ascii="Times New Roman" w:hAnsi="Times New Roman" w:cs="Times New Roman"/>
@@ -3294,13 +3359,23 @@
           <w:sz w:val="28"/>
           <w:szCs w:val="28"/>
         </w:rPr>
-        <w:t>, что сначала создается дизайн для смартфонов и мобильных устройств, а затем его расширяют и дорабатывают для более больших экранов. Такой подход обеспечивает более эффективное использование ресурсов, проще управляется и позволяет лучше учитывать особенности мобильных устройств, такие как ограниченный экран и меньшие размеры компонентов.</w:t>
+        <w:t xml:space="preserve">, что сначала создается дизайн для смартфонов и мобильных устройств, а затем его расширяют и дорабатывают для более больших экранов. Такой подход </w:t>
+      </w:r>
+      <w:r>
+        <w:rPr>
+          <w:rFonts w:ascii="Times New Roman" w:hAnsi="Times New Roman" w:cs="Times New Roman"/>
+          <w:color w:val="000000" w:themeColor="text1"/>
+          <w:sz w:val="28"/>
+          <w:szCs w:val="28"/>
+        </w:rPr>
+        <w:lastRenderedPageBreak/>
+        <w:t>обеспечивает более эффективное использование ресурсов, проще управляется и позволяет лучше учитывать особенности мобильных устройств, такие как ограниченный экран и меньшие размеры компонентов.</w:t>
       </w:r>
     </w:p>
     <w:p>
       <w:pPr>
         <w:spacing w:after="0" w:line="360" w:lineRule="auto"/>
-        <w:ind w:left="-567" w:firstLine="709"/>
+        <w:ind w:firstLine="709"/>
         <w:jc w:val="both"/>
         <w:rPr>
           <w:rFonts w:ascii="Times New Roman" w:hAnsi="Times New Roman" w:cs="Times New Roman"/>
@@ -3316,7 +3391,6 @@
           <w:sz w:val="28"/>
           <w:szCs w:val="28"/>
         </w:rPr>
-        <w:lastRenderedPageBreak/>
         <w:t xml:space="preserve">Для достижения универсальности и высокой совместимости, обеспечивающие равный уровень удобства на всех устройствах, </w:t>
       </w:r>
       <w:r>
@@ -3340,13 +3414,13 @@
     </w:p>
     <w:p>
       <w:pPr>
-        <w:pStyle w:val="a8"/>
+        <w:pStyle w:val="aa"/>
         <w:numPr>
           <w:ilvl w:val="0"/>
           <w:numId w:val="34"/>
         </w:numPr>
         <w:spacing w:after="0" w:line="360" w:lineRule="auto"/>
-        <w:ind w:left="-567" w:firstLine="709"/>
+        <w:ind w:left="0" w:firstLine="709"/>
         <w:contextualSpacing w:val="0"/>
         <w:jc w:val="both"/>
         <w:rPr>
@@ -3386,13 +3460,13 @@
     </w:p>
     <w:p>
       <w:pPr>
-        <w:pStyle w:val="a8"/>
+        <w:pStyle w:val="aa"/>
         <w:numPr>
           <w:ilvl w:val="0"/>
           <w:numId w:val="34"/>
         </w:numPr>
         <w:spacing w:after="0" w:line="360" w:lineRule="auto"/>
-        <w:ind w:left="-567" w:firstLine="709"/>
+        <w:ind w:left="0" w:firstLine="709"/>
         <w:contextualSpacing w:val="0"/>
         <w:jc w:val="both"/>
         <w:rPr>
@@ -3414,13 +3488,13 @@
     </w:p>
     <w:p>
       <w:pPr>
-        <w:pStyle w:val="a8"/>
+        <w:pStyle w:val="aa"/>
         <w:numPr>
           <w:ilvl w:val="0"/>
           <w:numId w:val="34"/>
         </w:numPr>
         <w:spacing w:after="0" w:line="360" w:lineRule="auto"/>
-        <w:ind w:left="-567" w:firstLine="709"/>
+        <w:ind w:left="0" w:firstLine="709"/>
         <w:contextualSpacing w:val="0"/>
         <w:jc w:val="both"/>
         <w:rPr>
@@ -3460,13 +3534,13 @@
     </w:p>
     <w:p>
       <w:pPr>
-        <w:pStyle w:val="a8"/>
+        <w:pStyle w:val="aa"/>
         <w:numPr>
           <w:ilvl w:val="0"/>
           <w:numId w:val="34"/>
         </w:numPr>
         <w:spacing w:after="0" w:line="360" w:lineRule="auto"/>
-        <w:ind w:left="-567" w:firstLine="709"/>
+        <w:ind w:left="0" w:firstLine="709"/>
         <w:contextualSpacing w:val="0"/>
         <w:jc w:val="both"/>
         <w:rPr>
@@ -3488,13 +3562,13 @@
     </w:p>
     <w:p>
       <w:pPr>
-        <w:pStyle w:val="a8"/>
+        <w:pStyle w:val="aa"/>
         <w:numPr>
           <w:ilvl w:val="0"/>
           <w:numId w:val="34"/>
         </w:numPr>
         <w:spacing w:after="0" w:line="360" w:lineRule="auto"/>
-        <w:ind w:left="-567" w:firstLine="709"/>
+        <w:ind w:left="0" w:firstLine="709"/>
         <w:contextualSpacing w:val="0"/>
         <w:jc w:val="both"/>
         <w:rPr>
@@ -3516,13 +3590,13 @@
     </w:p>
     <w:p>
       <w:pPr>
-        <w:pStyle w:val="a8"/>
+        <w:pStyle w:val="aa"/>
         <w:numPr>
           <w:ilvl w:val="0"/>
           <w:numId w:val="34"/>
         </w:numPr>
         <w:spacing w:after="0" w:line="360" w:lineRule="auto"/>
-        <w:ind w:left="-567" w:firstLine="709"/>
+        <w:ind w:left="0" w:firstLine="709"/>
         <w:contextualSpacing w:val="0"/>
         <w:jc w:val="both"/>
         <w:rPr>
@@ -3545,7 +3619,7 @@
     <w:p>
       <w:pPr>
         <w:spacing w:after="0" w:line="360" w:lineRule="auto"/>
-        <w:ind w:left="-567" w:firstLine="709"/>
+        <w:ind w:firstLine="709"/>
         <w:jc w:val="both"/>
         <w:rPr>
           <w:rFonts w:ascii="Times New Roman" w:hAnsi="Times New Roman" w:cs="Times New Roman"/>
@@ -3585,7 +3659,7 @@
     <w:p>
       <w:pPr>
         <w:spacing w:after="0" w:line="360" w:lineRule="auto"/>
-        <w:ind w:left="-567" w:firstLine="709"/>
+        <w:ind w:firstLine="709"/>
         <w:jc w:val="both"/>
         <w:rPr>
           <w:rFonts w:ascii="Times New Roman" w:hAnsi="Times New Roman" w:cs="Times New Roman"/>
@@ -3637,13 +3711,23 @@
           <w:sz w:val="28"/>
           <w:szCs w:val="28"/>
         </w:rPr>
-        <w:t xml:space="preserve"> распаковка браузером перед тем, как страница полностью откроется. Поэтому важно сокращать объем файлов, которая удаляет все лишние пробелы, комментарии и сокращает имена переменных, а также разделять крупные скрипты на меньшие части, которые можно загружать по мере необходимости.</w:t>
+        <w:t xml:space="preserve"> распаковка браузером перед тем, как страница полностью откроется. Поэтому важно сокращать объем файлов, которая удаляет все лишние пробелы, комментарии и сокращает </w:t>
+      </w:r>
+      <w:r>
+        <w:rPr>
+          <w:rFonts w:ascii="Times New Roman" w:hAnsi="Times New Roman" w:cs="Times New Roman"/>
+          <w:color w:val="000000" w:themeColor="text1"/>
+          <w:sz w:val="28"/>
+          <w:szCs w:val="28"/>
+        </w:rPr>
+        <w:lastRenderedPageBreak/>
+        <w:t>имена переменных, а также разделять крупные скрипты на меньшие части, которые можно загружать по мере необходимости.</w:t>
       </w:r>
     </w:p>
     <w:p>
       <w:pPr>
         <w:spacing w:after="0" w:line="360" w:lineRule="auto"/>
-        <w:ind w:left="-567" w:firstLine="709"/>
+        <w:ind w:firstLine="709"/>
         <w:jc w:val="both"/>
         <w:rPr>
           <w:rFonts w:ascii="Times New Roman" w:hAnsi="Times New Roman" w:cs="Times New Roman"/>
@@ -3659,7 +3743,6 @@
           <w:sz w:val="28"/>
           <w:szCs w:val="28"/>
         </w:rPr>
-        <w:lastRenderedPageBreak/>
         <w:t>Влияние JavaScript заметно и на работу со структурой страницы. Частые и неправильные изменения DOM вызывают операции перерасчета размеров и перерисовки элементов. Каждое такое изменение тормозит работу интерфейса и вызывает задержки. Поэтому важно использовать методы группировки изменений</w:t>
       </w:r>
       <w:r>
@@ -3684,7 +3767,7 @@
     <w:p>
       <w:pPr>
         <w:spacing w:after="0" w:line="360" w:lineRule="auto"/>
-        <w:ind w:left="-567" w:firstLine="709"/>
+        <w:ind w:firstLine="709"/>
         <w:jc w:val="both"/>
         <w:rPr>
           <w:rFonts w:ascii="Times New Roman" w:hAnsi="Times New Roman" w:cs="Times New Roman"/>
@@ -3706,7 +3789,7 @@
     <w:p>
       <w:pPr>
         <w:spacing w:after="0" w:line="360" w:lineRule="auto"/>
-        <w:ind w:left="-567" w:firstLine="709"/>
+        <w:ind w:firstLine="709"/>
         <w:jc w:val="both"/>
         <w:rPr>
           <w:rFonts w:ascii="Times New Roman" w:hAnsi="Times New Roman" w:cs="Times New Roman"/>
@@ -3720,7 +3803,7 @@
       <w:pPr>
         <w:pStyle w:val="1"/>
         <w:spacing w:before="0" w:after="0" w:line="360" w:lineRule="auto"/>
-        <w:ind w:left="-567" w:firstLine="709"/>
+        <w:ind w:firstLine="709"/>
         <w:rPr>
           <w:rFonts w:ascii="Times New Roman" w:hAnsi="Times New Roman" w:cs="Times New Roman"/>
           <w:b/>
@@ -3730,7 +3813,7 @@
           <w:szCs w:val="28"/>
         </w:rPr>
       </w:pPr>
-      <w:bookmarkStart w:id="3" w:name="_Toc221806535"/>
+      <w:bookmarkStart w:id="4" w:name="_Toc223382067"/>
       <w:r>
         <w:rPr>
           <w:rFonts w:ascii="Times New Roman" w:hAnsi="Times New Roman" w:cs="Times New Roman"/>
@@ -3797,12 +3880,12 @@
         </w:rPr>
         <w:t>ная часть</w:t>
       </w:r>
-      <w:bookmarkEnd w:id="3"/>
+      <w:bookmarkEnd w:id="4"/>
     </w:p>
     <w:p>
       <w:pPr>
         <w:spacing w:after="0" w:line="360" w:lineRule="auto"/>
-        <w:ind w:left="-567" w:firstLine="709"/>
+        <w:ind w:firstLine="709"/>
         <w:jc w:val="both"/>
         <w:rPr>
           <w:rFonts w:ascii="Times New Roman" w:hAnsi="Times New Roman" w:cs="Times New Roman"/>
@@ -3842,7 +3925,7 @@
     <w:p>
       <w:pPr>
         <w:spacing w:after="0" w:line="360" w:lineRule="auto"/>
-        <w:ind w:left="-567" w:firstLine="709"/>
+        <w:ind w:firstLine="709"/>
         <w:jc w:val="both"/>
         <w:rPr>
           <w:rFonts w:ascii="Times New Roman" w:hAnsi="Times New Roman" w:cs="Times New Roman"/>
@@ -3858,7 +3941,17 @@
           <w:sz w:val="28"/>
           <w:szCs w:val="28"/>
         </w:rPr>
-        <w:t>Одним из ключевых преимуществ PHP является его простота освоения. Он обладает интуитивно понятным синтаксисом, что позволяет начинающим разработчикам быстро войти в курс дела и начать создавать полноценные веб-приложения без необходимости долгого обучения.</w:t>
+        <w:t>Одним из ключевых преимуществ PHP является его простота освоения. Он обладает интуитивно понятным синтаксисом, что позволяет начинающим разработчикам быстро войти в курс дела и начать создавать полноценные веб-</w:t>
+      </w:r>
+      <w:r>
+        <w:rPr>
+          <w:rFonts w:ascii="Times New Roman" w:hAnsi="Times New Roman" w:cs="Times New Roman"/>
+          <w:color w:val="000000" w:themeColor="text1"/>
+          <w:sz w:val="28"/>
+          <w:szCs w:val="28"/>
+        </w:rPr>
+        <w:lastRenderedPageBreak/>
+        <w:t>приложения без необходимости долгого обучения.</w:t>
       </w:r>
       <w:r>
         <w:rPr>
@@ -3882,7 +3975,7 @@
     <w:p>
       <w:pPr>
         <w:spacing w:after="0" w:line="360" w:lineRule="auto"/>
-        <w:ind w:left="-567" w:firstLine="709"/>
+        <w:ind w:firstLine="709"/>
         <w:jc w:val="both"/>
         <w:rPr>
           <w:rFonts w:ascii="Times New Roman" w:hAnsi="Times New Roman" w:cs="Times New Roman"/>
@@ -3898,7 +3991,154 @@
           <w:sz w:val="28"/>
           <w:szCs w:val="28"/>
         </w:rPr>
-        <w:t xml:space="preserve">Тем не менее, несмотря на свою простоту, PHP обладает мощным арсеналом средств и возможностей, которые позволяют создавать сложные, масштабируемые </w:t>
+        <w:t>Тем не менее, несмотря на свою простоту, PHP обладает мощным арсеналом средств и возможностей, которые позволяют создавать сложные, масштабируемые и интерактивные сайты. Он отлично подходит для быстрого генерирования HTML-страниц, вставляя актуальные данные из баз данных или результатов выполнения скриптов. Такой подход обеспечивает динамическое обновление содержимого сайта, что делает его более актуальным и привлекательным для посетителей.</w:t>
+      </w:r>
+    </w:p>
+    <w:p>
+      <w:pPr>
+        <w:spacing w:after="0" w:line="360" w:lineRule="auto"/>
+        <w:ind w:firstLine="709"/>
+        <w:jc w:val="both"/>
+        <w:rPr>
+          <w:rFonts w:ascii="Times New Roman" w:hAnsi="Times New Roman" w:cs="Times New Roman"/>
+          <w:color w:val="000000" w:themeColor="text1"/>
+          <w:sz w:val="28"/>
+          <w:szCs w:val="28"/>
+        </w:rPr>
+      </w:pPr>
+      <w:r>
+        <w:rPr>
+          <w:rFonts w:ascii="Times New Roman" w:hAnsi="Times New Roman" w:cs="Times New Roman"/>
+          <w:color w:val="000000" w:themeColor="text1"/>
+          <w:sz w:val="28"/>
+          <w:szCs w:val="28"/>
+        </w:rPr>
+        <w:t>Помимо этого, PHP отлично взаимодействует с системами управления базами данных, что является одним из его основных преимуществ. Особенно популярной системой хранения данных считается MySQL — бесплатная, надежная и легко интегрируемая с PHP.</w:t>
+      </w:r>
+      <w:r>
+        <w:rPr>
+          <w:rFonts w:ascii="Times New Roman" w:hAnsi="Times New Roman" w:cs="Times New Roman"/>
+          <w:color w:val="000000" w:themeColor="text1"/>
+          <w:sz w:val="28"/>
+          <w:szCs w:val="28"/>
+        </w:rPr>
+        <w:t xml:space="preserve"> </w:t>
+      </w:r>
+      <w:r>
+        <w:rPr>
+          <w:rFonts w:ascii="Times New Roman" w:hAnsi="Times New Roman" w:cs="Times New Roman"/>
+          <w:color w:val="000000" w:themeColor="text1"/>
+          <w:sz w:val="28"/>
+          <w:szCs w:val="28"/>
+        </w:rPr>
+        <w:t>Веб-приложения, построенные на PHP и MySQL, способны эффективно обрабатывать большие объемы информации, обеспечивая быструю работу и высокую отзывчивость интерфейса. Это особенно важно для сайтов с большим количеством пользователей, предполагающими постоянные обновления и обращения к базе данных.</w:t>
+      </w:r>
+    </w:p>
+    <w:p>
+      <w:pPr>
+        <w:spacing w:after="0" w:line="360" w:lineRule="auto"/>
+        <w:ind w:firstLine="709"/>
+        <w:jc w:val="both"/>
+        <w:rPr>
+          <w:rFonts w:ascii="Times New Roman" w:hAnsi="Times New Roman" w:cs="Times New Roman"/>
+          <w:color w:val="000000" w:themeColor="text1"/>
+          <w:sz w:val="28"/>
+          <w:szCs w:val="28"/>
+        </w:rPr>
+      </w:pPr>
+      <w:r>
+        <w:rPr>
+          <w:rFonts w:ascii="Times New Roman" w:hAnsi="Times New Roman" w:cs="Times New Roman"/>
+          <w:color w:val="000000" w:themeColor="text1"/>
+          <w:sz w:val="28"/>
+          <w:szCs w:val="28"/>
+        </w:rPr>
+        <w:t>Интеграция PHP с базами данных открывает широкие возможности для реализации различных функциональных особенностей</w:t>
+      </w:r>
+      <w:r>
+        <w:rPr>
+          <w:rFonts w:ascii="Times New Roman" w:hAnsi="Times New Roman" w:cs="Times New Roman"/>
+          <w:color w:val="000000" w:themeColor="text1"/>
+          <w:sz w:val="28"/>
+          <w:szCs w:val="28"/>
+        </w:rPr>
+        <w:t xml:space="preserve">, что </w:t>
+      </w:r>
+      <w:r>
+        <w:rPr>
+          <w:rFonts w:ascii="Times New Roman" w:hAnsi="Times New Roman" w:cs="Times New Roman"/>
+          <w:color w:val="000000" w:themeColor="text1"/>
+          <w:sz w:val="28"/>
+          <w:szCs w:val="28"/>
+        </w:rPr>
+        <w:t>помогают обеспечить удобство пользования сайтом для конечных пользователей, повысить его эффективность и расширить потенциальные возможности бизнеса.</w:t>
+      </w:r>
+    </w:p>
+    <w:p>
+      <w:pPr>
+        <w:spacing w:after="0" w:line="360" w:lineRule="auto"/>
+        <w:ind w:firstLine="709"/>
+        <w:jc w:val="both"/>
+        <w:rPr>
+          <w:rFonts w:ascii="Times New Roman" w:hAnsi="Times New Roman" w:cs="Times New Roman"/>
+          <w:color w:val="000000" w:themeColor="text1"/>
+          <w:sz w:val="28"/>
+          <w:szCs w:val="28"/>
+        </w:rPr>
+      </w:pPr>
+      <w:r>
+        <w:rPr>
+          <w:rFonts w:ascii="Times New Roman" w:hAnsi="Times New Roman" w:cs="Times New Roman"/>
+          <w:color w:val="000000" w:themeColor="text1"/>
+          <w:sz w:val="28"/>
+          <w:szCs w:val="28"/>
+        </w:rPr>
+        <w:t>Кроме взаимодействия с базами данных, PHP широко используется для обработки форм и взаимодействия с пользователями. Скрипты на PHP позволяют реализовать процесс регистрации новых пользователей, входа в личный кабинет</w:t>
+      </w:r>
+      <w:r>
+        <w:rPr>
+          <w:rFonts w:ascii="Times New Roman" w:hAnsi="Times New Roman" w:cs="Times New Roman"/>
+          <w:color w:val="000000" w:themeColor="text1"/>
+          <w:sz w:val="28"/>
+          <w:szCs w:val="28"/>
+        </w:rPr>
+        <w:t xml:space="preserve"> и многое другое. </w:t>
+      </w:r>
+      <w:r>
+        <w:rPr>
+          <w:rFonts w:ascii="Times New Roman" w:hAnsi="Times New Roman" w:cs="Times New Roman"/>
+          <w:color w:val="000000" w:themeColor="text1"/>
+          <w:sz w:val="28"/>
+          <w:szCs w:val="28"/>
+        </w:rPr>
+        <w:t>При этом, ключевым аспектом является правильная проверка данных. PHP предоставляет встроенные механизмы для валидации и фильтрации пользовательского ввода, что помогает защитить сайт от вредоносных атак, таких как SQL-инъекции или XSS</w:t>
+      </w:r>
+      <w:r>
+        <w:rPr>
+          <w:rFonts w:ascii="Times New Roman" w:hAnsi="Times New Roman" w:cs="Times New Roman"/>
+          <w:color w:val="000000" w:themeColor="text1"/>
+          <w:sz w:val="28"/>
+          <w:szCs w:val="28"/>
+        </w:rPr>
+        <w:t>-атак</w:t>
+      </w:r>
+      <w:r>
+        <w:rPr>
+          <w:rFonts w:ascii="Times New Roman" w:hAnsi="Times New Roman" w:cs="Times New Roman"/>
+          <w:color w:val="000000" w:themeColor="text1"/>
+          <w:sz w:val="28"/>
+          <w:szCs w:val="28"/>
+        </w:rPr>
+        <w:t>.</w:t>
+      </w:r>
+      <w:r>
+        <w:rPr>
+          <w:rFonts w:ascii="Times New Roman" w:hAnsi="Times New Roman" w:cs="Times New Roman"/>
+          <w:color w:val="000000" w:themeColor="text1"/>
+          <w:sz w:val="28"/>
+          <w:szCs w:val="28"/>
+        </w:rPr>
+        <w:t xml:space="preserve"> Защита личных данных, а также информации о платежах, является приоритетом для любого </w:t>
       </w:r>
       <w:r>
         <w:rPr>
@@ -3908,13 +4148,13 @@
           <w:szCs w:val="28"/>
         </w:rPr>
         <w:lastRenderedPageBreak/>
-        <w:t>и интерактивные сайты. Он отлично подходит для быстрого генерирования HTML-страниц, вставляя актуальные данные из баз данных или результатов выполнения скриптов. Такой подход обеспечивает динамическое обновление содержимого сайта, что делает его более актуальным и привлекательным для посетителей.</w:t>
+        <w:t>сайта с коммерческим уклоном, и PHP предлагает множество инструментов для обеспечения безопасности данных.</w:t>
       </w:r>
     </w:p>
     <w:p>
       <w:pPr>
         <w:spacing w:after="0" w:line="360" w:lineRule="auto"/>
-        <w:ind w:left="-567" w:firstLine="709"/>
+        <w:ind w:firstLine="709"/>
         <w:jc w:val="both"/>
         <w:rPr>
           <w:rFonts w:ascii="Times New Roman" w:hAnsi="Times New Roman" w:cs="Times New Roman"/>
@@ -3930,7 +4170,210 @@
           <w:sz w:val="28"/>
           <w:szCs w:val="28"/>
         </w:rPr>
-        <w:t>Помимо этого, PHP отлично взаимодействует с системами управления базами данных, что является одним из его основных преимуществ. Особенно популярной системой хранения данных считается MySQL — бесплатная, надежная и легко интегрируемая с PHP.</w:t>
+        <w:t>Обеспечение безопасности данных становится особенно актуальным, когда речь идет о работе с пользовательскими аккаунтами, платежной информацией или конфиденциальными данными. PHP управляет сеансами, системой авторизации и аутентификации, что позволяет надежно хранить и проверять идентификаторы входа пользователя. Благодаря этому обеспечивается защита от несанкционированного доступа и повышается уровень доверия к проекту. А также, в случае возникновения угроз или неправомерных действий, PHP предоставляет широкие возможности для мониторинга и устранения уязвимостей.</w:t>
+      </w:r>
+    </w:p>
+    <w:p>
+      <w:pPr>
+        <w:spacing w:after="0" w:line="360" w:lineRule="auto"/>
+        <w:ind w:firstLine="709"/>
+        <w:jc w:val="both"/>
+        <w:rPr>
+          <w:rFonts w:ascii="Times New Roman" w:hAnsi="Times New Roman" w:cs="Times New Roman"/>
+          <w:color w:val="000000" w:themeColor="text1"/>
+          <w:sz w:val="28"/>
+          <w:szCs w:val="28"/>
+        </w:rPr>
+      </w:pPr>
+      <w:r>
+        <w:rPr>
+          <w:rFonts w:ascii="Times New Roman" w:hAnsi="Times New Roman" w:cs="Times New Roman"/>
+          <w:color w:val="000000" w:themeColor="text1"/>
+          <w:sz w:val="28"/>
+          <w:szCs w:val="28"/>
+        </w:rPr>
+        <w:t>Его ф</w:t>
+      </w:r>
+      <w:r>
+        <w:rPr>
+          <w:rFonts w:ascii="Times New Roman" w:hAnsi="Times New Roman" w:cs="Times New Roman"/>
+          <w:color w:val="000000" w:themeColor="text1"/>
+          <w:sz w:val="28"/>
+          <w:szCs w:val="28"/>
+        </w:rPr>
+        <w:t xml:space="preserve">ункционал не ограничивается только обработкой данных и взаимодействием с базами данных. Это универсальный язык, который работает практически на всех популярных операционных системах. Благодаря этому, разработчики и системные администраторы получают большую гибкость в выборе серверной платформы, а также облегчается развертывание и масштабирование проектов. Например, сайт, созданный на PHP, может легко </w:t>
+      </w:r>
+      <w:r>
+        <w:rPr>
+          <w:rFonts w:ascii="Times New Roman" w:hAnsi="Times New Roman" w:cs="Times New Roman"/>
+          <w:color w:val="000000" w:themeColor="text1"/>
+          <w:sz w:val="28"/>
+          <w:szCs w:val="28"/>
+        </w:rPr>
+        <w:t>перемещаться</w:t>
+      </w:r>
+      <w:r>
+        <w:rPr>
+          <w:rFonts w:ascii="Times New Roman" w:hAnsi="Times New Roman" w:cs="Times New Roman"/>
+          <w:color w:val="000000" w:themeColor="text1"/>
+          <w:sz w:val="28"/>
+          <w:szCs w:val="28"/>
+        </w:rPr>
+        <w:t xml:space="preserve"> между различными хостинг-провайдерами без необходимости переписывать код или делать трудоемкие настройки. Это значительно упрощает поддержку и развитие проекта, снижая затраты времени и ресурсов.</w:t>
+      </w:r>
+    </w:p>
+    <w:p>
+      <w:pPr>
+        <w:spacing w:after="0" w:line="360" w:lineRule="auto"/>
+        <w:ind w:firstLine="709"/>
+        <w:jc w:val="both"/>
+        <w:rPr>
+          <w:rFonts w:ascii="Times New Roman" w:hAnsi="Times New Roman" w:cs="Times New Roman"/>
+          <w:color w:val="000000" w:themeColor="text1"/>
+          <w:sz w:val="28"/>
+          <w:szCs w:val="28"/>
+        </w:rPr>
+      </w:pPr>
+      <w:r>
+        <w:rPr>
+          <w:rFonts w:ascii="Times New Roman" w:hAnsi="Times New Roman" w:cs="Times New Roman"/>
+          <w:color w:val="000000" w:themeColor="text1"/>
+          <w:sz w:val="28"/>
+          <w:szCs w:val="28"/>
+        </w:rPr>
+        <w:t xml:space="preserve">Помимо этого, PHP </w:t>
+      </w:r>
+      <w:r>
+        <w:rPr>
+          <w:rFonts w:ascii="Times New Roman" w:hAnsi="Times New Roman" w:cs="Times New Roman"/>
+          <w:color w:val="000000" w:themeColor="text1"/>
+          <w:sz w:val="28"/>
+          <w:szCs w:val="28"/>
+        </w:rPr>
+        <w:t>является</w:t>
+      </w:r>
+      <w:r>
+        <w:rPr>
+          <w:rFonts w:ascii="Times New Roman" w:hAnsi="Times New Roman" w:cs="Times New Roman"/>
+          <w:color w:val="000000" w:themeColor="text1"/>
+          <w:sz w:val="28"/>
+          <w:szCs w:val="28"/>
+        </w:rPr>
+        <w:t xml:space="preserve"> язык</w:t>
+      </w:r>
+      <w:r>
+        <w:rPr>
+          <w:rFonts w:ascii="Times New Roman" w:hAnsi="Times New Roman" w:cs="Times New Roman"/>
+          <w:color w:val="000000" w:themeColor="text1"/>
+          <w:sz w:val="28"/>
+          <w:szCs w:val="28"/>
+        </w:rPr>
+        <w:t>ом</w:t>
+      </w:r>
+      <w:r>
+        <w:rPr>
+          <w:rFonts w:ascii="Times New Roman" w:hAnsi="Times New Roman" w:cs="Times New Roman"/>
+          <w:color w:val="000000" w:themeColor="text1"/>
+          <w:sz w:val="28"/>
+          <w:szCs w:val="28"/>
+        </w:rPr>
+        <w:t xml:space="preserve"> с открытым исходным кодом, что означает отсутствие лицензионных затрат и возможность модифицировать его под свои нужды. Активное сообщество разработчиков по всему миру постоянно создает и обновляет библиотеки, фреймворки и расширения. Эти инструменты позволяют ускорить процесс разработки, повысить качество кода и внедрять современные технологии </w:t>
+      </w:r>
+    </w:p>
+    <w:p>
+      <w:pPr>
+        <w:spacing w:after="0" w:line="360" w:lineRule="auto"/>
+        <w:ind w:firstLine="709"/>
+        <w:jc w:val="both"/>
+        <w:rPr>
+          <w:rFonts w:ascii="Times New Roman" w:hAnsi="Times New Roman" w:cs="Times New Roman"/>
+          <w:color w:val="000000" w:themeColor="text1"/>
+          <w:sz w:val="28"/>
+          <w:szCs w:val="28"/>
+        </w:rPr>
+      </w:pPr>
+      <w:r>
+        <w:rPr>
+          <w:rFonts w:ascii="Times New Roman" w:hAnsi="Times New Roman" w:cs="Times New Roman"/>
+          <w:color w:val="000000" w:themeColor="text1"/>
+          <w:sz w:val="28"/>
+          <w:szCs w:val="28"/>
+        </w:rPr>
+        <w:t xml:space="preserve">Для взаимодействия с базой данных </w:t>
+      </w:r>
+      <w:r>
+        <w:rPr>
+          <w:rFonts w:ascii="Times New Roman" w:hAnsi="Times New Roman" w:cs="Times New Roman"/>
+          <w:color w:val="000000" w:themeColor="text1"/>
+          <w:sz w:val="28"/>
+          <w:szCs w:val="28"/>
+        </w:rPr>
+        <w:t xml:space="preserve">в </w:t>
+      </w:r>
+      <w:r>
+        <w:rPr>
+          <w:rFonts w:ascii="Times New Roman" w:hAnsi="Times New Roman" w:cs="Times New Roman"/>
+          <w:color w:val="000000" w:themeColor="text1"/>
+          <w:sz w:val="28"/>
+          <w:szCs w:val="28"/>
+          <w:lang w:val="en-US"/>
+        </w:rPr>
+        <w:t>PHP</w:t>
+      </w:r>
+      <w:r>
+        <w:rPr>
+          <w:rFonts w:ascii="Times New Roman" w:hAnsi="Times New Roman" w:cs="Times New Roman"/>
+          <w:color w:val="000000" w:themeColor="text1"/>
+          <w:sz w:val="28"/>
+          <w:szCs w:val="28"/>
+        </w:rPr>
+        <w:t xml:space="preserve"> существует </w:t>
+      </w:r>
+      <w:r>
+        <w:rPr>
+          <w:rFonts w:ascii="Times New Roman" w:hAnsi="Times New Roman" w:cs="Times New Roman"/>
+          <w:color w:val="000000" w:themeColor="text1"/>
+          <w:sz w:val="28"/>
+          <w:szCs w:val="28"/>
+        </w:rPr>
+        <w:t xml:space="preserve">класс PDO. Это современный и мощный интерфейс, который обеспечивает абстрактный уровень работы с различными системами управления базами данных. Это делает код более универсальным и легко переносимым между разными </w:t>
+      </w:r>
+      <w:r>
+        <w:rPr>
+          <w:rFonts w:ascii="Times New Roman" w:hAnsi="Times New Roman" w:cs="Times New Roman"/>
+          <w:color w:val="000000" w:themeColor="text1"/>
+          <w:sz w:val="28"/>
+          <w:szCs w:val="28"/>
+        </w:rPr>
+        <w:lastRenderedPageBreak/>
+        <w:t>с</w:t>
+      </w:r>
+      <w:r>
+        <w:rPr>
+          <w:rFonts w:ascii="Times New Roman" w:hAnsi="Times New Roman" w:cs="Times New Roman"/>
+          <w:color w:val="000000" w:themeColor="text1"/>
+          <w:sz w:val="28"/>
+          <w:szCs w:val="28"/>
+        </w:rPr>
+        <w:t>истема</w:t>
+      </w:r>
+      <w:r>
+        <w:rPr>
+          <w:rFonts w:ascii="Times New Roman" w:hAnsi="Times New Roman" w:cs="Times New Roman"/>
+          <w:color w:val="000000" w:themeColor="text1"/>
+          <w:sz w:val="28"/>
+          <w:szCs w:val="28"/>
+        </w:rPr>
+        <w:t>ми</w:t>
+      </w:r>
+      <w:r>
+        <w:rPr>
+          <w:rFonts w:ascii="Times New Roman" w:hAnsi="Times New Roman" w:cs="Times New Roman"/>
+          <w:color w:val="000000" w:themeColor="text1"/>
+          <w:sz w:val="28"/>
+          <w:szCs w:val="28"/>
+        </w:rPr>
+        <w:t xml:space="preserve"> управления базами данных</w:t>
       </w:r>
       <w:r>
         <w:rPr>
@@ -3948,13 +4391,13 @@
           <w:sz w:val="28"/>
           <w:szCs w:val="28"/>
         </w:rPr>
-        <w:t>Веб-приложения, построенные на PHP и MySQL, способны эффективно обрабатывать большие объемы информации, обеспечивая быструю работу и высокую отзывчивость интерфейса. Это особенно важно для сайтов с большим количеством пользователей, предполагающими постоянные обновления и обращения к базе данных.</w:t>
+        <w:t>без необходимости в радикальных изменениях.</w:t>
       </w:r>
     </w:p>
     <w:p>
       <w:pPr>
         <w:spacing w:after="0" w:line="360" w:lineRule="auto"/>
-        <w:ind w:left="-567" w:firstLine="709"/>
+        <w:ind w:firstLine="709"/>
         <w:jc w:val="both"/>
         <w:rPr>
           <w:rFonts w:ascii="Times New Roman" w:hAnsi="Times New Roman" w:cs="Times New Roman"/>
@@ -3970,31 +4413,49 @@
           <w:sz w:val="28"/>
           <w:szCs w:val="28"/>
         </w:rPr>
-        <w:t>Интеграция PHP с базами данных открывает широкие возможности для реализации различных функциональных особенностей</w:t>
-      </w:r>
-      <w:r>
-        <w:rPr>
-          <w:rFonts w:ascii="Times New Roman" w:hAnsi="Times New Roman" w:cs="Times New Roman"/>
-          <w:color w:val="000000" w:themeColor="text1"/>
-          <w:sz w:val="28"/>
-          <w:szCs w:val="28"/>
-        </w:rPr>
-        <w:t xml:space="preserve">, что </w:t>
-      </w:r>
-      <w:r>
-        <w:rPr>
-          <w:rFonts w:ascii="Times New Roman" w:hAnsi="Times New Roman" w:cs="Times New Roman"/>
-          <w:color w:val="000000" w:themeColor="text1"/>
-          <w:sz w:val="28"/>
-          <w:szCs w:val="28"/>
-        </w:rPr>
-        <w:t>помогают обеспечить удобство пользования сайтом для конечных пользователей, повысить его эффективность и расширить потенциальные возможности бизнеса.</w:t>
+        <w:t xml:space="preserve">Еще одним важным аспектом является диалектный уровень PDO, который помогает писать универсальный код для различных баз данных, что облегчает миграцию или поддержку систем с разными типами </w:t>
+      </w:r>
+      <w:r>
+        <w:rPr>
+          <w:rFonts w:ascii="Times New Roman" w:hAnsi="Times New Roman" w:cs="Times New Roman"/>
+          <w:color w:val="000000" w:themeColor="text1"/>
+          <w:sz w:val="28"/>
+          <w:szCs w:val="28"/>
+        </w:rPr>
+        <w:t>с</w:t>
+      </w:r>
+      <w:r>
+        <w:rPr>
+          <w:rFonts w:ascii="Times New Roman" w:hAnsi="Times New Roman" w:cs="Times New Roman"/>
+          <w:color w:val="000000" w:themeColor="text1"/>
+          <w:sz w:val="28"/>
+          <w:szCs w:val="28"/>
+        </w:rPr>
+        <w:t>истема</w:t>
+      </w:r>
+      <w:r>
+        <w:rPr>
+          <w:rFonts w:ascii="Times New Roman" w:hAnsi="Times New Roman" w:cs="Times New Roman"/>
+          <w:color w:val="000000" w:themeColor="text1"/>
+          <w:sz w:val="28"/>
+          <w:szCs w:val="28"/>
+        </w:rPr>
+        <w:t>ми</w:t>
+      </w:r>
+      <w:r>
+        <w:rPr>
+          <w:rFonts w:ascii="Times New Roman" w:hAnsi="Times New Roman" w:cs="Times New Roman"/>
+          <w:color w:val="000000" w:themeColor="text1"/>
+          <w:sz w:val="28"/>
+          <w:szCs w:val="28"/>
+        </w:rPr>
+        <w:t xml:space="preserve"> управления базами данных. Также с помощью PDO реализуются атомарные операции, которые позволяют гарантировать целостность данных при выполнении нескольких связанных запросов, что особенно критично для финансовых приложений или систем с высокой нагрузкой.</w:t>
       </w:r>
     </w:p>
     <w:p>
       <w:pPr>
         <w:spacing w:after="0" w:line="360" w:lineRule="auto"/>
-        <w:ind w:left="-567" w:firstLine="709"/>
+        <w:ind w:firstLine="709"/>
         <w:jc w:val="both"/>
         <w:rPr>
           <w:rFonts w:ascii="Times New Roman" w:hAnsi="Times New Roman" w:cs="Times New Roman"/>
@@ -4010,58 +4471,31 @@
           <w:sz w:val="28"/>
           <w:szCs w:val="28"/>
         </w:rPr>
-        <w:t>Кроме взаимодействия с базами данных, PHP широко используется для обработки форм и взаимодействия с пользователями. Скрипты на PHP позволяют реализовать процесс регистрации новых пользователей, входа в личный кабинет</w:t>
-      </w:r>
-      <w:r>
-        <w:rPr>
-          <w:rFonts w:ascii="Times New Roman" w:hAnsi="Times New Roman" w:cs="Times New Roman"/>
-          <w:color w:val="000000" w:themeColor="text1"/>
-          <w:sz w:val="28"/>
-          <w:szCs w:val="28"/>
-        </w:rPr>
-        <w:t xml:space="preserve"> и многое другое. </w:t>
-      </w:r>
-      <w:r>
-        <w:rPr>
-          <w:rFonts w:ascii="Times New Roman" w:hAnsi="Times New Roman" w:cs="Times New Roman"/>
-          <w:color w:val="000000" w:themeColor="text1"/>
-          <w:sz w:val="28"/>
-          <w:szCs w:val="28"/>
-        </w:rPr>
-        <w:t>При этом, ключевым аспектом является правильная проверка данных. PHP предоставляет встроенные механизмы для валидации и фильтрации пользовательского ввода, что помогает защитить сайт от вредоносных атак, таких как SQL-инъекции или XSS</w:t>
-      </w:r>
-      <w:r>
-        <w:rPr>
-          <w:rFonts w:ascii="Times New Roman" w:hAnsi="Times New Roman" w:cs="Times New Roman"/>
-          <w:color w:val="000000" w:themeColor="text1"/>
-          <w:sz w:val="28"/>
-          <w:szCs w:val="28"/>
-        </w:rPr>
-        <w:t>-атак</w:t>
-      </w:r>
-      <w:r>
-        <w:rPr>
-          <w:rFonts w:ascii="Times New Roman" w:hAnsi="Times New Roman" w:cs="Times New Roman"/>
-          <w:color w:val="000000" w:themeColor="text1"/>
-          <w:sz w:val="28"/>
-          <w:szCs w:val="28"/>
-        </w:rPr>
-        <w:t>.</w:t>
-      </w:r>
-      <w:r>
-        <w:rPr>
-          <w:rFonts w:ascii="Times New Roman" w:hAnsi="Times New Roman" w:cs="Times New Roman"/>
-          <w:color w:val="000000" w:themeColor="text1"/>
-          <w:sz w:val="28"/>
-          <w:szCs w:val="28"/>
-        </w:rPr>
-        <w:t xml:space="preserve"> Защита личных данных, а также информации о платежах, является приоритетом для любого сайта с коммерческим уклоном, и PHP предлагает множество инструментов для обеспечения безопасности данных.</w:t>
+        <w:t>Также PDO способствует защите от угроз, таких как SQL-инъекции, за счет использования подготовленных выражений и привязки параметров. Это позволяет разработчикам писать запросы, которые автоматически экранируют вводимые пользователями данные, снижая вероятность уязвимостей. Помимо этого, PDO значительно упрощает обработку ошибок и исключений</w:t>
+      </w:r>
+      <w:r>
+        <w:rPr>
+          <w:rFonts w:ascii="Times New Roman" w:hAnsi="Times New Roman" w:cs="Times New Roman"/>
+          <w:color w:val="000000" w:themeColor="text1"/>
+          <w:sz w:val="28"/>
+          <w:szCs w:val="28"/>
+        </w:rPr>
+        <w:t>, то есть</w:t>
+      </w:r>
+      <w:r>
+        <w:rPr>
+          <w:rFonts w:ascii="Times New Roman" w:hAnsi="Times New Roman" w:cs="Times New Roman"/>
+          <w:color w:val="000000" w:themeColor="text1"/>
+          <w:sz w:val="28"/>
+          <w:szCs w:val="28"/>
+        </w:rPr>
+        <w:t xml:space="preserve"> в случае возникновения проблем с выполнением запроса или соединением он позволяет удобно ловить исключения и фиксировать ошибки, а также реагировать на них в контролируемом виде. Это особенно важно для повышения надежности и стабильности приложения.</w:t>
       </w:r>
     </w:p>
     <w:p>
       <w:pPr>
         <w:spacing w:after="0" w:line="360" w:lineRule="auto"/>
-        <w:ind w:left="-567" w:firstLine="709"/>
+        <w:ind w:firstLine="709"/>
         <w:jc w:val="both"/>
         <w:rPr>
           <w:rFonts w:ascii="Times New Roman" w:hAnsi="Times New Roman" w:cs="Times New Roman"/>
@@ -4077,7 +4511,29 @@
           <w:sz w:val="28"/>
           <w:szCs w:val="28"/>
         </w:rPr>
-        <w:t xml:space="preserve">Обеспечение безопасности данных становится особенно актуальным, когда речь идет о работе с пользовательскими аккаунтами, платежной информацией или конфиденциальными данными. PHP управляет сеансами, системой авторизации и аутентификации, что позволяет надежно хранить и проверять идентификаторы входа пользователя. Благодаря этому обеспечивается защита от </w:t>
+        <w:t>В контексте же безопасности данных, защита от различных угроз — это ключевая составляющая любой современной информационной системы. Особенно, когда речь идет о работе с конфиденциальной информацией, необходимо применять множество методов и технологий, направленных на предотвращение несанкционированного доступа, утечки или повреждения данных. И, безусловно, одним из фундаментальных методов защиты является шифрование.</w:t>
+      </w:r>
+    </w:p>
+    <w:p>
+      <w:pPr>
+        <w:spacing w:after="0" w:line="360" w:lineRule="auto"/>
+        <w:ind w:firstLine="709"/>
+        <w:jc w:val="both"/>
+        <w:rPr>
+          <w:rFonts w:ascii="Times New Roman" w:hAnsi="Times New Roman" w:cs="Times New Roman"/>
+          <w:color w:val="000000" w:themeColor="text1"/>
+          <w:sz w:val="28"/>
+          <w:szCs w:val="28"/>
+        </w:rPr>
+      </w:pPr>
+      <w:r>
+        <w:rPr>
+          <w:rFonts w:ascii="Times New Roman" w:hAnsi="Times New Roman" w:cs="Times New Roman"/>
+          <w:color w:val="000000" w:themeColor="text1"/>
+          <w:sz w:val="28"/>
+          <w:szCs w:val="28"/>
+        </w:rPr>
+        <w:t xml:space="preserve">Это процесс преобразования данных в недоступный для посторонних вид, используя специальные алгоритмы и ключи. Шифрование применяется для защиты передаваемой информации по сети и хранения данных на сервере. Благодаря ему, даже если злоумышленник получит доступ к файлам или трафику, без ключа расшифровать данные будет практически невозможно. </w:t>
       </w:r>
       <w:r>
         <w:rPr>
@@ -4087,13 +4543,13 @@
           <w:szCs w:val="28"/>
         </w:rPr>
         <w:lastRenderedPageBreak/>
-        <w:t>несанкционированного доступа и повышается уровень доверия к проекту. А также, в случае возникновения угроз или неправомерных действий, PHP предоставляет широкие возможности для мониторинга и устранения уязвимостей.</w:t>
+        <w:t>Популярные алгоритмы шифрования обеспечивают безопасность в современных системах.</w:t>
       </w:r>
     </w:p>
     <w:p>
       <w:pPr>
         <w:spacing w:after="0" w:line="360" w:lineRule="auto"/>
-        <w:ind w:left="-567" w:firstLine="709"/>
+        <w:ind w:firstLine="709"/>
         <w:jc w:val="both"/>
         <w:rPr>
           <w:rFonts w:ascii="Times New Roman" w:hAnsi="Times New Roman" w:cs="Times New Roman"/>
@@ -4109,40 +4565,22 @@
           <w:sz w:val="28"/>
           <w:szCs w:val="28"/>
         </w:rPr>
-        <w:t>Его ф</w:t>
-      </w:r>
-      <w:r>
-        <w:rPr>
-          <w:rFonts w:ascii="Times New Roman" w:hAnsi="Times New Roman" w:cs="Times New Roman"/>
-          <w:color w:val="000000" w:themeColor="text1"/>
-          <w:sz w:val="28"/>
-          <w:szCs w:val="28"/>
-        </w:rPr>
-        <w:t xml:space="preserve">ункционал не ограничивается только обработкой данных и взаимодействием с базами данных. Это универсальный язык, который работает практически на всех популярных операционных системах. Благодаря этому, разработчики и системные администраторы получают большую гибкость в выборе серверной платформы, а также облегчается развертывание и масштабирование проектов. Например, сайт, созданный на PHP, может легко </w:t>
-      </w:r>
-      <w:r>
-        <w:rPr>
-          <w:rFonts w:ascii="Times New Roman" w:hAnsi="Times New Roman" w:cs="Times New Roman"/>
-          <w:color w:val="000000" w:themeColor="text1"/>
-          <w:sz w:val="28"/>
-          <w:szCs w:val="28"/>
-        </w:rPr>
-        <w:t>перемещаться</w:t>
-      </w:r>
-      <w:r>
-        <w:rPr>
-          <w:rFonts w:ascii="Times New Roman" w:hAnsi="Times New Roman" w:cs="Times New Roman"/>
-          <w:color w:val="000000" w:themeColor="text1"/>
-          <w:sz w:val="28"/>
-          <w:szCs w:val="28"/>
-        </w:rPr>
-        <w:t xml:space="preserve"> между различными хостинг-провайдерами без необходимости переписывать код или делать трудоемкие настройки. Это значительно упрощает поддержку и развитие проекта, снижая затраты времени и ресурсов.</w:t>
+        <w:t>Помимо этого, с</w:t>
+      </w:r>
+      <w:r>
+        <w:rPr>
+          <w:rFonts w:ascii="Times New Roman" w:hAnsi="Times New Roman" w:cs="Times New Roman"/>
+          <w:color w:val="000000" w:themeColor="text1"/>
+          <w:sz w:val="28"/>
+          <w:szCs w:val="28"/>
+        </w:rPr>
+        <w:t>уществуют два механизма, которые помогают контролировать, кто и что может делать на сайте. Первый из них — аутентификация — процесс подтверждения личности пользователя, который обычно реализуется через ввод с помощью методов идентификации. А второй — авторизация — определяет, какие действия и ресурсы доступны пользователю после успешной аутентификации.</w:t>
       </w:r>
     </w:p>
     <w:p>
       <w:pPr>
         <w:spacing w:after="0" w:line="360" w:lineRule="auto"/>
-        <w:ind w:left="-567" w:firstLine="709"/>
+        <w:ind w:firstLine="709"/>
         <w:jc w:val="both"/>
         <w:rPr>
           <w:rFonts w:ascii="Times New Roman" w:hAnsi="Times New Roman" w:cs="Times New Roman"/>
@@ -4158,351 +4596,6 @@
           <w:sz w:val="28"/>
           <w:szCs w:val="28"/>
         </w:rPr>
-        <w:t xml:space="preserve">Помимо этого, PHP </w:t>
-      </w:r>
-      <w:r>
-        <w:rPr>
-          <w:rFonts w:ascii="Times New Roman" w:hAnsi="Times New Roman" w:cs="Times New Roman"/>
-          <w:color w:val="000000" w:themeColor="text1"/>
-          <w:sz w:val="28"/>
-          <w:szCs w:val="28"/>
-        </w:rPr>
-        <w:t>является</w:t>
-      </w:r>
-      <w:r>
-        <w:rPr>
-          <w:rFonts w:ascii="Times New Roman" w:hAnsi="Times New Roman" w:cs="Times New Roman"/>
-          <w:color w:val="000000" w:themeColor="text1"/>
-          <w:sz w:val="28"/>
-          <w:szCs w:val="28"/>
-        </w:rPr>
-        <w:t xml:space="preserve"> язык</w:t>
-      </w:r>
-      <w:r>
-        <w:rPr>
-          <w:rFonts w:ascii="Times New Roman" w:hAnsi="Times New Roman" w:cs="Times New Roman"/>
-          <w:color w:val="000000" w:themeColor="text1"/>
-          <w:sz w:val="28"/>
-          <w:szCs w:val="28"/>
-        </w:rPr>
-        <w:t>ом</w:t>
-      </w:r>
-      <w:r>
-        <w:rPr>
-          <w:rFonts w:ascii="Times New Roman" w:hAnsi="Times New Roman" w:cs="Times New Roman"/>
-          <w:color w:val="000000" w:themeColor="text1"/>
-          <w:sz w:val="28"/>
-          <w:szCs w:val="28"/>
-        </w:rPr>
-        <w:t xml:space="preserve"> с открытым исходным кодом, что означает отсутствие лицензионных затрат и возможность модифицировать его под свои нужды. Активное сообщество разработчиков по всему миру постоянно создает и обновляет библиотеки, фреймворки и расширения. Эти инструменты позволяют ускорить процесс разработки, повысить качество кода и внедрять современные технологии </w:t>
-      </w:r>
-    </w:p>
-    <w:p>
-      <w:pPr>
-        <w:spacing w:after="0" w:line="360" w:lineRule="auto"/>
-        <w:ind w:left="-567" w:firstLine="709"/>
-        <w:jc w:val="both"/>
-        <w:rPr>
-          <w:rFonts w:ascii="Times New Roman" w:hAnsi="Times New Roman" w:cs="Times New Roman"/>
-          <w:color w:val="000000" w:themeColor="text1"/>
-          <w:sz w:val="28"/>
-          <w:szCs w:val="28"/>
-        </w:rPr>
-      </w:pPr>
-      <w:r>
-        <w:rPr>
-          <w:rFonts w:ascii="Times New Roman" w:hAnsi="Times New Roman" w:cs="Times New Roman"/>
-          <w:color w:val="000000" w:themeColor="text1"/>
-          <w:sz w:val="28"/>
-          <w:szCs w:val="28"/>
-        </w:rPr>
-        <w:t xml:space="preserve">Для взаимодействия с базой данных </w:t>
-      </w:r>
-      <w:r>
-        <w:rPr>
-          <w:rFonts w:ascii="Times New Roman" w:hAnsi="Times New Roman" w:cs="Times New Roman"/>
-          <w:color w:val="000000" w:themeColor="text1"/>
-          <w:sz w:val="28"/>
-          <w:szCs w:val="28"/>
-        </w:rPr>
-        <w:t xml:space="preserve">в </w:t>
-      </w:r>
-      <w:r>
-        <w:rPr>
-          <w:rFonts w:ascii="Times New Roman" w:hAnsi="Times New Roman" w:cs="Times New Roman"/>
-          <w:color w:val="000000" w:themeColor="text1"/>
-          <w:sz w:val="28"/>
-          <w:szCs w:val="28"/>
-          <w:lang w:val="en-US"/>
-        </w:rPr>
-        <w:t>PHP</w:t>
-      </w:r>
-      <w:r>
-        <w:rPr>
-          <w:rFonts w:ascii="Times New Roman" w:hAnsi="Times New Roman" w:cs="Times New Roman"/>
-          <w:color w:val="000000" w:themeColor="text1"/>
-          <w:sz w:val="28"/>
-          <w:szCs w:val="28"/>
-        </w:rPr>
-        <w:t xml:space="preserve"> существует </w:t>
-      </w:r>
-      <w:r>
-        <w:rPr>
-          <w:rFonts w:ascii="Times New Roman" w:hAnsi="Times New Roman" w:cs="Times New Roman"/>
-          <w:color w:val="000000" w:themeColor="text1"/>
-          <w:sz w:val="28"/>
-          <w:szCs w:val="28"/>
-        </w:rPr>
-        <w:t xml:space="preserve">класс PDO. Это современный и мощный интерфейс, который обеспечивает абстрактный уровень работы с различными системами управления базами данных. Это делает код более универсальным и легко переносимым между разными </w:t>
-      </w:r>
-      <w:r>
-        <w:rPr>
-          <w:rFonts w:ascii="Times New Roman" w:hAnsi="Times New Roman" w:cs="Times New Roman"/>
-          <w:color w:val="000000" w:themeColor="text1"/>
-          <w:sz w:val="28"/>
-          <w:szCs w:val="28"/>
-        </w:rPr>
-        <w:t>с</w:t>
-      </w:r>
-      <w:r>
-        <w:rPr>
-          <w:rFonts w:ascii="Times New Roman" w:hAnsi="Times New Roman" w:cs="Times New Roman"/>
-          <w:color w:val="000000" w:themeColor="text1"/>
-          <w:sz w:val="28"/>
-          <w:szCs w:val="28"/>
-        </w:rPr>
-        <w:t>истема</w:t>
-      </w:r>
-      <w:r>
-        <w:rPr>
-          <w:rFonts w:ascii="Times New Roman" w:hAnsi="Times New Roman" w:cs="Times New Roman"/>
-          <w:color w:val="000000" w:themeColor="text1"/>
-          <w:sz w:val="28"/>
-          <w:szCs w:val="28"/>
-        </w:rPr>
-        <w:t>ми</w:t>
-      </w:r>
-      <w:r>
-        <w:rPr>
-          <w:rFonts w:ascii="Times New Roman" w:hAnsi="Times New Roman" w:cs="Times New Roman"/>
-          <w:color w:val="000000" w:themeColor="text1"/>
-          <w:sz w:val="28"/>
-          <w:szCs w:val="28"/>
-        </w:rPr>
-        <w:t xml:space="preserve"> управления базами данных</w:t>
-      </w:r>
-      <w:r>
-        <w:rPr>
-          <w:rFonts w:ascii="Times New Roman" w:hAnsi="Times New Roman" w:cs="Times New Roman"/>
-          <w:color w:val="000000" w:themeColor="text1"/>
-          <w:sz w:val="28"/>
-          <w:szCs w:val="28"/>
-        </w:rPr>
-        <w:t xml:space="preserve"> </w:t>
-      </w:r>
-      <w:r>
-        <w:rPr>
-          <w:rFonts w:ascii="Times New Roman" w:hAnsi="Times New Roman" w:cs="Times New Roman"/>
-          <w:color w:val="000000" w:themeColor="text1"/>
-          <w:sz w:val="28"/>
-          <w:szCs w:val="28"/>
-        </w:rPr>
-        <w:t>без необходимости в радикальных изменениях.</w:t>
-      </w:r>
-    </w:p>
-    <w:p>
-      <w:pPr>
-        <w:spacing w:after="0" w:line="360" w:lineRule="auto"/>
-        <w:ind w:left="-567" w:firstLine="709"/>
-        <w:jc w:val="both"/>
-        <w:rPr>
-          <w:rFonts w:ascii="Times New Roman" w:hAnsi="Times New Roman" w:cs="Times New Roman"/>
-          <w:color w:val="000000" w:themeColor="text1"/>
-          <w:sz w:val="28"/>
-          <w:szCs w:val="28"/>
-        </w:rPr>
-      </w:pPr>
-      <w:r>
-        <w:rPr>
-          <w:rFonts w:ascii="Times New Roman" w:hAnsi="Times New Roman" w:cs="Times New Roman"/>
-          <w:color w:val="000000" w:themeColor="text1"/>
-          <w:sz w:val="28"/>
-          <w:szCs w:val="28"/>
-        </w:rPr>
-        <w:t xml:space="preserve">Еще одним важным аспектом является диалектный уровень PDO, который помогает писать универсальный код для различных баз данных, что облегчает миграцию или поддержку систем с разными типами </w:t>
-      </w:r>
-      <w:r>
-        <w:rPr>
-          <w:rFonts w:ascii="Times New Roman" w:hAnsi="Times New Roman" w:cs="Times New Roman"/>
-          <w:color w:val="000000" w:themeColor="text1"/>
-          <w:sz w:val="28"/>
-          <w:szCs w:val="28"/>
-        </w:rPr>
-        <w:t>с</w:t>
-      </w:r>
-      <w:r>
-        <w:rPr>
-          <w:rFonts w:ascii="Times New Roman" w:hAnsi="Times New Roman" w:cs="Times New Roman"/>
-          <w:color w:val="000000" w:themeColor="text1"/>
-          <w:sz w:val="28"/>
-          <w:szCs w:val="28"/>
-        </w:rPr>
-        <w:t>истема</w:t>
-      </w:r>
-      <w:r>
-        <w:rPr>
-          <w:rFonts w:ascii="Times New Roman" w:hAnsi="Times New Roman" w:cs="Times New Roman"/>
-          <w:color w:val="000000" w:themeColor="text1"/>
-          <w:sz w:val="28"/>
-          <w:szCs w:val="28"/>
-        </w:rPr>
-        <w:t>ми</w:t>
-      </w:r>
-      <w:r>
-        <w:rPr>
-          <w:rFonts w:ascii="Times New Roman" w:hAnsi="Times New Roman" w:cs="Times New Roman"/>
-          <w:color w:val="000000" w:themeColor="text1"/>
-          <w:sz w:val="28"/>
-          <w:szCs w:val="28"/>
-        </w:rPr>
-        <w:t xml:space="preserve"> управления базами данных. Также с помощью PDO реализуются атомарные операции, которые позволяют гарантировать целостность данных при выполнении нескольких связанных запросов, что особенно критично для финансовых приложений или систем с высокой нагрузкой.</w:t>
-      </w:r>
-    </w:p>
-    <w:p>
-      <w:pPr>
-        <w:spacing w:after="0" w:line="360" w:lineRule="auto"/>
-        <w:ind w:left="-567" w:firstLine="709"/>
-        <w:jc w:val="both"/>
-        <w:rPr>
-          <w:rFonts w:ascii="Times New Roman" w:hAnsi="Times New Roman" w:cs="Times New Roman"/>
-          <w:color w:val="000000" w:themeColor="text1"/>
-          <w:sz w:val="28"/>
-          <w:szCs w:val="28"/>
-        </w:rPr>
-      </w:pPr>
-      <w:r>
-        <w:rPr>
-          <w:rFonts w:ascii="Times New Roman" w:hAnsi="Times New Roman" w:cs="Times New Roman"/>
-          <w:color w:val="000000" w:themeColor="text1"/>
-          <w:sz w:val="28"/>
-          <w:szCs w:val="28"/>
-        </w:rPr>
-        <w:lastRenderedPageBreak/>
-        <w:t>Также PDO способствует защите от угроз, таких как SQL-инъекции, за счет использования подготовленных выражений и привязки параметров. Это позволяет разработчикам писать запросы, которые автоматически экранируют вводимые пользователями данные, снижая вероятность уязвимостей. Помимо этого, PDO значительно упрощает обработку ошибок и исключений</w:t>
-      </w:r>
-      <w:r>
-        <w:rPr>
-          <w:rFonts w:ascii="Times New Roman" w:hAnsi="Times New Roman" w:cs="Times New Roman"/>
-          <w:color w:val="000000" w:themeColor="text1"/>
-          <w:sz w:val="28"/>
-          <w:szCs w:val="28"/>
-        </w:rPr>
-        <w:t>, то есть</w:t>
-      </w:r>
-      <w:r>
-        <w:rPr>
-          <w:rFonts w:ascii="Times New Roman" w:hAnsi="Times New Roman" w:cs="Times New Roman"/>
-          <w:color w:val="000000" w:themeColor="text1"/>
-          <w:sz w:val="28"/>
-          <w:szCs w:val="28"/>
-        </w:rPr>
-        <w:t xml:space="preserve"> в случае возникновения проблем с выполнением запроса или соединением он позволяет удобно ловить исключения и фиксировать ошибки, а также реагировать на них в контролируемом виде. Это особенно важно для повышения надежности и стабильности приложения.</w:t>
-      </w:r>
-    </w:p>
-    <w:p>
-      <w:pPr>
-        <w:spacing w:after="0" w:line="360" w:lineRule="auto"/>
-        <w:ind w:left="-567" w:firstLine="709"/>
-        <w:jc w:val="both"/>
-        <w:rPr>
-          <w:rFonts w:ascii="Times New Roman" w:hAnsi="Times New Roman" w:cs="Times New Roman"/>
-          <w:color w:val="000000" w:themeColor="text1"/>
-          <w:sz w:val="28"/>
-          <w:szCs w:val="28"/>
-        </w:rPr>
-      </w:pPr>
-      <w:r>
-        <w:rPr>
-          <w:rFonts w:ascii="Times New Roman" w:hAnsi="Times New Roman" w:cs="Times New Roman"/>
-          <w:color w:val="000000" w:themeColor="text1"/>
-          <w:sz w:val="28"/>
-          <w:szCs w:val="28"/>
-        </w:rPr>
-        <w:t>В контексте же безопасности данных, защита от различных угроз — это ключевая составляющая любой современной информационной системы. Особенно, когда речь идет о работе с конфиденциальной информацией, необходимо применять множество методов и технологий, направленных на предотвращение несанкционированного доступа, утечки или повреждения данных. И, безусловно, одним из фундаментальных методов защиты является шифрование.</w:t>
-      </w:r>
-    </w:p>
-    <w:p>
-      <w:pPr>
-        <w:spacing w:after="0" w:line="360" w:lineRule="auto"/>
-        <w:ind w:left="-567" w:firstLine="709"/>
-        <w:jc w:val="both"/>
-        <w:rPr>
-          <w:rFonts w:ascii="Times New Roman" w:hAnsi="Times New Roman" w:cs="Times New Roman"/>
-          <w:color w:val="000000" w:themeColor="text1"/>
-          <w:sz w:val="28"/>
-          <w:szCs w:val="28"/>
-        </w:rPr>
-      </w:pPr>
-      <w:r>
-        <w:rPr>
-          <w:rFonts w:ascii="Times New Roman" w:hAnsi="Times New Roman" w:cs="Times New Roman"/>
-          <w:color w:val="000000" w:themeColor="text1"/>
-          <w:sz w:val="28"/>
-          <w:szCs w:val="28"/>
-        </w:rPr>
-        <w:t>Это процесс преобразования данных в недоступный для посторонних вид, используя специальные алгоритмы и ключи. Шифрование применяется для защиты передаваемой информации по сети и хранения данных на сервере. Благодаря ему, даже если злоумышленник получит доступ к файлам или трафику, без ключа расшифровать данные будет практически невозможно. Популярные алгоритмы шифрования обеспечивают безопасность в современных системах.</w:t>
-      </w:r>
-    </w:p>
-    <w:p>
-      <w:pPr>
-        <w:spacing w:after="0" w:line="360" w:lineRule="auto"/>
-        <w:ind w:left="-567" w:firstLine="709"/>
-        <w:jc w:val="both"/>
-        <w:rPr>
-          <w:rFonts w:ascii="Times New Roman" w:hAnsi="Times New Roman" w:cs="Times New Roman"/>
-          <w:color w:val="000000" w:themeColor="text1"/>
-          <w:sz w:val="28"/>
-          <w:szCs w:val="28"/>
-        </w:rPr>
-      </w:pPr>
-      <w:r>
-        <w:rPr>
-          <w:rFonts w:ascii="Times New Roman" w:hAnsi="Times New Roman" w:cs="Times New Roman"/>
-          <w:color w:val="000000" w:themeColor="text1"/>
-          <w:sz w:val="28"/>
-          <w:szCs w:val="28"/>
-        </w:rPr>
-        <w:t>Помимо этого, с</w:t>
-      </w:r>
-      <w:r>
-        <w:rPr>
-          <w:rFonts w:ascii="Times New Roman" w:hAnsi="Times New Roman" w:cs="Times New Roman"/>
-          <w:color w:val="000000" w:themeColor="text1"/>
-          <w:sz w:val="28"/>
-          <w:szCs w:val="28"/>
-        </w:rPr>
-        <w:t>уществуют два механизма, которые помогают контролировать, кто и что может делать на сайте. Первый из них — аутентификация — процесс подтверждения личности пользователя, который обычно реализуется через ввод с помощью методов идентификации. А второй — авторизация — определяет, какие действия и ресурсы доступны пользователю после успешной аутентификации.</w:t>
-      </w:r>
-    </w:p>
-    <w:p>
-      <w:pPr>
-        <w:spacing w:after="0" w:line="360" w:lineRule="auto"/>
-        <w:ind w:left="-567" w:firstLine="709"/>
-        <w:jc w:val="both"/>
-        <w:rPr>
-          <w:rFonts w:ascii="Times New Roman" w:hAnsi="Times New Roman" w:cs="Times New Roman"/>
-          <w:color w:val="000000" w:themeColor="text1"/>
-          <w:sz w:val="28"/>
-          <w:szCs w:val="28"/>
-        </w:rPr>
-      </w:pPr>
-      <w:r>
-        <w:rPr>
-          <w:rFonts w:ascii="Times New Roman" w:hAnsi="Times New Roman" w:cs="Times New Roman"/>
-          <w:color w:val="000000" w:themeColor="text1"/>
-          <w:sz w:val="28"/>
-          <w:szCs w:val="28"/>
-        </w:rPr>
         <w:t>Также</w:t>
       </w:r>
       <w:r>
@@ -4530,17 +4623,7 @@
           <w:sz w:val="28"/>
           <w:szCs w:val="28"/>
         </w:rPr>
-        <w:t xml:space="preserve">Каждая из </w:t>
-      </w:r>
-      <w:r>
-        <w:rPr>
-          <w:rFonts w:ascii="Times New Roman" w:hAnsi="Times New Roman" w:cs="Times New Roman"/>
-          <w:color w:val="000000" w:themeColor="text1"/>
-          <w:sz w:val="28"/>
-          <w:szCs w:val="28"/>
-        </w:rPr>
-        <w:lastRenderedPageBreak/>
-        <w:t>этих угроз требует особых мер защиты</w:t>
+        <w:t>Каждая из этих угроз требует особых мер защиты</w:t>
       </w:r>
       <w:r>
         <w:rPr>
@@ -4572,13 +4655,13 @@
     </w:p>
     <w:p>
       <w:pPr>
-        <w:pStyle w:val="a8"/>
+        <w:pStyle w:val="aa"/>
         <w:numPr>
           <w:ilvl w:val="0"/>
           <w:numId w:val="38"/>
         </w:numPr>
         <w:spacing w:after="0" w:line="360" w:lineRule="auto"/>
-        <w:ind w:left="-567" w:firstLine="709"/>
+        <w:ind w:left="0" w:firstLine="709"/>
         <w:contextualSpacing w:val="0"/>
         <w:jc w:val="both"/>
         <w:rPr>
@@ -4618,13 +4701,13 @@
     </w:p>
     <w:p>
       <w:pPr>
-        <w:pStyle w:val="a8"/>
+        <w:pStyle w:val="aa"/>
         <w:numPr>
           <w:ilvl w:val="0"/>
           <w:numId w:val="38"/>
         </w:numPr>
         <w:spacing w:after="0" w:line="360" w:lineRule="auto"/>
-        <w:ind w:left="-567" w:firstLine="709"/>
+        <w:ind w:left="0" w:firstLine="709"/>
         <w:contextualSpacing w:val="0"/>
         <w:jc w:val="both"/>
         <w:rPr>
@@ -4745,13 +4828,13 @@
     </w:p>
     <w:p>
       <w:pPr>
-        <w:pStyle w:val="a8"/>
+        <w:pStyle w:val="aa"/>
         <w:numPr>
           <w:ilvl w:val="0"/>
           <w:numId w:val="38"/>
         </w:numPr>
         <w:spacing w:after="0" w:line="360" w:lineRule="auto"/>
-        <w:ind w:left="-567" w:firstLine="709"/>
+        <w:ind w:left="0" w:firstLine="709"/>
         <w:contextualSpacing w:val="0"/>
         <w:jc w:val="both"/>
         <w:rPr>
@@ -4828,7 +4911,7 @@
     <w:p>
       <w:pPr>
         <w:spacing w:after="0" w:line="360" w:lineRule="auto"/>
-        <w:ind w:left="-567" w:firstLine="709"/>
+        <w:ind w:firstLine="709"/>
         <w:jc w:val="both"/>
         <w:rPr>
           <w:rFonts w:ascii="Times New Roman" w:hAnsi="Times New Roman" w:cs="Times New Roman"/>
@@ -4877,7 +4960,7 @@
     <w:p>
       <w:pPr>
         <w:spacing w:after="0" w:line="360" w:lineRule="auto"/>
-        <w:ind w:left="-567" w:firstLine="709"/>
+        <w:ind w:firstLine="709"/>
         <w:jc w:val="both"/>
         <w:rPr>
           <w:rFonts w:ascii="Times New Roman" w:hAnsi="Times New Roman" w:cs="Times New Roman"/>
@@ -4891,7 +4974,7 @@
       <w:pPr>
         <w:pStyle w:val="1"/>
         <w:spacing w:before="0" w:after="0" w:line="360" w:lineRule="auto"/>
-        <w:ind w:left="-567" w:firstLine="709"/>
+        <w:ind w:firstLine="709"/>
         <w:rPr>
           <w:rFonts w:ascii="Times New Roman" w:hAnsi="Times New Roman" w:cs="Times New Roman"/>
           <w:b/>
@@ -4901,7 +4984,7 @@
           <w:szCs w:val="28"/>
         </w:rPr>
       </w:pPr>
-      <w:bookmarkStart w:id="4" w:name="_Toc221806536"/>
+      <w:bookmarkStart w:id="5" w:name="_Toc223382068"/>
       <w:r>
         <w:rPr>
           <w:rFonts w:ascii="Times New Roman" w:hAnsi="Times New Roman" w:cs="Times New Roman"/>
@@ -4946,12 +5029,12 @@
         </w:rPr>
         <w:t>База данных</w:t>
       </w:r>
-      <w:bookmarkEnd w:id="4"/>
+      <w:bookmarkEnd w:id="5"/>
     </w:p>
     <w:p>
       <w:pPr>
         <w:spacing w:after="0" w:line="360" w:lineRule="auto"/>
-        <w:ind w:left="-567" w:firstLine="709"/>
+        <w:ind w:firstLine="709"/>
         <w:jc w:val="both"/>
         <w:rPr>
           <w:rFonts w:ascii="Times New Roman" w:hAnsi="Times New Roman" w:cs="Times New Roman"/>
@@ -5004,13 +5087,23 @@
           <w:sz w:val="28"/>
           <w:szCs w:val="28"/>
         </w:rPr>
-        <w:t>, ведь это структурированный язык запросов, который является одним из самых важных инструментов при работе с базами данных. Он предназначен для управления и организации данных, позволяя пользователям и разработчикам легко и эффективно взаимодействовать с информацией, которая хранится в системах управления базами данных. По сути, SQL служит языком коммуникации между пользователем и базой данных, и с его помощью можно выполнять самые разные операции.</w:t>
+        <w:t xml:space="preserve">, ведь это структурированный язык запросов, который является одним из самых важных инструментов при работе с базами данных. Он предназначен для управления и организации данных, позволяя пользователям и разработчикам легко и эффективно взаимодействовать с информацией, которая хранится в системах управления базами данных. По сути, SQL служит языком коммуникации </w:t>
+      </w:r>
+      <w:r>
+        <w:rPr>
+          <w:rFonts w:ascii="Times New Roman" w:hAnsi="Times New Roman" w:cs="Times New Roman"/>
+          <w:color w:val="000000" w:themeColor="text1"/>
+          <w:sz w:val="28"/>
+          <w:szCs w:val="28"/>
+        </w:rPr>
+        <w:lastRenderedPageBreak/>
+        <w:t>между пользователем и базой данных, и с его помощью можно выполнять самые разные операции.</w:t>
       </w:r>
     </w:p>
     <w:p>
       <w:pPr>
         <w:spacing w:after="0" w:line="360" w:lineRule="auto"/>
-        <w:ind w:left="-567" w:firstLine="709"/>
+        <w:ind w:firstLine="709"/>
         <w:jc w:val="both"/>
         <w:rPr>
           <w:rFonts w:ascii="Times New Roman" w:hAnsi="Times New Roman" w:cs="Times New Roman"/>
@@ -5068,7 +5161,7 @@
     <w:p>
       <w:pPr>
         <w:spacing w:after="0" w:line="360" w:lineRule="auto"/>
-        <w:ind w:left="-567" w:firstLine="709"/>
+        <w:ind w:firstLine="709"/>
         <w:jc w:val="both"/>
         <w:rPr>
           <w:rFonts w:ascii="Times New Roman" w:hAnsi="Times New Roman" w:cs="Times New Roman"/>
@@ -5126,7 +5219,7 @@
     <w:p>
       <w:pPr>
         <w:spacing w:after="0" w:line="360" w:lineRule="auto"/>
-        <w:ind w:left="-567" w:firstLine="709"/>
+        <w:ind w:firstLine="709"/>
         <w:jc w:val="both"/>
         <w:rPr>
           <w:rFonts w:ascii="Times New Roman" w:hAnsi="Times New Roman" w:cs="Times New Roman"/>
@@ -5142,7 +5235,105 @@
           <w:sz w:val="28"/>
           <w:szCs w:val="28"/>
         </w:rPr>
-        <w:t xml:space="preserve">При создании таблицы очень важно заранее определить её структуру — какие именно поля она будет содержать. Для каждого поля выбирается подходящий тип </w:t>
+        <w:t>При создании таблицы очень важно заранее определить её структуру — какие именно поля она будет содержать. Для каждого поля выбирается подходящий тип данных, будь то числовой, текстовый или дата. Это повышает эффективность работы базы</w:t>
+      </w:r>
+      <w:r>
+        <w:rPr>
+          <w:rFonts w:ascii="Times New Roman" w:hAnsi="Times New Roman" w:cs="Times New Roman"/>
+          <w:color w:val="000000" w:themeColor="text1"/>
+          <w:sz w:val="28"/>
+          <w:szCs w:val="28"/>
+        </w:rPr>
+        <w:t xml:space="preserve"> данных</w:t>
+      </w:r>
+      <w:r>
+        <w:rPr>
+          <w:rFonts w:ascii="Times New Roman" w:hAnsi="Times New Roman" w:cs="Times New Roman"/>
+          <w:color w:val="000000" w:themeColor="text1"/>
+          <w:sz w:val="28"/>
+          <w:szCs w:val="28"/>
+        </w:rPr>
+        <w:t>, обеспечивает целостность данных и помогает избежать ошибок при вводе. Такая структурированная организация служит шаблоном, по которому хранится вся информация, что в дальнейшем облегчает быстрое и точное получение нужных данных.</w:t>
+      </w:r>
+    </w:p>
+    <w:p>
+      <w:pPr>
+        <w:spacing w:after="0" w:line="360" w:lineRule="auto"/>
+        <w:ind w:firstLine="709"/>
+        <w:jc w:val="both"/>
+        <w:rPr>
+          <w:rFonts w:ascii="Times New Roman" w:hAnsi="Times New Roman" w:cs="Times New Roman"/>
+          <w:color w:val="000000" w:themeColor="text1"/>
+          <w:sz w:val="28"/>
+          <w:szCs w:val="28"/>
+        </w:rPr>
+      </w:pPr>
+      <w:r>
+        <w:rPr>
+          <w:rFonts w:ascii="Times New Roman" w:hAnsi="Times New Roman" w:cs="Times New Roman"/>
+          <w:color w:val="000000" w:themeColor="text1"/>
+          <w:sz w:val="28"/>
+          <w:szCs w:val="28"/>
+        </w:rPr>
+        <w:t>Со временем требования к базе данных могут измениться, и тогда потребуется её изменение. Таблицы можно дополнять новыми полями, удалять ненужные или изменять существующие. Также возможна корректировка типа данных в колонке или настройка связей между таблицами, что помогает поддерживать актуальность и согласованность данных. Гибкое управление структурой базы данных позволяет адаптировать систему под новые задачи без необходимости полностью её перестраивать.</w:t>
+      </w:r>
+    </w:p>
+    <w:p>
+      <w:pPr>
+        <w:spacing w:after="0" w:line="360" w:lineRule="auto"/>
+        <w:ind w:firstLine="709"/>
+        <w:jc w:val="both"/>
+        <w:rPr>
+          <w:rFonts w:ascii="Times New Roman" w:hAnsi="Times New Roman" w:cs="Times New Roman"/>
+          <w:color w:val="000000" w:themeColor="text1"/>
+          <w:sz w:val="28"/>
+          <w:szCs w:val="28"/>
+        </w:rPr>
+      </w:pPr>
+      <w:r>
+        <w:rPr>
+          <w:rFonts w:ascii="Times New Roman" w:hAnsi="Times New Roman" w:cs="Times New Roman"/>
+          <w:color w:val="000000" w:themeColor="text1"/>
+          <w:sz w:val="28"/>
+          <w:szCs w:val="28"/>
+        </w:rPr>
+        <w:t>SQL позволяет добавлять новые записи, обновлять существующие или удалять устаревшие данные. Эти операции помогают поддерживать актуальную и точную информацию, а также обеспечить гибкое управление данными</w:t>
+      </w:r>
+      <w:r>
+        <w:rPr>
+          <w:rFonts w:ascii="Times New Roman" w:hAnsi="Times New Roman" w:cs="Times New Roman"/>
+          <w:color w:val="000000" w:themeColor="text1"/>
+          <w:sz w:val="28"/>
+          <w:szCs w:val="28"/>
+        </w:rPr>
+        <w:t xml:space="preserve">. </w:t>
+      </w:r>
+      <w:r>
+        <w:rPr>
+          <w:rFonts w:ascii="Times New Roman" w:hAnsi="Times New Roman" w:cs="Times New Roman"/>
+          <w:color w:val="000000" w:themeColor="text1"/>
+          <w:sz w:val="28"/>
+          <w:szCs w:val="28"/>
+        </w:rPr>
+        <w:t>Чтобы получить из базы</w:t>
+      </w:r>
+      <w:r>
+        <w:rPr>
+          <w:rFonts w:ascii="Times New Roman" w:hAnsi="Times New Roman" w:cs="Times New Roman"/>
+          <w:color w:val="000000" w:themeColor="text1"/>
+          <w:sz w:val="28"/>
+          <w:szCs w:val="28"/>
+        </w:rPr>
+        <w:t xml:space="preserve"> данных</w:t>
+      </w:r>
+      <w:r>
+        <w:rPr>
+          <w:rFonts w:ascii="Times New Roman" w:hAnsi="Times New Roman" w:cs="Times New Roman"/>
+          <w:color w:val="000000" w:themeColor="text1"/>
+          <w:sz w:val="28"/>
+          <w:szCs w:val="28"/>
+        </w:rPr>
+        <w:t xml:space="preserve"> нужную информацию, используют сложные запросы с условиями фильтрации, сортировками и группировками. </w:t>
       </w:r>
       <w:r>
         <w:rPr>
@@ -5152,31 +5343,31 @@
           <w:szCs w:val="28"/>
         </w:rPr>
         <w:lastRenderedPageBreak/>
-        <w:t>данных, будь то числовой, текстовый или дата. Это повышает эффективность работы базы</w:t>
-      </w:r>
-      <w:r>
-        <w:rPr>
-          <w:rFonts w:ascii="Times New Roman" w:hAnsi="Times New Roman" w:cs="Times New Roman"/>
-          <w:color w:val="000000" w:themeColor="text1"/>
-          <w:sz w:val="28"/>
-          <w:szCs w:val="28"/>
-        </w:rPr>
-        <w:t xml:space="preserve"> данных</w:t>
-      </w:r>
-      <w:r>
-        <w:rPr>
-          <w:rFonts w:ascii="Times New Roman" w:hAnsi="Times New Roman" w:cs="Times New Roman"/>
-          <w:color w:val="000000" w:themeColor="text1"/>
-          <w:sz w:val="28"/>
-          <w:szCs w:val="28"/>
-        </w:rPr>
-        <w:t>, обеспечивает целостность данных и помогает избежать ошибок при вводе. Такая структурированная организация служит шаблоном, по которому хранится вся информация, что в дальнейшем облегчает быстрое и точное получение нужных данных.</w:t>
+        <w:t xml:space="preserve">Такие инструменты делают анализ </w:t>
+      </w:r>
+      <w:r>
+        <w:rPr>
+          <w:rFonts w:ascii="Times New Roman" w:hAnsi="Times New Roman" w:cs="Times New Roman"/>
+          <w:color w:val="000000" w:themeColor="text1"/>
+          <w:sz w:val="28"/>
+          <w:szCs w:val="28"/>
+        </w:rPr>
+        <w:t>информации</w:t>
+      </w:r>
+      <w:r>
+        <w:rPr>
+          <w:rFonts w:ascii="Times New Roman" w:hAnsi="Times New Roman" w:cs="Times New Roman"/>
+          <w:color w:val="000000" w:themeColor="text1"/>
+          <w:sz w:val="28"/>
+          <w:szCs w:val="28"/>
+        </w:rPr>
+        <w:t xml:space="preserve"> более точным и помогают принимать обоснованные бизнес-решения.</w:t>
       </w:r>
     </w:p>
     <w:p>
       <w:pPr>
         <w:spacing w:after="0" w:line="360" w:lineRule="auto"/>
-        <w:ind w:left="-567" w:firstLine="709"/>
+        <w:ind w:firstLine="709"/>
         <w:jc w:val="both"/>
         <w:rPr>
           <w:rFonts w:ascii="Times New Roman" w:hAnsi="Times New Roman" w:cs="Times New Roman"/>
@@ -5192,13 +5383,31 @@
           <w:sz w:val="28"/>
           <w:szCs w:val="28"/>
         </w:rPr>
-        <w:t>Со временем требования к базе данных могут измениться, и тогда потребуется её изменение. Таблицы можно дополнять новыми полями, удалять ненужные или изменять существующие. Также возможна корректировка типа данных в колонке или настройка связей между таблицами, что помогает поддерживать актуальность и согласованность данных. Гибкое управление структурой базы данных позволяет адаптировать систему под новые задачи без необходимости полностью её перестраивать.</w:t>
+        <w:t>Иногда данные хранятся в нескольких таблицах, и для полноценного анализа необходимо объединять эти данные. SQL предлагает мощные возможности для соединения табли</w:t>
+      </w:r>
+      <w:r>
+        <w:rPr>
+          <w:rFonts w:ascii="Times New Roman" w:hAnsi="Times New Roman" w:cs="Times New Roman"/>
+          <w:color w:val="000000" w:themeColor="text1"/>
+          <w:sz w:val="28"/>
+          <w:szCs w:val="28"/>
+        </w:rPr>
+        <w:t>ц</w:t>
+      </w:r>
+      <w:r>
+        <w:rPr>
+          <w:rFonts w:ascii="Times New Roman" w:hAnsi="Times New Roman" w:cs="Times New Roman"/>
+          <w:color w:val="000000" w:themeColor="text1"/>
+          <w:sz w:val="28"/>
+          <w:szCs w:val="28"/>
+        </w:rPr>
+        <w:t>, что позволяет просматривать связанные сведения вместе, например, заказы клиентов с деталями или связи между товарами и категориями.</w:t>
       </w:r>
     </w:p>
     <w:p>
       <w:pPr>
         <w:spacing w:after="0" w:line="360" w:lineRule="auto"/>
-        <w:ind w:left="-567" w:firstLine="709"/>
+        <w:ind w:firstLine="709"/>
         <w:jc w:val="both"/>
         <w:rPr>
           <w:rFonts w:ascii="Times New Roman" w:hAnsi="Times New Roman" w:cs="Times New Roman"/>
@@ -5214,67 +5423,13 @@
           <w:sz w:val="28"/>
           <w:szCs w:val="28"/>
         </w:rPr>
-        <w:t>SQL позволяет добавлять новые записи, обновлять существующие или удалять устаревшие данные. Эти операции помогают поддерживать актуальную и точную информацию, а также обеспечить гибкое управление данными</w:t>
-      </w:r>
-      <w:r>
-        <w:rPr>
-          <w:rFonts w:ascii="Times New Roman" w:hAnsi="Times New Roman" w:cs="Times New Roman"/>
-          <w:color w:val="000000" w:themeColor="text1"/>
-          <w:sz w:val="28"/>
-          <w:szCs w:val="28"/>
-        </w:rPr>
-        <w:t xml:space="preserve">. </w:t>
-      </w:r>
-      <w:r>
-        <w:rPr>
-          <w:rFonts w:ascii="Times New Roman" w:hAnsi="Times New Roman" w:cs="Times New Roman"/>
-          <w:color w:val="000000" w:themeColor="text1"/>
-          <w:sz w:val="28"/>
-          <w:szCs w:val="28"/>
-        </w:rPr>
-        <w:t>Чтобы получить из базы</w:t>
-      </w:r>
-      <w:r>
-        <w:rPr>
-          <w:rFonts w:ascii="Times New Roman" w:hAnsi="Times New Roman" w:cs="Times New Roman"/>
-          <w:color w:val="000000" w:themeColor="text1"/>
-          <w:sz w:val="28"/>
-          <w:szCs w:val="28"/>
-        </w:rPr>
-        <w:t xml:space="preserve"> данных</w:t>
-      </w:r>
-      <w:r>
-        <w:rPr>
-          <w:rFonts w:ascii="Times New Roman" w:hAnsi="Times New Roman" w:cs="Times New Roman"/>
-          <w:color w:val="000000" w:themeColor="text1"/>
-          <w:sz w:val="28"/>
-          <w:szCs w:val="28"/>
-        </w:rPr>
-        <w:t xml:space="preserve"> нужную информацию, используют сложные запросы с условиями фильтрации, сортировками и группировками. Такие инструменты делают анализ </w:t>
-      </w:r>
-      <w:r>
-        <w:rPr>
-          <w:rFonts w:ascii="Times New Roman" w:hAnsi="Times New Roman" w:cs="Times New Roman"/>
-          <w:color w:val="000000" w:themeColor="text1"/>
-          <w:sz w:val="28"/>
-          <w:szCs w:val="28"/>
-        </w:rPr>
-        <w:t>информации</w:t>
-      </w:r>
-      <w:r>
-        <w:rPr>
-          <w:rFonts w:ascii="Times New Roman" w:hAnsi="Times New Roman" w:cs="Times New Roman"/>
-          <w:color w:val="000000" w:themeColor="text1"/>
-          <w:sz w:val="28"/>
-          <w:szCs w:val="28"/>
-        </w:rPr>
-        <w:t xml:space="preserve"> более точным и помогают принимать обоснованные бизнес-решения.</w:t>
+        <w:t>Все эти возможности делают SQL универсальным и популярным языком, без которого трудно представить современную работу с данными и информационными системами. Его изучение и практика помогают создавать надежные, быстрые и масштабируемые базы данных — важнейший аспект эффективного функционирования различных приложений и сервисов в любой сфере деятельности.</w:t>
       </w:r>
     </w:p>
     <w:p>
       <w:pPr>
         <w:spacing w:after="0" w:line="360" w:lineRule="auto"/>
-        <w:ind w:left="-567" w:firstLine="709"/>
+        <w:ind w:firstLine="709"/>
         <w:jc w:val="both"/>
         <w:rPr>
           <w:rFonts w:ascii="Times New Roman" w:hAnsi="Times New Roman" w:cs="Times New Roman"/>
@@ -5290,202 +5445,121 @@
           <w:sz w:val="28"/>
           <w:szCs w:val="28"/>
         </w:rPr>
-        <w:t>Иногда данные хранятся в нескольких таблицах, и для полноценного анализа необходимо объединять эти данные. SQL предлагает мощные возможности для соединения табли</w:t>
-      </w:r>
-      <w:r>
-        <w:rPr>
-          <w:rFonts w:ascii="Times New Roman" w:hAnsi="Times New Roman" w:cs="Times New Roman"/>
-          <w:color w:val="000000" w:themeColor="text1"/>
-          <w:sz w:val="28"/>
-          <w:szCs w:val="28"/>
-        </w:rPr>
-        <w:t>ц</w:t>
-      </w:r>
-      <w:r>
-        <w:rPr>
-          <w:rFonts w:ascii="Times New Roman" w:hAnsi="Times New Roman" w:cs="Times New Roman"/>
-          <w:color w:val="000000" w:themeColor="text1"/>
-          <w:sz w:val="28"/>
-          <w:szCs w:val="28"/>
-        </w:rPr>
-        <w:t>, что позволяет просматривать связанные сведения вместе, например, заказы клиентов с деталями или связи между товарами и категориями. Такой подход значительно расширяет аналитические возможности и помогает выявлять тренды, строить глубокие отчёты.</w:t>
+        <w:t>Однако, работая только с одним SQL, сложно реализовать весь потенциал управления базами данных, поэтому существуют системы, основанные на этом языке, которые помогают расширить его возможности. Одним из самых популярных решений является MySQL — мощная и широко используемая платформа, которая воплощает все перечисленные возможности и дополняет их своими особенностями</w:t>
+      </w:r>
+      <w:r>
+        <w:rPr>
+          <w:rFonts w:ascii="Times New Roman" w:hAnsi="Times New Roman" w:cs="Times New Roman"/>
+          <w:color w:val="000000" w:themeColor="text1"/>
+          <w:sz w:val="28"/>
+          <w:szCs w:val="28"/>
+        </w:rPr>
+        <w:t>.</w:t>
+      </w:r>
+      <w:r>
+        <w:rPr>
+          <w:rFonts w:ascii="Times New Roman" w:hAnsi="Times New Roman" w:cs="Times New Roman"/>
+          <w:color w:val="000000" w:themeColor="text1"/>
+          <w:sz w:val="28"/>
+          <w:szCs w:val="28"/>
+        </w:rPr>
+        <w:t xml:space="preserve"> </w:t>
+      </w:r>
+      <w:r>
+        <w:rPr>
+          <w:rFonts w:ascii="Times New Roman" w:hAnsi="Times New Roman" w:cs="Times New Roman"/>
+          <w:color w:val="000000" w:themeColor="text1"/>
+          <w:sz w:val="28"/>
+          <w:szCs w:val="28"/>
+        </w:rPr>
+        <w:t xml:space="preserve">Это связано с тем, что </w:t>
+      </w:r>
+      <w:r>
+        <w:rPr>
+          <w:rFonts w:ascii="Times New Roman" w:hAnsi="Times New Roman" w:cs="Times New Roman"/>
+          <w:color w:val="000000" w:themeColor="text1"/>
+          <w:sz w:val="28"/>
+          <w:szCs w:val="28"/>
+        </w:rPr>
+        <w:t>он</w:t>
+      </w:r>
+      <w:r>
+        <w:rPr>
+          <w:rFonts w:ascii="Times New Roman" w:hAnsi="Times New Roman" w:cs="Times New Roman"/>
+          <w:color w:val="000000" w:themeColor="text1"/>
+          <w:sz w:val="28"/>
+          <w:szCs w:val="28"/>
+        </w:rPr>
+        <w:t xml:space="preserve"> отлично подходит для обработки больших объемов информации и обеспечивает стабильную работу</w:t>
+      </w:r>
+      <w:r>
+        <w:rPr>
+          <w:rFonts w:ascii="Times New Roman" w:hAnsi="Times New Roman" w:cs="Times New Roman"/>
+          <w:color w:val="000000" w:themeColor="text1"/>
+          <w:sz w:val="28"/>
+          <w:szCs w:val="28"/>
+        </w:rPr>
+        <w:t>, её</w:t>
+      </w:r>
+      <w:r>
+        <w:rPr>
+          <w:rFonts w:ascii="Times New Roman" w:hAnsi="Times New Roman" w:cs="Times New Roman"/>
+          <w:color w:val="000000" w:themeColor="text1"/>
+          <w:sz w:val="28"/>
+          <w:szCs w:val="28"/>
+        </w:rPr>
+        <w:t xml:space="preserve"> </w:t>
+      </w:r>
+      <w:r>
+        <w:rPr>
+          <w:rFonts w:ascii="Times New Roman" w:hAnsi="Times New Roman" w:cs="Times New Roman"/>
+          <w:color w:val="000000" w:themeColor="text1"/>
+          <w:sz w:val="28"/>
+          <w:szCs w:val="28"/>
+        </w:rPr>
+        <w:t>л</w:t>
+      </w:r>
+      <w:r>
+        <w:rPr>
+          <w:rFonts w:ascii="Times New Roman" w:hAnsi="Times New Roman" w:cs="Times New Roman"/>
+          <w:color w:val="000000" w:themeColor="text1"/>
+          <w:sz w:val="28"/>
+          <w:szCs w:val="28"/>
+        </w:rPr>
+        <w:t xml:space="preserve">оготип </w:t>
+      </w:r>
+      <w:r>
+        <w:rPr>
+          <w:rFonts w:ascii="Times New Roman" w:hAnsi="Times New Roman" w:cs="Times New Roman"/>
+          <w:color w:val="000000" w:themeColor="text1"/>
+          <w:sz w:val="28"/>
+          <w:szCs w:val="28"/>
+        </w:rPr>
+        <w:t xml:space="preserve">представлен на рисунке </w:t>
+      </w:r>
+      <w:r>
+        <w:rPr>
+          <w:rFonts w:ascii="Times New Roman" w:hAnsi="Times New Roman" w:cs="Times New Roman"/>
+          <w:color w:val="000000" w:themeColor="text1"/>
+          <w:sz w:val="28"/>
+          <w:szCs w:val="28"/>
+        </w:rPr>
+        <w:t>1</w:t>
+      </w:r>
+      <w:r>
+        <w:rPr>
+          <w:rFonts w:ascii="Times New Roman" w:hAnsi="Times New Roman" w:cs="Times New Roman"/>
+          <w:color w:val="000000" w:themeColor="text1"/>
+          <w:sz w:val="28"/>
+          <w:szCs w:val="28"/>
+        </w:rPr>
+        <w:t>.</w:t>
       </w:r>
     </w:p>
     <w:p>
       <w:pPr>
         <w:spacing w:after="0" w:line="360" w:lineRule="auto"/>
-        <w:ind w:left="-567" w:firstLine="709"/>
-        <w:jc w:val="both"/>
-        <w:rPr>
-          <w:rFonts w:ascii="Times New Roman" w:hAnsi="Times New Roman" w:cs="Times New Roman"/>
-          <w:color w:val="000000" w:themeColor="text1"/>
-          <w:sz w:val="28"/>
-          <w:szCs w:val="28"/>
-        </w:rPr>
-      </w:pPr>
-      <w:r>
-        <w:rPr>
-          <w:rFonts w:ascii="Times New Roman" w:hAnsi="Times New Roman" w:cs="Times New Roman"/>
-          <w:color w:val="000000" w:themeColor="text1"/>
-          <w:sz w:val="28"/>
-          <w:szCs w:val="28"/>
-        </w:rPr>
-        <w:t xml:space="preserve">Все эти возможности делают SQL универсальным и популярным языком, без которого трудно представить современную работу с данными и информационными системами. Его изучение и практика помогают создавать надежные, быстрые и масштабируемые базы данных — важнейший аспект эффективного </w:t>
-      </w:r>
-      <w:r>
-        <w:rPr>
-          <w:rFonts w:ascii="Times New Roman" w:hAnsi="Times New Roman" w:cs="Times New Roman"/>
-          <w:color w:val="000000" w:themeColor="text1"/>
-          <w:sz w:val="28"/>
-          <w:szCs w:val="28"/>
-        </w:rPr>
-        <w:lastRenderedPageBreak/>
-        <w:t>функционирования различных приложений и сервисов в любой сфере деятельности.</w:t>
-      </w:r>
-    </w:p>
-    <w:p>
-      <w:pPr>
-        <w:spacing w:after="0" w:line="360" w:lineRule="auto"/>
-        <w:ind w:left="-567" w:firstLine="709"/>
-        <w:jc w:val="both"/>
-        <w:rPr>
-          <w:rFonts w:ascii="Times New Roman" w:hAnsi="Times New Roman" w:cs="Times New Roman"/>
-          <w:color w:val="000000" w:themeColor="text1"/>
-          <w:sz w:val="28"/>
-          <w:szCs w:val="28"/>
-        </w:rPr>
-      </w:pPr>
-      <w:r>
-        <w:rPr>
-          <w:rFonts w:ascii="Times New Roman" w:hAnsi="Times New Roman" w:cs="Times New Roman"/>
-          <w:color w:val="000000" w:themeColor="text1"/>
-          <w:sz w:val="28"/>
-          <w:szCs w:val="28"/>
-        </w:rPr>
-        <w:t>Однако, работая только с одним SQL, сложно реализовать весь потенциал управления базами данных, поэтому существуют системы, основанные на этом языке, которые помогают расширить его возможности. Одним из самых популярных решений является MySQL — мощная и широко используемая платформа, которая воплощает все перечисленные возможности и дополняет их своими особенностями</w:t>
-      </w:r>
-      <w:r>
-        <w:rPr>
-          <w:rFonts w:ascii="Times New Roman" w:hAnsi="Times New Roman" w:cs="Times New Roman"/>
-          <w:color w:val="000000" w:themeColor="text1"/>
-          <w:sz w:val="28"/>
-          <w:szCs w:val="28"/>
-        </w:rPr>
-        <w:t xml:space="preserve">. </w:t>
-      </w:r>
-      <w:r>
-        <w:rPr>
-          <w:rFonts w:ascii="Times New Roman" w:hAnsi="Times New Roman" w:cs="Times New Roman"/>
-          <w:color w:val="000000" w:themeColor="text1"/>
-          <w:sz w:val="28"/>
-          <w:szCs w:val="28"/>
-        </w:rPr>
-        <w:t>Е</w:t>
-      </w:r>
-      <w:r>
-        <w:rPr>
-          <w:rFonts w:ascii="Times New Roman" w:hAnsi="Times New Roman" w:cs="Times New Roman"/>
-          <w:color w:val="000000" w:themeColor="text1"/>
-          <w:sz w:val="28"/>
-          <w:szCs w:val="28"/>
-        </w:rPr>
-        <w:t>ё</w:t>
-      </w:r>
-      <w:r>
-        <w:rPr>
-          <w:rFonts w:ascii="Times New Roman" w:hAnsi="Times New Roman" w:cs="Times New Roman"/>
-          <w:color w:val="000000" w:themeColor="text1"/>
-          <w:sz w:val="28"/>
-          <w:szCs w:val="28"/>
-        </w:rPr>
-        <w:t xml:space="preserve"> применяют в самых разных областях — от небольших сайтов до крупных компаний и сервисов с миллионами пользователей. Это связано с тем, что </w:t>
-      </w:r>
-      <w:r>
-        <w:rPr>
-          <w:rFonts w:ascii="Times New Roman" w:hAnsi="Times New Roman" w:cs="Times New Roman"/>
-          <w:color w:val="000000" w:themeColor="text1"/>
-          <w:sz w:val="28"/>
-          <w:szCs w:val="28"/>
-        </w:rPr>
-        <w:t>он</w:t>
-      </w:r>
-      <w:r>
-        <w:rPr>
-          <w:rFonts w:ascii="Times New Roman" w:hAnsi="Times New Roman" w:cs="Times New Roman"/>
-          <w:color w:val="000000" w:themeColor="text1"/>
-          <w:sz w:val="28"/>
-          <w:szCs w:val="28"/>
-        </w:rPr>
-        <w:t xml:space="preserve"> отлично подходит для обработки больших объемов информации и обеспечивает стабильную работу</w:t>
-      </w:r>
-      <w:r>
-        <w:rPr>
-          <w:rFonts w:ascii="Times New Roman" w:hAnsi="Times New Roman" w:cs="Times New Roman"/>
-          <w:color w:val="000000" w:themeColor="text1"/>
-          <w:sz w:val="28"/>
-          <w:szCs w:val="28"/>
-        </w:rPr>
-        <w:t>, её</w:t>
-      </w:r>
-      <w:r>
-        <w:rPr>
-          <w:rFonts w:ascii="Times New Roman" w:hAnsi="Times New Roman" w:cs="Times New Roman"/>
-          <w:color w:val="000000" w:themeColor="text1"/>
-          <w:sz w:val="28"/>
-          <w:szCs w:val="28"/>
-        </w:rPr>
-        <w:t xml:space="preserve"> </w:t>
-      </w:r>
-      <w:r>
-        <w:rPr>
-          <w:rFonts w:ascii="Times New Roman" w:hAnsi="Times New Roman" w:cs="Times New Roman"/>
-          <w:color w:val="000000" w:themeColor="text1"/>
-          <w:sz w:val="28"/>
-          <w:szCs w:val="28"/>
-        </w:rPr>
-        <w:t>л</w:t>
-      </w:r>
-      <w:r>
-        <w:rPr>
-          <w:rFonts w:ascii="Times New Roman" w:hAnsi="Times New Roman" w:cs="Times New Roman"/>
-          <w:color w:val="000000" w:themeColor="text1"/>
-          <w:sz w:val="28"/>
-          <w:szCs w:val="28"/>
-        </w:rPr>
-        <w:t xml:space="preserve">оготип </w:t>
-      </w:r>
-      <w:r>
-        <w:rPr>
-          <w:rFonts w:ascii="Times New Roman" w:hAnsi="Times New Roman" w:cs="Times New Roman"/>
-          <w:color w:val="000000" w:themeColor="text1"/>
-          <w:sz w:val="28"/>
-          <w:szCs w:val="28"/>
-        </w:rPr>
-        <w:t xml:space="preserve">представлен на рисунке </w:t>
-      </w:r>
-      <w:r>
-        <w:rPr>
-          <w:rFonts w:ascii="Times New Roman" w:hAnsi="Times New Roman" w:cs="Times New Roman"/>
-          <w:color w:val="000000" w:themeColor="text1"/>
-          <w:sz w:val="28"/>
-          <w:szCs w:val="28"/>
-        </w:rPr>
-        <w:t>1</w:t>
-      </w:r>
-      <w:r>
-        <w:rPr>
-          <w:rFonts w:ascii="Times New Roman" w:hAnsi="Times New Roman" w:cs="Times New Roman"/>
-          <w:color w:val="000000" w:themeColor="text1"/>
-          <w:sz w:val="28"/>
-          <w:szCs w:val="28"/>
-        </w:rPr>
-        <w:t>.</w:t>
-      </w:r>
-    </w:p>
-    <w:p>
-      <w:pPr>
-        <w:spacing w:after="0" w:line="360" w:lineRule="auto"/>
-        <w:ind w:left="-567"/>
+        <w:ind w:firstLine="709"/>
         <w:jc w:val="center"/>
         <w:rPr>
           <w:rFonts w:ascii="Times New Roman" w:hAnsi="Times New Roman" w:cs="Times New Roman"/>
@@ -5501,12 +5575,13 @@
           <w:color w:val="000000" w:themeColor="text1"/>
           <w:sz w:val="28"/>
           <w:szCs w:val="28"/>
+          <w:lang w:eastAsia="ru-RU"/>
         </w:rPr>
         <w:drawing>
-          <wp:inline distT="0" distB="0" distL="0" distR="0" wp14:anchorId="06614620" wp14:editId="428AC12A">
-            <wp:extent cx="3007294" cy="2048719"/>
-            <wp:effectExtent l="0" t="0" r="3175" b="8890"/>
-            <wp:docPr id="468656930" name="Рисунок 1"/>
+          <wp:inline distT="0" distB="0" distL="0" distR="0" wp14:anchorId="06614620" wp14:editId="2155F60D">
+            <wp:extent cx="2109230" cy="1436914"/>
+            <wp:effectExtent l="0" t="0" r="5715" b="0"/>
+            <wp:docPr id="468656930" name="Рисунок 1" descr="P103#yIS1"/>
             <wp:cNvGraphicFramePr>
               <a:graphicFrameLocks xmlns:a="http://schemas.openxmlformats.org/drawingml/2006/main" noChangeAspect="1"/>
             </wp:cNvGraphicFramePr>
@@ -5514,7 +5589,7 @@
               <a:graphicData uri="http://schemas.openxmlformats.org/drawingml/2006/picture">
                 <pic:pic xmlns:pic="http://schemas.openxmlformats.org/drawingml/2006/picture">
                   <pic:nvPicPr>
-                    <pic:cNvPr id="468656930" name="Рисунок 1"/>
+                    <pic:cNvPr id="468656930" name="Рисунок 1" descr="P103#yIS1"/>
                     <pic:cNvPicPr/>
                   </pic:nvPicPr>
                   <pic:blipFill>
@@ -5532,7 +5607,7 @@
                   <pic:spPr>
                     <a:xfrm>
                       <a:off x="0" y="0"/>
-                      <a:ext cx="3011430" cy="2051537"/>
+                      <a:ext cx="2161078" cy="1472235"/>
                     </a:xfrm>
                     <a:prstGeom prst="rect">
                       <a:avLst/>
@@ -5548,7 +5623,7 @@
     <w:p>
       <w:pPr>
         <w:spacing w:after="0" w:line="360" w:lineRule="auto"/>
-        <w:ind w:left="-567"/>
+        <w:ind w:firstLine="709"/>
         <w:jc w:val="center"/>
         <w:rPr>
           <w:rFonts w:ascii="Times New Roman" w:hAnsi="Times New Roman" w:cs="Times New Roman"/>
@@ -5580,7 +5655,7 @@
     <w:p>
       <w:pPr>
         <w:spacing w:after="0" w:line="360" w:lineRule="auto"/>
-        <w:ind w:left="-567" w:firstLine="709"/>
+        <w:ind w:firstLine="709"/>
         <w:jc w:val="both"/>
         <w:rPr>
           <w:rFonts w:ascii="Times New Roman" w:hAnsi="Times New Roman" w:cs="Times New Roman"/>
@@ -5593,7 +5668,7 @@
     <w:p>
       <w:pPr>
         <w:spacing w:after="0" w:line="360" w:lineRule="auto"/>
-        <w:ind w:left="-567" w:firstLine="709"/>
+        <w:ind w:firstLine="709"/>
         <w:jc w:val="both"/>
         <w:rPr>
           <w:rFonts w:ascii="Times New Roman" w:hAnsi="Times New Roman" w:cs="Times New Roman"/>
@@ -5609,7 +5684,39 @@
           <w:sz w:val="28"/>
           <w:szCs w:val="28"/>
         </w:rPr>
-        <w:t>Также она бесплатна и открыта, значит, любой желающий может скачивать, использовать и модифицировать её под свои нужды. Во-вторых, MySQL работает быстро и стабильно, даже при больших объемах данных и большом числе пользователей. В-третьих, она легко масштабируется, что важно для растущих проектов и крупных систем. Всё это делает MySQL отличным решением для сайта-визитки, интернет-магазина, системы учета или любой другой программы, где необходимо много информации и требуется быстрая обработка запросов. Вдобавок, благодаря свое</w:t>
+        <w:t xml:space="preserve">Также она бесплатна и открыта, значит, любой желающий может скачивать, использовать и модифицировать её под свои нужды. Во-вторых, </w:t>
+      </w:r>
+      <w:r>
+        <w:rPr>
+          <w:rFonts w:ascii="Times New Roman" w:hAnsi="Times New Roman" w:cs="Times New Roman"/>
+          <w:color w:val="000000" w:themeColor="text1"/>
+          <w:sz w:val="28"/>
+          <w:szCs w:val="28"/>
+        </w:rPr>
+        <w:lastRenderedPageBreak/>
+        <w:t>MySQL работает быстро и стабильно, даже при больших объемах данных и большом числе пользователей. В-третьих, она легко масштабируется, что важно для растущих проектов и крупных систем. Всё это делает MySQL отличным решением для сайта-визитки, интернет-магазина, системы учета или любой другой программы, где необходимо много информации и требуется быстрая обработка запросов.</w:t>
+      </w:r>
+    </w:p>
+    <w:p>
+      <w:pPr>
+        <w:spacing w:after="0" w:line="360" w:lineRule="auto"/>
+        <w:ind w:firstLine="709"/>
+        <w:jc w:val="both"/>
+        <w:rPr>
+          <w:rFonts w:ascii="Times New Roman" w:hAnsi="Times New Roman" w:cs="Times New Roman"/>
+          <w:color w:val="000000" w:themeColor="text1"/>
+          <w:sz w:val="28"/>
+          <w:szCs w:val="28"/>
+        </w:rPr>
+      </w:pPr>
+      <w:r>
+        <w:rPr>
+          <w:rFonts w:ascii="Times New Roman" w:hAnsi="Times New Roman" w:cs="Times New Roman"/>
+          <w:color w:val="000000" w:themeColor="text1"/>
+          <w:sz w:val="28"/>
+          <w:szCs w:val="28"/>
+        </w:rPr>
+        <w:t>Вдобавок, благодаря свое</w:t>
       </w:r>
       <w:r>
         <w:rPr>
@@ -5633,7 +5740,7 @@
     <w:p>
       <w:pPr>
         <w:spacing w:after="0" w:line="360" w:lineRule="auto"/>
-        <w:ind w:left="-567" w:firstLine="709"/>
+        <w:ind w:firstLine="709"/>
         <w:jc w:val="both"/>
         <w:rPr>
           <w:rFonts w:ascii="Times New Roman" w:hAnsi="Times New Roman" w:cs="Times New Roman"/>
@@ -5649,7 +5756,6 @@
           <w:sz w:val="28"/>
           <w:szCs w:val="28"/>
         </w:rPr>
-        <w:lastRenderedPageBreak/>
         <w:t>Т</w:t>
       </w:r>
       <w:r>
@@ -5665,7 +5771,7 @@
     <w:p>
       <w:pPr>
         <w:spacing w:after="0" w:line="360" w:lineRule="auto"/>
-        <w:ind w:left="-567" w:firstLine="709"/>
+        <w:ind w:firstLine="709"/>
         <w:jc w:val="both"/>
         <w:rPr>
           <w:rFonts w:ascii="Times New Roman" w:hAnsi="Times New Roman" w:cs="Times New Roman"/>
@@ -5785,13 +5891,13 @@
     </w:p>
     <w:p>
       <w:pPr>
-        <w:pStyle w:val="a8"/>
+        <w:pStyle w:val="aa"/>
         <w:numPr>
           <w:ilvl w:val="0"/>
           <w:numId w:val="37"/>
         </w:numPr>
         <w:spacing w:after="0" w:line="360" w:lineRule="auto"/>
-        <w:ind w:left="-567" w:firstLine="357"/>
+        <w:ind w:left="0" w:firstLine="709"/>
         <w:contextualSpacing w:val="0"/>
         <w:jc w:val="both"/>
         <w:rPr>
@@ -5822,13 +5928,13 @@
     </w:p>
     <w:p>
       <w:pPr>
-        <w:pStyle w:val="a8"/>
+        <w:pStyle w:val="aa"/>
         <w:numPr>
           <w:ilvl w:val="0"/>
           <w:numId w:val="37"/>
         </w:numPr>
         <w:spacing w:after="0" w:line="360" w:lineRule="auto"/>
-        <w:ind w:left="-567" w:firstLine="357"/>
+        <w:ind w:left="0" w:firstLine="709"/>
         <w:contextualSpacing w:val="0"/>
         <w:jc w:val="both"/>
         <w:rPr>
@@ -5931,13 +6037,13 @@
     </w:p>
     <w:p>
       <w:pPr>
-        <w:pStyle w:val="a8"/>
+        <w:pStyle w:val="aa"/>
         <w:numPr>
           <w:ilvl w:val="0"/>
           <w:numId w:val="37"/>
         </w:numPr>
         <w:spacing w:after="0" w:line="360" w:lineRule="auto"/>
-        <w:ind w:left="-567" w:firstLine="357"/>
+        <w:ind w:left="0" w:firstLine="709"/>
         <w:contextualSpacing w:val="0"/>
         <w:jc w:val="both"/>
         <w:rPr>
@@ -5986,13 +6092,13 @@
     </w:p>
     <w:p>
       <w:pPr>
-        <w:pStyle w:val="a8"/>
+        <w:pStyle w:val="aa"/>
         <w:numPr>
           <w:ilvl w:val="0"/>
           <w:numId w:val="37"/>
         </w:numPr>
         <w:spacing w:after="0" w:line="360" w:lineRule="auto"/>
-        <w:ind w:left="-567" w:firstLine="357"/>
+        <w:ind w:left="0" w:firstLine="709"/>
         <w:contextualSpacing w:val="0"/>
         <w:jc w:val="both"/>
         <w:rPr>
@@ -6032,13 +6138,13 @@
     </w:p>
     <w:p>
       <w:pPr>
-        <w:pStyle w:val="a8"/>
+        <w:pStyle w:val="aa"/>
         <w:numPr>
           <w:ilvl w:val="0"/>
           <w:numId w:val="37"/>
         </w:numPr>
         <w:spacing w:after="0" w:line="360" w:lineRule="auto"/>
-        <w:ind w:left="-567" w:firstLine="357"/>
+        <w:ind w:left="0" w:firstLine="709"/>
         <w:contextualSpacing w:val="0"/>
         <w:jc w:val="both"/>
         <w:rPr>
@@ -6105,13 +6211,13 @@
     </w:p>
     <w:p>
       <w:pPr>
-        <w:pStyle w:val="a8"/>
+        <w:pStyle w:val="aa"/>
         <w:numPr>
           <w:ilvl w:val="0"/>
           <w:numId w:val="37"/>
         </w:numPr>
         <w:spacing w:after="0" w:line="360" w:lineRule="auto"/>
-        <w:ind w:left="-567" w:firstLine="357"/>
+        <w:ind w:left="0" w:firstLine="709"/>
         <w:contextualSpacing w:val="0"/>
         <w:jc w:val="both"/>
         <w:rPr>
@@ -6179,7 +6285,7 @@
     <w:p>
       <w:pPr>
         <w:spacing w:after="0" w:line="360" w:lineRule="auto"/>
-        <w:ind w:left="-567" w:firstLine="709"/>
+        <w:ind w:firstLine="709"/>
         <w:jc w:val="both"/>
         <w:rPr>
           <w:rFonts w:ascii="Times New Roman" w:hAnsi="Times New Roman" w:cs="Times New Roman"/>
@@ -6210,7 +6316,7 @@
     <w:p>
       <w:pPr>
         <w:spacing w:after="0" w:line="360" w:lineRule="auto"/>
-        <w:ind w:left="-567" w:firstLine="709"/>
+        <w:ind w:firstLine="709"/>
         <w:jc w:val="both"/>
         <w:rPr>
           <w:rFonts w:ascii="Times New Roman" w:hAnsi="Times New Roman" w:cs="Times New Roman"/>
@@ -6226,13 +6332,23 @@
           <w:sz w:val="28"/>
           <w:szCs w:val="28"/>
         </w:rPr>
-        <w:t>Помимо перечисленных возможностей, MySQL постоянно развивается и внедряет новые функции, что делает её одним из самых актуальных решений в области управления базами данных. Например, современная версия включает инструменты для работы с JSON-данными, что позволяет хранить и обрабатывать неструктурированные данные прямо внутри базы. Это значительно расширяет спектр применений системы, делая её подходящей для современных веб-приложений, где часто используются гибкие форматы хранения информации.</w:t>
+        <w:t xml:space="preserve">Помимо перечисленных возможностей, MySQL постоянно развивается и внедряет новые функции, что делает её одним из самых актуальных решений </w:t>
+      </w:r>
+      <w:r>
+        <w:rPr>
+          <w:rFonts w:ascii="Times New Roman" w:hAnsi="Times New Roman" w:cs="Times New Roman"/>
+          <w:color w:val="000000" w:themeColor="text1"/>
+          <w:sz w:val="28"/>
+          <w:szCs w:val="28"/>
+        </w:rPr>
+        <w:lastRenderedPageBreak/>
+        <w:t>в области управления базами данных. Например, современная версия включает инструменты для работы с JSON-данными, что позволяет хранить и обрабатывать неструктурированные данные прямо внутри базы. Это значительно расширяет спектр применений системы, делая её подходящей для современных веб-приложений, где часто используются гибкие форматы хранения информации.</w:t>
       </w:r>
     </w:p>
     <w:p>
       <w:pPr>
         <w:spacing w:after="0" w:line="360" w:lineRule="auto"/>
-        <w:ind w:left="-567" w:firstLine="709"/>
+        <w:ind w:firstLine="709"/>
         <w:jc w:val="both"/>
         <w:rPr>
           <w:rFonts w:ascii="Times New Roman" w:hAnsi="Times New Roman" w:cs="Times New Roman"/>
@@ -6254,7 +6370,7 @@
     <w:p>
       <w:pPr>
         <w:spacing w:after="0" w:line="360" w:lineRule="auto"/>
-        <w:ind w:left="-567" w:firstLine="709"/>
+        <w:ind w:firstLine="709"/>
         <w:jc w:val="both"/>
         <w:rPr>
           <w:rFonts w:ascii="Times New Roman" w:hAnsi="Times New Roman" w:cs="Times New Roman"/>
@@ -6270,7 +6386,6 @@
           <w:sz w:val="28"/>
           <w:szCs w:val="28"/>
         </w:rPr>
-        <w:lastRenderedPageBreak/>
         <w:t xml:space="preserve">Кроме того, MySQL обладает высокой степенью совместимости с различными языками программирования, такими как PHP, Python, Java и другими. Это облегчает интеграцию базы данных в любые программные решения и позволяет создавать полноценно функционирующие веб-сервисы, мобильные приложения и корпоративные системы. Не стоит забывать и о том, что для оптимизации работы с большими базами </w:t>
       </w:r>
       <w:r>
@@ -6295,7 +6410,7 @@
     <w:p>
       <w:pPr>
         <w:spacing w:after="0" w:line="360" w:lineRule="auto"/>
-        <w:ind w:left="-567" w:firstLine="709"/>
+        <w:ind w:firstLine="709"/>
         <w:jc w:val="both"/>
         <w:rPr>
           <w:rFonts w:ascii="Times New Roman" w:hAnsi="Times New Roman" w:cs="Times New Roman"/>
@@ -6309,7 +6424,7 @@
       <w:pPr>
         <w:pStyle w:val="1"/>
         <w:spacing w:before="0" w:after="0" w:line="360" w:lineRule="auto"/>
-        <w:ind w:left="-567" w:firstLine="709"/>
+        <w:ind w:firstLine="709"/>
         <w:rPr>
           <w:rFonts w:ascii="Times New Roman" w:hAnsi="Times New Roman" w:cs="Times New Roman"/>
           <w:b/>
@@ -6319,7 +6434,7 @@
           <w:szCs w:val="28"/>
         </w:rPr>
       </w:pPr>
-      <w:bookmarkStart w:id="5" w:name="_Toc221806537"/>
+      <w:bookmarkStart w:id="6" w:name="_Toc223382069"/>
       <w:r>
         <w:rPr>
           <w:rFonts w:ascii="Times New Roman" w:hAnsi="Times New Roman" w:cs="Times New Roman"/>
@@ -6353,12 +6468,12 @@
         </w:rPr>
         <w:t xml:space="preserve"> Программные средства для разработки</w:t>
       </w:r>
-      <w:bookmarkEnd w:id="5"/>
+      <w:bookmarkEnd w:id="6"/>
     </w:p>
     <w:p>
       <w:pPr>
         <w:spacing w:after="0" w:line="360" w:lineRule="auto"/>
-        <w:ind w:left="-567" w:firstLine="709"/>
+        <w:ind w:firstLine="709"/>
         <w:jc w:val="both"/>
         <w:rPr>
           <w:rFonts w:ascii="Times New Roman" w:hAnsi="Times New Roman" w:cs="Times New Roman"/>
@@ -6512,6 +6627,74 @@
         </w:rPr>
         <w:t>.</w:t>
       </w:r>
+    </w:p>
+    <w:p>
+      <w:pPr>
+        <w:spacing w:after="0" w:line="360" w:lineRule="auto"/>
+        <w:ind w:firstLine="709"/>
+        <w:jc w:val="both"/>
+        <w:rPr>
+          <w:rFonts w:ascii="Times New Roman" w:hAnsi="Times New Roman" w:cs="Times New Roman"/>
+          <w:color w:val="000000" w:themeColor="text1"/>
+          <w:sz w:val="28"/>
+          <w:szCs w:val="28"/>
+        </w:rPr>
+      </w:pPr>
+      <w:r>
+        <w:rPr>
+          <w:rFonts w:ascii="Times New Roman" w:hAnsi="Times New Roman" w:cs="Times New Roman"/>
+          <w:color w:val="000000" w:themeColor="text1"/>
+          <w:sz w:val="28"/>
+          <w:szCs w:val="28"/>
+        </w:rPr>
+        <w:t xml:space="preserve">Его основные преимущества включают регулярные обновления, которые делают </w:t>
+      </w:r>
+      <w:r>
+        <w:rPr>
+          <w:rFonts w:ascii="Times New Roman" w:hAnsi="Times New Roman" w:cs="Times New Roman"/>
+          <w:color w:val="000000" w:themeColor="text1"/>
+          <w:sz w:val="28"/>
+          <w:szCs w:val="28"/>
+        </w:rPr>
+        <w:t>его</w:t>
+      </w:r>
+      <w:r>
+        <w:rPr>
+          <w:rFonts w:ascii="Times New Roman" w:hAnsi="Times New Roman" w:cs="Times New Roman"/>
+          <w:color w:val="000000" w:themeColor="text1"/>
+          <w:sz w:val="28"/>
+          <w:szCs w:val="28"/>
+        </w:rPr>
+        <w:t xml:space="preserve"> безопасным и современным инструментом для защиты данных. Он </w:t>
+      </w:r>
+      <w:r>
+        <w:rPr>
+          <w:rFonts w:ascii="Times New Roman" w:hAnsi="Times New Roman" w:cs="Times New Roman"/>
+          <w:color w:val="000000" w:themeColor="text1"/>
+          <w:sz w:val="28"/>
+          <w:szCs w:val="28"/>
+        </w:rPr>
+        <w:lastRenderedPageBreak/>
+        <w:t>доступен бесплатно и легко устанавливается на любой сервер с поддержкой PHP</w:t>
+      </w:r>
+      <w:r>
+        <w:rPr>
+          <w:rFonts w:ascii="Times New Roman" w:hAnsi="Times New Roman" w:cs="Times New Roman"/>
+          <w:color w:val="000000" w:themeColor="text1"/>
+          <w:sz w:val="28"/>
+          <w:szCs w:val="28"/>
+        </w:rPr>
+        <w:t>, р</w:t>
+      </w:r>
+      <w:r>
+        <w:rPr>
+          <w:rFonts w:ascii="Times New Roman" w:hAnsi="Times New Roman" w:cs="Times New Roman"/>
+          <w:color w:val="000000" w:themeColor="text1"/>
+          <w:sz w:val="28"/>
+          <w:szCs w:val="28"/>
+        </w:rPr>
+        <w:t>аботает через браузер, что исключает необходимость установки сложных программ или навыков работы с командной строкой.</w:t>
+      </w:r>
       <w:r>
         <w:rPr>
           <w:rFonts w:ascii="Times New Roman" w:hAnsi="Times New Roman" w:cs="Times New Roman"/>
@@ -6528,16 +6711,7 @@
           <w:sz w:val="28"/>
           <w:szCs w:val="28"/>
         </w:rPr>
-        <w:t>Его л</w:t>
-      </w:r>
-      <w:r>
-        <w:rPr>
-          <w:rFonts w:ascii="Times New Roman" w:hAnsi="Times New Roman" w:cs="Times New Roman"/>
-          <w:color w:val="000000" w:themeColor="text1"/>
-          <w:sz w:val="28"/>
-          <w:szCs w:val="28"/>
-        </w:rPr>
-        <w:t xml:space="preserve">оготип </w:t>
+        <w:t xml:space="preserve">Его логотип </w:t>
       </w:r>
       <w:r>
         <w:rPr>
@@ -6555,22 +6729,13 @@
           <w:sz w:val="28"/>
           <w:szCs w:val="28"/>
         </w:rPr>
-        <w:t>2</w:t>
-      </w:r>
-      <w:r>
-        <w:rPr>
-          <w:rFonts w:ascii="Times New Roman" w:hAnsi="Times New Roman" w:cs="Times New Roman"/>
-          <w:color w:val="000000" w:themeColor="text1"/>
-          <w:sz w:val="28"/>
-          <w:szCs w:val="28"/>
-        </w:rPr>
-        <w:t>.</w:t>
+        <w:t>2.</w:t>
       </w:r>
     </w:p>
     <w:p>
       <w:pPr>
         <w:spacing w:after="0" w:line="360" w:lineRule="auto"/>
-        <w:ind w:left="-567"/>
+        <w:ind w:firstLine="709"/>
         <w:jc w:val="center"/>
         <w:rPr>
           <w:rFonts w:ascii="Times New Roman" w:hAnsi="Times New Roman" w:cs="Times New Roman"/>
@@ -6582,12 +6747,13 @@
       <w:r>
         <w:rPr>
           <w:noProof/>
+          <w:lang w:eastAsia="ru-RU"/>
         </w:rPr>
         <w:drawing>
-          <wp:inline distT="0" distB="0" distL="0" distR="0" wp14:anchorId="42BC5E66" wp14:editId="4F7E5A34">
-            <wp:extent cx="2943975" cy="1640755"/>
-            <wp:effectExtent l="0" t="0" r="0" b="0"/>
-            <wp:docPr id="830209601" name="Рисунок 1"/>
+          <wp:inline distT="0" distB="0" distL="0" distR="0" wp14:anchorId="60014206" wp14:editId="29E1E70B">
+            <wp:extent cx="2684766" cy="1496291"/>
+            <wp:effectExtent l="0" t="0" r="1905" b="8890"/>
+            <wp:docPr id="830209601" name="Рисунок 1" descr="P122#yIS1"/>
             <wp:cNvGraphicFramePr>
               <a:graphicFrameLocks xmlns:a="http://schemas.openxmlformats.org/drawingml/2006/main" noChangeAspect="1"/>
             </wp:cNvGraphicFramePr>
@@ -6595,7 +6761,7 @@
               <a:graphicData uri="http://schemas.openxmlformats.org/drawingml/2006/picture">
                 <pic:pic xmlns:pic="http://schemas.openxmlformats.org/drawingml/2006/picture">
                   <pic:nvPicPr>
-                    <pic:cNvPr id="830209601" name="Рисунок 1"/>
+                    <pic:cNvPr id="830209601" name="Рисунок 1" descr="P122#yIS1"/>
                     <pic:cNvPicPr/>
                   </pic:nvPicPr>
                   <pic:blipFill>
@@ -6613,7 +6779,7 @@
                   <pic:spPr>
                     <a:xfrm>
                       <a:off x="0" y="0"/>
-                      <a:ext cx="2943975" cy="1640755"/>
+                      <a:ext cx="2692555" cy="1500632"/>
                     </a:xfrm>
                     <a:prstGeom prst="rect">
                       <a:avLst/>
@@ -6629,7 +6795,7 @@
     <w:p>
       <w:pPr>
         <w:spacing w:after="0" w:line="360" w:lineRule="auto"/>
-        <w:ind w:left="-567"/>
+        <w:ind w:firstLine="709"/>
         <w:jc w:val="center"/>
         <w:rPr>
           <w:rFonts w:ascii="Times New Roman" w:hAnsi="Times New Roman" w:cs="Times New Roman"/>
@@ -6679,7 +6845,7 @@
     <w:p>
       <w:pPr>
         <w:spacing w:after="0" w:line="360" w:lineRule="auto"/>
-        <w:ind w:left="-567" w:firstLine="709"/>
+        <w:ind w:firstLine="709"/>
         <w:jc w:val="both"/>
         <w:rPr>
           <w:rFonts w:ascii="Times New Roman" w:hAnsi="Times New Roman" w:cs="Times New Roman"/>
@@ -6692,7 +6858,7 @@
     <w:p>
       <w:pPr>
         <w:spacing w:after="0" w:line="360" w:lineRule="auto"/>
-        <w:ind w:left="-567" w:firstLine="709"/>
+        <w:ind w:firstLine="709"/>
         <w:jc w:val="both"/>
         <w:rPr>
           <w:rFonts w:ascii="Times New Roman" w:hAnsi="Times New Roman" w:cs="Times New Roman"/>
@@ -6708,53 +6874,7 @@
           <w:sz w:val="28"/>
           <w:szCs w:val="28"/>
         </w:rPr>
-        <w:t xml:space="preserve">Его основные преимущества включают регулярные обновления, которые делают </w:t>
-      </w:r>
-      <w:r>
-        <w:rPr>
-          <w:rFonts w:ascii="Times New Roman" w:hAnsi="Times New Roman" w:cs="Times New Roman"/>
-          <w:color w:val="000000" w:themeColor="text1"/>
-          <w:sz w:val="28"/>
-          <w:szCs w:val="28"/>
-        </w:rPr>
-        <w:t>его</w:t>
-      </w:r>
-      <w:r>
-        <w:rPr>
-          <w:rFonts w:ascii="Times New Roman" w:hAnsi="Times New Roman" w:cs="Times New Roman"/>
-          <w:color w:val="000000" w:themeColor="text1"/>
-          <w:sz w:val="28"/>
-          <w:szCs w:val="28"/>
-        </w:rPr>
-        <w:t xml:space="preserve"> безопасным и современным инструментом для защиты данных. Он доступен бесплатно и легко устанавливается на любой сервер с поддержкой PHP</w:t>
-      </w:r>
-      <w:r>
-        <w:rPr>
-          <w:rFonts w:ascii="Times New Roman" w:hAnsi="Times New Roman" w:cs="Times New Roman"/>
-          <w:color w:val="000000" w:themeColor="text1"/>
-          <w:sz w:val="28"/>
-          <w:szCs w:val="28"/>
-        </w:rPr>
-        <w:t>, р</w:t>
-      </w:r>
-      <w:r>
-        <w:rPr>
-          <w:rFonts w:ascii="Times New Roman" w:hAnsi="Times New Roman" w:cs="Times New Roman"/>
-          <w:color w:val="000000" w:themeColor="text1"/>
-          <w:sz w:val="28"/>
-          <w:szCs w:val="28"/>
-        </w:rPr>
-        <w:t xml:space="preserve">аботает через браузер, что исключает необходимость установки сложных программ или навыков работы с командной строкой. Это делает его идеально </w:t>
-      </w:r>
-      <w:r>
-        <w:rPr>
-          <w:rFonts w:ascii="Times New Roman" w:hAnsi="Times New Roman" w:cs="Times New Roman"/>
-          <w:color w:val="000000" w:themeColor="text1"/>
-          <w:sz w:val="28"/>
-          <w:szCs w:val="28"/>
-        </w:rPr>
-        <w:lastRenderedPageBreak/>
-        <w:t xml:space="preserve">подходящим для начинающих, студентов, фрилансеров, </w:t>
+        <w:t xml:space="preserve">Это делает его идеально подходящим для начинающих, студентов, фрилансеров, </w:t>
       </w:r>
       <w:r>
         <w:rPr>
@@ -6805,7 +6925,7 @@
     <w:p>
       <w:pPr>
         <w:spacing w:after="0" w:line="360" w:lineRule="auto"/>
-        <w:ind w:left="-567" w:firstLine="709"/>
+        <w:ind w:firstLine="709"/>
         <w:jc w:val="both"/>
         <w:rPr>
           <w:rFonts w:ascii="Times New Roman" w:hAnsi="Times New Roman" w:cs="Times New Roman"/>
@@ -6835,13 +6955,13 @@
     </w:p>
     <w:p>
       <w:pPr>
-        <w:pStyle w:val="a8"/>
+        <w:pStyle w:val="aa"/>
         <w:numPr>
           <w:ilvl w:val="0"/>
           <w:numId w:val="31"/>
         </w:numPr>
         <w:spacing w:after="0" w:line="360" w:lineRule="auto"/>
-        <w:ind w:left="-567" w:firstLine="709"/>
+        <w:ind w:left="0" w:firstLine="709"/>
         <w:contextualSpacing w:val="0"/>
         <w:jc w:val="both"/>
         <w:rPr>
@@ -6917,13 +7037,13 @@
     </w:p>
     <w:p>
       <w:pPr>
-        <w:pStyle w:val="a8"/>
+        <w:pStyle w:val="aa"/>
         <w:numPr>
           <w:ilvl w:val="0"/>
           <w:numId w:val="31"/>
         </w:numPr>
         <w:spacing w:after="0" w:line="360" w:lineRule="auto"/>
-        <w:ind w:left="-567" w:firstLine="709"/>
+        <w:ind w:left="0" w:firstLine="709"/>
         <w:contextualSpacing w:val="0"/>
         <w:jc w:val="both"/>
         <w:rPr>
@@ -6981,13 +7101,13 @@
     </w:p>
     <w:p>
       <w:pPr>
-        <w:pStyle w:val="a8"/>
+        <w:pStyle w:val="aa"/>
         <w:numPr>
           <w:ilvl w:val="0"/>
           <w:numId w:val="31"/>
         </w:numPr>
         <w:spacing w:after="0" w:line="360" w:lineRule="auto"/>
-        <w:ind w:left="-567" w:firstLine="709"/>
+        <w:ind w:left="0" w:firstLine="709"/>
         <w:contextualSpacing w:val="0"/>
         <w:jc w:val="both"/>
         <w:rPr>
@@ -7027,13 +7147,13 @@
     </w:p>
     <w:p>
       <w:pPr>
-        <w:pStyle w:val="a8"/>
+        <w:pStyle w:val="aa"/>
         <w:numPr>
           <w:ilvl w:val="0"/>
           <w:numId w:val="31"/>
         </w:numPr>
         <w:spacing w:after="0" w:line="360" w:lineRule="auto"/>
-        <w:ind w:left="-567" w:firstLine="709"/>
+        <w:ind w:left="0" w:firstLine="709"/>
         <w:contextualSpacing w:val="0"/>
         <w:jc w:val="both"/>
         <w:rPr>
@@ -7050,16 +7170,7 @@
           <w:sz w:val="28"/>
           <w:szCs w:val="28"/>
         </w:rPr>
-        <w:t>б</w:t>
-      </w:r>
-      <w:r>
-        <w:rPr>
-          <w:rFonts w:ascii="Times New Roman" w:hAnsi="Times New Roman" w:cs="Times New Roman"/>
-          <w:color w:val="000000" w:themeColor="text1"/>
-          <w:sz w:val="28"/>
-          <w:szCs w:val="28"/>
-        </w:rPr>
-        <w:t>ыстро просматривать содержимое таблиц</w:t>
+        <w:t>фильтровать и сортировать данные по любым условиям</w:t>
       </w:r>
       <w:r>
         <w:rPr>
@@ -7073,13 +7184,13 @@
     </w:p>
     <w:p>
       <w:pPr>
-        <w:pStyle w:val="a8"/>
+        <w:pStyle w:val="aa"/>
         <w:numPr>
           <w:ilvl w:val="0"/>
           <w:numId w:val="31"/>
         </w:numPr>
         <w:spacing w:after="0" w:line="360" w:lineRule="auto"/>
-        <w:ind w:left="-567" w:firstLine="709"/>
+        <w:ind w:left="0" w:firstLine="709"/>
         <w:contextualSpacing w:val="0"/>
         <w:jc w:val="both"/>
         <w:rPr>
@@ -7096,37 +7207,13 @@
           <w:sz w:val="28"/>
           <w:szCs w:val="28"/>
         </w:rPr>
-        <w:t>в</w:t>
-      </w:r>
-      <w:r>
-        <w:rPr>
-          <w:rFonts w:ascii="Times New Roman" w:hAnsi="Times New Roman" w:cs="Times New Roman"/>
-          <w:color w:val="000000" w:themeColor="text1"/>
-          <w:sz w:val="28"/>
-          <w:szCs w:val="28"/>
-        </w:rPr>
-        <w:t>носить изменения в отдельные записи или загружать большие объемы данных через импорт CSV, SQL или Excel файлов</w:t>
-      </w:r>
-      <w:r>
-        <w:rPr>
-          <w:rFonts w:ascii="Times New Roman" w:hAnsi="Times New Roman" w:cs="Times New Roman"/>
-          <w:color w:val="000000" w:themeColor="text1"/>
-          <w:sz w:val="28"/>
-          <w:szCs w:val="28"/>
-        </w:rPr>
-        <w:t>;</w:t>
-      </w:r>
-    </w:p>
-    <w:p>
-      <w:pPr>
-        <w:pStyle w:val="a8"/>
-        <w:numPr>
-          <w:ilvl w:val="0"/>
-          <w:numId w:val="31"/>
-        </w:numPr>
+        <w:t>настраивать права доступа и управлять аккаунтами пользователей базы данных.</w:t>
+      </w:r>
+    </w:p>
+    <w:p>
+      <w:pPr>
         <w:spacing w:after="0" w:line="360" w:lineRule="auto"/>
-        <w:ind w:left="-567" w:firstLine="709"/>
-        <w:contextualSpacing w:val="0"/>
+        <w:ind w:firstLine="709"/>
         <w:jc w:val="both"/>
         <w:rPr>
           <w:rFonts w:ascii="Times New Roman" w:hAnsi="Times New Roman" w:cs="Times New Roman"/>
@@ -7142,28 +7229,23 @@
           <w:sz w:val="28"/>
           <w:szCs w:val="28"/>
         </w:rPr>
-        <w:t>фильтровать и сортировать данные по любым условиям</w:t>
-      </w:r>
-      <w:r>
-        <w:rPr>
-          <w:rFonts w:ascii="Times New Roman" w:hAnsi="Times New Roman" w:cs="Times New Roman"/>
-          <w:color w:val="000000" w:themeColor="text1"/>
-          <w:sz w:val="28"/>
-          <w:szCs w:val="28"/>
-        </w:rPr>
-        <w:t>;</w:t>
-      </w:r>
-    </w:p>
-    <w:p>
-      <w:pPr>
-        <w:pStyle w:val="a8"/>
-        <w:numPr>
-          <w:ilvl w:val="0"/>
-          <w:numId w:val="31"/>
-        </w:numPr>
+        <w:t xml:space="preserve">Популярность phpMyAdmin объясняется и тем, что он отлично адаптируется под нужды пользователей разного уровня — от новичков, </w:t>
+      </w:r>
+      <w:r>
+        <w:rPr>
+          <w:rFonts w:ascii="Times New Roman" w:hAnsi="Times New Roman" w:cs="Times New Roman"/>
+          <w:color w:val="000000" w:themeColor="text1"/>
+          <w:sz w:val="28"/>
+          <w:szCs w:val="28"/>
+        </w:rPr>
+        <w:lastRenderedPageBreak/>
+        <w:t>начинающих знакомство с базами данных, до профессиональных разработчиков и системных администраторов. В его интерфейсе легко реализовать настройку прав доступа для разных пользователей, а также управлять их аккаунтами, что важно для защиты данных. В дополнение к этому, регулярные обновления не только добавляют новые функции, но и повышают уровень безопасности, что особенно актуально при работе с важной информацией.</w:t>
+      </w:r>
+    </w:p>
+    <w:p>
+      <w:pPr>
         <w:spacing w:after="0" w:line="360" w:lineRule="auto"/>
-        <w:ind w:left="-567" w:firstLine="709"/>
-        <w:contextualSpacing w:val="0"/>
+        <w:ind w:firstLine="709"/>
         <w:jc w:val="both"/>
         <w:rPr>
           <w:rFonts w:ascii="Times New Roman" w:hAnsi="Times New Roman" w:cs="Times New Roman"/>
@@ -7179,13 +7261,113 @@
           <w:sz w:val="28"/>
           <w:szCs w:val="28"/>
         </w:rPr>
-        <w:t>настраивать права доступа и управлять аккаунтами пользователей базы данных.</w:t>
+        <w:t>Для удобного локального развертывания и тестирования веб-приложений</w:t>
+      </w:r>
+      <w:r>
+        <w:rPr>
+          <w:rFonts w:ascii="Times New Roman" w:hAnsi="Times New Roman" w:cs="Times New Roman"/>
+          <w:color w:val="000000" w:themeColor="text1"/>
+          <w:sz w:val="28"/>
+          <w:szCs w:val="28"/>
+        </w:rPr>
+        <w:t xml:space="preserve"> </w:t>
+      </w:r>
+      <w:r>
+        <w:rPr>
+          <w:rFonts w:ascii="Times New Roman" w:hAnsi="Times New Roman" w:cs="Times New Roman"/>
+          <w:color w:val="000000" w:themeColor="text1"/>
+          <w:sz w:val="28"/>
+          <w:szCs w:val="28"/>
+        </w:rPr>
+        <w:t>существует</w:t>
+      </w:r>
+      <w:r>
+        <w:rPr>
+          <w:rFonts w:ascii="Times New Roman" w:hAnsi="Times New Roman" w:cs="Times New Roman"/>
+          <w:color w:val="000000" w:themeColor="text1"/>
+          <w:sz w:val="28"/>
+          <w:szCs w:val="28"/>
+        </w:rPr>
+        <w:t xml:space="preserve"> </w:t>
+      </w:r>
+      <w:r>
+        <w:rPr>
+          <w:rFonts w:ascii="Times New Roman" w:hAnsi="Times New Roman" w:cs="Times New Roman"/>
+          <w:color w:val="000000" w:themeColor="text1"/>
+          <w:sz w:val="28"/>
+          <w:szCs w:val="28"/>
+        </w:rPr>
+        <w:t xml:space="preserve">Open Server </w:t>
+      </w:r>
+      <w:r>
+        <w:rPr>
+          <w:rFonts w:ascii="Times New Roman" w:hAnsi="Times New Roman" w:cs="Times New Roman"/>
+          <w:color w:val="000000" w:themeColor="text1"/>
+          <w:sz w:val="28"/>
+          <w:szCs w:val="28"/>
+          <w:lang w:val="en-US"/>
+        </w:rPr>
+        <w:t>Panel</w:t>
+      </w:r>
+      <w:r>
+        <w:rPr>
+          <w:rFonts w:ascii="Times New Roman" w:hAnsi="Times New Roman" w:cs="Times New Roman"/>
+          <w:color w:val="000000" w:themeColor="text1"/>
+          <w:sz w:val="28"/>
+          <w:szCs w:val="28"/>
+        </w:rPr>
+        <w:t>.</w:t>
+      </w:r>
+      <w:r>
+        <w:rPr>
+          <w:rFonts w:ascii="Times New Roman" w:hAnsi="Times New Roman" w:cs="Times New Roman"/>
+          <w:color w:val="000000" w:themeColor="text1"/>
+          <w:sz w:val="28"/>
+          <w:szCs w:val="28"/>
+        </w:rPr>
+        <w:t xml:space="preserve"> </w:t>
+      </w:r>
+      <w:r>
+        <w:rPr>
+          <w:rFonts w:ascii="Times New Roman" w:hAnsi="Times New Roman" w:cs="Times New Roman"/>
+          <w:color w:val="000000" w:themeColor="text1"/>
+          <w:sz w:val="28"/>
+          <w:szCs w:val="28"/>
+        </w:rPr>
+        <w:t>Э</w:t>
+      </w:r>
+      <w:r>
+        <w:rPr>
+          <w:rFonts w:ascii="Times New Roman" w:hAnsi="Times New Roman" w:cs="Times New Roman"/>
+          <w:color w:val="000000" w:themeColor="text1"/>
+          <w:sz w:val="28"/>
+          <w:szCs w:val="28"/>
+        </w:rPr>
+        <w:t xml:space="preserve">то мощный, бесплатный и портативный инструмент для локальной разработки веб-сайтов и приложений. Он предназначен для </w:t>
+      </w:r>
+      <w:r>
+        <w:rPr>
+          <w:rFonts w:ascii="Times New Roman" w:hAnsi="Times New Roman" w:cs="Times New Roman"/>
+          <w:color w:val="000000" w:themeColor="text1"/>
+          <w:sz w:val="28"/>
+          <w:szCs w:val="28"/>
+        </w:rPr>
+        <w:t>веб</w:t>
+      </w:r>
+      <w:r>
+        <w:rPr>
+          <w:rFonts w:ascii="Times New Roman" w:hAnsi="Times New Roman" w:cs="Times New Roman"/>
+          <w:color w:val="000000" w:themeColor="text1"/>
+          <w:sz w:val="28"/>
+          <w:szCs w:val="28"/>
+        </w:rPr>
+        <w:t>-разработчиков, студентов, тестировщиков и всех, кто работает с веб-технологиями и нуждается в быстром, надежном и удобном локальном сервере.</w:t>
       </w:r>
     </w:p>
     <w:p>
       <w:pPr>
         <w:spacing w:after="0" w:line="360" w:lineRule="auto"/>
-        <w:ind w:left="-567" w:firstLine="709"/>
+        <w:ind w:firstLine="709"/>
         <w:jc w:val="both"/>
         <w:rPr>
           <w:rFonts w:ascii="Times New Roman" w:hAnsi="Times New Roman" w:cs="Times New Roman"/>
@@ -7201,160 +7383,6 @@
           <w:sz w:val="28"/>
           <w:szCs w:val="28"/>
         </w:rPr>
-        <w:t>Популярность phpMyAdmin объясняется и тем, что он отлично адаптируется под нужды пользователей разного уровня — от новичков, начинающих знакомство с базами данных, до профессиональных разработчиков и системных администраторов. В его интерфейсе легко реализовать настройку прав доступа для разных пользователей, а также управлять их аккаунтами, что важно для защиты данных. В дополнение к этому, регулярные обновления не только добавляют новые функции, но и повышают уровень безопасности, что особенно актуально при работе с важной информацией.</w:t>
-      </w:r>
-    </w:p>
-    <w:p>
-      <w:pPr>
-        <w:spacing w:after="0" w:line="360" w:lineRule="auto"/>
-        <w:ind w:left="-567" w:firstLine="709"/>
-        <w:jc w:val="both"/>
-        <w:rPr>
-          <w:rFonts w:ascii="Times New Roman" w:hAnsi="Times New Roman" w:cs="Times New Roman"/>
-          <w:color w:val="000000" w:themeColor="text1"/>
-          <w:sz w:val="28"/>
-          <w:szCs w:val="28"/>
-        </w:rPr>
-      </w:pPr>
-      <w:r>
-        <w:rPr>
-          <w:rFonts w:ascii="Times New Roman" w:hAnsi="Times New Roman" w:cs="Times New Roman"/>
-          <w:color w:val="000000" w:themeColor="text1"/>
-          <w:sz w:val="28"/>
-          <w:szCs w:val="28"/>
-        </w:rPr>
-        <w:t>Для удобного локального развертывания и тестирования веб-приложений</w:t>
-      </w:r>
-      <w:r>
-        <w:rPr>
-          <w:rFonts w:ascii="Times New Roman" w:hAnsi="Times New Roman" w:cs="Times New Roman"/>
-          <w:color w:val="000000" w:themeColor="text1"/>
-          <w:sz w:val="28"/>
-          <w:szCs w:val="28"/>
-        </w:rPr>
-        <w:t xml:space="preserve"> </w:t>
-      </w:r>
-      <w:r>
-        <w:rPr>
-          <w:rFonts w:ascii="Times New Roman" w:hAnsi="Times New Roman" w:cs="Times New Roman"/>
-          <w:color w:val="000000" w:themeColor="text1"/>
-          <w:sz w:val="28"/>
-          <w:szCs w:val="28"/>
-        </w:rPr>
-        <w:t>существует</w:t>
-      </w:r>
-      <w:r>
-        <w:rPr>
-          <w:rFonts w:ascii="Times New Roman" w:hAnsi="Times New Roman" w:cs="Times New Roman"/>
-          <w:color w:val="000000" w:themeColor="text1"/>
-          <w:sz w:val="28"/>
-          <w:szCs w:val="28"/>
-        </w:rPr>
-        <w:t xml:space="preserve"> </w:t>
-      </w:r>
-      <w:r>
-        <w:rPr>
-          <w:rFonts w:ascii="Times New Roman" w:hAnsi="Times New Roman" w:cs="Times New Roman"/>
-          <w:color w:val="000000" w:themeColor="text1"/>
-          <w:sz w:val="28"/>
-          <w:szCs w:val="28"/>
-        </w:rPr>
-        <w:t xml:space="preserve">Open Server </w:t>
-      </w:r>
-      <w:r>
-        <w:rPr>
-          <w:rFonts w:ascii="Times New Roman" w:hAnsi="Times New Roman" w:cs="Times New Roman"/>
-          <w:color w:val="000000" w:themeColor="text1"/>
-          <w:sz w:val="28"/>
-          <w:szCs w:val="28"/>
-          <w:lang w:val="en-US"/>
-        </w:rPr>
-        <w:t>Panel</w:t>
-      </w:r>
-      <w:r>
-        <w:rPr>
-          <w:rFonts w:ascii="Times New Roman" w:hAnsi="Times New Roman" w:cs="Times New Roman"/>
-          <w:color w:val="000000" w:themeColor="text1"/>
-          <w:sz w:val="28"/>
-          <w:szCs w:val="28"/>
-        </w:rPr>
-        <w:t>.</w:t>
-      </w:r>
-      <w:r>
-        <w:rPr>
-          <w:rFonts w:ascii="Times New Roman" w:hAnsi="Times New Roman" w:cs="Times New Roman"/>
-          <w:color w:val="000000" w:themeColor="text1"/>
-          <w:sz w:val="28"/>
-          <w:szCs w:val="28"/>
-        </w:rPr>
-        <w:t xml:space="preserve"> </w:t>
-      </w:r>
-      <w:r>
-        <w:rPr>
-          <w:rFonts w:ascii="Times New Roman" w:hAnsi="Times New Roman" w:cs="Times New Roman"/>
-          <w:color w:val="000000" w:themeColor="text1"/>
-          <w:sz w:val="28"/>
-          <w:szCs w:val="28"/>
-        </w:rPr>
-        <w:t>Э</w:t>
-      </w:r>
-      <w:r>
-        <w:rPr>
-          <w:rFonts w:ascii="Times New Roman" w:hAnsi="Times New Roman" w:cs="Times New Roman"/>
-          <w:color w:val="000000" w:themeColor="text1"/>
-          <w:sz w:val="28"/>
-          <w:szCs w:val="28"/>
-        </w:rPr>
-        <w:t xml:space="preserve">то мощный, бесплатный и портативный инструмент для локальной разработки веб-сайтов и приложений. Он предназначен для </w:t>
-      </w:r>
-      <w:r>
-        <w:rPr>
-          <w:rFonts w:ascii="Times New Roman" w:hAnsi="Times New Roman" w:cs="Times New Roman"/>
-          <w:color w:val="000000" w:themeColor="text1"/>
-          <w:sz w:val="28"/>
-          <w:szCs w:val="28"/>
-        </w:rPr>
-        <w:t>веб</w:t>
-      </w:r>
-      <w:r>
-        <w:rPr>
-          <w:rFonts w:ascii="Times New Roman" w:hAnsi="Times New Roman" w:cs="Times New Roman"/>
-          <w:color w:val="000000" w:themeColor="text1"/>
-          <w:sz w:val="28"/>
-          <w:szCs w:val="28"/>
-        </w:rPr>
-        <w:t>-</w:t>
-      </w:r>
-      <w:r>
-        <w:rPr>
-          <w:rFonts w:ascii="Times New Roman" w:hAnsi="Times New Roman" w:cs="Times New Roman"/>
-          <w:color w:val="000000" w:themeColor="text1"/>
-          <w:sz w:val="28"/>
-          <w:szCs w:val="28"/>
-        </w:rPr>
-        <w:lastRenderedPageBreak/>
-        <w:t>разработчиков, студентов, тестировщиков и всех, кто работает с веб-технологиями и нуждается в быстром, надежном и удобном локальном сервере.</w:t>
-      </w:r>
-    </w:p>
-    <w:p>
-      <w:pPr>
-        <w:spacing w:after="0" w:line="360" w:lineRule="auto"/>
-        <w:ind w:left="-567" w:firstLine="709"/>
-        <w:jc w:val="both"/>
-        <w:rPr>
-          <w:rFonts w:ascii="Times New Roman" w:hAnsi="Times New Roman" w:cs="Times New Roman"/>
-          <w:color w:val="000000" w:themeColor="text1"/>
-          <w:sz w:val="28"/>
-          <w:szCs w:val="28"/>
-        </w:rPr>
-      </w:pPr>
-      <w:r>
-        <w:rPr>
-          <w:rFonts w:ascii="Times New Roman" w:hAnsi="Times New Roman" w:cs="Times New Roman"/>
-          <w:color w:val="000000" w:themeColor="text1"/>
-          <w:sz w:val="28"/>
-          <w:szCs w:val="28"/>
-        </w:rPr>
         <w:t>Open Server включает в себя популярные веб-серверы — Apache</w:t>
       </w:r>
       <w:r>
@@ -7450,13 +7478,13 @@
     </w:p>
     <w:p>
       <w:pPr>
-        <w:pStyle w:val="a8"/>
+        <w:pStyle w:val="aa"/>
         <w:numPr>
           <w:ilvl w:val="0"/>
           <w:numId w:val="32"/>
         </w:numPr>
         <w:spacing w:after="0" w:line="360" w:lineRule="auto"/>
-        <w:ind w:left="-567" w:firstLine="709"/>
+        <w:ind w:left="0" w:firstLine="709"/>
         <w:contextualSpacing w:val="0"/>
         <w:jc w:val="both"/>
         <w:rPr>
@@ -7532,13 +7560,13 @@
     </w:p>
     <w:p>
       <w:pPr>
-        <w:pStyle w:val="a8"/>
+        <w:pStyle w:val="aa"/>
         <w:numPr>
           <w:ilvl w:val="0"/>
           <w:numId w:val="32"/>
         </w:numPr>
         <w:spacing w:after="0" w:line="360" w:lineRule="auto"/>
-        <w:ind w:left="-567" w:firstLine="709"/>
+        <w:ind w:left="0" w:firstLine="709"/>
         <w:contextualSpacing w:val="0"/>
         <w:jc w:val="both"/>
         <w:rPr>
@@ -7596,13 +7624,13 @@
     </w:p>
     <w:p>
       <w:pPr>
-        <w:pStyle w:val="a8"/>
+        <w:pStyle w:val="aa"/>
         <w:numPr>
           <w:ilvl w:val="0"/>
           <w:numId w:val="32"/>
         </w:numPr>
         <w:spacing w:after="0" w:line="360" w:lineRule="auto"/>
-        <w:ind w:left="-567" w:firstLine="709"/>
+        <w:ind w:left="0" w:firstLine="709"/>
         <w:contextualSpacing w:val="0"/>
         <w:jc w:val="both"/>
         <w:rPr>
@@ -7625,7 +7653,7 @@
     <w:p>
       <w:pPr>
         <w:spacing w:after="0" w:line="360" w:lineRule="auto"/>
-        <w:ind w:left="-567" w:firstLine="709"/>
+        <w:ind w:firstLine="709"/>
         <w:jc w:val="both"/>
       </w:pPr>
       <w:r>
@@ -7641,7 +7669,7 @@
     <w:p>
       <w:pPr>
         <w:spacing w:after="0" w:line="360" w:lineRule="auto"/>
-        <w:ind w:left="-567" w:firstLine="709"/>
+        <w:ind w:firstLine="709"/>
         <w:jc w:val="both"/>
         <w:rPr>
           <w:rFonts w:ascii="Times New Roman" w:hAnsi="Times New Roman" w:cs="Times New Roman"/>
@@ -7666,40 +7694,32 @@
           <w:sz w:val="28"/>
           <w:szCs w:val="28"/>
         </w:rPr>
-        <w:t xml:space="preserve">, что </w:t>
-      </w:r>
-      <w:r>
-        <w:rPr>
-          <w:rFonts w:ascii="Times New Roman" w:hAnsi="Times New Roman" w:cs="Times New Roman"/>
-          <w:color w:val="000000" w:themeColor="text1"/>
-          <w:sz w:val="28"/>
-          <w:szCs w:val="28"/>
-        </w:rPr>
-        <w:t xml:space="preserve">делает его отличным решением для быстрого развертывания тестовых сред или проверки функционирования различных решений. Для повышения удобства работы, программа позволяет делать снимки состояния серверной среды и возвращаться к ним при необходимости, что особенно полезно при обновлениях или экспериментальных настройках. Также стоит отметить наличие расширенных настроек безопасности, позволяющих контролировать доступ и защищать локальную среду разработки. </w:t>
-      </w:r>
-      <w:r>
-        <w:rPr>
-          <w:rFonts w:ascii="Times New Roman" w:hAnsi="Times New Roman" w:cs="Times New Roman"/>
-          <w:color w:val="000000" w:themeColor="text1"/>
-          <w:sz w:val="28"/>
-          <w:szCs w:val="28"/>
-        </w:rPr>
-        <w:t xml:space="preserve">Поэтому он </w:t>
-      </w:r>
-      <w:r>
-        <w:rPr>
-          <w:rFonts w:ascii="Times New Roman" w:hAnsi="Times New Roman" w:cs="Times New Roman"/>
-          <w:color w:val="000000" w:themeColor="text1"/>
-          <w:sz w:val="28"/>
-          <w:szCs w:val="28"/>
-        </w:rPr>
-        <w:t>становится незаменимым помощником для тех, кто ищет надежный, быстрый и функциональный инструмент для локальной разработки без лишних сложностей.</w:t>
+        <w:t xml:space="preserve">, </w:t>
+      </w:r>
+      <w:r>
+        <w:rPr>
+          <w:rFonts w:ascii="Times New Roman" w:hAnsi="Times New Roman" w:cs="Times New Roman"/>
+          <w:color w:val="000000" w:themeColor="text1"/>
+          <w:sz w:val="28"/>
+          <w:szCs w:val="28"/>
+        </w:rPr>
+        <w:lastRenderedPageBreak/>
+        <w:t xml:space="preserve">что </w:t>
+      </w:r>
+      <w:r>
+        <w:rPr>
+          <w:rFonts w:ascii="Times New Roman" w:hAnsi="Times New Roman" w:cs="Times New Roman"/>
+          <w:color w:val="000000" w:themeColor="text1"/>
+          <w:sz w:val="28"/>
+          <w:szCs w:val="28"/>
+        </w:rPr>
+        <w:t>делает его отличным решением для быстрого развертывания тестовых сред или проверки функционирования различных решений. Для повышения удобства работы, программа позволяет делать снимки состояния серверной среды и возвращаться к ним при необходимости, что особенно полезно при обновлениях или экспериментальных настройках. Также стоит отметить наличие расширенных настроек безопасности, позволяющих контролировать доступ и защищать локальную среду разработки.</w:t>
       </w:r>
     </w:p>
     <w:p>
       <w:pPr>
         <w:spacing w:after="0" w:line="360" w:lineRule="auto"/>
-        <w:ind w:left="-567" w:firstLine="709"/>
+        <w:ind w:firstLine="709"/>
         <w:jc w:val="both"/>
         <w:rPr>
           <w:rFonts w:ascii="Times New Roman" w:hAnsi="Times New Roman" w:cs="Times New Roman"/>
@@ -7715,17 +7735,7 @@
           <w:sz w:val="28"/>
           <w:szCs w:val="28"/>
         </w:rPr>
-        <w:t xml:space="preserve">Удобная панель управления обеспечивает запуск и остановку серверных служб, просмотр логов ошибок и доступа, а также быстрый доступ к важным функциям, таким как перезапуск, остановка и настройка, обеспечивая максимально </w:t>
-      </w:r>
-      <w:r>
-        <w:rPr>
-          <w:rFonts w:ascii="Times New Roman" w:hAnsi="Times New Roman" w:cs="Times New Roman"/>
-          <w:color w:val="000000" w:themeColor="text1"/>
-          <w:sz w:val="28"/>
-          <w:szCs w:val="28"/>
-        </w:rPr>
-        <w:lastRenderedPageBreak/>
-        <w:t>комфортное и эффективное управление всеми аспектами работы сервера.</w:t>
+        <w:t>Удобная панель управления обеспечивает запуск и остановку серверных служб, просмотр логов ошибок и доступа, а также быстрый доступ к важным функциям, таким как перезапуск, остановка и настройка, обеспечивая максимально комфортное и эффективное управление всеми аспектами работы сервера.</w:t>
       </w:r>
       <w:r>
         <w:rPr>
@@ -7771,13 +7781,13 @@
           <w:sz w:val="28"/>
           <w:szCs w:val="28"/>
         </w:rPr>
-        <w:t>поддерживает автоматическую установку популярных систем управления сайтами, а также различные фреймворки и движки — это значительно ускоряет подготовительный этап разработки.</w:t>
+        <w:t>поддерживает автоматическую установку популярных систем управления сайтами, а также различные фреймворки и движки.</w:t>
       </w:r>
     </w:p>
     <w:p>
       <w:pPr>
         <w:spacing w:after="0" w:line="360" w:lineRule="auto"/>
-        <w:ind w:left="-567" w:firstLine="709"/>
+        <w:ind w:firstLine="709"/>
         <w:jc w:val="both"/>
         <w:rPr>
           <w:rFonts w:ascii="Times New Roman" w:hAnsi="Times New Roman" w:cs="Times New Roman"/>
@@ -7882,7 +7892,7 @@
     <w:p>
       <w:pPr>
         <w:spacing w:after="0" w:line="360" w:lineRule="auto"/>
-        <w:ind w:left="-567"/>
+        <w:ind w:firstLine="709"/>
         <w:jc w:val="center"/>
         <w:rPr>
           <w:rFonts w:ascii="Times New Roman" w:hAnsi="Times New Roman" w:cs="Times New Roman"/>
@@ -7899,13 +7909,13 @@
           <w:color w:val="000000" w:themeColor="text1"/>
           <w:sz w:val="28"/>
           <w:szCs w:val="28"/>
-          <w:lang w:val="en-US"/>
+          <w:lang w:eastAsia="ru-RU"/>
         </w:rPr>
         <w:drawing>
-          <wp:inline distT="0" distB="0" distL="0" distR="0" wp14:anchorId="42C8E4A1" wp14:editId="65695A1B">
-            <wp:extent cx="3125164" cy="1306221"/>
-            <wp:effectExtent l="0" t="0" r="0" b="8255"/>
-            <wp:docPr id="825905956" name="Рисунок 3"/>
+          <wp:inline distT="0" distB="0" distL="0" distR="0" wp14:anchorId="42C8E4A1" wp14:editId="5CFAD460">
+            <wp:extent cx="2812786" cy="1175657"/>
+            <wp:effectExtent l="0" t="0" r="6985" b="5715"/>
+            <wp:docPr id="825905956" name="Рисунок 3" descr="P144#yIS1"/>
             <wp:cNvGraphicFramePr>
               <a:graphicFrameLocks xmlns:a="http://schemas.openxmlformats.org/drawingml/2006/main" noChangeAspect="1"/>
             </wp:cNvGraphicFramePr>
@@ -7913,7 +7923,7 @@
               <a:graphicData uri="http://schemas.openxmlformats.org/drawingml/2006/picture">
                 <pic:pic xmlns:pic="http://schemas.openxmlformats.org/drawingml/2006/picture">
                   <pic:nvPicPr>
-                    <pic:cNvPr id="825905956" name="Рисунок 3"/>
+                    <pic:cNvPr id="825905956" name="Рисунок 3" descr="P144#yIS1"/>
                     <pic:cNvPicPr>
                       <a:picLocks noChangeAspect="1" noChangeArrowheads="1"/>
                     </pic:cNvPicPr>
@@ -7933,7 +7943,7 @@
                   <pic:spPr bwMode="auto">
                     <a:xfrm>
                       <a:off x="0" y="0"/>
-                      <a:ext cx="3145205" cy="1314598"/>
+                      <a:ext cx="2838710" cy="1186493"/>
                     </a:xfrm>
                     <a:prstGeom prst="rect">
                       <a:avLst/>
@@ -7953,7 +7963,7 @@
     <w:p>
       <w:pPr>
         <w:spacing w:after="0" w:line="360" w:lineRule="auto"/>
-        <w:ind w:left="-567"/>
+        <w:ind w:firstLine="709"/>
         <w:jc w:val="center"/>
         <w:rPr>
           <w:rFonts w:ascii="Times New Roman" w:hAnsi="Times New Roman" w:cs="Times New Roman"/>
@@ -7999,6 +8009,289 @@
         </w:rPr>
         <w:t>Git</w:t>
       </w:r>
+    </w:p>
+    <w:p>
+      <w:pPr>
+        <w:spacing w:after="0" w:line="360" w:lineRule="auto"/>
+        <w:ind w:firstLine="709"/>
+        <w:jc w:val="both"/>
+        <w:rPr>
+          <w:rFonts w:ascii="Times New Roman" w:hAnsi="Times New Roman" w:cs="Times New Roman"/>
+          <w:color w:val="000000" w:themeColor="text1"/>
+          <w:sz w:val="28"/>
+          <w:szCs w:val="28"/>
+        </w:rPr>
+      </w:pPr>
+    </w:p>
+    <w:p>
+      <w:pPr>
+        <w:spacing w:after="0" w:line="360" w:lineRule="auto"/>
+        <w:ind w:firstLine="709"/>
+        <w:jc w:val="both"/>
+        <w:rPr>
+          <w:rFonts w:ascii="Times New Roman" w:hAnsi="Times New Roman" w:cs="Times New Roman"/>
+          <w:color w:val="000000" w:themeColor="text1"/>
+          <w:sz w:val="28"/>
+          <w:szCs w:val="28"/>
+        </w:rPr>
+      </w:pPr>
+      <w:r>
+        <w:rPr>
+          <w:rFonts w:ascii="Times New Roman" w:hAnsi="Times New Roman" w:cs="Times New Roman"/>
+          <w:color w:val="000000" w:themeColor="text1"/>
+          <w:sz w:val="28"/>
+          <w:szCs w:val="28"/>
+        </w:rPr>
+        <w:t xml:space="preserve">В отличие от централизованных систем контроля версий, </w:t>
+      </w:r>
+      <w:r>
+        <w:rPr>
+          <w:rFonts w:ascii="Times New Roman" w:hAnsi="Times New Roman" w:cs="Times New Roman"/>
+          <w:color w:val="000000" w:themeColor="text1"/>
+          <w:sz w:val="28"/>
+          <w:szCs w:val="28"/>
+        </w:rPr>
+        <w:t>он</w:t>
+      </w:r>
+      <w:r>
+        <w:rPr>
+          <w:rFonts w:ascii="Times New Roman" w:hAnsi="Times New Roman" w:cs="Times New Roman"/>
+          <w:color w:val="000000" w:themeColor="text1"/>
+          <w:sz w:val="28"/>
+          <w:szCs w:val="28"/>
+        </w:rPr>
+        <w:t xml:space="preserve"> позволяет каждому разработчику иметь полноценную копию всего репозитория на своём компьютере, что обеспечивает большую независимость и безопасность данных. Это означает, что можно работать офлайн, делать коммиты, </w:t>
+      </w:r>
+      <w:r>
+        <w:rPr>
+          <w:rFonts w:ascii="Times New Roman" w:hAnsi="Times New Roman" w:cs="Times New Roman"/>
+          <w:color w:val="000000" w:themeColor="text1"/>
+          <w:sz w:val="28"/>
+          <w:szCs w:val="28"/>
+        </w:rPr>
+        <w:lastRenderedPageBreak/>
+        <w:t xml:space="preserve">просматривать историю изменений, создавать новые ветки и тестировать их без необходимости постоянного подключения к серверу. Весь прогресс сохраняется в локальных копиях, а при необходимости изменения можно синхронизировать с общего репозитория, обмениваться ими с командой или публиковать на удалённых платформах. Среди </w:t>
+      </w:r>
+      <w:r>
+        <w:rPr>
+          <w:rFonts w:ascii="Times New Roman" w:hAnsi="Times New Roman" w:cs="Times New Roman"/>
+          <w:color w:val="000000" w:themeColor="text1"/>
+          <w:sz w:val="28"/>
+          <w:szCs w:val="28"/>
+        </w:rPr>
+        <w:t xml:space="preserve">его </w:t>
+      </w:r>
+      <w:r>
+        <w:rPr>
+          <w:rFonts w:ascii="Times New Roman" w:hAnsi="Times New Roman" w:cs="Times New Roman"/>
+          <w:color w:val="000000" w:themeColor="text1"/>
+          <w:sz w:val="28"/>
+          <w:szCs w:val="28"/>
+        </w:rPr>
+        <w:t xml:space="preserve">ключевых преимуществ </w:t>
+      </w:r>
+      <w:r>
+        <w:rPr>
+          <w:rFonts w:ascii="Times New Roman" w:hAnsi="Times New Roman" w:cs="Times New Roman"/>
+          <w:color w:val="000000" w:themeColor="text1"/>
+          <w:sz w:val="28"/>
+          <w:szCs w:val="28"/>
+        </w:rPr>
+        <w:t>является</w:t>
+      </w:r>
+      <w:r>
+        <w:rPr>
+          <w:rFonts w:ascii="Times New Roman" w:hAnsi="Times New Roman" w:cs="Times New Roman"/>
+          <w:color w:val="000000" w:themeColor="text1"/>
+          <w:sz w:val="28"/>
+          <w:szCs w:val="28"/>
+        </w:rPr>
+        <w:t xml:space="preserve"> скорость работы: операции такие как коммиты, просмотр истории или создание веток выполняются очень быстро, что существенно повышает эффективность разработки.</w:t>
+      </w:r>
+    </w:p>
+    <w:p>
+      <w:pPr>
+        <w:spacing w:after="0" w:line="360" w:lineRule="auto"/>
+        <w:ind w:firstLine="709"/>
+        <w:jc w:val="both"/>
+        <w:rPr>
+          <w:rFonts w:ascii="Times New Roman" w:hAnsi="Times New Roman" w:cs="Times New Roman"/>
+          <w:color w:val="000000" w:themeColor="text1"/>
+          <w:sz w:val="28"/>
+          <w:szCs w:val="28"/>
+        </w:rPr>
+      </w:pPr>
+      <w:r>
+        <w:rPr>
+          <w:rFonts w:ascii="Times New Roman" w:hAnsi="Times New Roman" w:cs="Times New Roman"/>
+          <w:color w:val="000000" w:themeColor="text1"/>
+          <w:sz w:val="28"/>
+          <w:szCs w:val="28"/>
+        </w:rPr>
+        <w:t>Также, благодаря мощной системе ветвления и слияния, разработчики могут одновременно работать над различными задачами, создавать новые ветки для разработки новых функций, исправлений ошибок или экспериментов, а затем без лишних трудностей объединять эти ветки с основной. Это способствует более структурированной и управляемой работе, а также позволяет тестировать новые идеи, не мешая основной линии разработки.</w:t>
+      </w:r>
+    </w:p>
+    <w:p>
+      <w:pPr>
+        <w:spacing w:after="0" w:line="360" w:lineRule="auto"/>
+        <w:ind w:firstLine="709"/>
+        <w:jc w:val="both"/>
+        <w:rPr>
+          <w:rFonts w:ascii="Times New Roman" w:hAnsi="Times New Roman" w:cs="Times New Roman"/>
+          <w:color w:val="000000" w:themeColor="text1"/>
+          <w:sz w:val="28"/>
+          <w:szCs w:val="28"/>
+        </w:rPr>
+      </w:pPr>
+      <w:r>
+        <w:rPr>
+          <w:rFonts w:ascii="Times New Roman" w:hAnsi="Times New Roman" w:cs="Times New Roman"/>
+          <w:color w:val="000000" w:themeColor="text1"/>
+          <w:sz w:val="28"/>
+          <w:szCs w:val="28"/>
+        </w:rPr>
+        <w:t>Все коммиты фиксируют состояние проекта в конкретный момент времени, что позволяет любому участнику команды иметь полное представление о прогрессе и легко возвращаться к старым версиям в случае необходимости. Это похоже на систему резервных копий, только встроенную прямо в процесс разработки. Такой подход помогает избежать потери данных при сбое или ошибке, а также облегчает внедрение новых технологий, исправление ошибок и тестирование новых решений.</w:t>
+      </w:r>
+    </w:p>
+    <w:p>
+      <w:pPr>
+        <w:spacing w:after="0" w:line="360" w:lineRule="auto"/>
+        <w:ind w:firstLine="709"/>
+        <w:jc w:val="both"/>
+        <w:rPr>
+          <w:rFonts w:ascii="Times New Roman" w:hAnsi="Times New Roman" w:cs="Times New Roman"/>
+          <w:color w:val="000000" w:themeColor="text1"/>
+          <w:sz w:val="28"/>
+          <w:szCs w:val="28"/>
+        </w:rPr>
+      </w:pPr>
+      <w:r>
+        <w:rPr>
+          <w:rFonts w:ascii="Times New Roman" w:hAnsi="Times New Roman" w:cs="Times New Roman"/>
+          <w:color w:val="000000" w:themeColor="text1"/>
+          <w:sz w:val="28"/>
+          <w:szCs w:val="28"/>
+        </w:rPr>
+        <w:br w:type="page"/>
+      </w:r>
+    </w:p>
+    <w:p>
+      <w:pPr>
+        <w:pStyle w:val="1"/>
+        <w:spacing w:before="0" w:after="0" w:line="360" w:lineRule="auto"/>
+        <w:ind w:firstLine="709"/>
+        <w:rPr>
+          <w:rFonts w:ascii="Times New Roman" w:hAnsi="Times New Roman" w:cs="Times New Roman"/>
+          <w:b/>
+          <w:bCs/>
+          <w:color w:val="000000" w:themeColor="text1"/>
+          <w:sz w:val="28"/>
+          <w:szCs w:val="28"/>
+        </w:rPr>
+      </w:pPr>
+      <w:bookmarkStart w:id="7" w:name="_Toc223382070"/>
+      <w:r>
+        <w:rPr>
+          <w:rFonts w:ascii="Times New Roman" w:hAnsi="Times New Roman" w:cs="Times New Roman"/>
+          <w:b/>
+          <w:bCs/>
+          <w:color w:val="000000" w:themeColor="text1"/>
+          <w:sz w:val="28"/>
+          <w:szCs w:val="28"/>
+        </w:rPr>
+        <w:lastRenderedPageBreak/>
+        <w:t xml:space="preserve">2. </w:t>
+      </w:r>
+      <w:r>
+        <w:rPr>
+          <w:rFonts w:ascii="Times New Roman" w:hAnsi="Times New Roman" w:cs="Times New Roman"/>
+          <w:b/>
+          <w:bCs/>
+          <w:color w:val="000000" w:themeColor="text1"/>
+          <w:sz w:val="28"/>
+          <w:szCs w:val="28"/>
+        </w:rPr>
+        <w:t xml:space="preserve">РАЗРАБОТКА </w:t>
+      </w:r>
+      <w:r>
+        <w:rPr>
+          <w:rFonts w:ascii="Times New Roman" w:hAnsi="Times New Roman" w:cs="Times New Roman"/>
+          <w:b/>
+          <w:bCs/>
+          <w:color w:val="000000" w:themeColor="text1"/>
+          <w:sz w:val="28"/>
+          <w:szCs w:val="28"/>
+        </w:rPr>
+        <w:t>ИНТЕРНЕТ-МАГАЗИНА</w:t>
+      </w:r>
+      <w:bookmarkEnd w:id="7"/>
+    </w:p>
+    <w:p>
+      <w:pPr>
+        <w:spacing w:after="0" w:line="360" w:lineRule="auto"/>
+        <w:ind w:firstLine="709"/>
+        <w:rPr>
+          <w:rFonts w:ascii="Times New Roman" w:hAnsi="Times New Roman" w:cs="Times New Roman"/>
+          <w:sz w:val="28"/>
+          <w:szCs w:val="28"/>
+        </w:rPr>
+      </w:pPr>
+    </w:p>
+    <w:p>
+      <w:pPr>
+        <w:spacing w:after="0" w:line="360" w:lineRule="auto"/>
+        <w:ind w:firstLine="709"/>
+        <w:rPr>
+          <w:rFonts w:ascii="Times New Roman" w:hAnsi="Times New Roman" w:cs="Times New Roman"/>
+          <w:sz w:val="28"/>
+          <w:szCs w:val="28"/>
+        </w:rPr>
+      </w:pPr>
+    </w:p>
+    <w:p>
+      <w:pPr>
+        <w:spacing w:after="0" w:line="360" w:lineRule="auto"/>
+        <w:ind w:firstLine="709"/>
+        <w:rPr>
+          <w:rFonts w:ascii="Times New Roman" w:hAnsi="Times New Roman" w:cs="Times New Roman"/>
+          <w:sz w:val="28"/>
+          <w:szCs w:val="28"/>
+        </w:rPr>
+      </w:pPr>
+    </w:p>
+    <w:p>
+      <w:pPr>
+        <w:spacing w:after="0" w:line="360" w:lineRule="auto"/>
+        <w:ind w:firstLine="709"/>
+        <w:rPr>
+          <w:rFonts w:ascii="Times New Roman" w:hAnsi="Times New Roman" w:cs="Times New Roman"/>
+          <w:b/>
+          <w:bCs/>
+          <w:sz w:val="28"/>
+          <w:szCs w:val="28"/>
+        </w:rPr>
+      </w:pPr>
+      <w:r>
+        <w:rPr>
+          <w:rFonts w:ascii="Times New Roman" w:hAnsi="Times New Roman" w:cs="Times New Roman"/>
+          <w:b/>
+          <w:bCs/>
+          <w:sz w:val="28"/>
+          <w:szCs w:val="28"/>
+        </w:rPr>
+        <w:t>2.1 Что-то</w:t>
+      </w:r>
+    </w:p>
+    <w:p>
+      <w:pPr>
+        <w:spacing w:after="0" w:line="360" w:lineRule="auto"/>
+        <w:ind w:firstLine="709"/>
+        <w:rPr>
+          <w:rFonts w:ascii="Times New Roman" w:hAnsi="Times New Roman" w:cs="Times New Roman"/>
+          <w:sz w:val="28"/>
+          <w:szCs w:val="28"/>
+        </w:rPr>
+      </w:pPr>
     </w:p>
     <w:p>
       <w:pPr>
@@ -8012,142 +8305,218 @@
           <w:szCs w:val="28"/>
         </w:rPr>
       </w:pPr>
+      <w:r>
+        <w:rPr>
+          <w:rFonts w:ascii="Times New Roman" w:hAnsi="Times New Roman" w:cs="Times New Roman"/>
+          <w:color w:val="000000" w:themeColor="text1"/>
+          <w:sz w:val="28"/>
+          <w:szCs w:val="28"/>
+        </w:rPr>
+        <w:br w:type="page"/>
+      </w:r>
+    </w:p>
+    <w:p>
+      <w:pPr>
+        <w:pStyle w:val="1"/>
+        <w:spacing w:before="0" w:after="0" w:line="360" w:lineRule="auto"/>
+        <w:ind w:firstLine="709"/>
+        <w:rPr>
+          <w:rFonts w:ascii="Times New Roman" w:hAnsi="Times New Roman" w:cs="Times New Roman"/>
+          <w:b/>
+          <w:bCs/>
+          <w:color w:val="000000" w:themeColor="text1"/>
+          <w:sz w:val="28"/>
+          <w:szCs w:val="28"/>
+        </w:rPr>
+      </w:pPr>
+      <w:bookmarkStart w:id="8" w:name="_Toc223382071"/>
+      <w:r>
+        <w:rPr>
+          <w:rFonts w:ascii="Times New Roman" w:hAnsi="Times New Roman" w:cs="Times New Roman"/>
+          <w:b/>
+          <w:bCs/>
+          <w:color w:val="000000" w:themeColor="text1"/>
+          <w:sz w:val="28"/>
+          <w:szCs w:val="28"/>
+        </w:rPr>
+        <w:lastRenderedPageBreak/>
+        <w:t>ЗАКЛЮЧЕНИЕ</w:t>
+      </w:r>
+      <w:bookmarkEnd w:id="8"/>
+    </w:p>
+    <w:p>
+      <w:pPr>
+        <w:spacing w:after="0" w:line="360" w:lineRule="auto"/>
+        <w:ind w:firstLine="709"/>
+        <w:jc w:val="both"/>
+        <w:rPr>
+          <w:rFonts w:ascii="Times New Roman" w:hAnsi="Times New Roman" w:cs="Times New Roman"/>
+          <w:color w:val="000000" w:themeColor="text1"/>
+          <w:sz w:val="28"/>
+          <w:szCs w:val="28"/>
+        </w:rPr>
+      </w:pPr>
+    </w:p>
+    <w:p>
+      <w:pPr>
+        <w:spacing w:after="0" w:line="360" w:lineRule="auto"/>
+        <w:ind w:firstLine="709"/>
+        <w:jc w:val="both"/>
+        <w:rPr>
+          <w:rFonts w:ascii="Times New Roman" w:hAnsi="Times New Roman" w:cs="Times New Roman"/>
+          <w:color w:val="000000" w:themeColor="text1"/>
+          <w:sz w:val="28"/>
+          <w:szCs w:val="28"/>
+        </w:rPr>
+      </w:pPr>
+      <w:r>
+        <w:rPr>
+          <w:rFonts w:ascii="Times New Roman" w:hAnsi="Times New Roman" w:cs="Times New Roman"/>
+          <w:color w:val="000000" w:themeColor="text1"/>
+          <w:sz w:val="28"/>
+          <w:szCs w:val="28"/>
+        </w:rPr>
+        <w:t>С</w:t>
+      </w:r>
+      <w:r>
+        <w:rPr>
+          <w:rFonts w:ascii="Times New Roman" w:hAnsi="Times New Roman" w:cs="Times New Roman"/>
+          <w:color w:val="000000" w:themeColor="text1"/>
+          <w:sz w:val="28"/>
+          <w:szCs w:val="28"/>
+        </w:rPr>
+        <w:t>оздание интернет-магазина сегодня становится необходимым шагом для любого</w:t>
+      </w:r>
+      <w:r>
+        <w:rPr>
+          <w:rFonts w:ascii="Times New Roman" w:hAnsi="Times New Roman" w:cs="Times New Roman"/>
+          <w:color w:val="000000" w:themeColor="text1"/>
+          <w:sz w:val="28"/>
+          <w:szCs w:val="28"/>
+        </w:rPr>
+        <w:t xml:space="preserve"> человека</w:t>
+      </w:r>
+      <w:r>
+        <w:rPr>
+          <w:rFonts w:ascii="Times New Roman" w:hAnsi="Times New Roman" w:cs="Times New Roman"/>
+          <w:color w:val="000000" w:themeColor="text1"/>
+          <w:sz w:val="28"/>
+          <w:szCs w:val="28"/>
+        </w:rPr>
+        <w:t>, стремящегося обеспечить своему бизнесу устойчивое развитие и конкурентоспособность в условиях динамично меняющегося рынка. В ходе выполнения данной работы были рассмотрены ключевые этапы и компоненты, составляющие основу успешной онлайн-торговли. От правильного выбора технологий и платформ, до реализации безопасной и удобной системы — все эти элементы тесно связаны и требуют системного подхода.</w:t>
+      </w:r>
+    </w:p>
+    <w:p>
+      <w:pPr>
+        <w:spacing w:after="0" w:line="360" w:lineRule="auto"/>
+        <w:ind w:firstLine="709"/>
+        <w:jc w:val="both"/>
+        <w:rPr>
+          <w:rFonts w:ascii="Times New Roman" w:hAnsi="Times New Roman" w:cs="Times New Roman"/>
+          <w:color w:val="000000" w:themeColor="text1"/>
+          <w:sz w:val="28"/>
+          <w:szCs w:val="28"/>
+        </w:rPr>
+      </w:pPr>
+      <w:r>
+        <w:rPr>
+          <w:rFonts w:ascii="Times New Roman" w:hAnsi="Times New Roman" w:cs="Times New Roman"/>
+          <w:color w:val="000000" w:themeColor="text1"/>
+          <w:sz w:val="28"/>
+          <w:szCs w:val="28"/>
+        </w:rPr>
+        <w:t>Современные технологии позволяют реализовать масштабные решения, использующие адаптивный дизайн, автоматизированные системы аналитики и высокоуровневую защиту данных. Благодаря этому владельцы онлайн-магазинов могут одновременно охватывать широкую аудиторию, снижать операционные издержки и обеспечить клиентам высокий уровень сервиса. В то же время, внедрение новых решений требует постоянного обучения и адаптации, поскольку цифровая среда стремительно развивается и диктует новые стандарты.</w:t>
+      </w:r>
+    </w:p>
+    <w:p>
+      <w:pPr>
+        <w:spacing w:after="0" w:line="360" w:lineRule="auto"/>
+        <w:ind w:firstLine="709"/>
+        <w:jc w:val="both"/>
+        <w:rPr>
+          <w:rFonts w:ascii="Times New Roman" w:hAnsi="Times New Roman" w:cs="Times New Roman"/>
+          <w:color w:val="000000" w:themeColor="text1"/>
+          <w:sz w:val="28"/>
+          <w:szCs w:val="28"/>
+        </w:rPr>
+      </w:pPr>
+      <w:r>
+        <w:rPr>
+          <w:rFonts w:ascii="Times New Roman" w:hAnsi="Times New Roman" w:cs="Times New Roman"/>
+          <w:color w:val="000000" w:themeColor="text1"/>
+          <w:sz w:val="28"/>
+          <w:szCs w:val="28"/>
+        </w:rPr>
+        <w:t>М</w:t>
+      </w:r>
+      <w:r>
+        <w:rPr>
+          <w:rFonts w:ascii="Times New Roman" w:hAnsi="Times New Roman" w:cs="Times New Roman"/>
+          <w:color w:val="000000" w:themeColor="text1"/>
+          <w:sz w:val="28"/>
+          <w:szCs w:val="28"/>
+        </w:rPr>
+        <w:t>ожно сказать, что разработка интернет-магазина — это комплексная задача, требующая</w:t>
+      </w:r>
+      <w:r>
+        <w:rPr>
+          <w:rFonts w:ascii="Times New Roman" w:hAnsi="Times New Roman" w:cs="Times New Roman"/>
+          <w:color w:val="000000" w:themeColor="text1"/>
+          <w:sz w:val="28"/>
+          <w:szCs w:val="28"/>
+        </w:rPr>
+        <w:t>,</w:t>
+      </w:r>
+      <w:r>
+        <w:rPr>
+          <w:rFonts w:ascii="Times New Roman" w:hAnsi="Times New Roman" w:cs="Times New Roman"/>
+          <w:color w:val="000000" w:themeColor="text1"/>
+          <w:sz w:val="28"/>
+          <w:szCs w:val="28"/>
+        </w:rPr>
+        <w:t xml:space="preserve"> как технических знаний, так и стратегического мышления. В условиях жесткой конкуренции и возрастающих требований к качеству обслуживания, </w:t>
+      </w:r>
+      <w:r>
+        <w:rPr>
+          <w:rFonts w:ascii="Times New Roman" w:hAnsi="Times New Roman" w:cs="Times New Roman"/>
+          <w:color w:val="000000" w:themeColor="text1"/>
+          <w:sz w:val="28"/>
+          <w:szCs w:val="28"/>
+        </w:rPr>
+        <w:t xml:space="preserve">что </w:t>
+      </w:r>
+      <w:r>
+        <w:rPr>
+          <w:rFonts w:ascii="Times New Roman" w:hAnsi="Times New Roman" w:cs="Times New Roman"/>
+          <w:color w:val="000000" w:themeColor="text1"/>
+          <w:sz w:val="28"/>
+          <w:szCs w:val="28"/>
+        </w:rPr>
+        <w:t>возмож</w:t>
+      </w:r>
+      <w:r>
+        <w:rPr>
+          <w:rFonts w:ascii="Times New Roman" w:hAnsi="Times New Roman" w:cs="Times New Roman"/>
+          <w:color w:val="000000" w:themeColor="text1"/>
+          <w:sz w:val="28"/>
+          <w:szCs w:val="28"/>
+        </w:rPr>
+        <w:t>но</w:t>
+      </w:r>
+      <w:r>
+        <w:rPr>
+          <w:rFonts w:ascii="Times New Roman" w:hAnsi="Times New Roman" w:cs="Times New Roman"/>
+          <w:color w:val="000000" w:themeColor="text1"/>
+          <w:sz w:val="28"/>
+          <w:szCs w:val="28"/>
+        </w:rPr>
+        <w:t xml:space="preserve"> только при использовании современных технологий, внимание к деталям и постоянном стремлении к инновациям. Поэтому, воплощая идеи и реализуя проект, важно помнить, что именно эффективное сочетание технологий, маркетинга и пользовательского опыта помогает достигать поставленных целей и обеспечивать долгосрочный успех бизнеса в цифровом пространстве.</w:t>
+      </w:r>
     </w:p>
     <w:p>
       <w:pPr>
         <w:spacing w:after="0" w:line="360" w:lineRule="auto"/>
         <w:ind w:left="-567" w:firstLine="709"/>
-        <w:jc w:val="both"/>
-        <w:rPr>
-          <w:rFonts w:ascii="Times New Roman" w:hAnsi="Times New Roman" w:cs="Times New Roman"/>
-          <w:color w:val="000000" w:themeColor="text1"/>
-          <w:sz w:val="28"/>
-          <w:szCs w:val="28"/>
-        </w:rPr>
-      </w:pPr>
-      <w:r>
-        <w:rPr>
-          <w:rFonts w:ascii="Times New Roman" w:hAnsi="Times New Roman" w:cs="Times New Roman"/>
-          <w:color w:val="000000" w:themeColor="text1"/>
-          <w:sz w:val="28"/>
-          <w:szCs w:val="28"/>
-        </w:rPr>
-        <w:t xml:space="preserve">В отличие от централизованных систем контроля версий, </w:t>
-      </w:r>
-      <w:r>
-        <w:rPr>
-          <w:rFonts w:ascii="Times New Roman" w:hAnsi="Times New Roman" w:cs="Times New Roman"/>
-          <w:color w:val="000000" w:themeColor="text1"/>
-          <w:sz w:val="28"/>
-          <w:szCs w:val="28"/>
-        </w:rPr>
-        <w:t>он</w:t>
-      </w:r>
-      <w:r>
-        <w:rPr>
-          <w:rFonts w:ascii="Times New Roman" w:hAnsi="Times New Roman" w:cs="Times New Roman"/>
-          <w:color w:val="000000" w:themeColor="text1"/>
-          <w:sz w:val="28"/>
-          <w:szCs w:val="28"/>
-        </w:rPr>
-        <w:t xml:space="preserve"> позволяет каждому разработчику иметь полноценную копию всего репозитория на своём компьютере, что обеспечивает большую независимость и безопасность данных. Это означает, что можно работать офлайн, делать коммиты, просматривать историю изменений, создавать новые ветки и тестировать их без необходимости постоянного подключения к серверу. Весь прогресс сохраняется в локальных копиях, а при необходимости изменения можно синхронизировать с общего репозитория, обмениваться ими с командой или публиковать на удалённых платформах. Среди </w:t>
-      </w:r>
-      <w:r>
-        <w:rPr>
-          <w:rFonts w:ascii="Times New Roman" w:hAnsi="Times New Roman" w:cs="Times New Roman"/>
-          <w:color w:val="000000" w:themeColor="text1"/>
-          <w:sz w:val="28"/>
-          <w:szCs w:val="28"/>
-        </w:rPr>
-        <w:t xml:space="preserve">его </w:t>
-      </w:r>
-      <w:r>
-        <w:rPr>
-          <w:rFonts w:ascii="Times New Roman" w:hAnsi="Times New Roman" w:cs="Times New Roman"/>
-          <w:color w:val="000000" w:themeColor="text1"/>
-          <w:sz w:val="28"/>
-          <w:szCs w:val="28"/>
-        </w:rPr>
-        <w:t xml:space="preserve">ключевых преимуществ </w:t>
-      </w:r>
-      <w:r>
-        <w:rPr>
-          <w:rFonts w:ascii="Times New Roman" w:hAnsi="Times New Roman" w:cs="Times New Roman"/>
-          <w:color w:val="000000" w:themeColor="text1"/>
-          <w:sz w:val="28"/>
-          <w:szCs w:val="28"/>
-        </w:rPr>
-        <w:t>является</w:t>
-      </w:r>
-      <w:r>
-        <w:rPr>
-          <w:rFonts w:ascii="Times New Roman" w:hAnsi="Times New Roman" w:cs="Times New Roman"/>
-          <w:color w:val="000000" w:themeColor="text1"/>
-          <w:sz w:val="28"/>
-          <w:szCs w:val="28"/>
-        </w:rPr>
-        <w:t xml:space="preserve"> скорость работы: операции такие как коммиты, просмотр истории или создание веток выполняются очень быстро, что существенно повышает эффективность разработки.</w:t>
-      </w:r>
-    </w:p>
-    <w:p>
-      <w:pPr>
-        <w:spacing w:after="0" w:line="360" w:lineRule="auto"/>
-        <w:ind w:left="-567" w:firstLine="709"/>
-        <w:jc w:val="both"/>
-        <w:rPr>
-          <w:rFonts w:ascii="Times New Roman" w:hAnsi="Times New Roman" w:cs="Times New Roman"/>
-          <w:color w:val="000000" w:themeColor="text1"/>
-          <w:sz w:val="28"/>
-          <w:szCs w:val="28"/>
-        </w:rPr>
-      </w:pPr>
-      <w:r>
-        <w:rPr>
-          <w:rFonts w:ascii="Times New Roman" w:hAnsi="Times New Roman" w:cs="Times New Roman"/>
-          <w:color w:val="000000" w:themeColor="text1"/>
-          <w:sz w:val="28"/>
-          <w:szCs w:val="28"/>
-        </w:rPr>
-        <w:t xml:space="preserve">Также, благодаря мощной системе ветвления и слияния, разработчики могут одновременно работать над различными задачами, создавать новые ветки для </w:t>
-      </w:r>
-      <w:r>
-        <w:rPr>
-          <w:rFonts w:ascii="Times New Roman" w:hAnsi="Times New Roman" w:cs="Times New Roman"/>
-          <w:color w:val="000000" w:themeColor="text1"/>
-          <w:sz w:val="28"/>
-          <w:szCs w:val="28"/>
-        </w:rPr>
-        <w:lastRenderedPageBreak/>
-        <w:t>разработки новых функций, исправлений ошибок или экспериментов, а затем без лишних трудностей объединять эти ветки с основной. Это способствует более структурированной и управляемой работе, а также позволяет тестировать новые идеи, не мешая основной линии разработки.</w:t>
-      </w:r>
-    </w:p>
-    <w:p>
-      <w:pPr>
-        <w:spacing w:after="0" w:line="360" w:lineRule="auto"/>
-        <w:ind w:left="-567" w:firstLine="709"/>
-        <w:jc w:val="both"/>
-        <w:rPr>
-          <w:rFonts w:ascii="Times New Roman" w:hAnsi="Times New Roman" w:cs="Times New Roman"/>
-          <w:color w:val="000000" w:themeColor="text1"/>
-          <w:sz w:val="28"/>
-          <w:szCs w:val="28"/>
-        </w:rPr>
-      </w:pPr>
-      <w:r>
-        <w:rPr>
-          <w:rFonts w:ascii="Times New Roman" w:hAnsi="Times New Roman" w:cs="Times New Roman"/>
-          <w:color w:val="000000" w:themeColor="text1"/>
-          <w:sz w:val="28"/>
-          <w:szCs w:val="28"/>
-        </w:rPr>
-        <w:t>Все коммиты фиксируют состояние проекта в конкретный момент времени, что позволяет любому участнику команды иметь полное представление о прогрессе и легко возвращаться к старым версиям в случае необходимости. Это похоже на систему резервных копий, только встроенную прямо в процесс разработки. Такой подход помогает избежать потери данных при сбое или ошибке, а также облегчает внедрение новых технологий, исправление ошибок и тестирование новых решений.</w:t>
-      </w:r>
-    </w:p>
-    <w:p>
-      <w:pPr>
-        <w:spacing w:after="0" w:line="360" w:lineRule="auto"/>
-        <w:ind w:left="-567" w:firstLine="709"/>
-        <w:jc w:val="both"/>
         <w:rPr>
           <w:rFonts w:ascii="Times New Roman" w:hAnsi="Times New Roman" w:cs="Times New Roman"/>
           <w:color w:val="000000" w:themeColor="text1"/>
@@ -8169,7 +8538,7 @@
       <w:pPr>
         <w:pStyle w:val="1"/>
         <w:spacing w:before="0" w:after="0" w:line="360" w:lineRule="auto"/>
-        <w:ind w:left="-567" w:firstLine="709"/>
+        <w:ind w:firstLine="709"/>
         <w:rPr>
           <w:rFonts w:ascii="Times New Roman" w:hAnsi="Times New Roman" w:cs="Times New Roman"/>
           <w:b/>
@@ -8179,7 +8548,7 @@
           <w:szCs w:val="28"/>
         </w:rPr>
       </w:pPr>
-      <w:bookmarkStart w:id="6" w:name="_Toc221806538"/>
+      <w:bookmarkStart w:id="9" w:name="_Toc223382072"/>
       <w:r>
         <w:rPr>
           <w:rFonts w:ascii="Times New Roman" w:hAnsi="Times New Roman" w:cs="Times New Roman"/>
@@ -8190,345 +8559,18 @@
           <w:szCs w:val="28"/>
         </w:rPr>
         <w:lastRenderedPageBreak/>
-        <w:t xml:space="preserve">2. </w:t>
-      </w:r>
-      <w:r>
-        <w:rPr>
-          <w:rFonts w:ascii="Times New Roman" w:hAnsi="Times New Roman" w:cs="Times New Roman"/>
-          <w:b/>
-          <w:bCs/>
-          <w:color w:val="000000" w:themeColor="text1"/>
-          <w:sz w:val="28"/>
-          <w:szCs w:val="28"/>
-        </w:rPr>
-        <w:t xml:space="preserve">РАЗРАБОТКА </w:t>
-      </w:r>
-      <w:r>
-        <w:rPr>
-          <w:rFonts w:ascii="Times New Roman" w:hAnsi="Times New Roman" w:cs="Times New Roman"/>
-          <w:b/>
-          <w:bCs/>
-          <w:color w:val="000000" w:themeColor="text1"/>
-          <w:sz w:val="28"/>
-          <w:szCs w:val="28"/>
-        </w:rPr>
-        <w:t>ИНТЕРНЕТ-МАГАЗИНА</w:t>
-      </w:r>
-      <w:bookmarkEnd w:id="6"/>
-    </w:p>
-    <w:p>
-      <w:pPr>
-        <w:spacing w:after="0" w:line="360" w:lineRule="auto"/>
-        <w:ind w:left="-567" w:firstLine="709"/>
-        <w:jc w:val="both"/>
-        <w:rPr>
-          <w:rFonts w:ascii="Times New Roman" w:hAnsi="Times New Roman" w:cs="Times New Roman"/>
-          <w:color w:val="000000" w:themeColor="text1"/>
-          <w:sz w:val="28"/>
-          <w:szCs w:val="28"/>
-        </w:rPr>
-      </w:pPr>
-    </w:p>
-    <w:p>
-      <w:pPr>
-        <w:spacing w:after="0" w:line="360" w:lineRule="auto"/>
-        <w:ind w:left="-567" w:firstLine="709"/>
-        <w:jc w:val="both"/>
-        <w:rPr>
-          <w:rFonts w:ascii="Times New Roman" w:hAnsi="Times New Roman" w:cs="Times New Roman"/>
-          <w:color w:val="000000" w:themeColor="text1"/>
-          <w:sz w:val="28"/>
-          <w:szCs w:val="28"/>
-        </w:rPr>
-      </w:pPr>
-      <w:r>
-        <w:rPr>
-          <w:rFonts w:ascii="Times New Roman" w:hAnsi="Times New Roman" w:cs="Times New Roman"/>
-          <w:color w:val="000000" w:themeColor="text1"/>
-          <w:sz w:val="28"/>
-          <w:szCs w:val="28"/>
-        </w:rPr>
-        <w:t>Ы</w:t>
-      </w:r>
-    </w:p>
-    <w:p>
-      <w:pPr>
-        <w:spacing w:after="0" w:line="360" w:lineRule="auto"/>
-        <w:ind w:left="-567" w:firstLine="709"/>
-        <w:jc w:val="both"/>
-        <w:rPr>
-          <w:rFonts w:ascii="Times New Roman" w:hAnsi="Times New Roman" w:cs="Times New Roman"/>
-          <w:color w:val="000000" w:themeColor="text1"/>
-          <w:sz w:val="28"/>
-          <w:szCs w:val="28"/>
-        </w:rPr>
-      </w:pPr>
-      <w:r>
-        <w:rPr>
-          <w:rFonts w:ascii="Times New Roman" w:hAnsi="Times New Roman" w:cs="Times New Roman"/>
-          <w:color w:val="000000" w:themeColor="text1"/>
-          <w:sz w:val="28"/>
-          <w:szCs w:val="28"/>
-        </w:rPr>
-        <w:br w:type="page"/>
-      </w:r>
-    </w:p>
-    <w:p>
-      <w:pPr>
-        <w:pStyle w:val="1"/>
-        <w:spacing w:before="0" w:after="0" w:line="360" w:lineRule="auto"/>
-        <w:ind w:left="-567" w:firstLine="709"/>
-        <w:rPr>
-          <w:rFonts w:ascii="Times New Roman" w:hAnsi="Times New Roman" w:cs="Times New Roman"/>
-          <w:b/>
-          <w:bCs/>
-          <w:color w:val="000000" w:themeColor="text1"/>
-          <w:sz w:val="28"/>
-          <w:szCs w:val="28"/>
-        </w:rPr>
-      </w:pPr>
-      <w:bookmarkStart w:id="7" w:name="_Toc221806539"/>
-      <w:r>
-        <w:rPr>
-          <w:rFonts w:ascii="Times New Roman" w:hAnsi="Times New Roman" w:cs="Times New Roman"/>
-          <w:b/>
-          <w:bCs/>
-          <w:color w:val="000000" w:themeColor="text1"/>
-          <w:sz w:val="28"/>
-          <w:szCs w:val="28"/>
-        </w:rPr>
-        <w:lastRenderedPageBreak/>
-        <w:t>ЗАКЛЮЧЕНИЕ</w:t>
-      </w:r>
-      <w:bookmarkEnd w:id="7"/>
-    </w:p>
-    <w:p>
-      <w:pPr>
-        <w:spacing w:after="0" w:line="360" w:lineRule="auto"/>
-        <w:ind w:left="-567" w:firstLine="709"/>
-        <w:jc w:val="both"/>
-        <w:rPr>
-          <w:rFonts w:ascii="Times New Roman" w:hAnsi="Times New Roman" w:cs="Times New Roman"/>
-          <w:color w:val="000000" w:themeColor="text1"/>
-          <w:sz w:val="28"/>
-          <w:szCs w:val="28"/>
-        </w:rPr>
-      </w:pPr>
-    </w:p>
-    <w:p>
-      <w:pPr>
-        <w:spacing w:after="0" w:line="360" w:lineRule="auto"/>
-        <w:ind w:left="-567" w:firstLine="709"/>
-        <w:jc w:val="both"/>
-        <w:rPr>
-          <w:rFonts w:ascii="Times New Roman" w:hAnsi="Times New Roman" w:cs="Times New Roman"/>
-          <w:color w:val="000000" w:themeColor="text1"/>
-          <w:sz w:val="28"/>
-          <w:szCs w:val="28"/>
-        </w:rPr>
-      </w:pPr>
-      <w:r>
-        <w:rPr>
-          <w:rFonts w:ascii="Times New Roman" w:hAnsi="Times New Roman" w:cs="Times New Roman"/>
-          <w:color w:val="000000" w:themeColor="text1"/>
-          <w:sz w:val="28"/>
-          <w:szCs w:val="28"/>
-        </w:rPr>
-        <w:t>С</w:t>
-      </w:r>
-      <w:r>
-        <w:rPr>
-          <w:rFonts w:ascii="Times New Roman" w:hAnsi="Times New Roman" w:cs="Times New Roman"/>
-          <w:color w:val="000000" w:themeColor="text1"/>
-          <w:sz w:val="28"/>
-          <w:szCs w:val="28"/>
-        </w:rPr>
-        <w:t>оздание интернет-магазина сегодня становится необходимым шагом для любого</w:t>
-      </w:r>
-      <w:r>
-        <w:rPr>
-          <w:rFonts w:ascii="Times New Roman" w:hAnsi="Times New Roman" w:cs="Times New Roman"/>
-          <w:color w:val="000000" w:themeColor="text1"/>
-          <w:sz w:val="28"/>
-          <w:szCs w:val="28"/>
-        </w:rPr>
-        <w:t xml:space="preserve"> человека</w:t>
-      </w:r>
-      <w:r>
-        <w:rPr>
-          <w:rFonts w:ascii="Times New Roman" w:hAnsi="Times New Roman" w:cs="Times New Roman"/>
-          <w:color w:val="000000" w:themeColor="text1"/>
-          <w:sz w:val="28"/>
-          <w:szCs w:val="28"/>
-        </w:rPr>
-        <w:t>, стремящегося обеспечить своему бизнесу устойчивое развитие и конкурентоспособность в условиях динамично меняющегося рынка. В ходе выполнения данной работы были рассмотрены ключевые этапы и компоненты, составляющие основу успешной онлайн-торговли. От правильного выбора технологий и платформ, до реализации безопасной и удобной системы — все эти элементы тесно связаны и требуют системного подхода.</w:t>
-      </w:r>
-    </w:p>
-    <w:p>
-      <w:pPr>
-        <w:spacing w:after="0" w:line="360" w:lineRule="auto"/>
-        <w:ind w:left="-567" w:firstLine="709"/>
-        <w:jc w:val="both"/>
-        <w:rPr>
-          <w:rFonts w:ascii="Times New Roman" w:hAnsi="Times New Roman" w:cs="Times New Roman"/>
-          <w:color w:val="000000" w:themeColor="text1"/>
-          <w:sz w:val="28"/>
-          <w:szCs w:val="28"/>
-        </w:rPr>
-      </w:pPr>
-      <w:r>
-        <w:rPr>
-          <w:rFonts w:ascii="Times New Roman" w:hAnsi="Times New Roman" w:cs="Times New Roman"/>
-          <w:color w:val="000000" w:themeColor="text1"/>
-          <w:sz w:val="28"/>
-          <w:szCs w:val="28"/>
-        </w:rPr>
-        <w:t>Современные технологии позволяют реализовать масштабные решения, использующие адаптивный дизайн, автоматизированные системы аналитики и высокоуровневую защиту данных. Благодаря этому владельцы онлайн-магазинов могут одновременно охватывать широкую аудиторию, снижать операционные издержки и обеспечить клиентам высокий уровень сервиса. В то же время, внедрение новых решений требует постоянного обучения и адаптации, поскольку цифровая среда стремительно развивается и диктует новые стандарты.</w:t>
-      </w:r>
-    </w:p>
-    <w:p>
-      <w:pPr>
-        <w:spacing w:after="0" w:line="360" w:lineRule="auto"/>
-        <w:ind w:left="-567" w:firstLine="709"/>
-        <w:jc w:val="both"/>
-        <w:rPr>
-          <w:rFonts w:ascii="Times New Roman" w:hAnsi="Times New Roman" w:cs="Times New Roman"/>
-          <w:color w:val="000000" w:themeColor="text1"/>
-          <w:sz w:val="28"/>
-          <w:szCs w:val="28"/>
-        </w:rPr>
-      </w:pPr>
-      <w:r>
-        <w:rPr>
-          <w:rFonts w:ascii="Times New Roman" w:hAnsi="Times New Roman" w:cs="Times New Roman"/>
-          <w:color w:val="000000" w:themeColor="text1"/>
-          <w:sz w:val="28"/>
-          <w:szCs w:val="28"/>
-        </w:rPr>
-        <w:t>М</w:t>
-      </w:r>
-      <w:r>
-        <w:rPr>
-          <w:rFonts w:ascii="Times New Roman" w:hAnsi="Times New Roman" w:cs="Times New Roman"/>
-          <w:color w:val="000000" w:themeColor="text1"/>
-          <w:sz w:val="28"/>
-          <w:szCs w:val="28"/>
-        </w:rPr>
-        <w:t>ожно сказать, что разработка интернет-магазина — это комплексная задача, требующая</w:t>
-      </w:r>
-      <w:r>
-        <w:rPr>
-          <w:rFonts w:ascii="Times New Roman" w:hAnsi="Times New Roman" w:cs="Times New Roman"/>
-          <w:color w:val="000000" w:themeColor="text1"/>
-          <w:sz w:val="28"/>
-          <w:szCs w:val="28"/>
-        </w:rPr>
-        <w:t>,</w:t>
-      </w:r>
-      <w:r>
-        <w:rPr>
-          <w:rFonts w:ascii="Times New Roman" w:hAnsi="Times New Roman" w:cs="Times New Roman"/>
-          <w:color w:val="000000" w:themeColor="text1"/>
-          <w:sz w:val="28"/>
-          <w:szCs w:val="28"/>
-        </w:rPr>
-        <w:t xml:space="preserve"> как технических знаний, так и стратегического мышления. В условиях жесткой конкуренции и возрастающих требований к качеству обслуживания, </w:t>
-      </w:r>
-      <w:r>
-        <w:rPr>
-          <w:rFonts w:ascii="Times New Roman" w:hAnsi="Times New Roman" w:cs="Times New Roman"/>
-          <w:color w:val="000000" w:themeColor="text1"/>
-          <w:sz w:val="28"/>
-          <w:szCs w:val="28"/>
-        </w:rPr>
-        <w:t xml:space="preserve">что </w:t>
-      </w:r>
-      <w:r>
-        <w:rPr>
-          <w:rFonts w:ascii="Times New Roman" w:hAnsi="Times New Roman" w:cs="Times New Roman"/>
-          <w:color w:val="000000" w:themeColor="text1"/>
-          <w:sz w:val="28"/>
-          <w:szCs w:val="28"/>
-        </w:rPr>
-        <w:t>возмож</w:t>
-      </w:r>
-      <w:r>
-        <w:rPr>
-          <w:rFonts w:ascii="Times New Roman" w:hAnsi="Times New Roman" w:cs="Times New Roman"/>
-          <w:color w:val="000000" w:themeColor="text1"/>
-          <w:sz w:val="28"/>
-          <w:szCs w:val="28"/>
-        </w:rPr>
-        <w:t>но</w:t>
-      </w:r>
-      <w:r>
-        <w:rPr>
-          <w:rFonts w:ascii="Times New Roman" w:hAnsi="Times New Roman" w:cs="Times New Roman"/>
-          <w:color w:val="000000" w:themeColor="text1"/>
-          <w:sz w:val="28"/>
-          <w:szCs w:val="28"/>
-        </w:rPr>
-        <w:t xml:space="preserve"> только при использовании современных технологий, внимание к деталям и постоянном стремлении к инновациям. Поэтому, воплощая идеи и реализуя проект, важно помнить, что именно эффективное сочетание технологий, маркетинга и пользовательского опыта помогает достигать поставленных целей и обеспечивать долгосрочный успех бизнеса в цифровом пространстве.</w:t>
-      </w:r>
-    </w:p>
-    <w:p>
-      <w:pPr>
-        <w:spacing w:after="0" w:line="360" w:lineRule="auto"/>
-        <w:ind w:left="-567" w:firstLine="709"/>
-        <w:rPr>
-          <w:rFonts w:ascii="Times New Roman" w:hAnsi="Times New Roman" w:cs="Times New Roman"/>
-          <w:color w:val="000000" w:themeColor="text1"/>
-          <w:sz w:val="28"/>
-          <w:szCs w:val="28"/>
-        </w:rPr>
-      </w:pPr>
-      <w:r>
-        <w:rPr>
-          <w:rFonts w:ascii="Times New Roman" w:hAnsi="Times New Roman" w:cs="Times New Roman"/>
-          <w:color w:val="000000" w:themeColor="text1"/>
-          <w:sz w:val="28"/>
-          <w:szCs w:val="28"/>
-        </w:rPr>
-        <w:br w:type="page"/>
-      </w:r>
-    </w:p>
-    <w:p>
-      <w:pPr>
-        <w:pStyle w:val="1"/>
-        <w:spacing w:before="0" w:after="0" w:line="360" w:lineRule="auto"/>
-        <w:ind w:left="-567" w:firstLine="709"/>
-        <w:rPr>
-          <w:rFonts w:ascii="Times New Roman" w:hAnsi="Times New Roman" w:cs="Times New Roman"/>
-          <w:b/>
-          <w:bCs/>
-          <w:color w:val="000000" w:themeColor="text1"/>
-          <w:sz w:val="28"/>
-          <w:szCs w:val="28"/>
-        </w:rPr>
-      </w:pPr>
-      <w:bookmarkStart w:id="8" w:name="_Toc221806540"/>
-      <w:r>
-        <w:rPr>
-          <w:rFonts w:ascii="Times New Roman" w:hAnsi="Times New Roman" w:cs="Times New Roman"/>
-          <w:b/>
-          <w:bCs/>
-          <w:color w:val="000000" w:themeColor="text1"/>
-          <w:sz w:val="28"/>
-          <w:szCs w:val="28"/>
-        </w:rPr>
-        <w:lastRenderedPageBreak/>
         <w:t>СПИСОК ИСПОЛЬЗУЕМЫХ ИСТОЧНИКОВ</w:t>
       </w:r>
-      <w:bookmarkEnd w:id="8"/>
-    </w:p>
-    <w:p>
-      <w:pPr>
-        <w:pStyle w:val="a"/>
+      <w:bookmarkEnd w:id="9"/>
+    </w:p>
+    <w:p>
+      <w:pPr>
+        <w:pStyle w:val="a1"/>
         <w:numPr>
           <w:ilvl w:val="0"/>
           <w:numId w:val="0"/>
         </w:numPr>
-        <w:ind w:left="-567" w:firstLine="709"/>
+        <w:ind w:firstLine="709"/>
         <w:contextualSpacing w:val="0"/>
         <w:rPr>
           <w:lang w:val="ru-RU"/>
@@ -8537,203 +8579,17 @@
     </w:p>
     <w:p>
       <w:pPr>
-        <w:pStyle w:val="a"/>
+        <w:pStyle w:val="a1"/>
         <w:numPr>
           <w:ilvl w:val="0"/>
           <w:numId w:val="39"/>
         </w:numPr>
-        <w:ind w:left="-567" w:firstLine="709"/>
+        <w:ind w:left="0" w:firstLine="709"/>
         <w:contextualSpacing w:val="0"/>
         <w:rPr>
           <w:lang w:val="ru-RU"/>
         </w:rPr>
       </w:pPr>
-      <w:r>
-        <w:rPr>
-          <w:lang w:val="ru-RU"/>
-        </w:rPr>
-        <w:t>Ы</w:t>
-      </w:r>
-    </w:p>
-    <w:p>
-      <w:pPr>
-        <w:pStyle w:val="a"/>
-        <w:numPr>
-          <w:ilvl w:val="0"/>
-          <w:numId w:val="39"/>
-        </w:numPr>
-        <w:ind w:left="-567" w:firstLine="709"/>
-        <w:contextualSpacing w:val="0"/>
-        <w:rPr>
-          <w:lang w:val="ru-RU"/>
-        </w:rPr>
-      </w:pPr>
-      <w:r>
-        <w:rPr>
-          <w:lang w:val="ru-RU"/>
-        </w:rPr>
-        <w:t>Ы</w:t>
-      </w:r>
-    </w:p>
-    <w:p>
-      <w:pPr>
-        <w:pStyle w:val="a"/>
-        <w:numPr>
-          <w:ilvl w:val="0"/>
-          <w:numId w:val="39"/>
-        </w:numPr>
-        <w:ind w:left="-567" w:firstLine="709"/>
-        <w:contextualSpacing w:val="0"/>
-        <w:rPr>
-          <w:lang w:val="ru-RU"/>
-        </w:rPr>
-      </w:pPr>
-      <w:r>
-        <w:rPr>
-          <w:lang w:val="ru-RU"/>
-        </w:rPr>
-        <w:t>Ы</w:t>
-      </w:r>
-    </w:p>
-    <w:p>
-      <w:pPr>
-        <w:pStyle w:val="a"/>
-        <w:numPr>
-          <w:ilvl w:val="0"/>
-          <w:numId w:val="39"/>
-        </w:numPr>
-        <w:ind w:left="-567" w:firstLine="709"/>
-        <w:contextualSpacing w:val="0"/>
-        <w:rPr>
-          <w:lang w:val="ru-RU"/>
-        </w:rPr>
-      </w:pPr>
-      <w:r>
-        <w:rPr>
-          <w:lang w:val="ru-RU"/>
-        </w:rPr>
-        <w:t>Ы</w:t>
-      </w:r>
-    </w:p>
-    <w:p>
-      <w:pPr>
-        <w:pStyle w:val="a"/>
-        <w:numPr>
-          <w:ilvl w:val="0"/>
-          <w:numId w:val="39"/>
-        </w:numPr>
-        <w:ind w:left="-567" w:firstLine="709"/>
-        <w:contextualSpacing w:val="0"/>
-        <w:rPr>
-          <w:lang w:val="ru-RU"/>
-        </w:rPr>
-      </w:pPr>
-      <w:r>
-        <w:rPr>
-          <w:lang w:val="ru-RU"/>
-        </w:rPr>
-        <w:t>Ы</w:t>
-      </w:r>
-    </w:p>
-    <w:p>
-      <w:pPr>
-        <w:pStyle w:val="a"/>
-        <w:numPr>
-          <w:ilvl w:val="0"/>
-          <w:numId w:val="39"/>
-        </w:numPr>
-        <w:ind w:left="-567" w:firstLine="709"/>
-        <w:contextualSpacing w:val="0"/>
-        <w:rPr>
-          <w:lang w:val="ru-RU"/>
-        </w:rPr>
-      </w:pPr>
-      <w:r>
-        <w:rPr>
-          <w:lang w:val="ru-RU"/>
-        </w:rPr>
-        <w:t>Ы</w:t>
-      </w:r>
-    </w:p>
-    <w:p>
-      <w:pPr>
-        <w:pStyle w:val="a"/>
-        <w:numPr>
-          <w:ilvl w:val="0"/>
-          <w:numId w:val="39"/>
-        </w:numPr>
-        <w:ind w:left="-567" w:firstLine="709"/>
-        <w:contextualSpacing w:val="0"/>
-        <w:rPr>
-          <w:lang w:val="ru-RU"/>
-        </w:rPr>
-      </w:pPr>
-      <w:r>
-        <w:rPr>
-          <w:lang w:val="ru-RU"/>
-        </w:rPr>
-        <w:t>Ы</w:t>
-      </w:r>
-    </w:p>
-    <w:p>
-      <w:pPr>
-        <w:pStyle w:val="a"/>
-        <w:numPr>
-          <w:ilvl w:val="0"/>
-          <w:numId w:val="39"/>
-        </w:numPr>
-        <w:ind w:left="-567" w:firstLine="709"/>
-        <w:contextualSpacing w:val="0"/>
-        <w:rPr>
-          <w:lang w:val="ru-RU"/>
-        </w:rPr>
-      </w:pPr>
-      <w:r>
-        <w:rPr>
-          <w:lang w:val="ru-RU"/>
-        </w:rPr>
-        <w:t>Ы</w:t>
-      </w:r>
-    </w:p>
-    <w:p>
-      <w:pPr>
-        <w:pStyle w:val="a"/>
-        <w:numPr>
-          <w:ilvl w:val="0"/>
-          <w:numId w:val="39"/>
-        </w:numPr>
-        <w:ind w:left="-567" w:firstLine="709"/>
-        <w:contextualSpacing w:val="0"/>
-        <w:rPr>
-          <w:lang w:val="ru-RU"/>
-        </w:rPr>
-      </w:pPr>
-      <w:r>
-        <w:rPr>
-          <w:lang w:val="ru-RU"/>
-        </w:rPr>
-        <w:t>Ы</w:t>
-      </w:r>
-    </w:p>
-    <w:p>
-      <w:pPr>
-        <w:pStyle w:val="a"/>
-        <w:numPr>
-          <w:ilvl w:val="0"/>
-          <w:numId w:val="39"/>
-        </w:numPr>
-        <w:ind w:left="-567" w:firstLine="709"/>
-        <w:contextualSpacing w:val="0"/>
-        <w:rPr>
-          <w:lang w:val="ru-RU"/>
-        </w:rPr>
-      </w:pPr>
-      <w:r>
-        <w:rPr>
-          <w:lang w:val="ru-RU"/>
-        </w:rPr>
-        <w:t>Ы</w:t>
-      </w:r>
     </w:p>
     <w:sectPr>
       <w:footerReference w:type="default" r:id="rId11"/>
@@ -8790,7 +8646,7 @@
     <w:sdtContent>
       <w:p>
         <w:pPr>
-          <w:pStyle w:val="af0"/>
+          <w:pStyle w:val="af2"/>
           <w:jc w:val="center"/>
           <w:rPr>
             <w:rFonts w:ascii="Times New Roman" w:hAnsi="Times New Roman" w:cs="Times New Roman"/>
@@ -8825,10 +8681,11 @@
         <w:r>
           <w:rPr>
             <w:rFonts w:ascii="Times New Roman" w:hAnsi="Times New Roman" w:cs="Times New Roman"/>
+            <w:noProof/>
             <w:sz w:val="28"/>
             <w:szCs w:val="28"/>
           </w:rPr>
-          <w:t>2</w:t>
+          <w:t>24</w:t>
         </w:r>
         <w:r>
           <w:rPr>
@@ -8843,7 +8700,7 @@
   </w:sdt>
   <w:p>
     <w:pPr>
-      <w:pStyle w:val="af0"/>
+      <w:pStyle w:val="af2"/>
       <w:rPr>
         <w:rFonts w:ascii="Times New Roman" w:hAnsi="Times New Roman" w:cs="Times New Roman"/>
         <w:sz w:val="28"/>
@@ -8882,6 +8739,201 @@
 <file path=word/numbering.xml><?xml version="1.0" encoding="utf-8"?>
 <w:numbering xmlns:wpc="http://schemas.microsoft.com/office/word/2010/wordprocessingCanvas" xmlns:cx="http://schemas.microsoft.com/office/drawing/2014/chartex" xmlns:cx1="http://schemas.microsoft.com/office/drawing/2015/9/8/chartex" xmlns:cx2="http://schemas.microsoft.com/office/drawing/2015/10/21/chartex" xmlns:cx3="http://schemas.microsoft.com/office/drawing/2016/5/9/chartex" xmlns:cx4="http://schemas.microsoft.com/office/drawing/2016/5/10/chartex" xmlns:cx5="http://schemas.microsoft.com/office/drawing/2016/5/11/chartex" xmlns:cx6="http://schemas.microsoft.com/office/drawing/2016/5/12/chartex" xmlns:cx7="http://schemas.microsoft.com/office/drawing/2016/5/13/chartex" xmlns:cx8="http://schemas.microsoft.com/office/drawing/2016/5/14/chartex" xmlns:mc="http://schemas.openxmlformats.org/markup-compatibility/2006" xmlns:aink="http://schemas.microsoft.com/office/drawing/2016/ink" xmlns:am3d="http://schemas.microsoft.com/office/drawing/2017/model3d" xmlns:o="urn:schemas-microsoft-com:office:office" xmlns:oel="http://schemas.microsoft.com/office/2019/extlst" xmlns:r="http://schemas.openxmlformats.org/officeDocument/2006/relationships" xmlns:m="http://schemas.openxmlformats.org/officeDocument/2006/math" xmlns:v="urn:schemas-microsoft-com:vml" xmlns:wp14="http://schemas.microsoft.com/office/word/2010/wordprocessingDrawing" xmlns:wp="http://schemas.openxmlformats.org/drawingml/2006/wordprocessingDrawing" xmlns:w10="urn:schemas-microsoft-com:office:word" xmlns:w="http://schemas.openxmlformats.org/wordprocessingml/2006/main" xmlns:w14="http://schemas.microsoft.com/office/word/2010/wordml" xmlns:w15="http://schemas.microsoft.com/office/word/2012/wordml" xmlns:w16cex="http://schemas.microsoft.com/office/word/2018/wordml/cex" xmlns:w16cid="http://schemas.microsoft.com/office/word/2016/wordml/cid" xmlns:w16="http://schemas.microsoft.com/office/word/2018/wordml" xmlns:w16du="http://schemas.microsoft.com/office/word/2023/wordml/word16du" xmlns:w16sdtdh="http://schemas.microsoft.com/office/word/2020/wordml/sdtdatahash" xmlns:w16sdtfl="http://schemas.microsoft.com/office/word/2024/wordml/sdtformatlock" xmlns:w16se="http://schemas.microsoft.com/office/word/2015/wordml/symex" xmlns:wpg="http://schemas.microsoft.com/office/word/2010/wordprocessingGroup" xmlns:wpi="http://schemas.microsoft.com/office/word/2010/wordprocessingInk" xmlns:wne="http://schemas.microsoft.com/office/word/2006/wordml" xmlns:wps="http://schemas.microsoft.com/office/word/2010/wordprocessingShape" mc:Ignorable="w14 w15 w16se w16cid w16 w16cex w16sdtdh w16sdtfl w16du wp14">
   <w:abstractNum w:abstractNumId="0" w15:restartNumberingAfterBreak="0">
+    <w:nsid w:val="FFFFFF7C"/>
+    <w:multiLevelType w:val="singleLevel"/>
+    <w:tmpl w:val="BCD6D92C"/>
+    <w:lvl w:ilvl="0">
+      <w:start w:val="1"/>
+      <w:numFmt w:val="decimal"/>
+      <w:pStyle w:val="5"/>
+      <w:lvlText w:val="%1."/>
+      <w:lvlJc w:val="left"/>
+      <w:pPr>
+        <w:tabs>
+          <w:tab w:val="num" w:pos="1492"/>
+        </w:tabs>
+        <w:ind w:left="1492" w:hanging="360"/>
+      </w:pPr>
+    </w:lvl>
+  </w:abstractNum>
+  <w:abstractNum w:abstractNumId="1" w15:restartNumberingAfterBreak="0">
+    <w:nsid w:val="FFFFFF7D"/>
+    <w:multiLevelType w:val="singleLevel"/>
+    <w:tmpl w:val="BCD6D4CC"/>
+    <w:lvl w:ilvl="0">
+      <w:start w:val="1"/>
+      <w:numFmt w:val="decimal"/>
+      <w:pStyle w:val="4"/>
+      <w:lvlText w:val="%1."/>
+      <w:lvlJc w:val="left"/>
+      <w:pPr>
+        <w:tabs>
+          <w:tab w:val="num" w:pos="1209"/>
+        </w:tabs>
+        <w:ind w:left="1209" w:hanging="360"/>
+      </w:pPr>
+    </w:lvl>
+  </w:abstractNum>
+  <w:abstractNum w:abstractNumId="2" w15:restartNumberingAfterBreak="0">
+    <w:nsid w:val="FFFFFF7E"/>
+    <w:multiLevelType w:val="singleLevel"/>
+    <w:tmpl w:val="FB3A6466"/>
+    <w:lvl w:ilvl="0">
+      <w:start w:val="1"/>
+      <w:numFmt w:val="decimal"/>
+      <w:pStyle w:val="3"/>
+      <w:lvlText w:val="%1."/>
+      <w:lvlJc w:val="left"/>
+      <w:pPr>
+        <w:tabs>
+          <w:tab w:val="num" w:pos="926"/>
+        </w:tabs>
+        <w:ind w:left="926" w:hanging="360"/>
+      </w:pPr>
+    </w:lvl>
+  </w:abstractNum>
+  <w:abstractNum w:abstractNumId="3" w15:restartNumberingAfterBreak="0">
+    <w:nsid w:val="FFFFFF7F"/>
+    <w:multiLevelType w:val="singleLevel"/>
+    <w:tmpl w:val="41FE09C4"/>
+    <w:lvl w:ilvl="0">
+      <w:start w:val="1"/>
+      <w:numFmt w:val="decimal"/>
+      <w:pStyle w:val="2"/>
+      <w:lvlText w:val="%1."/>
+      <w:lvlJc w:val="left"/>
+      <w:pPr>
+        <w:tabs>
+          <w:tab w:val="num" w:pos="643"/>
+        </w:tabs>
+        <w:ind w:left="643" w:hanging="360"/>
+      </w:pPr>
+    </w:lvl>
+  </w:abstractNum>
+  <w:abstractNum w:abstractNumId="4" w15:restartNumberingAfterBreak="0">
+    <w:nsid w:val="FFFFFF80"/>
+    <w:multiLevelType w:val="singleLevel"/>
+    <w:tmpl w:val="9AE82E2C"/>
+    <w:lvl w:ilvl="0">
+      <w:start w:val="1"/>
+      <w:numFmt w:val="bullet"/>
+      <w:pStyle w:val="50"/>
+      <w:lvlText w:val=""/>
+      <w:lvlJc w:val="left"/>
+      <w:pPr>
+        <w:tabs>
+          <w:tab w:val="num" w:pos="1492"/>
+        </w:tabs>
+        <w:ind w:left="1492" w:hanging="360"/>
+      </w:pPr>
+      <w:rPr>
+        <w:rFonts w:ascii="Symbol" w:hAnsi="Symbol" w:hint="default"/>
+      </w:rPr>
+    </w:lvl>
+  </w:abstractNum>
+  <w:abstractNum w:abstractNumId="5" w15:restartNumberingAfterBreak="0">
+    <w:nsid w:val="FFFFFF81"/>
+    <w:multiLevelType w:val="singleLevel"/>
+    <w:tmpl w:val="9ED4AB1A"/>
+    <w:lvl w:ilvl="0">
+      <w:start w:val="1"/>
+      <w:numFmt w:val="bullet"/>
+      <w:pStyle w:val="40"/>
+      <w:lvlText w:val=""/>
+      <w:lvlJc w:val="left"/>
+      <w:pPr>
+        <w:tabs>
+          <w:tab w:val="num" w:pos="1209"/>
+        </w:tabs>
+        <w:ind w:left="1209" w:hanging="360"/>
+      </w:pPr>
+      <w:rPr>
+        <w:rFonts w:ascii="Symbol" w:hAnsi="Symbol" w:hint="default"/>
+      </w:rPr>
+    </w:lvl>
+  </w:abstractNum>
+  <w:abstractNum w:abstractNumId="6" w15:restartNumberingAfterBreak="0">
+    <w:nsid w:val="FFFFFF82"/>
+    <w:multiLevelType w:val="singleLevel"/>
+    <w:tmpl w:val="96443712"/>
+    <w:lvl w:ilvl="0">
+      <w:start w:val="1"/>
+      <w:numFmt w:val="bullet"/>
+      <w:pStyle w:val="30"/>
+      <w:lvlText w:val=""/>
+      <w:lvlJc w:val="left"/>
+      <w:pPr>
+        <w:tabs>
+          <w:tab w:val="num" w:pos="926"/>
+        </w:tabs>
+        <w:ind w:left="926" w:hanging="360"/>
+      </w:pPr>
+      <w:rPr>
+        <w:rFonts w:ascii="Symbol" w:hAnsi="Symbol" w:hint="default"/>
+      </w:rPr>
+    </w:lvl>
+  </w:abstractNum>
+  <w:abstractNum w:abstractNumId="7" w15:restartNumberingAfterBreak="0">
+    <w:nsid w:val="FFFFFF83"/>
+    <w:multiLevelType w:val="singleLevel"/>
+    <w:tmpl w:val="81FE8B18"/>
+    <w:lvl w:ilvl="0">
+      <w:start w:val="1"/>
+      <w:numFmt w:val="bullet"/>
+      <w:pStyle w:val="20"/>
+      <w:lvlText w:val=""/>
+      <w:lvlJc w:val="left"/>
+      <w:pPr>
+        <w:tabs>
+          <w:tab w:val="num" w:pos="643"/>
+        </w:tabs>
+        <w:ind w:left="643" w:hanging="360"/>
+      </w:pPr>
+      <w:rPr>
+        <w:rFonts w:ascii="Symbol" w:hAnsi="Symbol" w:hint="default"/>
+      </w:rPr>
+    </w:lvl>
+  </w:abstractNum>
+  <w:abstractNum w:abstractNumId="8" w15:restartNumberingAfterBreak="0">
+    <w:nsid w:val="FFFFFF88"/>
+    <w:multiLevelType w:val="singleLevel"/>
+    <w:tmpl w:val="831AFF34"/>
+    <w:lvl w:ilvl="0">
+      <w:start w:val="1"/>
+      <w:numFmt w:val="decimal"/>
+      <w:pStyle w:val="a"/>
+      <w:lvlText w:val="%1."/>
+      <w:lvlJc w:val="left"/>
+      <w:pPr>
+        <w:tabs>
+          <w:tab w:val="num" w:pos="360"/>
+        </w:tabs>
+        <w:ind w:left="360" w:hanging="360"/>
+      </w:pPr>
+    </w:lvl>
+  </w:abstractNum>
+  <w:abstractNum w:abstractNumId="9" w15:restartNumberingAfterBreak="0">
+    <w:nsid w:val="FFFFFF89"/>
+    <w:multiLevelType w:val="singleLevel"/>
+    <w:tmpl w:val="D3AE7058"/>
+    <w:lvl w:ilvl="0">
+      <w:start w:val="1"/>
+      <w:numFmt w:val="bullet"/>
+      <w:pStyle w:val="a0"/>
+      <w:lvlText w:val=""/>
+      <w:lvlJc w:val="left"/>
+      <w:pPr>
+        <w:tabs>
+          <w:tab w:val="num" w:pos="360"/>
+        </w:tabs>
+        <w:ind w:left="360" w:hanging="360"/>
+      </w:pPr>
+      <w:rPr>
+        <w:rFonts w:ascii="Symbol" w:hAnsi="Symbol" w:hint="default"/>
+      </w:rPr>
+    </w:lvl>
+  </w:abstractNum>
+  <w:abstractNum w:abstractNumId="10" w15:restartNumberingAfterBreak="0">
     <w:nsid w:val="008A6F0C"/>
     <w:multiLevelType w:val="multilevel"/>
     <w:tmpl w:val="3C364136"/>
@@ -9031,7 +9083,7 @@
       </w:rPr>
     </w:lvl>
   </w:abstractNum>
-  <w:abstractNum w:abstractNumId="1" w15:restartNumberingAfterBreak="0">
+  <w:abstractNum w:abstractNumId="11" w15:restartNumberingAfterBreak="0">
     <w:nsid w:val="01EC5FC0"/>
     <w:multiLevelType w:val="hybridMultilevel"/>
     <w:tmpl w:val="4CD6252C"/>
@@ -9144,7 +9196,7 @@
       </w:rPr>
     </w:lvl>
   </w:abstractNum>
-  <w:abstractNum w:abstractNumId="2" w15:restartNumberingAfterBreak="0">
+  <w:abstractNum w:abstractNumId="12" w15:restartNumberingAfterBreak="0">
     <w:nsid w:val="05413F2E"/>
     <w:multiLevelType w:val="hybridMultilevel"/>
     <w:tmpl w:val="1EF641DC"/>
@@ -9257,7 +9309,7 @@
       </w:rPr>
     </w:lvl>
   </w:abstractNum>
-  <w:abstractNum w:abstractNumId="3" w15:restartNumberingAfterBreak="0">
+  <w:abstractNum w:abstractNumId="13" w15:restartNumberingAfterBreak="0">
     <w:nsid w:val="05F0690D"/>
     <w:multiLevelType w:val="hybridMultilevel"/>
     <w:tmpl w:val="CE2625C2"/>
@@ -9370,7 +9422,7 @@
       </w:rPr>
     </w:lvl>
   </w:abstractNum>
-  <w:abstractNum w:abstractNumId="4" w15:restartNumberingAfterBreak="0">
+  <w:abstractNum w:abstractNumId="14" w15:restartNumberingAfterBreak="0">
     <w:nsid w:val="07C67A06"/>
     <w:multiLevelType w:val="multilevel"/>
     <w:tmpl w:val="F9327BA2"/>
@@ -9519,7 +9571,7 @@
       </w:rPr>
     </w:lvl>
   </w:abstractNum>
-  <w:abstractNum w:abstractNumId="5" w15:restartNumberingAfterBreak="0">
+  <w:abstractNum w:abstractNumId="15" w15:restartNumberingAfterBreak="0">
     <w:nsid w:val="09C743BE"/>
     <w:multiLevelType w:val="multilevel"/>
     <w:tmpl w:val="136C7E4C"/>
@@ -9668,7 +9720,7 @@
       </w:rPr>
     </w:lvl>
   </w:abstractNum>
-  <w:abstractNum w:abstractNumId="6" w15:restartNumberingAfterBreak="0">
+  <w:abstractNum w:abstractNumId="16" w15:restartNumberingAfterBreak="0">
     <w:nsid w:val="113311EA"/>
     <w:multiLevelType w:val="hybridMultilevel"/>
     <w:tmpl w:val="C7AEE5F8"/>
@@ -9781,7 +9833,7 @@
       </w:rPr>
     </w:lvl>
   </w:abstractNum>
-  <w:abstractNum w:abstractNumId="7" w15:restartNumberingAfterBreak="0">
+  <w:abstractNum w:abstractNumId="17" w15:restartNumberingAfterBreak="0">
     <w:nsid w:val="15657718"/>
     <w:multiLevelType w:val="multilevel"/>
     <w:tmpl w:val="5946401E"/>
@@ -9930,7 +9982,7 @@
       </w:rPr>
     </w:lvl>
   </w:abstractNum>
-  <w:abstractNum w:abstractNumId="8" w15:restartNumberingAfterBreak="0">
+  <w:abstractNum w:abstractNumId="18" w15:restartNumberingAfterBreak="0">
     <w:nsid w:val="18A81526"/>
     <w:multiLevelType w:val="multilevel"/>
     <w:tmpl w:val="118EF628"/>
@@ -10079,7 +10131,7 @@
       </w:rPr>
     </w:lvl>
   </w:abstractNum>
-  <w:abstractNum w:abstractNumId="9" w15:restartNumberingAfterBreak="0">
+  <w:abstractNum w:abstractNumId="19" w15:restartNumberingAfterBreak="0">
     <w:nsid w:val="1AC125FE"/>
     <w:multiLevelType w:val="hybridMultilevel"/>
     <w:tmpl w:val="9022FE28"/>
@@ -10192,7 +10244,7 @@
       </w:rPr>
     </w:lvl>
   </w:abstractNum>
-  <w:abstractNum w:abstractNumId="10" w15:restartNumberingAfterBreak="0">
+  <w:abstractNum w:abstractNumId="20" w15:restartNumberingAfterBreak="0">
     <w:nsid w:val="1E1A751F"/>
     <w:multiLevelType w:val="multilevel"/>
     <w:tmpl w:val="CF08239A"/>
@@ -10341,7 +10393,7 @@
       </w:rPr>
     </w:lvl>
   </w:abstractNum>
-  <w:abstractNum w:abstractNumId="11" w15:restartNumberingAfterBreak="0">
+  <w:abstractNum w:abstractNumId="21" w15:restartNumberingAfterBreak="0">
     <w:nsid w:val="1ED2128C"/>
     <w:multiLevelType w:val="hybridMultilevel"/>
     <w:tmpl w:val="8B363B80"/>
@@ -10454,7 +10506,7 @@
       </w:rPr>
     </w:lvl>
   </w:abstractNum>
-  <w:abstractNum w:abstractNumId="12" w15:restartNumberingAfterBreak="0">
+  <w:abstractNum w:abstractNumId="22" w15:restartNumberingAfterBreak="0">
     <w:nsid w:val="26CC0736"/>
     <w:multiLevelType w:val="multilevel"/>
     <w:tmpl w:val="9B6889CC"/>
@@ -10603,7 +10655,7 @@
       </w:rPr>
     </w:lvl>
   </w:abstractNum>
-  <w:abstractNum w:abstractNumId="13" w15:restartNumberingAfterBreak="0">
+  <w:abstractNum w:abstractNumId="23" w15:restartNumberingAfterBreak="0">
     <w:nsid w:val="28213547"/>
     <w:multiLevelType w:val="hybridMultilevel"/>
     <w:tmpl w:val="40C8C5C2"/>
@@ -10716,7 +10768,7 @@
       </w:rPr>
     </w:lvl>
   </w:abstractNum>
-  <w:abstractNum w:abstractNumId="14" w15:restartNumberingAfterBreak="0">
+  <w:abstractNum w:abstractNumId="24" w15:restartNumberingAfterBreak="0">
     <w:nsid w:val="290618B6"/>
     <w:multiLevelType w:val="multilevel"/>
     <w:tmpl w:val="744604F4"/>
@@ -10829,7 +10881,7 @@
       </w:pPr>
     </w:lvl>
   </w:abstractNum>
-  <w:abstractNum w:abstractNumId="15" w15:restartNumberingAfterBreak="0">
+  <w:abstractNum w:abstractNumId="25" w15:restartNumberingAfterBreak="0">
     <w:nsid w:val="2BA35711"/>
     <w:multiLevelType w:val="hybridMultilevel"/>
     <w:tmpl w:val="04708DF2"/>
@@ -10942,7 +10994,7 @@
       </w:rPr>
     </w:lvl>
   </w:abstractNum>
-  <w:abstractNum w:abstractNumId="16" w15:restartNumberingAfterBreak="0">
+  <w:abstractNum w:abstractNumId="26" w15:restartNumberingAfterBreak="0">
     <w:nsid w:val="2CDE0EA1"/>
     <w:multiLevelType w:val="hybridMultilevel"/>
     <w:tmpl w:val="B56C9384"/>
@@ -11028,7 +11080,7 @@
       </w:pPr>
     </w:lvl>
   </w:abstractNum>
-  <w:abstractNum w:abstractNumId="17" w15:restartNumberingAfterBreak="0">
+  <w:abstractNum w:abstractNumId="27" w15:restartNumberingAfterBreak="0">
     <w:nsid w:val="2FF508DC"/>
     <w:multiLevelType w:val="hybridMultilevel"/>
     <w:tmpl w:val="01D21E64"/>
@@ -11141,7 +11193,7 @@
       </w:rPr>
     </w:lvl>
   </w:abstractNum>
-  <w:abstractNum w:abstractNumId="18" w15:restartNumberingAfterBreak="0">
+  <w:abstractNum w:abstractNumId="28" w15:restartNumberingAfterBreak="0">
     <w:nsid w:val="303D5B5C"/>
     <w:multiLevelType w:val="multilevel"/>
     <w:tmpl w:val="2CCCD4E2"/>
@@ -11290,7 +11342,7 @@
       </w:rPr>
     </w:lvl>
   </w:abstractNum>
-  <w:abstractNum w:abstractNumId="19" w15:restartNumberingAfterBreak="0">
+  <w:abstractNum w:abstractNumId="29" w15:restartNumberingAfterBreak="0">
     <w:nsid w:val="32576BBB"/>
     <w:multiLevelType w:val="hybridMultilevel"/>
     <w:tmpl w:val="489291D0"/>
@@ -11403,7 +11455,7 @@
       </w:rPr>
     </w:lvl>
   </w:abstractNum>
-  <w:abstractNum w:abstractNumId="20" w15:restartNumberingAfterBreak="0">
+  <w:abstractNum w:abstractNumId="30" w15:restartNumberingAfterBreak="0">
     <w:nsid w:val="3E0877D6"/>
     <w:multiLevelType w:val="hybridMultilevel"/>
     <w:tmpl w:val="5E08F028"/>
@@ -11516,7 +11568,7 @@
       </w:rPr>
     </w:lvl>
   </w:abstractNum>
-  <w:abstractNum w:abstractNumId="21" w15:restartNumberingAfterBreak="0">
+  <w:abstractNum w:abstractNumId="31" w15:restartNumberingAfterBreak="0">
     <w:nsid w:val="3FC2252B"/>
     <w:multiLevelType w:val="multilevel"/>
     <w:tmpl w:val="A19A1F46"/>
@@ -11665,7 +11717,7 @@
       </w:rPr>
     </w:lvl>
   </w:abstractNum>
-  <w:abstractNum w:abstractNumId="22" w15:restartNumberingAfterBreak="0">
+  <w:abstractNum w:abstractNumId="32" w15:restartNumberingAfterBreak="0">
     <w:nsid w:val="478E665E"/>
     <w:multiLevelType w:val="hybridMultilevel"/>
     <w:tmpl w:val="FB28BDE0"/>
@@ -11778,7 +11830,7 @@
       </w:rPr>
     </w:lvl>
   </w:abstractNum>
-  <w:abstractNum w:abstractNumId="23" w15:restartNumberingAfterBreak="0">
+  <w:abstractNum w:abstractNumId="33" w15:restartNumberingAfterBreak="0">
     <w:nsid w:val="50C90482"/>
     <w:multiLevelType w:val="multilevel"/>
     <w:tmpl w:val="5AA6F9F8"/>
@@ -11891,7 +11943,7 @@
       </w:pPr>
     </w:lvl>
   </w:abstractNum>
-  <w:abstractNum w:abstractNumId="24" w15:restartNumberingAfterBreak="0">
+  <w:abstractNum w:abstractNumId="34" w15:restartNumberingAfterBreak="0">
     <w:nsid w:val="5196370F"/>
     <w:multiLevelType w:val="hybridMultilevel"/>
     <w:tmpl w:val="153ADA08"/>
@@ -12004,7 +12056,7 @@
       </w:rPr>
     </w:lvl>
   </w:abstractNum>
-  <w:abstractNum w:abstractNumId="25" w15:restartNumberingAfterBreak="0">
+  <w:abstractNum w:abstractNumId="35" w15:restartNumberingAfterBreak="0">
     <w:nsid w:val="53245DF0"/>
     <w:multiLevelType w:val="hybridMultilevel"/>
     <w:tmpl w:val="043A5EE4"/>
@@ -12117,7 +12169,7 @@
       </w:rPr>
     </w:lvl>
   </w:abstractNum>
-  <w:abstractNum w:abstractNumId="26" w15:restartNumberingAfterBreak="0">
+  <w:abstractNum w:abstractNumId="36" w15:restartNumberingAfterBreak="0">
     <w:nsid w:val="558B0C1D"/>
     <w:multiLevelType w:val="multilevel"/>
     <w:tmpl w:val="0E70626A"/>
@@ -12267,7 +12319,7 @@
       </w:rPr>
     </w:lvl>
   </w:abstractNum>
-  <w:abstractNum w:abstractNumId="27" w15:restartNumberingAfterBreak="0">
+  <w:abstractNum w:abstractNumId="37" w15:restartNumberingAfterBreak="0">
     <w:nsid w:val="56275B1A"/>
     <w:multiLevelType w:val="multilevel"/>
     <w:tmpl w:val="AA48F752"/>
@@ -12417,7 +12469,7 @@
       </w:rPr>
     </w:lvl>
   </w:abstractNum>
-  <w:abstractNum w:abstractNumId="28" w15:restartNumberingAfterBreak="0">
+  <w:abstractNum w:abstractNumId="38" w15:restartNumberingAfterBreak="0">
     <w:nsid w:val="56A40B6F"/>
     <w:multiLevelType w:val="hybridMultilevel"/>
     <w:tmpl w:val="199CDE7A"/>
@@ -12530,7 +12582,7 @@
       </w:rPr>
     </w:lvl>
   </w:abstractNum>
-  <w:abstractNum w:abstractNumId="29" w15:restartNumberingAfterBreak="0">
+  <w:abstractNum w:abstractNumId="39" w15:restartNumberingAfterBreak="0">
     <w:nsid w:val="59E15EAA"/>
     <w:multiLevelType w:val="multilevel"/>
     <w:tmpl w:val="F5D0D1A6"/>
@@ -12643,7 +12695,7 @@
       </w:pPr>
     </w:lvl>
   </w:abstractNum>
-  <w:abstractNum w:abstractNumId="30" w15:restartNumberingAfterBreak="0">
+  <w:abstractNum w:abstractNumId="40" w15:restartNumberingAfterBreak="0">
     <w:nsid w:val="5B4F1D55"/>
     <w:multiLevelType w:val="hybridMultilevel"/>
     <w:tmpl w:val="C8AAC8D2"/>
@@ -12756,7 +12808,7 @@
       </w:rPr>
     </w:lvl>
   </w:abstractNum>
-  <w:abstractNum w:abstractNumId="31" w15:restartNumberingAfterBreak="0">
+  <w:abstractNum w:abstractNumId="41" w15:restartNumberingAfterBreak="0">
     <w:nsid w:val="5E0524FA"/>
     <w:multiLevelType w:val="multilevel"/>
     <w:tmpl w:val="8FC286EA"/>
@@ -12905,7 +12957,7 @@
       </w:rPr>
     </w:lvl>
   </w:abstractNum>
-  <w:abstractNum w:abstractNumId="32" w15:restartNumberingAfterBreak="0">
+  <w:abstractNum w:abstractNumId="42" w15:restartNumberingAfterBreak="0">
     <w:nsid w:val="63F462DD"/>
     <w:multiLevelType w:val="multilevel"/>
     <w:tmpl w:val="2A22CA54"/>
@@ -13018,7 +13070,7 @@
       </w:pPr>
     </w:lvl>
   </w:abstractNum>
-  <w:abstractNum w:abstractNumId="33" w15:restartNumberingAfterBreak="0">
+  <w:abstractNum w:abstractNumId="43" w15:restartNumberingAfterBreak="0">
     <w:nsid w:val="6E6F696B"/>
     <w:multiLevelType w:val="multilevel"/>
     <w:tmpl w:val="D7103652"/>
@@ -13167,7 +13219,7 @@
       </w:rPr>
     </w:lvl>
   </w:abstractNum>
-  <w:abstractNum w:abstractNumId="34" w15:restartNumberingAfterBreak="0">
+  <w:abstractNum w:abstractNumId="44" w15:restartNumberingAfterBreak="0">
     <w:nsid w:val="6EEE6E05"/>
     <w:multiLevelType w:val="multilevel"/>
     <w:tmpl w:val="1BE0D952"/>
@@ -13316,7 +13368,7 @@
       </w:rPr>
     </w:lvl>
   </w:abstractNum>
-  <w:abstractNum w:abstractNumId="35" w15:restartNumberingAfterBreak="0">
+  <w:abstractNum w:abstractNumId="45" w15:restartNumberingAfterBreak="0">
     <w:nsid w:val="71BC1549"/>
     <w:multiLevelType w:val="hybridMultilevel"/>
     <w:tmpl w:val="9B802A6C"/>
@@ -13429,7 +13481,7 @@
       </w:rPr>
     </w:lvl>
   </w:abstractNum>
-  <w:abstractNum w:abstractNumId="36" w15:restartNumberingAfterBreak="0">
+  <w:abstractNum w:abstractNumId="46" w15:restartNumberingAfterBreak="0">
     <w:nsid w:val="738575C5"/>
     <w:multiLevelType w:val="multilevel"/>
     <w:tmpl w:val="985EDDD0"/>
@@ -13578,7 +13630,7 @@
       </w:rPr>
     </w:lvl>
   </w:abstractNum>
-  <w:abstractNum w:abstractNumId="37" w15:restartNumberingAfterBreak="0">
+  <w:abstractNum w:abstractNumId="47" w15:restartNumberingAfterBreak="0">
     <w:nsid w:val="744B3A92"/>
     <w:multiLevelType w:val="hybridMultilevel"/>
     <w:tmpl w:val="72A8F1A0"/>
@@ -13691,14 +13743,14 @@
       </w:rPr>
     </w:lvl>
   </w:abstractNum>
-  <w:abstractNum w:abstractNumId="38" w15:restartNumberingAfterBreak="0">
+  <w:abstractNum w:abstractNumId="48" w15:restartNumberingAfterBreak="0">
     <w:nsid w:val="7D562AF9"/>
     <w:multiLevelType w:val="hybridMultilevel"/>
     <w:tmpl w:val="B1B64182"/>
     <w:lvl w:ilvl="0" w:tplc="E514ECBE">
       <w:start w:val="1"/>
       <w:numFmt w:val="decimal"/>
-      <w:pStyle w:val="a"/>
+      <w:pStyle w:val="a1"/>
       <w:lvlText w:val="%1."/>
       <w:lvlJc w:val="left"/>
       <w:pPr>
@@ -13778,7 +13830,7 @@
       </w:pPr>
     </w:lvl>
   </w:abstractNum>
-  <w:abstractNum w:abstractNumId="39" w15:restartNumberingAfterBreak="0">
+  <w:abstractNum w:abstractNumId="49" w15:restartNumberingAfterBreak="0">
     <w:nsid w:val="7D865A96"/>
     <w:multiLevelType w:val="multilevel"/>
     <w:tmpl w:val="D5BC2A76"/>
@@ -13927,125 +13979,155 @@
       </w:rPr>
     </w:lvl>
   </w:abstractNum>
-  <w:num w:numId="1" w16cid:durableId="1531727270">
+  <w:num w:numId="1" w16cid:durableId="153690393">
+    <w:abstractNumId w:val="15"/>
+  </w:num>
+  <w:num w:numId="2" w16cid:durableId="953056065">
+    <w:abstractNumId w:val="22"/>
+  </w:num>
+  <w:num w:numId="3" w16cid:durableId="1552038270">
+    <w:abstractNumId w:val="14"/>
+  </w:num>
+  <w:num w:numId="4" w16cid:durableId="416564378">
+    <w:abstractNumId w:val="49"/>
+  </w:num>
+  <w:num w:numId="5" w16cid:durableId="1654215578">
+    <w:abstractNumId w:val="18"/>
+  </w:num>
+  <w:num w:numId="6" w16cid:durableId="1576237869">
+    <w:abstractNumId w:val="28"/>
+  </w:num>
+  <w:num w:numId="7" w16cid:durableId="346446506">
+    <w:abstractNumId w:val="24"/>
+  </w:num>
+  <w:num w:numId="8" w16cid:durableId="1463038331">
+    <w:abstractNumId w:val="31"/>
+  </w:num>
+  <w:num w:numId="9" w16cid:durableId="389764360">
+    <w:abstractNumId w:val="17"/>
+  </w:num>
+  <w:num w:numId="10" w16cid:durableId="1008873831">
+    <w:abstractNumId w:val="41"/>
+  </w:num>
+  <w:num w:numId="11" w16cid:durableId="1112432406">
+    <w:abstractNumId w:val="46"/>
+  </w:num>
+  <w:num w:numId="12" w16cid:durableId="677460844">
+    <w:abstractNumId w:val="43"/>
+  </w:num>
+  <w:num w:numId="13" w16cid:durableId="1911692323">
+    <w:abstractNumId w:val="39"/>
+  </w:num>
+  <w:num w:numId="14" w16cid:durableId="1396859629">
+    <w:abstractNumId w:val="44"/>
+  </w:num>
+  <w:num w:numId="15" w16cid:durableId="1640040379">
+    <w:abstractNumId w:val="33"/>
+  </w:num>
+  <w:num w:numId="16" w16cid:durableId="528032696">
+    <w:abstractNumId w:val="42"/>
+  </w:num>
+  <w:num w:numId="17" w16cid:durableId="1271887991">
+    <w:abstractNumId w:val="20"/>
+  </w:num>
+  <w:num w:numId="18" w16cid:durableId="548033125">
+    <w:abstractNumId w:val="37"/>
+  </w:num>
+  <w:num w:numId="19" w16cid:durableId="620307526">
+    <w:abstractNumId w:val="36"/>
+  </w:num>
+  <w:num w:numId="20" w16cid:durableId="960720390">
+    <w:abstractNumId w:val="10"/>
+  </w:num>
+  <w:num w:numId="21" w16cid:durableId="728965715">
+    <w:abstractNumId w:val="48"/>
+  </w:num>
+  <w:num w:numId="22" w16cid:durableId="1807507603">
+    <w:abstractNumId w:val="16"/>
+  </w:num>
+  <w:num w:numId="23" w16cid:durableId="1587881855">
+    <w:abstractNumId w:val="38"/>
+  </w:num>
+  <w:num w:numId="24" w16cid:durableId="370617832">
+    <w:abstractNumId w:val="29"/>
+  </w:num>
+  <w:num w:numId="25" w16cid:durableId="800540269">
+    <w:abstractNumId w:val="45"/>
+  </w:num>
+  <w:num w:numId="26" w16cid:durableId="15155390">
+    <w:abstractNumId w:val="34"/>
+  </w:num>
+  <w:num w:numId="27" w16cid:durableId="405806925">
+    <w:abstractNumId w:val="23"/>
+  </w:num>
+  <w:num w:numId="28" w16cid:durableId="841815279">
+    <w:abstractNumId w:val="32"/>
+  </w:num>
+  <w:num w:numId="29" w16cid:durableId="427893540">
+    <w:abstractNumId w:val="11"/>
+  </w:num>
+  <w:num w:numId="30" w16cid:durableId="820148188">
+    <w:abstractNumId w:val="35"/>
+  </w:num>
+  <w:num w:numId="31" w16cid:durableId="1969505341">
+    <w:abstractNumId w:val="13"/>
+  </w:num>
+  <w:num w:numId="32" w16cid:durableId="1241721412">
+    <w:abstractNumId w:val="21"/>
+  </w:num>
+  <w:num w:numId="33" w16cid:durableId="2068798802">
+    <w:abstractNumId w:val="19"/>
+  </w:num>
+  <w:num w:numId="34" w16cid:durableId="2042045707">
+    <w:abstractNumId w:val="40"/>
+  </w:num>
+  <w:num w:numId="35" w16cid:durableId="2020935147">
+    <w:abstractNumId w:val="47"/>
+  </w:num>
+  <w:num w:numId="36" w16cid:durableId="1074620324">
+    <w:abstractNumId w:val="27"/>
+  </w:num>
+  <w:num w:numId="37" w16cid:durableId="305595560">
+    <w:abstractNumId w:val="30"/>
+  </w:num>
+  <w:num w:numId="38" w16cid:durableId="924801335">
+    <w:abstractNumId w:val="12"/>
+  </w:num>
+  <w:num w:numId="39" w16cid:durableId="452670175">
+    <w:abstractNumId w:val="26"/>
+  </w:num>
+  <w:num w:numId="40" w16cid:durableId="256137476">
+    <w:abstractNumId w:val="25"/>
+  </w:num>
+  <w:num w:numId="41" w16cid:durableId="665861587">
+    <w:abstractNumId w:val="9"/>
+  </w:num>
+  <w:num w:numId="42" w16cid:durableId="1804495512">
+    <w:abstractNumId w:val="7"/>
+  </w:num>
+  <w:num w:numId="43" w16cid:durableId="1309625508">
+    <w:abstractNumId w:val="6"/>
+  </w:num>
+  <w:num w:numId="44" w16cid:durableId="2092071537">
     <w:abstractNumId w:val="5"/>
   </w:num>
-  <w:num w:numId="2" w16cid:durableId="1687752397">
-    <w:abstractNumId w:val="12"/>
-  </w:num>
-  <w:num w:numId="3" w16cid:durableId="751699430">
+  <w:num w:numId="45" w16cid:durableId="52582307">
     <w:abstractNumId w:val="4"/>
   </w:num>
-  <w:num w:numId="4" w16cid:durableId="1046833469">
-    <w:abstractNumId w:val="39"/>
-  </w:num>
-  <w:num w:numId="5" w16cid:durableId="2102219382">
+  <w:num w:numId="46" w16cid:durableId="1096630565">
     <w:abstractNumId w:val="8"/>
   </w:num>
-  <w:num w:numId="6" w16cid:durableId="1241477308">
-    <w:abstractNumId w:val="18"/>
+  <w:num w:numId="47" w16cid:durableId="1058744609">
+    <w:abstractNumId w:val="3"/>
   </w:num>
-  <w:num w:numId="7" w16cid:durableId="695883520">
-    <w:abstractNumId w:val="14"/>
+  <w:num w:numId="48" w16cid:durableId="1372075790">
+    <w:abstractNumId w:val="2"/>
   </w:num>
-  <w:num w:numId="8" w16cid:durableId="774790382">
-    <w:abstractNumId w:val="21"/>
-  </w:num>
-  <w:num w:numId="9" w16cid:durableId="180322284">
-    <w:abstractNumId w:val="7"/>
-  </w:num>
-  <w:num w:numId="10" w16cid:durableId="570119306">
-    <w:abstractNumId w:val="31"/>
-  </w:num>
-  <w:num w:numId="11" w16cid:durableId="202718431">
-    <w:abstractNumId w:val="36"/>
-  </w:num>
-  <w:num w:numId="12" w16cid:durableId="687218318">
-    <w:abstractNumId w:val="33"/>
-  </w:num>
-  <w:num w:numId="13" w16cid:durableId="919217210">
-    <w:abstractNumId w:val="29"/>
-  </w:num>
-  <w:num w:numId="14" w16cid:durableId="1290431577">
-    <w:abstractNumId w:val="34"/>
-  </w:num>
-  <w:num w:numId="15" w16cid:durableId="279917903">
-    <w:abstractNumId w:val="23"/>
-  </w:num>
-  <w:num w:numId="16" w16cid:durableId="1267932765">
-    <w:abstractNumId w:val="32"/>
-  </w:num>
-  <w:num w:numId="17" w16cid:durableId="622661240">
-    <w:abstractNumId w:val="10"/>
-  </w:num>
-  <w:num w:numId="18" w16cid:durableId="1098913322">
-    <w:abstractNumId w:val="27"/>
-  </w:num>
-  <w:num w:numId="19" w16cid:durableId="1630164949">
-    <w:abstractNumId w:val="26"/>
-  </w:num>
-  <w:num w:numId="20" w16cid:durableId="1647975121">
-    <w:abstractNumId w:val="0"/>
-  </w:num>
-  <w:num w:numId="21" w16cid:durableId="803473713">
-    <w:abstractNumId w:val="38"/>
-  </w:num>
-  <w:num w:numId="22" w16cid:durableId="1736587194">
-    <w:abstractNumId w:val="6"/>
-  </w:num>
-  <w:num w:numId="23" w16cid:durableId="1294016347">
-    <w:abstractNumId w:val="28"/>
-  </w:num>
-  <w:num w:numId="24" w16cid:durableId="1818689576">
-    <w:abstractNumId w:val="19"/>
-  </w:num>
-  <w:num w:numId="25" w16cid:durableId="303508205">
-    <w:abstractNumId w:val="35"/>
-  </w:num>
-  <w:num w:numId="26" w16cid:durableId="1287152304">
-    <w:abstractNumId w:val="24"/>
-  </w:num>
-  <w:num w:numId="27" w16cid:durableId="786437028">
-    <w:abstractNumId w:val="13"/>
-  </w:num>
-  <w:num w:numId="28" w16cid:durableId="398753722">
-    <w:abstractNumId w:val="22"/>
-  </w:num>
-  <w:num w:numId="29" w16cid:durableId="273826429">
+  <w:num w:numId="49" w16cid:durableId="1281574452">
     <w:abstractNumId w:val="1"/>
   </w:num>
-  <w:num w:numId="30" w16cid:durableId="1782529880">
-    <w:abstractNumId w:val="25"/>
-  </w:num>
-  <w:num w:numId="31" w16cid:durableId="670643109">
-    <w:abstractNumId w:val="3"/>
-  </w:num>
-  <w:num w:numId="32" w16cid:durableId="1509833271">
-    <w:abstractNumId w:val="11"/>
-  </w:num>
-  <w:num w:numId="33" w16cid:durableId="1499810324">
-    <w:abstractNumId w:val="9"/>
-  </w:num>
-  <w:num w:numId="34" w16cid:durableId="1814785079">
-    <w:abstractNumId w:val="30"/>
-  </w:num>
-  <w:num w:numId="35" w16cid:durableId="1956056991">
-    <w:abstractNumId w:val="37"/>
-  </w:num>
-  <w:num w:numId="36" w16cid:durableId="522406774">
-    <w:abstractNumId w:val="17"/>
-  </w:num>
-  <w:num w:numId="37" w16cid:durableId="728304775">
-    <w:abstractNumId w:val="20"/>
-  </w:num>
-  <w:num w:numId="38" w16cid:durableId="813178277">
-    <w:abstractNumId w:val="2"/>
-  </w:num>
-  <w:num w:numId="39" w16cid:durableId="81142723">
-    <w:abstractNumId w:val="16"/>
-  </w:num>
-  <w:num w:numId="40" w16cid:durableId="522480110">
-    <w:abstractNumId w:val="15"/>
+  <w:num w:numId="50" w16cid:durableId="898709086">
+    <w:abstractNumId w:val="0"/>
   </w:num>
 </w:numbering>
 </file>
@@ -14447,15 +14529,15 @@
     <w:lsdException w:name="Unresolved Mention" w:semiHidden="1" w:unhideWhenUsed="1"/>
     <w:lsdException w:name="Smart Link" w:semiHidden="1" w:unhideWhenUsed="1"/>
   </w:latentStyles>
-  <w:style w:type="paragraph" w:default="1" w:styleId="a0">
+  <w:style w:type="paragraph" w:default="1" w:styleId="a2">
     <w:name w:val="Normal"/>
     <w:qFormat/>
     <w:rsid w:val="002D6474"/>
   </w:style>
   <w:style w:type="paragraph" w:styleId="1">
     <w:name w:val="heading 1"/>
-    <w:basedOn w:val="a0"/>
-    <w:next w:val="a0"/>
+    <w:basedOn w:val="a2"/>
+    <w:next w:val="a2"/>
     <w:link w:val="10"/>
     <w:uiPriority w:val="9"/>
     <w:qFormat/>
@@ -14473,11 +14555,11 @@
       <w:szCs w:val="40"/>
     </w:rPr>
   </w:style>
-  <w:style w:type="paragraph" w:styleId="2">
+  <w:style w:type="paragraph" w:styleId="21">
     <w:name w:val="heading 2"/>
-    <w:basedOn w:val="a0"/>
-    <w:next w:val="a0"/>
-    <w:link w:val="20"/>
+    <w:basedOn w:val="a2"/>
+    <w:next w:val="a2"/>
+    <w:link w:val="22"/>
     <w:uiPriority w:val="9"/>
     <w:semiHidden/>
     <w:unhideWhenUsed/>
@@ -14496,11 +14578,11 @@
       <w:szCs w:val="32"/>
     </w:rPr>
   </w:style>
-  <w:style w:type="paragraph" w:styleId="3">
+  <w:style w:type="paragraph" w:styleId="31">
     <w:name w:val="heading 3"/>
-    <w:basedOn w:val="a0"/>
-    <w:next w:val="a0"/>
-    <w:link w:val="30"/>
+    <w:basedOn w:val="a2"/>
+    <w:next w:val="a2"/>
+    <w:link w:val="32"/>
     <w:uiPriority w:val="9"/>
     <w:semiHidden/>
     <w:unhideWhenUsed/>
@@ -14519,11 +14601,11 @@
       <w:szCs w:val="28"/>
     </w:rPr>
   </w:style>
-  <w:style w:type="paragraph" w:styleId="4">
+  <w:style w:type="paragraph" w:styleId="41">
     <w:name w:val="heading 4"/>
-    <w:basedOn w:val="a0"/>
-    <w:next w:val="a0"/>
-    <w:link w:val="40"/>
+    <w:basedOn w:val="a2"/>
+    <w:next w:val="a2"/>
+    <w:link w:val="42"/>
     <w:uiPriority w:val="9"/>
     <w:semiHidden/>
     <w:unhideWhenUsed/>
@@ -14542,11 +14624,11 @@
       <w:color w:val="2F5496" w:themeColor="accent1" w:themeShade="BF"/>
     </w:rPr>
   </w:style>
-  <w:style w:type="paragraph" w:styleId="5">
+  <w:style w:type="paragraph" w:styleId="51">
     <w:name w:val="heading 5"/>
-    <w:basedOn w:val="a0"/>
-    <w:next w:val="a0"/>
-    <w:link w:val="50"/>
+    <w:basedOn w:val="a2"/>
+    <w:next w:val="a2"/>
+    <w:link w:val="52"/>
     <w:uiPriority w:val="9"/>
     <w:semiHidden/>
     <w:unhideWhenUsed/>
@@ -14565,8 +14647,8 @@
   </w:style>
   <w:style w:type="paragraph" w:styleId="6">
     <w:name w:val="heading 6"/>
-    <w:basedOn w:val="a0"/>
-    <w:next w:val="a0"/>
+    <w:basedOn w:val="a2"/>
+    <w:next w:val="a2"/>
     <w:link w:val="60"/>
     <w:uiPriority w:val="9"/>
     <w:semiHidden/>
@@ -14588,8 +14670,8 @@
   </w:style>
   <w:style w:type="paragraph" w:styleId="7">
     <w:name w:val="heading 7"/>
-    <w:basedOn w:val="a0"/>
-    <w:next w:val="a0"/>
+    <w:basedOn w:val="a2"/>
+    <w:next w:val="a2"/>
     <w:link w:val="70"/>
     <w:uiPriority w:val="9"/>
     <w:semiHidden/>
@@ -14609,8 +14691,8 @@
   </w:style>
   <w:style w:type="paragraph" w:styleId="8">
     <w:name w:val="heading 8"/>
-    <w:basedOn w:val="a0"/>
-    <w:next w:val="a0"/>
+    <w:basedOn w:val="a2"/>
+    <w:next w:val="a2"/>
     <w:link w:val="80"/>
     <w:uiPriority w:val="9"/>
     <w:semiHidden/>
@@ -14632,8 +14714,8 @@
   </w:style>
   <w:style w:type="paragraph" w:styleId="9">
     <w:name w:val="heading 9"/>
-    <w:basedOn w:val="a0"/>
-    <w:next w:val="a0"/>
+    <w:basedOn w:val="a2"/>
+    <w:next w:val="a2"/>
     <w:link w:val="90"/>
     <w:uiPriority w:val="9"/>
     <w:semiHidden/>
@@ -14651,13 +14733,13 @@
       <w:color w:val="272727" w:themeColor="text1" w:themeTint="D8"/>
     </w:rPr>
   </w:style>
-  <w:style w:type="character" w:default="1" w:styleId="a1">
+  <w:style w:type="character" w:default="1" w:styleId="a3">
     <w:name w:val="Default Paragraph Font"/>
     <w:uiPriority w:val="1"/>
     <w:semiHidden/>
     <w:unhideWhenUsed/>
   </w:style>
-  <w:style w:type="table" w:default="1" w:styleId="a2">
+  <w:style w:type="table" w:default="1" w:styleId="a4">
     <w:name w:val="Normal Table"/>
     <w:uiPriority w:val="99"/>
     <w:semiHidden/>
@@ -14672,7 +14754,7 @@
       </w:tblCellMar>
     </w:tblPr>
   </w:style>
-  <w:style w:type="numbering" w:default="1" w:styleId="a3">
+  <w:style w:type="numbering" w:default="1" w:styleId="a5">
     <w:name w:val="No List"/>
     <w:uiPriority w:val="99"/>
     <w:semiHidden/>
@@ -14680,7 +14762,7 @@
   </w:style>
   <w:style w:type="character" w:customStyle="1" w:styleId="10">
     <w:name w:val="Заголовок 1 Знак"/>
-    <w:basedOn w:val="a1"/>
+    <w:basedOn w:val="a3"/>
     <w:link w:val="1"/>
     <w:uiPriority w:val="9"/>
     <w:rsid w:val="00FA71B6"/>
@@ -14691,10 +14773,10 @@
       <w:szCs w:val="40"/>
     </w:rPr>
   </w:style>
-  <w:style w:type="character" w:customStyle="1" w:styleId="20">
+  <w:style w:type="character" w:customStyle="1" w:styleId="22">
     <w:name w:val="Заголовок 2 Знак"/>
-    <w:basedOn w:val="a1"/>
-    <w:link w:val="2"/>
+    <w:basedOn w:val="a3"/>
+    <w:link w:val="21"/>
     <w:uiPriority w:val="9"/>
     <w:semiHidden/>
     <w:rsid w:val="00FA71B6"/>
@@ -14705,10 +14787,10 @@
       <w:szCs w:val="32"/>
     </w:rPr>
   </w:style>
-  <w:style w:type="character" w:customStyle="1" w:styleId="30">
+  <w:style w:type="character" w:customStyle="1" w:styleId="32">
     <w:name w:val="Заголовок 3 Знак"/>
-    <w:basedOn w:val="a1"/>
-    <w:link w:val="3"/>
+    <w:basedOn w:val="a3"/>
+    <w:link w:val="31"/>
     <w:uiPriority w:val="9"/>
     <w:semiHidden/>
     <w:rsid w:val="00FA71B6"/>
@@ -14719,10 +14801,10 @@
       <w:szCs w:val="28"/>
     </w:rPr>
   </w:style>
-  <w:style w:type="character" w:customStyle="1" w:styleId="40">
+  <w:style w:type="character" w:customStyle="1" w:styleId="42">
     <w:name w:val="Заголовок 4 Знак"/>
-    <w:basedOn w:val="a1"/>
-    <w:link w:val="4"/>
+    <w:basedOn w:val="a3"/>
+    <w:link w:val="41"/>
     <w:uiPriority w:val="9"/>
     <w:semiHidden/>
     <w:rsid w:val="00FA71B6"/>
@@ -14733,10 +14815,10 @@
       <w:color w:val="2F5496" w:themeColor="accent1" w:themeShade="BF"/>
     </w:rPr>
   </w:style>
-  <w:style w:type="character" w:customStyle="1" w:styleId="50">
+  <w:style w:type="character" w:customStyle="1" w:styleId="52">
     <w:name w:val="Заголовок 5 Знак"/>
-    <w:basedOn w:val="a1"/>
-    <w:link w:val="5"/>
+    <w:basedOn w:val="a3"/>
+    <w:link w:val="51"/>
     <w:uiPriority w:val="9"/>
     <w:semiHidden/>
     <w:rsid w:val="00FA71B6"/>
@@ -14747,7 +14829,7 @@
   </w:style>
   <w:style w:type="character" w:customStyle="1" w:styleId="60">
     <w:name w:val="Заголовок 6 Знак"/>
-    <w:basedOn w:val="a1"/>
+    <w:basedOn w:val="a3"/>
     <w:link w:val="6"/>
     <w:uiPriority w:val="9"/>
     <w:semiHidden/>
@@ -14761,7 +14843,7 @@
   </w:style>
   <w:style w:type="character" w:customStyle="1" w:styleId="70">
     <w:name w:val="Заголовок 7 Знак"/>
-    <w:basedOn w:val="a1"/>
+    <w:basedOn w:val="a3"/>
     <w:link w:val="7"/>
     <w:uiPriority w:val="9"/>
     <w:semiHidden/>
@@ -14773,7 +14855,7 @@
   </w:style>
   <w:style w:type="character" w:customStyle="1" w:styleId="80">
     <w:name w:val="Заголовок 8 Знак"/>
-    <w:basedOn w:val="a1"/>
+    <w:basedOn w:val="a3"/>
     <w:link w:val="8"/>
     <w:uiPriority w:val="9"/>
     <w:semiHidden/>
@@ -14787,7 +14869,7 @@
   </w:style>
   <w:style w:type="character" w:customStyle="1" w:styleId="90">
     <w:name w:val="Заголовок 9 Знак"/>
-    <w:basedOn w:val="a1"/>
+    <w:basedOn w:val="a3"/>
     <w:link w:val="9"/>
     <w:uiPriority w:val="9"/>
     <w:semiHidden/>
@@ -14797,11 +14879,11 @@
       <w:color w:val="272727" w:themeColor="text1" w:themeTint="D8"/>
     </w:rPr>
   </w:style>
-  <w:style w:type="paragraph" w:styleId="a4">
+  <w:style w:type="paragraph" w:styleId="a6">
     <w:name w:val="Title"/>
-    <w:basedOn w:val="a0"/>
-    <w:next w:val="a0"/>
-    <w:link w:val="a5"/>
+    <w:basedOn w:val="a2"/>
+    <w:next w:val="a2"/>
+    <w:link w:val="a7"/>
     <w:uiPriority w:val="10"/>
     <w:qFormat/>
     <w:rsid w:val="00FA71B6"/>
@@ -14817,10 +14899,10 @@
       <w:szCs w:val="56"/>
     </w:rPr>
   </w:style>
-  <w:style w:type="character" w:customStyle="1" w:styleId="a5">
+  <w:style w:type="character" w:customStyle="1" w:styleId="a7">
     <w:name w:val="Заголовок Знак"/>
-    <w:basedOn w:val="a1"/>
-    <w:link w:val="a4"/>
+    <w:basedOn w:val="a3"/>
+    <w:link w:val="a6"/>
     <w:uiPriority w:val="10"/>
     <w:rsid w:val="00FA71B6"/>
     <w:rPr>
@@ -14831,11 +14913,11 @@
       <w:szCs w:val="56"/>
     </w:rPr>
   </w:style>
-  <w:style w:type="paragraph" w:styleId="a6">
+  <w:style w:type="paragraph" w:styleId="a8">
     <w:name w:val="Subtitle"/>
-    <w:basedOn w:val="a0"/>
-    <w:next w:val="a0"/>
-    <w:link w:val="a7"/>
+    <w:basedOn w:val="a2"/>
+    <w:next w:val="a2"/>
+    <w:link w:val="a9"/>
     <w:uiPriority w:val="11"/>
     <w:qFormat/>
     <w:rsid w:val="00FA71B6"/>
@@ -14852,10 +14934,10 @@
       <w:szCs w:val="28"/>
     </w:rPr>
   </w:style>
-  <w:style w:type="character" w:customStyle="1" w:styleId="a7">
+  <w:style w:type="character" w:customStyle="1" w:styleId="a9">
     <w:name w:val="Подзаголовок Знак"/>
-    <w:basedOn w:val="a1"/>
-    <w:link w:val="a6"/>
+    <w:basedOn w:val="a3"/>
+    <w:link w:val="a8"/>
     <w:uiPriority w:val="11"/>
     <w:rsid w:val="00FA71B6"/>
     <w:rPr>
@@ -14866,11 +14948,11 @@
       <w:szCs w:val="28"/>
     </w:rPr>
   </w:style>
-  <w:style w:type="paragraph" w:styleId="21">
+  <w:style w:type="paragraph" w:styleId="23">
     <w:name w:val="Quote"/>
-    <w:basedOn w:val="a0"/>
-    <w:next w:val="a0"/>
-    <w:link w:val="22"/>
+    <w:basedOn w:val="a2"/>
+    <w:next w:val="a2"/>
+    <w:link w:val="24"/>
     <w:uiPriority w:val="29"/>
     <w:qFormat/>
     <w:rsid w:val="00FA71B6"/>
@@ -14884,10 +14966,10 @@
       <w:color w:val="404040" w:themeColor="text1" w:themeTint="BF"/>
     </w:rPr>
   </w:style>
-  <w:style w:type="character" w:customStyle="1" w:styleId="22">
+  <w:style w:type="character" w:customStyle="1" w:styleId="24">
     <w:name w:val="Цитата 2 Знак"/>
-    <w:basedOn w:val="a1"/>
-    <w:link w:val="21"/>
+    <w:basedOn w:val="a3"/>
+    <w:link w:val="23"/>
     <w:uiPriority w:val="29"/>
     <w:rsid w:val="00FA71B6"/>
     <w:rPr>
@@ -14896,9 +14978,9 @@
       <w:color w:val="404040" w:themeColor="text1" w:themeTint="BF"/>
     </w:rPr>
   </w:style>
-  <w:style w:type="paragraph" w:styleId="a8">
+  <w:style w:type="paragraph" w:styleId="aa">
     <w:name w:val="List Paragraph"/>
-    <w:basedOn w:val="a0"/>
+    <w:basedOn w:val="a2"/>
     <w:uiPriority w:val="34"/>
     <w:qFormat/>
     <w:rsid w:val="00FA71B6"/>
@@ -14907,9 +14989,9 @@
       <w:contextualSpacing/>
     </w:pPr>
   </w:style>
-  <w:style w:type="character" w:styleId="a9">
+  <w:style w:type="character" w:styleId="ab">
     <w:name w:val="Intense Emphasis"/>
-    <w:basedOn w:val="a1"/>
+    <w:basedOn w:val="a3"/>
     <w:uiPriority w:val="21"/>
     <w:qFormat/>
     <w:rsid w:val="00FA71B6"/>
@@ -14919,11 +15001,11 @@
       <w:color w:val="2F5496" w:themeColor="accent1" w:themeShade="BF"/>
     </w:rPr>
   </w:style>
-  <w:style w:type="paragraph" w:styleId="aa">
+  <w:style w:type="paragraph" w:styleId="ac">
     <w:name w:val="Intense Quote"/>
-    <w:basedOn w:val="a0"/>
-    <w:next w:val="a0"/>
-    <w:link w:val="ab"/>
+    <w:basedOn w:val="a2"/>
+    <w:next w:val="a2"/>
+    <w:link w:val="ad"/>
     <w:uiPriority w:val="30"/>
     <w:qFormat/>
     <w:rsid w:val="00FA71B6"/>
@@ -14942,10 +15024,10 @@
       <w:color w:val="2F5496" w:themeColor="accent1" w:themeShade="BF"/>
     </w:rPr>
   </w:style>
-  <w:style w:type="character" w:customStyle="1" w:styleId="ab">
+  <w:style w:type="character" w:customStyle="1" w:styleId="ad">
     <w:name w:val="Выделенная цитата Знак"/>
-    <w:basedOn w:val="a1"/>
-    <w:link w:val="aa"/>
+    <w:basedOn w:val="a3"/>
+    <w:link w:val="ac"/>
     <w:uiPriority w:val="30"/>
     <w:rsid w:val="00FA71B6"/>
     <w:rPr>
@@ -14954,9 +15036,9 @@
       <w:color w:val="2F5496" w:themeColor="accent1" w:themeShade="BF"/>
     </w:rPr>
   </w:style>
-  <w:style w:type="character" w:styleId="ac">
+  <w:style w:type="character" w:styleId="ae">
     <w:name w:val="Intense Reference"/>
-    <w:basedOn w:val="a1"/>
+    <w:basedOn w:val="a3"/>
     <w:uiPriority w:val="32"/>
     <w:qFormat/>
     <w:rsid w:val="00FA71B6"/>
@@ -14968,10 +15050,10 @@
       <w:spacing w:val="5"/>
     </w:rPr>
   </w:style>
-  <w:style w:type="paragraph" w:styleId="ad">
+  <w:style w:type="paragraph" w:styleId="af">
     <w:name w:val="TOC Heading"/>
     <w:basedOn w:val="1"/>
-    <w:next w:val="a0"/>
+    <w:next w:val="a2"/>
     <w:uiPriority w:val="39"/>
     <w:unhideWhenUsed/>
     <w:qFormat/>
@@ -14988,31 +15070,9 @@
       <w14:ligatures w14:val="none"/>
     </w:rPr>
   </w:style>
-  <w:style w:type="paragraph" w:styleId="ae">
+  <w:style w:type="paragraph" w:styleId="af0">
     <w:name w:val="header"/>
-    <w:basedOn w:val="a0"/>
-    <w:link w:val="af"/>
-    <w:uiPriority w:val="99"/>
-    <w:unhideWhenUsed/>
-    <w:rsid w:val="009A6220"/>
-    <w:pPr>
-      <w:tabs>
-        <w:tab w:val="center" w:pos="4677"/>
-        <w:tab w:val="right" w:pos="9355"/>
-      </w:tabs>
-      <w:spacing w:after="0" w:line="240" w:lineRule="auto"/>
-    </w:pPr>
-  </w:style>
-  <w:style w:type="character" w:customStyle="1" w:styleId="af">
-    <w:name w:val="Верхний колонтитул Знак"/>
-    <w:basedOn w:val="a1"/>
-    <w:link w:val="ae"/>
-    <w:uiPriority w:val="99"/>
-    <w:rsid w:val="009A6220"/>
-  </w:style>
-  <w:style w:type="paragraph" w:styleId="af0">
-    <w:name w:val="footer"/>
-    <w:basedOn w:val="a0"/>
+    <w:basedOn w:val="a2"/>
     <w:link w:val="af1"/>
     <w:uiPriority w:val="99"/>
     <w:unhideWhenUsed/>
@@ -15026,20 +15086,42 @@
     </w:pPr>
   </w:style>
   <w:style w:type="character" w:customStyle="1" w:styleId="af1">
+    <w:name w:val="Верхний колонтитул Знак"/>
+    <w:basedOn w:val="a3"/>
+    <w:link w:val="af0"/>
+    <w:uiPriority w:val="99"/>
+    <w:rsid w:val="009A6220"/>
+  </w:style>
+  <w:style w:type="paragraph" w:styleId="af2">
+    <w:name w:val="footer"/>
+    <w:basedOn w:val="a2"/>
+    <w:link w:val="af3"/>
+    <w:uiPriority w:val="99"/>
+    <w:unhideWhenUsed/>
+    <w:rsid w:val="009A6220"/>
+    <w:pPr>
+      <w:tabs>
+        <w:tab w:val="center" w:pos="4677"/>
+        <w:tab w:val="right" w:pos="9355"/>
+      </w:tabs>
+      <w:spacing w:after="0" w:line="240" w:lineRule="auto"/>
+    </w:pPr>
+  </w:style>
+  <w:style w:type="character" w:customStyle="1" w:styleId="af3">
     <w:name w:val="Нижний колонтитул Знак"/>
-    <w:basedOn w:val="a1"/>
-    <w:link w:val="af0"/>
+    <w:basedOn w:val="a3"/>
+    <w:link w:val="af2"/>
     <w:uiPriority w:val="99"/>
     <w:rsid w:val="009A6220"/>
   </w:style>
   <w:style w:type="paragraph" w:styleId="11">
     <w:name w:val="toc 1"/>
-    <w:basedOn w:val="a0"/>
-    <w:next w:val="a0"/>
+    <w:basedOn w:val="a2"/>
+    <w:next w:val="a2"/>
     <w:autoRedefine/>
     <w:uiPriority w:val="39"/>
     <w:unhideWhenUsed/>
-    <w:rsid w:val="00CA3DB9"/>
+    <w:rsid w:val="008F1E64"/>
     <w:pPr>
       <w:tabs>
         <w:tab w:val="right" w:leader="dot" w:pos="9345"/>
@@ -15055,9 +15137,9 @@
       <w:szCs w:val="28"/>
     </w:rPr>
   </w:style>
-  <w:style w:type="character" w:styleId="af2">
+  <w:style w:type="character" w:styleId="af4">
     <w:name w:val="Hyperlink"/>
-    <w:basedOn w:val="a1"/>
+    <w:basedOn w:val="a3"/>
     <w:uiPriority w:val="99"/>
     <w:unhideWhenUsed/>
     <w:rsid w:val="00703CD1"/>
@@ -15066,9 +15148,9 @@
       <w:u w:val="single"/>
     </w:rPr>
   </w:style>
-  <w:style w:type="paragraph" w:customStyle="1" w:styleId="a">
+  <w:style w:type="paragraph" w:customStyle="1" w:styleId="a1">
     <w:name w:val="Маркер Нум"/>
-    <w:basedOn w:val="a0"/>
+    <w:basedOn w:val="a2"/>
     <w:qFormat/>
     <w:rsid w:val="00F20870"/>
     <w:pPr>
@@ -15089,6 +15171,1325 @@
       <w:lang w:val="en-US"/>
       <w14:ligatures w14:val="none"/>
     </w:rPr>
+  </w:style>
+  <w:style w:type="paragraph" w:styleId="HTML">
+    <w:name w:val="HTML Address"/>
+    <w:basedOn w:val="a2"/>
+    <w:link w:val="HTML0"/>
+    <w:uiPriority w:val="99"/>
+    <w:semiHidden/>
+    <w:unhideWhenUsed/>
+    <w:rsid w:val="005B6CC6"/>
+    <w:pPr>
+      <w:spacing w:after="0" w:line="240" w:lineRule="auto"/>
+    </w:pPr>
+    <w:rPr>
+      <w:i/>
+      <w:iCs/>
+    </w:rPr>
+  </w:style>
+  <w:style w:type="character" w:customStyle="1" w:styleId="HTML0">
+    <w:name w:val="Адрес HTML Знак"/>
+    <w:basedOn w:val="a3"/>
+    <w:link w:val="HTML"/>
+    <w:uiPriority w:val="99"/>
+    <w:semiHidden/>
+    <w:rsid w:val="005B6CC6"/>
+    <w:rPr>
+      <w:i/>
+      <w:iCs/>
+    </w:rPr>
+  </w:style>
+  <w:style w:type="paragraph" w:styleId="af5">
+    <w:name w:val="envelope address"/>
+    <w:basedOn w:val="a2"/>
+    <w:uiPriority w:val="99"/>
+    <w:semiHidden/>
+    <w:unhideWhenUsed/>
+    <w:rsid w:val="005B6CC6"/>
+    <w:pPr>
+      <w:framePr w:w="7920" w:h="1980" w:hRule="exact" w:hSpace="180" w:wrap="auto" w:hAnchor="page" w:xAlign="center" w:yAlign="bottom"/>
+      <w:spacing w:after="0" w:line="240" w:lineRule="auto"/>
+      <w:ind w:left="2880"/>
+    </w:pPr>
+    <w:rPr>
+      <w:rFonts w:asciiTheme="majorHAnsi" w:eastAsiaTheme="majorEastAsia" w:hAnsiTheme="majorHAnsi" w:cstheme="majorBidi"/>
+      <w:sz w:val="24"/>
+      <w:szCs w:val="24"/>
+    </w:rPr>
+  </w:style>
+  <w:style w:type="paragraph" w:styleId="af6">
+    <w:name w:val="No Spacing"/>
+    <w:uiPriority w:val="1"/>
+    <w:qFormat/>
+    <w:rsid w:val="005B6CC6"/>
+    <w:pPr>
+      <w:spacing w:after="0" w:line="240" w:lineRule="auto"/>
+    </w:pPr>
+  </w:style>
+  <w:style w:type="paragraph" w:styleId="af7">
+    <w:name w:val="Date"/>
+    <w:basedOn w:val="a2"/>
+    <w:next w:val="a2"/>
+    <w:link w:val="af8"/>
+    <w:uiPriority w:val="99"/>
+    <w:semiHidden/>
+    <w:unhideWhenUsed/>
+    <w:rsid w:val="005B6CC6"/>
+  </w:style>
+  <w:style w:type="character" w:customStyle="1" w:styleId="af8">
+    <w:name w:val="Дата Знак"/>
+    <w:basedOn w:val="a3"/>
+    <w:link w:val="af7"/>
+    <w:uiPriority w:val="99"/>
+    <w:semiHidden/>
+    <w:rsid w:val="005B6CC6"/>
+  </w:style>
+  <w:style w:type="paragraph" w:styleId="af9">
+    <w:name w:val="Note Heading"/>
+    <w:basedOn w:val="a2"/>
+    <w:next w:val="a2"/>
+    <w:link w:val="afa"/>
+    <w:uiPriority w:val="99"/>
+    <w:semiHidden/>
+    <w:unhideWhenUsed/>
+    <w:rsid w:val="005B6CC6"/>
+    <w:pPr>
+      <w:spacing w:after="0" w:line="240" w:lineRule="auto"/>
+    </w:pPr>
+  </w:style>
+  <w:style w:type="character" w:customStyle="1" w:styleId="afa">
+    <w:name w:val="Заголовок записки Знак"/>
+    <w:basedOn w:val="a3"/>
+    <w:link w:val="af9"/>
+    <w:uiPriority w:val="99"/>
+    <w:semiHidden/>
+    <w:rsid w:val="005B6CC6"/>
+  </w:style>
+  <w:style w:type="paragraph" w:styleId="afb">
+    <w:name w:val="toa heading"/>
+    <w:basedOn w:val="a2"/>
+    <w:next w:val="a2"/>
+    <w:uiPriority w:val="99"/>
+    <w:semiHidden/>
+    <w:unhideWhenUsed/>
+    <w:rsid w:val="005B6CC6"/>
+    <w:pPr>
+      <w:spacing w:before="120"/>
+    </w:pPr>
+    <w:rPr>
+      <w:rFonts w:asciiTheme="majorHAnsi" w:eastAsiaTheme="majorEastAsia" w:hAnsiTheme="majorHAnsi" w:cstheme="majorBidi"/>
+      <w:b/>
+      <w:bCs/>
+      <w:sz w:val="24"/>
+      <w:szCs w:val="24"/>
+    </w:rPr>
+  </w:style>
+  <w:style w:type="paragraph" w:styleId="afc">
+    <w:name w:val="Body Text"/>
+    <w:basedOn w:val="a2"/>
+    <w:link w:val="afd"/>
+    <w:uiPriority w:val="99"/>
+    <w:semiHidden/>
+    <w:unhideWhenUsed/>
+    <w:rsid w:val="005B6CC6"/>
+    <w:pPr>
+      <w:spacing w:after="120"/>
+    </w:pPr>
+  </w:style>
+  <w:style w:type="character" w:customStyle="1" w:styleId="afd">
+    <w:name w:val="Основной текст Знак"/>
+    <w:basedOn w:val="a3"/>
+    <w:link w:val="afc"/>
+    <w:uiPriority w:val="99"/>
+    <w:semiHidden/>
+    <w:rsid w:val="005B6CC6"/>
+  </w:style>
+  <w:style w:type="paragraph" w:styleId="afe">
+    <w:name w:val="Body Text First Indent"/>
+    <w:basedOn w:val="afc"/>
+    <w:link w:val="aff"/>
+    <w:uiPriority w:val="99"/>
+    <w:semiHidden/>
+    <w:unhideWhenUsed/>
+    <w:rsid w:val="005B6CC6"/>
+    <w:pPr>
+      <w:spacing w:after="160"/>
+      <w:ind w:firstLine="360"/>
+    </w:pPr>
+  </w:style>
+  <w:style w:type="character" w:customStyle="1" w:styleId="aff">
+    <w:name w:val="Красная строка Знак"/>
+    <w:basedOn w:val="afd"/>
+    <w:link w:val="afe"/>
+    <w:uiPriority w:val="99"/>
+    <w:semiHidden/>
+    <w:rsid w:val="005B6CC6"/>
+  </w:style>
+  <w:style w:type="paragraph" w:styleId="aff0">
+    <w:name w:val="Body Text Indent"/>
+    <w:basedOn w:val="a2"/>
+    <w:link w:val="aff1"/>
+    <w:uiPriority w:val="99"/>
+    <w:semiHidden/>
+    <w:unhideWhenUsed/>
+    <w:rsid w:val="005B6CC6"/>
+    <w:pPr>
+      <w:spacing w:after="120"/>
+      <w:ind w:left="283"/>
+    </w:pPr>
+  </w:style>
+  <w:style w:type="character" w:customStyle="1" w:styleId="aff1">
+    <w:name w:val="Основной текст с отступом Знак"/>
+    <w:basedOn w:val="a3"/>
+    <w:link w:val="aff0"/>
+    <w:uiPriority w:val="99"/>
+    <w:semiHidden/>
+    <w:rsid w:val="005B6CC6"/>
+  </w:style>
+  <w:style w:type="paragraph" w:styleId="25">
+    <w:name w:val="Body Text First Indent 2"/>
+    <w:basedOn w:val="aff0"/>
+    <w:link w:val="26"/>
+    <w:uiPriority w:val="99"/>
+    <w:semiHidden/>
+    <w:unhideWhenUsed/>
+    <w:rsid w:val="005B6CC6"/>
+    <w:pPr>
+      <w:spacing w:after="160"/>
+      <w:ind w:left="360" w:firstLine="360"/>
+    </w:pPr>
+  </w:style>
+  <w:style w:type="character" w:customStyle="1" w:styleId="26">
+    <w:name w:val="Красная строка 2 Знак"/>
+    <w:basedOn w:val="aff1"/>
+    <w:link w:val="25"/>
+    <w:uiPriority w:val="99"/>
+    <w:semiHidden/>
+    <w:rsid w:val="005B6CC6"/>
+  </w:style>
+  <w:style w:type="paragraph" w:styleId="a0">
+    <w:name w:val="List Bullet"/>
+    <w:basedOn w:val="a2"/>
+    <w:uiPriority w:val="99"/>
+    <w:semiHidden/>
+    <w:unhideWhenUsed/>
+    <w:rsid w:val="005B6CC6"/>
+    <w:pPr>
+      <w:numPr>
+        <w:numId w:val="41"/>
+      </w:numPr>
+      <w:contextualSpacing/>
+    </w:pPr>
+  </w:style>
+  <w:style w:type="paragraph" w:styleId="20">
+    <w:name w:val="List Bullet 2"/>
+    <w:basedOn w:val="a2"/>
+    <w:uiPriority w:val="99"/>
+    <w:semiHidden/>
+    <w:unhideWhenUsed/>
+    <w:rsid w:val="005B6CC6"/>
+    <w:pPr>
+      <w:numPr>
+        <w:numId w:val="42"/>
+      </w:numPr>
+      <w:contextualSpacing/>
+    </w:pPr>
+  </w:style>
+  <w:style w:type="paragraph" w:styleId="30">
+    <w:name w:val="List Bullet 3"/>
+    <w:basedOn w:val="a2"/>
+    <w:uiPriority w:val="99"/>
+    <w:semiHidden/>
+    <w:unhideWhenUsed/>
+    <w:rsid w:val="005B6CC6"/>
+    <w:pPr>
+      <w:numPr>
+        <w:numId w:val="43"/>
+      </w:numPr>
+      <w:contextualSpacing/>
+    </w:pPr>
+  </w:style>
+  <w:style w:type="paragraph" w:styleId="40">
+    <w:name w:val="List Bullet 4"/>
+    <w:basedOn w:val="a2"/>
+    <w:uiPriority w:val="99"/>
+    <w:semiHidden/>
+    <w:unhideWhenUsed/>
+    <w:rsid w:val="005B6CC6"/>
+    <w:pPr>
+      <w:numPr>
+        <w:numId w:val="44"/>
+      </w:numPr>
+      <w:contextualSpacing/>
+    </w:pPr>
+  </w:style>
+  <w:style w:type="paragraph" w:styleId="50">
+    <w:name w:val="List Bullet 5"/>
+    <w:basedOn w:val="a2"/>
+    <w:uiPriority w:val="99"/>
+    <w:semiHidden/>
+    <w:unhideWhenUsed/>
+    <w:rsid w:val="005B6CC6"/>
+    <w:pPr>
+      <w:numPr>
+        <w:numId w:val="45"/>
+      </w:numPr>
+      <w:contextualSpacing/>
+    </w:pPr>
+  </w:style>
+  <w:style w:type="paragraph" w:styleId="aff2">
+    <w:name w:val="caption"/>
+    <w:basedOn w:val="a2"/>
+    <w:next w:val="a2"/>
+    <w:uiPriority w:val="35"/>
+    <w:semiHidden/>
+    <w:unhideWhenUsed/>
+    <w:qFormat/>
+    <w:rsid w:val="005B6CC6"/>
+    <w:pPr>
+      <w:spacing w:after="200" w:line="240" w:lineRule="auto"/>
+    </w:pPr>
+    <w:rPr>
+      <w:i/>
+      <w:iCs/>
+      <w:color w:val="44546A" w:themeColor="text2"/>
+      <w:sz w:val="18"/>
+      <w:szCs w:val="18"/>
+    </w:rPr>
+  </w:style>
+  <w:style w:type="paragraph" w:styleId="a">
+    <w:name w:val="List Number"/>
+    <w:basedOn w:val="a2"/>
+    <w:uiPriority w:val="99"/>
+    <w:semiHidden/>
+    <w:unhideWhenUsed/>
+    <w:rsid w:val="005B6CC6"/>
+    <w:pPr>
+      <w:numPr>
+        <w:numId w:val="46"/>
+      </w:numPr>
+      <w:contextualSpacing/>
+    </w:pPr>
+  </w:style>
+  <w:style w:type="paragraph" w:styleId="2">
+    <w:name w:val="List Number 2"/>
+    <w:basedOn w:val="a2"/>
+    <w:uiPriority w:val="99"/>
+    <w:semiHidden/>
+    <w:unhideWhenUsed/>
+    <w:rsid w:val="005B6CC6"/>
+    <w:pPr>
+      <w:numPr>
+        <w:numId w:val="47"/>
+      </w:numPr>
+      <w:contextualSpacing/>
+    </w:pPr>
+  </w:style>
+  <w:style w:type="paragraph" w:styleId="3">
+    <w:name w:val="List Number 3"/>
+    <w:basedOn w:val="a2"/>
+    <w:uiPriority w:val="99"/>
+    <w:semiHidden/>
+    <w:unhideWhenUsed/>
+    <w:rsid w:val="005B6CC6"/>
+    <w:pPr>
+      <w:numPr>
+        <w:numId w:val="48"/>
+      </w:numPr>
+      <w:contextualSpacing/>
+    </w:pPr>
+  </w:style>
+  <w:style w:type="paragraph" w:styleId="4">
+    <w:name w:val="List Number 4"/>
+    <w:basedOn w:val="a2"/>
+    <w:uiPriority w:val="99"/>
+    <w:semiHidden/>
+    <w:unhideWhenUsed/>
+    <w:rsid w:val="005B6CC6"/>
+    <w:pPr>
+      <w:numPr>
+        <w:numId w:val="49"/>
+      </w:numPr>
+      <w:contextualSpacing/>
+    </w:pPr>
+  </w:style>
+  <w:style w:type="paragraph" w:styleId="5">
+    <w:name w:val="List Number 5"/>
+    <w:basedOn w:val="a2"/>
+    <w:uiPriority w:val="99"/>
+    <w:semiHidden/>
+    <w:unhideWhenUsed/>
+    <w:rsid w:val="005B6CC6"/>
+    <w:pPr>
+      <w:numPr>
+        <w:numId w:val="50"/>
+      </w:numPr>
+      <w:contextualSpacing/>
+    </w:pPr>
+  </w:style>
+  <w:style w:type="paragraph" w:styleId="27">
+    <w:name w:val="envelope return"/>
+    <w:basedOn w:val="a2"/>
+    <w:uiPriority w:val="99"/>
+    <w:semiHidden/>
+    <w:unhideWhenUsed/>
+    <w:rsid w:val="005B6CC6"/>
+    <w:pPr>
+      <w:spacing w:after="0" w:line="240" w:lineRule="auto"/>
+    </w:pPr>
+    <w:rPr>
+      <w:rFonts w:asciiTheme="majorHAnsi" w:eastAsiaTheme="majorEastAsia" w:hAnsiTheme="majorHAnsi" w:cstheme="majorBidi"/>
+      <w:sz w:val="20"/>
+      <w:szCs w:val="20"/>
+    </w:rPr>
+  </w:style>
+  <w:style w:type="paragraph" w:styleId="aff3">
+    <w:name w:val="Normal (Web)"/>
+    <w:basedOn w:val="a2"/>
+    <w:uiPriority w:val="99"/>
+    <w:semiHidden/>
+    <w:unhideWhenUsed/>
+    <w:rsid w:val="005B6CC6"/>
+    <w:rPr>
+      <w:rFonts w:ascii="Times New Roman" w:hAnsi="Times New Roman" w:cs="Times New Roman"/>
+      <w:sz w:val="24"/>
+      <w:szCs w:val="24"/>
+    </w:rPr>
+  </w:style>
+  <w:style w:type="paragraph" w:styleId="aff4">
+    <w:name w:val="Normal Indent"/>
+    <w:basedOn w:val="a2"/>
+    <w:uiPriority w:val="99"/>
+    <w:semiHidden/>
+    <w:unhideWhenUsed/>
+    <w:rsid w:val="005B6CC6"/>
+    <w:pPr>
+      <w:ind w:left="708"/>
+    </w:pPr>
+  </w:style>
+  <w:style w:type="paragraph" w:styleId="28">
+    <w:name w:val="toc 2"/>
+    <w:basedOn w:val="a2"/>
+    <w:next w:val="a2"/>
+    <w:autoRedefine/>
+    <w:uiPriority w:val="39"/>
+    <w:semiHidden/>
+    <w:unhideWhenUsed/>
+    <w:rsid w:val="005B6CC6"/>
+    <w:pPr>
+      <w:spacing w:after="100"/>
+      <w:ind w:left="220"/>
+    </w:pPr>
+  </w:style>
+  <w:style w:type="paragraph" w:styleId="33">
+    <w:name w:val="toc 3"/>
+    <w:basedOn w:val="a2"/>
+    <w:next w:val="a2"/>
+    <w:autoRedefine/>
+    <w:uiPriority w:val="39"/>
+    <w:semiHidden/>
+    <w:unhideWhenUsed/>
+    <w:rsid w:val="005B6CC6"/>
+    <w:pPr>
+      <w:spacing w:after="100"/>
+      <w:ind w:left="440"/>
+    </w:pPr>
+  </w:style>
+  <w:style w:type="paragraph" w:styleId="43">
+    <w:name w:val="toc 4"/>
+    <w:basedOn w:val="a2"/>
+    <w:next w:val="a2"/>
+    <w:autoRedefine/>
+    <w:uiPriority w:val="39"/>
+    <w:semiHidden/>
+    <w:unhideWhenUsed/>
+    <w:rsid w:val="005B6CC6"/>
+    <w:pPr>
+      <w:spacing w:after="100"/>
+      <w:ind w:left="660"/>
+    </w:pPr>
+  </w:style>
+  <w:style w:type="paragraph" w:styleId="53">
+    <w:name w:val="toc 5"/>
+    <w:basedOn w:val="a2"/>
+    <w:next w:val="a2"/>
+    <w:autoRedefine/>
+    <w:uiPriority w:val="39"/>
+    <w:semiHidden/>
+    <w:unhideWhenUsed/>
+    <w:rsid w:val="005B6CC6"/>
+    <w:pPr>
+      <w:spacing w:after="100"/>
+      <w:ind w:left="880"/>
+    </w:pPr>
+  </w:style>
+  <w:style w:type="paragraph" w:styleId="61">
+    <w:name w:val="toc 6"/>
+    <w:basedOn w:val="a2"/>
+    <w:next w:val="a2"/>
+    <w:autoRedefine/>
+    <w:uiPriority w:val="39"/>
+    <w:semiHidden/>
+    <w:unhideWhenUsed/>
+    <w:rsid w:val="005B6CC6"/>
+    <w:pPr>
+      <w:spacing w:after="100"/>
+      <w:ind w:left="1100"/>
+    </w:pPr>
+  </w:style>
+  <w:style w:type="paragraph" w:styleId="71">
+    <w:name w:val="toc 7"/>
+    <w:basedOn w:val="a2"/>
+    <w:next w:val="a2"/>
+    <w:autoRedefine/>
+    <w:uiPriority w:val="39"/>
+    <w:semiHidden/>
+    <w:unhideWhenUsed/>
+    <w:rsid w:val="005B6CC6"/>
+    <w:pPr>
+      <w:spacing w:after="100"/>
+      <w:ind w:left="1320"/>
+    </w:pPr>
+  </w:style>
+  <w:style w:type="paragraph" w:styleId="81">
+    <w:name w:val="toc 8"/>
+    <w:basedOn w:val="a2"/>
+    <w:next w:val="a2"/>
+    <w:autoRedefine/>
+    <w:uiPriority w:val="39"/>
+    <w:semiHidden/>
+    <w:unhideWhenUsed/>
+    <w:rsid w:val="005B6CC6"/>
+    <w:pPr>
+      <w:spacing w:after="100"/>
+      <w:ind w:left="1540"/>
+    </w:pPr>
+  </w:style>
+  <w:style w:type="paragraph" w:styleId="91">
+    <w:name w:val="toc 9"/>
+    <w:basedOn w:val="a2"/>
+    <w:next w:val="a2"/>
+    <w:autoRedefine/>
+    <w:uiPriority w:val="39"/>
+    <w:semiHidden/>
+    <w:unhideWhenUsed/>
+    <w:rsid w:val="005B6CC6"/>
+    <w:pPr>
+      <w:spacing w:after="100"/>
+      <w:ind w:left="1760"/>
+    </w:pPr>
+  </w:style>
+  <w:style w:type="paragraph" w:styleId="29">
+    <w:name w:val="Body Text 2"/>
+    <w:basedOn w:val="a2"/>
+    <w:link w:val="2a"/>
+    <w:uiPriority w:val="99"/>
+    <w:semiHidden/>
+    <w:unhideWhenUsed/>
+    <w:rsid w:val="005B6CC6"/>
+    <w:pPr>
+      <w:spacing w:after="120" w:line="480" w:lineRule="auto"/>
+    </w:pPr>
+  </w:style>
+  <w:style w:type="character" w:customStyle="1" w:styleId="2a">
+    <w:name w:val="Основной текст 2 Знак"/>
+    <w:basedOn w:val="a3"/>
+    <w:link w:val="29"/>
+    <w:uiPriority w:val="99"/>
+    <w:semiHidden/>
+    <w:rsid w:val="005B6CC6"/>
+  </w:style>
+  <w:style w:type="paragraph" w:styleId="34">
+    <w:name w:val="Body Text 3"/>
+    <w:basedOn w:val="a2"/>
+    <w:link w:val="35"/>
+    <w:uiPriority w:val="99"/>
+    <w:semiHidden/>
+    <w:unhideWhenUsed/>
+    <w:rsid w:val="005B6CC6"/>
+    <w:pPr>
+      <w:spacing w:after="120"/>
+    </w:pPr>
+    <w:rPr>
+      <w:sz w:val="16"/>
+      <w:szCs w:val="16"/>
+    </w:rPr>
+  </w:style>
+  <w:style w:type="character" w:customStyle="1" w:styleId="35">
+    <w:name w:val="Основной текст 3 Знак"/>
+    <w:basedOn w:val="a3"/>
+    <w:link w:val="34"/>
+    <w:uiPriority w:val="99"/>
+    <w:semiHidden/>
+    <w:rsid w:val="005B6CC6"/>
+    <w:rPr>
+      <w:sz w:val="16"/>
+      <w:szCs w:val="16"/>
+    </w:rPr>
+  </w:style>
+  <w:style w:type="paragraph" w:styleId="2b">
+    <w:name w:val="Body Text Indent 2"/>
+    <w:basedOn w:val="a2"/>
+    <w:link w:val="2c"/>
+    <w:uiPriority w:val="99"/>
+    <w:semiHidden/>
+    <w:unhideWhenUsed/>
+    <w:rsid w:val="005B6CC6"/>
+    <w:pPr>
+      <w:spacing w:after="120" w:line="480" w:lineRule="auto"/>
+      <w:ind w:left="283"/>
+    </w:pPr>
+  </w:style>
+  <w:style w:type="character" w:customStyle="1" w:styleId="2c">
+    <w:name w:val="Основной текст с отступом 2 Знак"/>
+    <w:basedOn w:val="a3"/>
+    <w:link w:val="2b"/>
+    <w:uiPriority w:val="99"/>
+    <w:semiHidden/>
+    <w:rsid w:val="005B6CC6"/>
+  </w:style>
+  <w:style w:type="paragraph" w:styleId="36">
+    <w:name w:val="Body Text Indent 3"/>
+    <w:basedOn w:val="a2"/>
+    <w:link w:val="37"/>
+    <w:uiPriority w:val="99"/>
+    <w:semiHidden/>
+    <w:unhideWhenUsed/>
+    <w:rsid w:val="005B6CC6"/>
+    <w:pPr>
+      <w:spacing w:after="120"/>
+      <w:ind w:left="283"/>
+    </w:pPr>
+    <w:rPr>
+      <w:sz w:val="16"/>
+      <w:szCs w:val="16"/>
+    </w:rPr>
+  </w:style>
+  <w:style w:type="character" w:customStyle="1" w:styleId="37">
+    <w:name w:val="Основной текст с отступом 3 Знак"/>
+    <w:basedOn w:val="a3"/>
+    <w:link w:val="36"/>
+    <w:uiPriority w:val="99"/>
+    <w:semiHidden/>
+    <w:rsid w:val="005B6CC6"/>
+    <w:rPr>
+      <w:sz w:val="16"/>
+      <w:szCs w:val="16"/>
+    </w:rPr>
+  </w:style>
+  <w:style w:type="paragraph" w:styleId="aff5">
+    <w:name w:val="table of figures"/>
+    <w:basedOn w:val="a2"/>
+    <w:next w:val="a2"/>
+    <w:uiPriority w:val="99"/>
+    <w:semiHidden/>
+    <w:unhideWhenUsed/>
+    <w:rsid w:val="005B6CC6"/>
+    <w:pPr>
+      <w:spacing w:after="0"/>
+    </w:pPr>
+  </w:style>
+  <w:style w:type="paragraph" w:styleId="aff6">
+    <w:name w:val="Signature"/>
+    <w:basedOn w:val="a2"/>
+    <w:link w:val="aff7"/>
+    <w:uiPriority w:val="99"/>
+    <w:semiHidden/>
+    <w:unhideWhenUsed/>
+    <w:rsid w:val="005B6CC6"/>
+    <w:pPr>
+      <w:spacing w:after="0" w:line="240" w:lineRule="auto"/>
+      <w:ind w:left="4252"/>
+    </w:pPr>
+  </w:style>
+  <w:style w:type="character" w:customStyle="1" w:styleId="aff7">
+    <w:name w:val="Подпись Знак"/>
+    <w:basedOn w:val="a3"/>
+    <w:link w:val="aff6"/>
+    <w:uiPriority w:val="99"/>
+    <w:semiHidden/>
+    <w:rsid w:val="005B6CC6"/>
+  </w:style>
+  <w:style w:type="paragraph" w:styleId="aff8">
+    <w:name w:val="Salutation"/>
+    <w:basedOn w:val="a2"/>
+    <w:next w:val="a2"/>
+    <w:link w:val="aff9"/>
+    <w:uiPriority w:val="99"/>
+    <w:semiHidden/>
+    <w:unhideWhenUsed/>
+    <w:rsid w:val="005B6CC6"/>
+  </w:style>
+  <w:style w:type="character" w:customStyle="1" w:styleId="aff9">
+    <w:name w:val="Приветствие Знак"/>
+    <w:basedOn w:val="a3"/>
+    <w:link w:val="aff8"/>
+    <w:uiPriority w:val="99"/>
+    <w:semiHidden/>
+    <w:rsid w:val="005B6CC6"/>
+  </w:style>
+  <w:style w:type="paragraph" w:styleId="affa">
+    <w:name w:val="List Continue"/>
+    <w:basedOn w:val="a2"/>
+    <w:uiPriority w:val="99"/>
+    <w:semiHidden/>
+    <w:unhideWhenUsed/>
+    <w:rsid w:val="005B6CC6"/>
+    <w:pPr>
+      <w:spacing w:after="120"/>
+      <w:ind w:left="283"/>
+      <w:contextualSpacing/>
+    </w:pPr>
+  </w:style>
+  <w:style w:type="paragraph" w:styleId="2d">
+    <w:name w:val="List Continue 2"/>
+    <w:basedOn w:val="a2"/>
+    <w:uiPriority w:val="99"/>
+    <w:semiHidden/>
+    <w:unhideWhenUsed/>
+    <w:rsid w:val="005B6CC6"/>
+    <w:pPr>
+      <w:spacing w:after="120"/>
+      <w:ind w:left="566"/>
+      <w:contextualSpacing/>
+    </w:pPr>
+  </w:style>
+  <w:style w:type="paragraph" w:styleId="38">
+    <w:name w:val="List Continue 3"/>
+    <w:basedOn w:val="a2"/>
+    <w:uiPriority w:val="99"/>
+    <w:semiHidden/>
+    <w:unhideWhenUsed/>
+    <w:rsid w:val="005B6CC6"/>
+    <w:pPr>
+      <w:spacing w:after="120"/>
+      <w:ind w:left="849"/>
+      <w:contextualSpacing/>
+    </w:pPr>
+  </w:style>
+  <w:style w:type="paragraph" w:styleId="44">
+    <w:name w:val="List Continue 4"/>
+    <w:basedOn w:val="a2"/>
+    <w:uiPriority w:val="99"/>
+    <w:semiHidden/>
+    <w:unhideWhenUsed/>
+    <w:rsid w:val="005B6CC6"/>
+    <w:pPr>
+      <w:spacing w:after="120"/>
+      <w:ind w:left="1132"/>
+      <w:contextualSpacing/>
+    </w:pPr>
+  </w:style>
+  <w:style w:type="paragraph" w:styleId="54">
+    <w:name w:val="List Continue 5"/>
+    <w:basedOn w:val="a2"/>
+    <w:uiPriority w:val="99"/>
+    <w:semiHidden/>
+    <w:unhideWhenUsed/>
+    <w:rsid w:val="005B6CC6"/>
+    <w:pPr>
+      <w:spacing w:after="120"/>
+      <w:ind w:left="1415"/>
+      <w:contextualSpacing/>
+    </w:pPr>
+  </w:style>
+  <w:style w:type="paragraph" w:styleId="affb">
+    <w:name w:val="Closing"/>
+    <w:basedOn w:val="a2"/>
+    <w:link w:val="affc"/>
+    <w:uiPriority w:val="99"/>
+    <w:semiHidden/>
+    <w:unhideWhenUsed/>
+    <w:rsid w:val="005B6CC6"/>
+    <w:pPr>
+      <w:spacing w:after="0" w:line="240" w:lineRule="auto"/>
+      <w:ind w:left="4252"/>
+    </w:pPr>
+  </w:style>
+  <w:style w:type="character" w:customStyle="1" w:styleId="affc">
+    <w:name w:val="Прощание Знак"/>
+    <w:basedOn w:val="a3"/>
+    <w:link w:val="affb"/>
+    <w:uiPriority w:val="99"/>
+    <w:semiHidden/>
+    <w:rsid w:val="005B6CC6"/>
+  </w:style>
+  <w:style w:type="paragraph" w:styleId="affd">
+    <w:name w:val="List"/>
+    <w:basedOn w:val="a2"/>
+    <w:uiPriority w:val="99"/>
+    <w:semiHidden/>
+    <w:unhideWhenUsed/>
+    <w:rsid w:val="005B6CC6"/>
+    <w:pPr>
+      <w:ind w:left="283" w:hanging="283"/>
+      <w:contextualSpacing/>
+    </w:pPr>
+  </w:style>
+  <w:style w:type="paragraph" w:styleId="2e">
+    <w:name w:val="List 2"/>
+    <w:basedOn w:val="a2"/>
+    <w:uiPriority w:val="99"/>
+    <w:semiHidden/>
+    <w:unhideWhenUsed/>
+    <w:rsid w:val="005B6CC6"/>
+    <w:pPr>
+      <w:ind w:left="566" w:hanging="283"/>
+      <w:contextualSpacing/>
+    </w:pPr>
+  </w:style>
+  <w:style w:type="paragraph" w:styleId="39">
+    <w:name w:val="List 3"/>
+    <w:basedOn w:val="a2"/>
+    <w:uiPriority w:val="99"/>
+    <w:semiHidden/>
+    <w:unhideWhenUsed/>
+    <w:rsid w:val="005B6CC6"/>
+    <w:pPr>
+      <w:ind w:left="849" w:hanging="283"/>
+      <w:contextualSpacing/>
+    </w:pPr>
+  </w:style>
+  <w:style w:type="paragraph" w:styleId="45">
+    <w:name w:val="List 4"/>
+    <w:basedOn w:val="a2"/>
+    <w:uiPriority w:val="99"/>
+    <w:semiHidden/>
+    <w:unhideWhenUsed/>
+    <w:rsid w:val="005B6CC6"/>
+    <w:pPr>
+      <w:ind w:left="1132" w:hanging="283"/>
+      <w:contextualSpacing/>
+    </w:pPr>
+  </w:style>
+  <w:style w:type="paragraph" w:styleId="55">
+    <w:name w:val="List 5"/>
+    <w:basedOn w:val="a2"/>
+    <w:uiPriority w:val="99"/>
+    <w:semiHidden/>
+    <w:unhideWhenUsed/>
+    <w:rsid w:val="005B6CC6"/>
+    <w:pPr>
+      <w:ind w:left="1415" w:hanging="283"/>
+      <w:contextualSpacing/>
+    </w:pPr>
+  </w:style>
+  <w:style w:type="paragraph" w:styleId="affe">
+    <w:name w:val="Bibliography"/>
+    <w:basedOn w:val="a2"/>
+    <w:next w:val="a2"/>
+    <w:uiPriority w:val="37"/>
+    <w:semiHidden/>
+    <w:unhideWhenUsed/>
+    <w:rsid w:val="005B6CC6"/>
+  </w:style>
+  <w:style w:type="paragraph" w:styleId="HTML1">
+    <w:name w:val="HTML Preformatted"/>
+    <w:basedOn w:val="a2"/>
+    <w:link w:val="HTML2"/>
+    <w:uiPriority w:val="99"/>
+    <w:semiHidden/>
+    <w:unhideWhenUsed/>
+    <w:rsid w:val="005B6CC6"/>
+    <w:pPr>
+      <w:spacing w:after="0" w:line="240" w:lineRule="auto"/>
+    </w:pPr>
+    <w:rPr>
+      <w:rFonts w:ascii="Consolas" w:hAnsi="Consolas"/>
+      <w:sz w:val="20"/>
+      <w:szCs w:val="20"/>
+    </w:rPr>
+  </w:style>
+  <w:style w:type="character" w:customStyle="1" w:styleId="HTML2">
+    <w:name w:val="Стандартный HTML Знак"/>
+    <w:basedOn w:val="a3"/>
+    <w:link w:val="HTML1"/>
+    <w:uiPriority w:val="99"/>
+    <w:semiHidden/>
+    <w:rsid w:val="005B6CC6"/>
+    <w:rPr>
+      <w:rFonts w:ascii="Consolas" w:hAnsi="Consolas"/>
+      <w:sz w:val="20"/>
+      <w:szCs w:val="20"/>
+    </w:rPr>
+  </w:style>
+  <w:style w:type="paragraph" w:styleId="afff">
+    <w:name w:val="Document Map"/>
+    <w:basedOn w:val="a2"/>
+    <w:link w:val="afff0"/>
+    <w:uiPriority w:val="99"/>
+    <w:semiHidden/>
+    <w:unhideWhenUsed/>
+    <w:rsid w:val="005B6CC6"/>
+    <w:pPr>
+      <w:spacing w:after="0" w:line="240" w:lineRule="auto"/>
+    </w:pPr>
+    <w:rPr>
+      <w:rFonts w:ascii="Segoe UI" w:hAnsi="Segoe UI" w:cs="Segoe UI"/>
+      <w:sz w:val="16"/>
+      <w:szCs w:val="16"/>
+    </w:rPr>
+  </w:style>
+  <w:style w:type="character" w:customStyle="1" w:styleId="afff0">
+    <w:name w:val="Схема документа Знак"/>
+    <w:basedOn w:val="a3"/>
+    <w:link w:val="afff"/>
+    <w:uiPriority w:val="99"/>
+    <w:semiHidden/>
+    <w:rsid w:val="005B6CC6"/>
+    <w:rPr>
+      <w:rFonts w:ascii="Segoe UI" w:hAnsi="Segoe UI" w:cs="Segoe UI"/>
+      <w:sz w:val="16"/>
+      <w:szCs w:val="16"/>
+    </w:rPr>
+  </w:style>
+  <w:style w:type="paragraph" w:styleId="afff1">
+    <w:name w:val="table of authorities"/>
+    <w:basedOn w:val="a2"/>
+    <w:next w:val="a2"/>
+    <w:uiPriority w:val="99"/>
+    <w:semiHidden/>
+    <w:unhideWhenUsed/>
+    <w:rsid w:val="005B6CC6"/>
+    <w:pPr>
+      <w:spacing w:after="0"/>
+      <w:ind w:left="220" w:hanging="220"/>
+    </w:pPr>
+  </w:style>
+  <w:style w:type="paragraph" w:styleId="afff2">
+    <w:name w:val="Plain Text"/>
+    <w:basedOn w:val="a2"/>
+    <w:link w:val="afff3"/>
+    <w:uiPriority w:val="99"/>
+    <w:semiHidden/>
+    <w:unhideWhenUsed/>
+    <w:rsid w:val="005B6CC6"/>
+    <w:pPr>
+      <w:spacing w:after="0" w:line="240" w:lineRule="auto"/>
+    </w:pPr>
+    <w:rPr>
+      <w:rFonts w:ascii="Consolas" w:hAnsi="Consolas"/>
+      <w:sz w:val="21"/>
+      <w:szCs w:val="21"/>
+    </w:rPr>
+  </w:style>
+  <w:style w:type="character" w:customStyle="1" w:styleId="afff3">
+    <w:name w:val="Текст Знак"/>
+    <w:basedOn w:val="a3"/>
+    <w:link w:val="afff2"/>
+    <w:uiPriority w:val="99"/>
+    <w:semiHidden/>
+    <w:rsid w:val="005B6CC6"/>
+    <w:rPr>
+      <w:rFonts w:ascii="Consolas" w:hAnsi="Consolas"/>
+      <w:sz w:val="21"/>
+      <w:szCs w:val="21"/>
+    </w:rPr>
+  </w:style>
+  <w:style w:type="paragraph" w:styleId="afff4">
+    <w:name w:val="Balloon Text"/>
+    <w:basedOn w:val="a2"/>
+    <w:link w:val="afff5"/>
+    <w:uiPriority w:val="99"/>
+    <w:semiHidden/>
+    <w:unhideWhenUsed/>
+    <w:rsid w:val="005B6CC6"/>
+    <w:pPr>
+      <w:spacing w:after="0" w:line="240" w:lineRule="auto"/>
+    </w:pPr>
+    <w:rPr>
+      <w:rFonts w:ascii="Segoe UI" w:hAnsi="Segoe UI" w:cs="Segoe UI"/>
+      <w:sz w:val="18"/>
+      <w:szCs w:val="18"/>
+    </w:rPr>
+  </w:style>
+  <w:style w:type="character" w:customStyle="1" w:styleId="afff5">
+    <w:name w:val="Текст выноски Знак"/>
+    <w:basedOn w:val="a3"/>
+    <w:link w:val="afff4"/>
+    <w:uiPriority w:val="99"/>
+    <w:semiHidden/>
+    <w:rsid w:val="005B6CC6"/>
+    <w:rPr>
+      <w:rFonts w:ascii="Segoe UI" w:hAnsi="Segoe UI" w:cs="Segoe UI"/>
+      <w:sz w:val="18"/>
+      <w:szCs w:val="18"/>
+    </w:rPr>
+  </w:style>
+  <w:style w:type="paragraph" w:styleId="afff6">
+    <w:name w:val="endnote text"/>
+    <w:basedOn w:val="a2"/>
+    <w:link w:val="afff7"/>
+    <w:uiPriority w:val="99"/>
+    <w:semiHidden/>
+    <w:unhideWhenUsed/>
+    <w:rsid w:val="005B6CC6"/>
+    <w:pPr>
+      <w:spacing w:after="0" w:line="240" w:lineRule="auto"/>
+    </w:pPr>
+    <w:rPr>
+      <w:sz w:val="20"/>
+      <w:szCs w:val="20"/>
+    </w:rPr>
+  </w:style>
+  <w:style w:type="character" w:customStyle="1" w:styleId="afff7">
+    <w:name w:val="Текст концевой сноски Знак"/>
+    <w:basedOn w:val="a3"/>
+    <w:link w:val="afff6"/>
+    <w:uiPriority w:val="99"/>
+    <w:semiHidden/>
+    <w:rsid w:val="005B6CC6"/>
+    <w:rPr>
+      <w:sz w:val="20"/>
+      <w:szCs w:val="20"/>
+    </w:rPr>
+  </w:style>
+  <w:style w:type="paragraph" w:styleId="afff8">
+    <w:name w:val="macro"/>
+    <w:link w:val="afff9"/>
+    <w:uiPriority w:val="99"/>
+    <w:semiHidden/>
+    <w:unhideWhenUsed/>
+    <w:rsid w:val="005B6CC6"/>
+    <w:pPr>
+      <w:tabs>
+        <w:tab w:val="left" w:pos="480"/>
+        <w:tab w:val="left" w:pos="960"/>
+        <w:tab w:val="left" w:pos="1440"/>
+        <w:tab w:val="left" w:pos="1920"/>
+        <w:tab w:val="left" w:pos="2400"/>
+        <w:tab w:val="left" w:pos="2880"/>
+        <w:tab w:val="left" w:pos="3360"/>
+        <w:tab w:val="left" w:pos="3840"/>
+        <w:tab w:val="left" w:pos="4320"/>
+      </w:tabs>
+      <w:spacing w:after="0"/>
+    </w:pPr>
+    <w:rPr>
+      <w:rFonts w:ascii="Consolas" w:hAnsi="Consolas"/>
+      <w:sz w:val="20"/>
+      <w:szCs w:val="20"/>
+    </w:rPr>
+  </w:style>
+  <w:style w:type="character" w:customStyle="1" w:styleId="afff9">
+    <w:name w:val="Текст макроса Знак"/>
+    <w:basedOn w:val="a3"/>
+    <w:link w:val="afff8"/>
+    <w:uiPriority w:val="99"/>
+    <w:semiHidden/>
+    <w:rsid w:val="005B6CC6"/>
+    <w:rPr>
+      <w:rFonts w:ascii="Consolas" w:hAnsi="Consolas"/>
+      <w:sz w:val="20"/>
+      <w:szCs w:val="20"/>
+    </w:rPr>
+  </w:style>
+  <w:style w:type="paragraph" w:styleId="afffa">
+    <w:name w:val="annotation text"/>
+    <w:basedOn w:val="a2"/>
+    <w:link w:val="afffb"/>
+    <w:uiPriority w:val="99"/>
+    <w:semiHidden/>
+    <w:unhideWhenUsed/>
+    <w:rsid w:val="005B6CC6"/>
+    <w:pPr>
+      <w:spacing w:line="240" w:lineRule="auto"/>
+    </w:pPr>
+    <w:rPr>
+      <w:sz w:val="20"/>
+      <w:szCs w:val="20"/>
+    </w:rPr>
+  </w:style>
+  <w:style w:type="character" w:customStyle="1" w:styleId="afffb">
+    <w:name w:val="Текст примечания Знак"/>
+    <w:basedOn w:val="a3"/>
+    <w:link w:val="afffa"/>
+    <w:uiPriority w:val="99"/>
+    <w:semiHidden/>
+    <w:rsid w:val="005B6CC6"/>
+    <w:rPr>
+      <w:sz w:val="20"/>
+      <w:szCs w:val="20"/>
+    </w:rPr>
+  </w:style>
+  <w:style w:type="paragraph" w:styleId="afffc">
+    <w:name w:val="footnote text"/>
+    <w:basedOn w:val="a2"/>
+    <w:link w:val="afffd"/>
+    <w:uiPriority w:val="99"/>
+    <w:semiHidden/>
+    <w:unhideWhenUsed/>
+    <w:rsid w:val="005B6CC6"/>
+    <w:pPr>
+      <w:spacing w:after="0" w:line="240" w:lineRule="auto"/>
+    </w:pPr>
+    <w:rPr>
+      <w:sz w:val="20"/>
+      <w:szCs w:val="20"/>
+    </w:rPr>
+  </w:style>
+  <w:style w:type="character" w:customStyle="1" w:styleId="afffd">
+    <w:name w:val="Текст сноски Знак"/>
+    <w:basedOn w:val="a3"/>
+    <w:link w:val="afffc"/>
+    <w:uiPriority w:val="99"/>
+    <w:semiHidden/>
+    <w:rsid w:val="005B6CC6"/>
+    <w:rPr>
+      <w:sz w:val="20"/>
+      <w:szCs w:val="20"/>
+    </w:rPr>
+  </w:style>
+  <w:style w:type="paragraph" w:styleId="afffe">
+    <w:name w:val="annotation subject"/>
+    <w:basedOn w:val="afffa"/>
+    <w:next w:val="afffa"/>
+    <w:link w:val="affff"/>
+    <w:uiPriority w:val="99"/>
+    <w:semiHidden/>
+    <w:unhideWhenUsed/>
+    <w:rsid w:val="005B6CC6"/>
+    <w:rPr>
+      <w:b/>
+      <w:bCs/>
+    </w:rPr>
+  </w:style>
+  <w:style w:type="character" w:customStyle="1" w:styleId="affff">
+    <w:name w:val="Тема примечания Знак"/>
+    <w:basedOn w:val="afffb"/>
+    <w:link w:val="afffe"/>
+    <w:uiPriority w:val="99"/>
+    <w:semiHidden/>
+    <w:rsid w:val="005B6CC6"/>
+    <w:rPr>
+      <w:b/>
+      <w:bCs/>
+      <w:sz w:val="20"/>
+      <w:szCs w:val="20"/>
+    </w:rPr>
+  </w:style>
+  <w:style w:type="paragraph" w:styleId="12">
+    <w:name w:val="index 1"/>
+    <w:basedOn w:val="a2"/>
+    <w:next w:val="a2"/>
+    <w:autoRedefine/>
+    <w:uiPriority w:val="99"/>
+    <w:semiHidden/>
+    <w:unhideWhenUsed/>
+    <w:rsid w:val="005B6CC6"/>
+    <w:pPr>
+      <w:spacing w:after="0" w:line="240" w:lineRule="auto"/>
+      <w:ind w:left="220" w:hanging="220"/>
+    </w:pPr>
+  </w:style>
+  <w:style w:type="paragraph" w:styleId="affff0">
+    <w:name w:val="index heading"/>
+    <w:basedOn w:val="a2"/>
+    <w:next w:val="12"/>
+    <w:uiPriority w:val="99"/>
+    <w:semiHidden/>
+    <w:unhideWhenUsed/>
+    <w:rsid w:val="005B6CC6"/>
+    <w:rPr>
+      <w:rFonts w:asciiTheme="majorHAnsi" w:eastAsiaTheme="majorEastAsia" w:hAnsiTheme="majorHAnsi" w:cstheme="majorBidi"/>
+      <w:b/>
+      <w:bCs/>
+    </w:rPr>
+  </w:style>
+  <w:style w:type="paragraph" w:styleId="2f">
+    <w:name w:val="index 2"/>
+    <w:basedOn w:val="a2"/>
+    <w:next w:val="a2"/>
+    <w:autoRedefine/>
+    <w:uiPriority w:val="99"/>
+    <w:semiHidden/>
+    <w:unhideWhenUsed/>
+    <w:rsid w:val="005B6CC6"/>
+    <w:pPr>
+      <w:spacing w:after="0" w:line="240" w:lineRule="auto"/>
+      <w:ind w:left="440" w:hanging="220"/>
+    </w:pPr>
+  </w:style>
+  <w:style w:type="paragraph" w:styleId="3a">
+    <w:name w:val="index 3"/>
+    <w:basedOn w:val="a2"/>
+    <w:next w:val="a2"/>
+    <w:autoRedefine/>
+    <w:uiPriority w:val="99"/>
+    <w:semiHidden/>
+    <w:unhideWhenUsed/>
+    <w:rsid w:val="005B6CC6"/>
+    <w:pPr>
+      <w:spacing w:after="0" w:line="240" w:lineRule="auto"/>
+      <w:ind w:left="660" w:hanging="220"/>
+    </w:pPr>
+  </w:style>
+  <w:style w:type="paragraph" w:styleId="46">
+    <w:name w:val="index 4"/>
+    <w:basedOn w:val="a2"/>
+    <w:next w:val="a2"/>
+    <w:autoRedefine/>
+    <w:uiPriority w:val="99"/>
+    <w:semiHidden/>
+    <w:unhideWhenUsed/>
+    <w:rsid w:val="005B6CC6"/>
+    <w:pPr>
+      <w:spacing w:after="0" w:line="240" w:lineRule="auto"/>
+      <w:ind w:left="880" w:hanging="220"/>
+    </w:pPr>
+  </w:style>
+  <w:style w:type="paragraph" w:styleId="56">
+    <w:name w:val="index 5"/>
+    <w:basedOn w:val="a2"/>
+    <w:next w:val="a2"/>
+    <w:autoRedefine/>
+    <w:uiPriority w:val="99"/>
+    <w:semiHidden/>
+    <w:unhideWhenUsed/>
+    <w:rsid w:val="005B6CC6"/>
+    <w:pPr>
+      <w:spacing w:after="0" w:line="240" w:lineRule="auto"/>
+      <w:ind w:left="1100" w:hanging="220"/>
+    </w:pPr>
+  </w:style>
+  <w:style w:type="paragraph" w:styleId="62">
+    <w:name w:val="index 6"/>
+    <w:basedOn w:val="a2"/>
+    <w:next w:val="a2"/>
+    <w:autoRedefine/>
+    <w:uiPriority w:val="99"/>
+    <w:semiHidden/>
+    <w:unhideWhenUsed/>
+    <w:rsid w:val="005B6CC6"/>
+    <w:pPr>
+      <w:spacing w:after="0" w:line="240" w:lineRule="auto"/>
+      <w:ind w:left="1320" w:hanging="220"/>
+    </w:pPr>
+  </w:style>
+  <w:style w:type="paragraph" w:styleId="72">
+    <w:name w:val="index 7"/>
+    <w:basedOn w:val="a2"/>
+    <w:next w:val="a2"/>
+    <w:autoRedefine/>
+    <w:uiPriority w:val="99"/>
+    <w:semiHidden/>
+    <w:unhideWhenUsed/>
+    <w:rsid w:val="005B6CC6"/>
+    <w:pPr>
+      <w:spacing w:after="0" w:line="240" w:lineRule="auto"/>
+      <w:ind w:left="1540" w:hanging="220"/>
+    </w:pPr>
+  </w:style>
+  <w:style w:type="paragraph" w:styleId="82">
+    <w:name w:val="index 8"/>
+    <w:basedOn w:val="a2"/>
+    <w:next w:val="a2"/>
+    <w:autoRedefine/>
+    <w:uiPriority w:val="99"/>
+    <w:semiHidden/>
+    <w:unhideWhenUsed/>
+    <w:rsid w:val="005B6CC6"/>
+    <w:pPr>
+      <w:spacing w:after="0" w:line="240" w:lineRule="auto"/>
+      <w:ind w:left="1760" w:hanging="220"/>
+    </w:pPr>
+  </w:style>
+  <w:style w:type="paragraph" w:styleId="92">
+    <w:name w:val="index 9"/>
+    <w:basedOn w:val="a2"/>
+    <w:next w:val="a2"/>
+    <w:autoRedefine/>
+    <w:uiPriority w:val="99"/>
+    <w:semiHidden/>
+    <w:unhideWhenUsed/>
+    <w:rsid w:val="005B6CC6"/>
+    <w:pPr>
+      <w:spacing w:after="0" w:line="240" w:lineRule="auto"/>
+      <w:ind w:left="1980" w:hanging="220"/>
+    </w:pPr>
+  </w:style>
+  <w:style w:type="paragraph" w:styleId="affff1">
+    <w:name w:val="Block Text"/>
+    <w:basedOn w:val="a2"/>
+    <w:uiPriority w:val="99"/>
+    <w:semiHidden/>
+    <w:unhideWhenUsed/>
+    <w:rsid w:val="005B6CC6"/>
+    <w:pPr>
+      <w:pBdr>
+        <w:top w:val="single" w:sz="2" w:space="10" w:color="4472C4" w:themeColor="accent1"/>
+        <w:left w:val="single" w:sz="2" w:space="10" w:color="4472C4" w:themeColor="accent1"/>
+        <w:bottom w:val="single" w:sz="2" w:space="10" w:color="4472C4" w:themeColor="accent1"/>
+        <w:right w:val="single" w:sz="2" w:space="10" w:color="4472C4" w:themeColor="accent1"/>
+      </w:pBdr>
+      <w:ind w:left="1152" w:right="1152"/>
+    </w:pPr>
+    <w:rPr>
+      <w:rFonts w:eastAsiaTheme="minorEastAsia"/>
+      <w:i/>
+      <w:iCs/>
+      <w:color w:val="4472C4" w:themeColor="accent1"/>
+    </w:rPr>
+  </w:style>
+  <w:style w:type="paragraph" w:styleId="affff2">
+    <w:name w:val="Message Header"/>
+    <w:basedOn w:val="a2"/>
+    <w:link w:val="affff3"/>
+    <w:uiPriority w:val="99"/>
+    <w:semiHidden/>
+    <w:unhideWhenUsed/>
+    <w:rsid w:val="005B6CC6"/>
+    <w:pPr>
+      <w:pBdr>
+        <w:top w:val="single" w:sz="6" w:space="1" w:color="auto"/>
+        <w:left w:val="single" w:sz="6" w:space="1" w:color="auto"/>
+        <w:bottom w:val="single" w:sz="6" w:space="1" w:color="auto"/>
+        <w:right w:val="single" w:sz="6" w:space="1" w:color="auto"/>
+      </w:pBdr>
+      <w:shd w:val="pct20" w:color="auto" w:fill="auto"/>
+      <w:spacing w:after="0" w:line="240" w:lineRule="auto"/>
+      <w:ind w:left="1134" w:hanging="1134"/>
+    </w:pPr>
+    <w:rPr>
+      <w:rFonts w:asciiTheme="majorHAnsi" w:eastAsiaTheme="majorEastAsia" w:hAnsiTheme="majorHAnsi" w:cstheme="majorBidi"/>
+      <w:sz w:val="24"/>
+      <w:szCs w:val="24"/>
+    </w:rPr>
+  </w:style>
+  <w:style w:type="character" w:customStyle="1" w:styleId="affff3">
+    <w:name w:val="Шапка Знак"/>
+    <w:basedOn w:val="a3"/>
+    <w:link w:val="affff2"/>
+    <w:uiPriority w:val="99"/>
+    <w:semiHidden/>
+    <w:rsid w:val="005B6CC6"/>
+    <w:rPr>
+      <w:rFonts w:asciiTheme="majorHAnsi" w:eastAsiaTheme="majorEastAsia" w:hAnsiTheme="majorHAnsi" w:cstheme="majorBidi"/>
+      <w:sz w:val="24"/>
+      <w:szCs w:val="24"/>
+      <w:shd w:val="pct20" w:color="auto" w:fill="auto"/>
+    </w:rPr>
+  </w:style>
+  <w:style w:type="paragraph" w:styleId="affff4">
+    <w:name w:val="E-mail Signature"/>
+    <w:basedOn w:val="a2"/>
+    <w:link w:val="affff5"/>
+    <w:uiPriority w:val="99"/>
+    <w:semiHidden/>
+    <w:unhideWhenUsed/>
+    <w:rsid w:val="005B6CC6"/>
+    <w:pPr>
+      <w:spacing w:after="0" w:line="240" w:lineRule="auto"/>
+    </w:pPr>
+  </w:style>
+  <w:style w:type="character" w:customStyle="1" w:styleId="affff5">
+    <w:name w:val="Электронная подпись Знак"/>
+    <w:basedOn w:val="a3"/>
+    <w:link w:val="affff4"/>
+    <w:uiPriority w:val="99"/>
+    <w:semiHidden/>
+    <w:rsid w:val="005B6CC6"/>
   </w:style>
 </w:styles>
 </file>
@@ -15393,7 +16794,7 @@
 </file>
 
 <file path=customXml/itemProps1.xml><?xml version="1.0" encoding="utf-8"?>
-<ds:datastoreItem xmlns:ds="http://schemas.openxmlformats.org/officeDocument/2006/customXml" ds:itemID="{A332E5E1-263E-4638-A352-63F955665DF1}">
+<ds:datastoreItem xmlns:ds="http://schemas.openxmlformats.org/officeDocument/2006/customXml" ds:itemID="{E5DEA57C-2DA5-4389-A88B-CFEEBB14A334}">
   <ds:schemaRefs>
     <ds:schemaRef ds:uri="http://schemas.openxmlformats.org/officeDocument/2006/bibliography"/>
   </ds:schemaRefs>
